--- a/Samples/Meetings/Business Meetings Essentials for Businesspeople.docx
+++ b/Samples/Meetings/Business Meetings Essentials for Businesspeople.docx
@@ -1,6 +1,6 @@
 
 <file path=word/document.xml><?xml version="1.0" encoding="utf-8"?>
-<w:document xmlns:wpc="http://schemas.microsoft.com/office/word/2010/wordprocessingCanvas" xmlns:cx="http://schemas.microsoft.com/office/drawing/2014/chartex" xmlns:cx1="http://schemas.microsoft.com/office/drawing/2015/9/8/chartex" xmlns:cx2="http://schemas.microsoft.com/office/drawing/2015/10/21/chartex" xmlns:cx3="http://schemas.microsoft.com/office/drawing/2016/5/9/chartex" xmlns:cx4="http://schemas.microsoft.com/office/drawing/2016/5/10/chartex" xmlns:cx5="http://schemas.microsoft.com/office/drawing/2016/5/11/chartex" xmlns:cx6="http://schemas.microsoft.com/office/drawing/2016/5/12/chartex" xmlns:cx7="http://schemas.microsoft.com/office/drawing/2016/5/13/chartex" xmlns:cx8="http://schemas.microsoft.com/office/drawing/2016/5/14/chartex" xmlns:mc="http://schemas.openxmlformats.org/markup-compatibility/2006" xmlns:aink="http://schemas.microsoft.com/office/drawing/2016/ink" xmlns:am3d="http://schemas.microsoft.com/office/drawing/2017/model3d" xmlns:o="urn:schemas-microsoft-com:office:office" xmlns:r="http://schemas.openxmlformats.org/officeDocument/2006/relationships" xmlns:m="http://schemas.openxmlformats.org/officeDocument/2006/math" xmlns:v="urn:schemas-microsoft-com:vml" xmlns:wp14="http://schemas.microsoft.com/office/word/2010/wordprocessingDrawing" xmlns:wp="http://schemas.openxmlformats.org/drawingml/2006/wordprocessingDrawing" xmlns:w10="urn:schemas-microsoft-com:office:word" xmlns:w="http://schemas.openxmlformats.org/wordprocessingml/2006/main" xmlns:w14="http://schemas.microsoft.com/office/word/2010/wordml" xmlns:w15="http://schemas.microsoft.com/office/word/2012/wordml" xmlns:w16cid="http://schemas.microsoft.com/office/word/2016/wordml/cid" xmlns:w16se="http://schemas.microsoft.com/office/word/2015/wordml/symex" xmlns:wpg="http://schemas.microsoft.com/office/word/2010/wordprocessingGroup" xmlns:wpi="http://schemas.microsoft.com/office/word/2010/wordprocessingInk" xmlns:wne="http://schemas.microsoft.com/office/word/2006/wordml" xmlns:wps="http://schemas.microsoft.com/office/word/2010/wordprocessingShape" mc:Ignorable="w14 w15 w16se w16cid wp14">
+<w:document xmlns:wpc="http://schemas.microsoft.com/office/word/2010/wordprocessingCanvas" xmlns:cx="http://schemas.microsoft.com/office/drawing/2014/chartex" xmlns:cx1="http://schemas.microsoft.com/office/drawing/2015/9/8/chartex" xmlns:cx2="http://schemas.microsoft.com/office/drawing/2015/10/21/chartex" xmlns:cx3="http://schemas.microsoft.com/office/drawing/2016/5/9/chartex" xmlns:cx4="http://schemas.microsoft.com/office/drawing/2016/5/10/chartex" xmlns:cx5="http://schemas.microsoft.com/office/drawing/2016/5/11/chartex" xmlns:cx6="http://schemas.microsoft.com/office/drawing/2016/5/12/chartex" xmlns:cx7="http://schemas.microsoft.com/office/drawing/2016/5/13/chartex" xmlns:cx8="http://schemas.microsoft.com/office/drawing/2016/5/14/chartex" xmlns:mc="http://schemas.openxmlformats.org/markup-compatibility/2006" xmlns:aink="http://schemas.microsoft.com/office/drawing/2016/ink" xmlns:am3d="http://schemas.microsoft.com/office/drawing/2017/model3d" xmlns:o="urn:schemas-microsoft-com:office:office" xmlns:oel="http://schemas.microsoft.com/office/2019/extlst" xmlns:r="http://schemas.openxmlformats.org/officeDocument/2006/relationships" xmlns:m="http://schemas.openxmlformats.org/officeDocument/2006/math" xmlns:v="urn:schemas-microsoft-com:vml" xmlns:wp14="http://schemas.microsoft.com/office/word/2010/wordprocessingDrawing" xmlns:wp="http://schemas.openxmlformats.org/drawingml/2006/wordprocessingDrawing" xmlns:w10="urn:schemas-microsoft-com:office:word" xmlns:w="http://schemas.openxmlformats.org/wordprocessingml/2006/main" xmlns:w14="http://schemas.microsoft.com/office/word/2010/wordml" xmlns:w15="http://schemas.microsoft.com/office/word/2012/wordml" xmlns:w16cex="http://schemas.microsoft.com/office/word/2018/wordml/cex" xmlns:w16cid="http://schemas.microsoft.com/office/word/2016/wordml/cid" xmlns:w16="http://schemas.microsoft.com/office/word/2018/wordml" xmlns:w16du="http://schemas.microsoft.com/office/word/2023/wordml/word16du" xmlns:w16sdtdh="http://schemas.microsoft.com/office/word/2020/wordml/sdtdatahash" xmlns:w16sdtfl="http://schemas.microsoft.com/office/word/2024/wordml/sdtformatlock" xmlns:w16se="http://schemas.microsoft.com/office/word/2015/wordml/symex" xmlns:wpg="http://schemas.microsoft.com/office/word/2010/wordprocessingGroup" xmlns:wpi="http://schemas.microsoft.com/office/word/2010/wordprocessingInk" xmlns:wne="http://schemas.microsoft.com/office/word/2006/wordml" xmlns:wps="http://schemas.microsoft.com/office/word/2010/wordprocessingShape" mc:Ignorable="w14 w15 w16se w16cid w16 w16cex w16sdtdh w16sdtfl w16du wp14">
   <w:body>
     <w:p>
       <w:pPr>
@@ -18,12 +18,10 @@
           <w:szCs w:val="72"/>
         </w:rPr>
       </w:pPr>
-      <w:bookmarkStart w:id="0" w:name="_GoBack"/>
-      <w:bookmarkEnd w:id="0"/>
     </w:p>
     <w:p>
       <w:pPr>
-        <w:pStyle w:val="af2"/>
+        <w:pStyle w:val="ListParagraph"/>
         <w:widowControl/>
         <w:tabs>
           <w:tab w:val="decimal" w:pos="8287"/>
@@ -41,7 +39,7 @@
       </w:pPr>
       <w:r>
         <w:rPr>
-          <w:rFonts w:ascii="Arial" w:eastAsia="ＭＳ Ｐゴシック" w:hAnsi="Arial" w:cs="Arial"/>
+          <w:rFonts w:ascii="Arial" w:eastAsia="MS PGothic" w:hAnsi="Arial" w:cs="Arial"/>
           <w:b/>
           <w:bCs/>
           <w:noProof/>
@@ -114,7 +112,7 @@
     </w:p>
     <w:p>
       <w:pPr>
-        <w:pStyle w:val="af2"/>
+        <w:pStyle w:val="ListParagraph"/>
         <w:widowControl/>
         <w:tabs>
           <w:tab w:val="decimal" w:pos="8287"/>
@@ -133,7 +131,7 @@
     </w:p>
     <w:p>
       <w:pPr>
-        <w:pStyle w:val="af2"/>
+        <w:pStyle w:val="ListParagraph"/>
         <w:widowControl/>
         <w:pBdr>
           <w:bottom w:val="single" w:sz="4" w:space="1" w:color="auto"/>
@@ -145,7 +143,7 @@
         <w:ind w:leftChars="0" w:left="728"/>
         <w:jc w:val="left"/>
         <w:rPr>
-          <w:rFonts w:ascii="Arial" w:eastAsia="ＭＳ Ｐゴシック" w:hAnsi="Arial" w:cs="Arial"/>
+          <w:rFonts w:ascii="Arial" w:eastAsia="MS PGothic" w:hAnsi="Arial" w:cs="Arial"/>
           <w:b/>
           <w:bCs/>
           <w:color w:val="1D1B11" w:themeColor="background2" w:themeShade="1A"/>
@@ -216,7 +214,7 @@
     </w:p>
     <w:p>
       <w:pPr>
-        <w:pStyle w:val="af2"/>
+        <w:pStyle w:val="ListParagraph"/>
         <w:widowControl/>
         <w:tabs>
           <w:tab w:val="left" w:pos="6720"/>
@@ -225,7 +223,7 @@
         <w:ind w:leftChars="0" w:left="742"/>
         <w:jc w:val="left"/>
         <w:rPr>
-          <w:rFonts w:ascii="Georgia" w:eastAsia="ＭＳ Ｐゴシック" w:hAnsi="Georgia"/>
+          <w:rFonts w:ascii="Georgia" w:eastAsia="MS PGothic" w:hAnsi="Georgia"/>
           <w:bCs/>
           <w:i/>
           <w:color w:val="1D1B11" w:themeColor="background2" w:themeShade="1A"/>
@@ -234,7 +232,7 @@
       </w:pPr>
       <w:r>
         <w:rPr>
-          <w:rFonts w:ascii="Georgia" w:eastAsia="ＭＳ Ｐゴシック" w:hAnsi="Georgia"/>
+          <w:rFonts w:ascii="Georgia" w:eastAsia="MS PGothic" w:hAnsi="Georgia"/>
           <w:bCs/>
           <w:i/>
           <w:color w:val="1D1B11" w:themeColor="background2" w:themeShade="1A"/>
@@ -244,7 +242,7 @@
       </w:r>
       <w:r>
         <w:rPr>
-          <w:rFonts w:ascii="Georgia" w:eastAsia="ＭＳ Ｐゴシック" w:hAnsi="Georgia" w:hint="eastAsia"/>
+          <w:rFonts w:ascii="Georgia" w:eastAsia="MS PGothic" w:hAnsi="Georgia" w:hint="eastAsia"/>
           <w:bCs/>
           <w:i/>
           <w:color w:val="1D1B11" w:themeColor="background2" w:themeShade="1A"/>
@@ -259,7 +257,7 @@
         <w:ind w:left="142"/>
         <w:jc w:val="center"/>
         <w:rPr>
-          <w:rFonts w:ascii="Arial" w:eastAsia="ＭＳ Ｐゴシック" w:hAnsi="Arial" w:cs="Arial"/>
+          <w:rFonts w:ascii="Arial" w:eastAsia="MS PGothic" w:hAnsi="Arial" w:cs="Arial"/>
           <w:b/>
           <w:bCs/>
           <w:sz w:val="40"/>
@@ -273,7 +271,7 @@
         <w:ind w:left="142"/>
         <w:jc w:val="center"/>
         <w:rPr>
-          <w:rFonts w:ascii="Arial" w:eastAsia="ＭＳ Ｐゴシック" w:hAnsi="Arial" w:cs="Arial"/>
+          <w:rFonts w:ascii="Arial" w:eastAsia="MS PGothic" w:hAnsi="Arial" w:cs="Arial"/>
           <w:b/>
           <w:bCs/>
           <w:sz w:val="40"/>
@@ -282,7 +280,7 @@
       </w:pPr>
       <w:r>
         <w:rPr>
-          <w:rFonts w:ascii="Arial" w:eastAsia="ＭＳ Ｐゴシック" w:hAnsi="Arial" w:cs="Arial" w:hint="eastAsia"/>
+          <w:rFonts w:ascii="Arial" w:eastAsia="MS PGothic" w:hAnsi="Arial" w:cs="Arial" w:hint="eastAsia"/>
           <w:b/>
           <w:bCs/>
           <w:sz w:val="40"/>
@@ -301,7 +299,7 @@
         <w:ind w:leftChars="332" w:left="797"/>
         <w:jc w:val="left"/>
         <w:rPr>
-          <w:rFonts w:ascii="Arial" w:eastAsia="ＭＳ Ｐゴシック" w:hAnsi="Arial" w:cs="Arial"/>
+          <w:rFonts w:ascii="Arial" w:eastAsia="MS PGothic" w:hAnsi="Arial" w:cs="Arial"/>
           <w:b/>
           <w:bCs/>
           <w:sz w:val="28"/>
@@ -310,7 +308,7 @@
       </w:pPr>
       <w:r>
         <w:rPr>
-          <w:rFonts w:ascii="Arial" w:eastAsia="ＭＳ Ｐゴシック" w:hAnsi="Arial" w:cs="Arial" w:hint="eastAsia"/>
+          <w:rFonts w:ascii="Arial" w:eastAsia="MS PGothic" w:hAnsi="Arial" w:cs="Arial" w:hint="eastAsia"/>
           <w:b/>
           <w:bCs/>
           <w:sz w:val="28"/>
@@ -320,7 +318,7 @@
       </w:r>
       <w:r>
         <w:rPr>
-          <w:rFonts w:ascii="Arial" w:eastAsia="ＭＳ Ｐゴシック" w:hAnsi="Arial" w:cs="Arial"/>
+          <w:rFonts w:ascii="Arial" w:eastAsia="MS PGothic" w:hAnsi="Arial" w:cs="Arial"/>
           <w:b/>
           <w:bCs/>
           <w:sz w:val="28"/>
@@ -330,7 +328,7 @@
       </w:r>
       <w:r>
         <w:rPr>
-          <w:rFonts w:ascii="Arial" w:eastAsia="ＭＳ Ｐゴシック" w:hAnsi="Arial" w:cs="Arial" w:hint="eastAsia"/>
+          <w:rFonts w:ascii="Arial" w:eastAsia="MS PGothic" w:hAnsi="Arial" w:cs="Arial" w:hint="eastAsia"/>
           <w:b/>
           <w:bCs/>
           <w:sz w:val="28"/>
@@ -341,7 +339,7 @@
     </w:p>
     <w:p>
       <w:pPr>
-        <w:pStyle w:val="af2"/>
+        <w:pStyle w:val="ListParagraph"/>
         <w:widowControl/>
         <w:numPr>
           <w:ilvl w:val="0"/>
@@ -354,7 +352,7 @@
         <w:ind w:leftChars="0" w:left="1428" w:hanging="567"/>
         <w:jc w:val="left"/>
         <w:rPr>
-          <w:rFonts w:ascii="Arial" w:eastAsia="ＭＳ Ｐゴシック" w:hAnsi="Arial" w:cs="Arial"/>
+          <w:rFonts w:ascii="Arial" w:eastAsia="MS PGothic" w:hAnsi="Arial" w:cs="Arial"/>
           <w:b/>
           <w:bCs/>
           <w:sz w:val="28"/>
@@ -363,7 +361,7 @@
       </w:pPr>
       <w:r>
         <w:rPr>
-          <w:rFonts w:ascii="Arial" w:eastAsia="ＭＳ Ｐゴシック" w:hAnsi="Arial" w:cs="Arial" w:hint="eastAsia"/>
+          <w:rFonts w:ascii="Arial" w:eastAsia="MS PGothic" w:hAnsi="Arial" w:cs="Arial" w:hint="eastAsia"/>
           <w:b/>
           <w:bCs/>
           <w:sz w:val="28"/>
@@ -373,7 +371,7 @@
       </w:r>
       <w:r>
         <w:rPr>
-          <w:rFonts w:ascii="Arial" w:eastAsia="ＭＳ Ｐゴシック" w:hAnsi="Arial" w:cs="Arial" w:hint="eastAsia"/>
+          <w:rFonts w:ascii="Arial" w:eastAsia="MS PGothic" w:hAnsi="Arial" w:cs="Arial" w:hint="eastAsia"/>
           <w:b/>
           <w:bCs/>
           <w:sz w:val="28"/>
@@ -383,7 +381,7 @@
       </w:r>
       <w:r>
         <w:rPr>
-          <w:rFonts w:ascii="Arial" w:eastAsia="ＭＳ Ｐゴシック" w:hAnsi="Arial" w:cs="Arial" w:hint="eastAsia"/>
+          <w:rFonts w:ascii="Arial" w:eastAsia="MS PGothic" w:hAnsi="Arial" w:cs="Arial" w:hint="eastAsia"/>
           <w:b/>
           <w:bCs/>
           <w:sz w:val="28"/>
@@ -393,7 +391,7 @@
       </w:r>
       <w:r>
         <w:rPr>
-          <w:rFonts w:ascii="Arial" w:eastAsia="ＭＳ Ｐゴシック" w:hAnsi="Arial" w:cs="Arial"/>
+          <w:rFonts w:ascii="Arial" w:eastAsia="MS PGothic" w:hAnsi="Arial" w:cs="Arial"/>
           <w:b/>
           <w:bCs/>
           <w:sz w:val="28"/>
@@ -403,7 +401,7 @@
       </w:r>
       <w:r>
         <w:rPr>
-          <w:rFonts w:ascii="Arial" w:eastAsia="ＭＳ Ｐゴシック" w:hAnsi="Arial" w:cs="Arial"/>
+          <w:rFonts w:ascii="Arial" w:eastAsia="MS PGothic" w:hAnsi="Arial" w:cs="Arial"/>
           <w:b/>
           <w:bCs/>
           <w:sz w:val="28"/>
@@ -413,7 +411,7 @@
       </w:r>
       <w:r>
         <w:rPr>
-          <w:rFonts w:ascii="Arial" w:eastAsia="ＭＳ Ｐゴシック" w:hAnsi="Arial" w:cs="Arial" w:hint="eastAsia"/>
+          <w:rFonts w:ascii="Arial" w:eastAsia="MS PGothic" w:hAnsi="Arial" w:cs="Arial" w:hint="eastAsia"/>
           <w:b/>
           <w:bCs/>
           <w:sz w:val="28"/>
@@ -424,7 +422,7 @@
     </w:p>
     <w:p>
       <w:pPr>
-        <w:pStyle w:val="af2"/>
+        <w:pStyle w:val="ListParagraph"/>
         <w:widowControl/>
         <w:numPr>
           <w:ilvl w:val="0"/>
@@ -437,7 +435,7 @@
         <w:ind w:leftChars="0" w:left="1428" w:hanging="567"/>
         <w:jc w:val="left"/>
         <w:rPr>
-          <w:rFonts w:ascii="Arial" w:eastAsia="ＭＳ Ｐゴシック" w:hAnsi="Arial" w:cs="Arial"/>
+          <w:rFonts w:ascii="Arial" w:eastAsia="MS PGothic" w:hAnsi="Arial" w:cs="Arial"/>
           <w:b/>
           <w:bCs/>
           <w:sz w:val="28"/>
@@ -446,7 +444,7 @@
       </w:pPr>
       <w:r>
         <w:rPr>
-          <w:rFonts w:ascii="Arial" w:eastAsia="ＭＳ Ｐゴシック" w:hAnsi="Arial" w:cs="Arial" w:hint="eastAsia"/>
+          <w:rFonts w:ascii="Arial" w:eastAsia="MS PGothic" w:hAnsi="Arial" w:cs="Arial" w:hint="eastAsia"/>
           <w:b/>
           <w:bCs/>
           <w:sz w:val="28"/>
@@ -456,7 +454,7 @@
       </w:r>
       <w:r>
         <w:rPr>
-          <w:rFonts w:ascii="Arial" w:eastAsia="ＭＳ Ｐゴシック" w:hAnsi="Arial" w:cs="Arial" w:hint="eastAsia"/>
+          <w:rFonts w:ascii="Arial" w:eastAsia="MS PGothic" w:hAnsi="Arial" w:cs="Arial" w:hint="eastAsia"/>
           <w:b/>
           <w:bCs/>
           <w:sz w:val="28"/>
@@ -466,7 +464,7 @@
       </w:r>
       <w:r>
         <w:rPr>
-          <w:rFonts w:ascii="Arial" w:eastAsia="ＭＳ Ｐゴシック" w:hAnsi="Arial" w:cs="Arial" w:hint="eastAsia"/>
+          <w:rFonts w:ascii="Arial" w:eastAsia="MS PGothic" w:hAnsi="Arial" w:cs="Arial" w:hint="eastAsia"/>
           <w:b/>
           <w:bCs/>
           <w:sz w:val="28"/>
@@ -476,7 +474,7 @@
       </w:r>
       <w:r>
         <w:rPr>
-          <w:rFonts w:ascii="Arial" w:eastAsia="ＭＳ Ｐゴシック" w:hAnsi="Arial" w:cs="Arial"/>
+          <w:rFonts w:ascii="Arial" w:eastAsia="MS PGothic" w:hAnsi="Arial" w:cs="Arial"/>
           <w:b/>
           <w:bCs/>
           <w:sz w:val="28"/>
@@ -486,7 +484,7 @@
       </w:r>
       <w:r>
         <w:rPr>
-          <w:rFonts w:ascii="Arial" w:eastAsia="ＭＳ Ｐゴシック" w:hAnsi="Arial" w:cs="Arial" w:hint="eastAsia"/>
+          <w:rFonts w:ascii="Arial" w:eastAsia="MS PGothic" w:hAnsi="Arial" w:cs="Arial" w:hint="eastAsia"/>
           <w:b/>
           <w:bCs/>
           <w:sz w:val="28"/>
@@ -496,7 +494,7 @@
       </w:r>
       <w:r>
         <w:rPr>
-          <w:rFonts w:ascii="Arial" w:eastAsia="ＭＳ Ｐゴシック" w:hAnsi="Arial" w:cs="Arial"/>
+          <w:rFonts w:ascii="Arial" w:eastAsia="MS PGothic" w:hAnsi="Arial" w:cs="Arial"/>
           <w:b/>
           <w:bCs/>
           <w:sz w:val="28"/>
@@ -506,7 +504,7 @@
       </w:r>
       <w:r>
         <w:rPr>
-          <w:rFonts w:ascii="Arial" w:eastAsia="ＭＳ Ｐゴシック" w:hAnsi="Arial" w:cs="Arial" w:hint="eastAsia"/>
+          <w:rFonts w:ascii="Arial" w:eastAsia="MS PGothic" w:hAnsi="Arial" w:cs="Arial" w:hint="eastAsia"/>
           <w:b/>
           <w:bCs/>
           <w:sz w:val="28"/>
@@ -516,7 +514,7 @@
       </w:r>
       <w:r>
         <w:rPr>
-          <w:rFonts w:ascii="Arial" w:eastAsia="ＭＳ Ｐゴシック" w:hAnsi="Arial" w:cs="Arial" w:hint="eastAsia"/>
+          <w:rFonts w:ascii="Arial" w:eastAsia="MS PGothic" w:hAnsi="Arial" w:cs="Arial" w:hint="eastAsia"/>
           <w:b/>
           <w:bCs/>
           <w:sz w:val="28"/>
@@ -527,7 +525,7 @@
     </w:p>
     <w:p>
       <w:pPr>
-        <w:pStyle w:val="af2"/>
+        <w:pStyle w:val="ListParagraph"/>
         <w:widowControl/>
         <w:numPr>
           <w:ilvl w:val="0"/>
@@ -540,7 +538,7 @@
         <w:ind w:leftChars="0" w:left="1428" w:hanging="567"/>
         <w:jc w:val="left"/>
         <w:rPr>
-          <w:rFonts w:ascii="Arial" w:eastAsia="ＭＳ Ｐゴシック" w:hAnsi="Arial" w:cs="Arial"/>
+          <w:rFonts w:ascii="Arial" w:eastAsia="MS PGothic" w:hAnsi="Arial" w:cs="Arial"/>
           <w:b/>
           <w:bCs/>
           <w:sz w:val="28"/>
@@ -549,7 +547,7 @@
       </w:pPr>
       <w:r>
         <w:rPr>
-          <w:rFonts w:ascii="Arial" w:eastAsia="ＭＳ Ｐゴシック" w:hAnsi="Arial" w:cs="Arial" w:hint="eastAsia"/>
+          <w:rFonts w:ascii="Arial" w:eastAsia="MS PGothic" w:hAnsi="Arial" w:cs="Arial" w:hint="eastAsia"/>
           <w:b/>
           <w:bCs/>
           <w:sz w:val="28"/>
@@ -559,7 +557,7 @@
       </w:r>
       <w:r>
         <w:rPr>
-          <w:rFonts w:ascii="Arial" w:eastAsia="ＭＳ Ｐゴシック" w:hAnsi="Arial" w:cs="Arial" w:hint="eastAsia"/>
+          <w:rFonts w:ascii="Arial" w:eastAsia="MS PGothic" w:hAnsi="Arial" w:cs="Arial" w:hint="eastAsia"/>
           <w:b/>
           <w:bCs/>
           <w:sz w:val="28"/>
@@ -569,7 +567,7 @@
       </w:r>
       <w:r>
         <w:rPr>
-          <w:rFonts w:ascii="Arial" w:eastAsia="ＭＳ Ｐゴシック" w:hAnsi="Arial" w:cs="Arial" w:hint="eastAsia"/>
+          <w:rFonts w:ascii="Arial" w:eastAsia="MS PGothic" w:hAnsi="Arial" w:cs="Arial" w:hint="eastAsia"/>
           <w:b/>
           <w:bCs/>
           <w:sz w:val="28"/>
@@ -579,7 +577,7 @@
       </w:r>
       <w:r>
         <w:rPr>
-          <w:rFonts w:ascii="Arial" w:eastAsia="ＭＳ Ｐゴシック" w:hAnsi="Arial" w:cs="Arial"/>
+          <w:rFonts w:ascii="Arial" w:eastAsia="MS PGothic" w:hAnsi="Arial" w:cs="Arial"/>
           <w:b/>
           <w:bCs/>
           <w:sz w:val="28"/>
@@ -589,7 +587,7 @@
       </w:r>
       <w:r>
         <w:rPr>
-          <w:rFonts w:ascii="Arial" w:eastAsia="ＭＳ Ｐゴシック" w:hAnsi="Arial" w:cs="Arial" w:hint="eastAsia"/>
+          <w:rFonts w:ascii="Arial" w:eastAsia="MS PGothic" w:hAnsi="Arial" w:cs="Arial" w:hint="eastAsia"/>
           <w:b/>
           <w:bCs/>
           <w:sz w:val="28"/>
@@ -600,7 +598,7 @@
     </w:p>
     <w:p>
       <w:pPr>
-        <w:pStyle w:val="af2"/>
+        <w:pStyle w:val="ListParagraph"/>
         <w:widowControl/>
         <w:numPr>
           <w:ilvl w:val="0"/>
@@ -613,7 +611,7 @@
         <w:ind w:leftChars="0" w:left="1428" w:hanging="567"/>
         <w:jc w:val="left"/>
         <w:rPr>
-          <w:rFonts w:ascii="Arial" w:eastAsia="ＭＳ Ｐゴシック" w:hAnsi="Arial" w:cs="Arial"/>
+          <w:rFonts w:ascii="Arial" w:eastAsia="MS PGothic" w:hAnsi="Arial" w:cs="Arial"/>
           <w:b/>
           <w:bCs/>
           <w:sz w:val="28"/>
@@ -622,7 +620,7 @@
       </w:pPr>
       <w:r>
         <w:rPr>
-          <w:rFonts w:ascii="Arial" w:eastAsia="ＭＳ Ｐゴシック" w:hAnsi="Arial" w:cs="Arial" w:hint="eastAsia"/>
+          <w:rFonts w:ascii="Arial" w:eastAsia="MS PGothic" w:hAnsi="Arial" w:cs="Arial" w:hint="eastAsia"/>
           <w:b/>
           <w:bCs/>
           <w:sz w:val="28"/>
@@ -632,7 +630,7 @@
       </w:r>
       <w:r>
         <w:rPr>
-          <w:rFonts w:ascii="Arial" w:eastAsia="ＭＳ Ｐゴシック" w:hAnsi="Arial" w:cs="Arial" w:hint="eastAsia"/>
+          <w:rFonts w:ascii="Arial" w:eastAsia="MS PGothic" w:hAnsi="Arial" w:cs="Arial" w:hint="eastAsia"/>
           <w:b/>
           <w:bCs/>
           <w:sz w:val="28"/>
@@ -642,7 +640,7 @@
       </w:r>
       <w:r>
         <w:rPr>
-          <w:rFonts w:ascii="Arial" w:eastAsia="ＭＳ Ｐゴシック" w:hAnsi="Arial" w:cs="Arial"/>
+          <w:rFonts w:ascii="Arial" w:eastAsia="MS PGothic" w:hAnsi="Arial" w:cs="Arial"/>
           <w:b/>
           <w:bCs/>
           <w:sz w:val="28"/>
@@ -652,7 +650,7 @@
       </w:r>
       <w:r>
         <w:rPr>
-          <w:rFonts w:ascii="Arial" w:eastAsia="ＭＳ Ｐゴシック" w:hAnsi="Arial" w:cs="Arial" w:hint="eastAsia"/>
+          <w:rFonts w:ascii="Arial" w:eastAsia="MS PGothic" w:hAnsi="Arial" w:cs="Arial" w:hint="eastAsia"/>
           <w:b/>
           <w:bCs/>
           <w:sz w:val="28"/>
@@ -663,7 +661,7 @@
     </w:p>
     <w:p>
       <w:pPr>
-        <w:pStyle w:val="af2"/>
+        <w:pStyle w:val="ListParagraph"/>
         <w:widowControl/>
         <w:tabs>
           <w:tab w:val="decimal" w:pos="8287"/>
@@ -672,7 +670,7 @@
         <w:ind w:leftChars="0" w:left="142"/>
         <w:jc w:val="center"/>
         <w:rPr>
-          <w:rFonts w:ascii="Arial" w:eastAsia="ＭＳ Ｐゴシック" w:hAnsi="Arial" w:cs="Arial"/>
+          <w:rFonts w:ascii="Arial" w:eastAsia="MS PGothic" w:hAnsi="Arial" w:cs="Arial"/>
           <w:b/>
           <w:bCs/>
           <w:sz w:val="40"/>
@@ -686,7 +684,7 @@
           <w:szCs w:val="24"/>
         </w:rPr>
         <w:drawing>
-          <wp:anchor distT="0" distB="0" distL="114300" distR="114300" simplePos="0" relativeHeight="251666432" behindDoc="1" locked="0" layoutInCell="1" allowOverlap="1" wp14:anchorId="44A5B4E9" wp14:editId="241A1A19">
+          <wp:anchor distT="0" distB="0" distL="114300" distR="114300" simplePos="0" relativeHeight="251666432" behindDoc="1" locked="0" layoutInCell="1" allowOverlap="1" wp14:anchorId="44A5B4E9" wp14:editId="2391AC5E">
             <wp:simplePos x="0" y="0"/>
             <wp:positionH relativeFrom="column">
               <wp:posOffset>2114550</wp:posOffset>
@@ -766,7 +764,7 @@
         <w:spacing w:afterLines="50" w:after="180"/>
         <w:ind w:left="142"/>
         <w:rPr>
-          <w:rFonts w:ascii="Arial" w:eastAsia="ＭＳ Ｐゴシック" w:hAnsi="Arial" w:cs="Arial"/>
+          <w:rFonts w:ascii="Arial" w:eastAsia="MS PGothic" w:hAnsi="Arial" w:cs="Arial"/>
           <w:b/>
           <w:bCs/>
           <w:sz w:val="40"/>
@@ -779,7 +777,7 @@
         <w:widowControl/>
         <w:jc w:val="left"/>
         <w:rPr>
-          <w:rFonts w:ascii="Arial" w:eastAsia="ＭＳ Ｐゴシック" w:hAnsi="Arial" w:cs="Arial"/>
+          <w:rFonts w:ascii="Arial" w:eastAsia="MS PGothic" w:hAnsi="Arial" w:cs="Arial"/>
           <w:b/>
           <w:bCs/>
           <w:sz w:val="40"/>
@@ -788,7 +786,7 @@
       </w:pPr>
       <w:r>
         <w:rPr>
-          <w:rFonts w:ascii="Arial" w:eastAsia="ＭＳ Ｐゴシック" w:hAnsi="Arial" w:cs="Arial"/>
+          <w:rFonts w:ascii="Arial" w:eastAsia="MS PGothic" w:hAnsi="Arial" w:cs="Arial"/>
           <w:b/>
           <w:bCs/>
           <w:sz w:val="40"/>
@@ -800,7 +798,7 @@
     </w:p>
     <w:p>
       <w:pPr>
-        <w:pStyle w:val="af2"/>
+        <w:pStyle w:val="ListParagraph"/>
         <w:widowControl/>
         <w:tabs>
           <w:tab w:val="decimal" w:pos="8287"/>
@@ -809,7 +807,7 @@
         <w:ind w:leftChars="0" w:left="142"/>
         <w:jc w:val="center"/>
         <w:rPr>
-          <w:rFonts w:ascii="Arial" w:eastAsia="ＭＳ Ｐゴシック" w:hAnsi="Arial" w:cs="Arial"/>
+          <w:rFonts w:ascii="Arial" w:eastAsia="MS PGothic" w:hAnsi="Arial" w:cs="Arial"/>
           <w:b/>
           <w:bCs/>
           <w:sz w:val="40"/>
@@ -834,7 +832,7 @@
         <w:ind w:left="158"/>
         <w:jc w:val="center"/>
         <w:rPr>
-          <w:rFonts w:ascii="Arial" w:eastAsia="ＭＳ Ｐゴシック" w:hAnsi="Arial" w:cs="Arial"/>
+          <w:rFonts w:ascii="Arial" w:eastAsia="MS PGothic" w:hAnsi="Arial" w:cs="Arial"/>
           <w:b/>
           <w:bCs/>
           <w:sz w:val="36"/>
@@ -843,7 +841,7 @@
       </w:pPr>
       <w:r>
         <w:rPr>
-          <w:rFonts w:ascii="Arial" w:eastAsia="ＭＳ Ｐゴシック" w:hAnsi="Arial" w:cs="Arial" w:hint="eastAsia"/>
+          <w:rFonts w:ascii="Arial" w:eastAsia="MS PGothic" w:hAnsi="Arial" w:cs="Arial" w:hint="eastAsia"/>
           <w:b/>
           <w:bCs/>
           <w:sz w:val="36"/>
@@ -854,13 +852,13 @@
     </w:p>
     <w:p>
       <w:pPr>
-        <w:pStyle w:val="af2"/>
+        <w:pStyle w:val="ListParagraph"/>
         <w:widowControl/>
         <w:spacing w:afterLines="50" w:after="180"/>
         <w:ind w:leftChars="0" w:left="420"/>
         <w:jc w:val="left"/>
         <w:rPr>
-          <w:rFonts w:ascii="Arial" w:eastAsia="ＭＳ Ｐゴシック" w:hAnsi="Arial" w:cs="Arial"/>
+          <w:rFonts w:ascii="Arial" w:eastAsia="MS PGothic" w:hAnsi="Arial" w:cs="Arial"/>
           <w:b/>
           <w:bCs/>
           <w:sz w:val="28"/>
@@ -870,7 +868,7 @@
     </w:p>
     <w:p>
       <w:pPr>
-        <w:pStyle w:val="af2"/>
+        <w:pStyle w:val="ListParagraph"/>
         <w:widowControl/>
         <w:numPr>
           <w:ilvl w:val="0"/>
@@ -879,7 +877,7 @@
         <w:ind w:leftChars="0" w:left="1092"/>
         <w:jc w:val="left"/>
         <w:rPr>
-          <w:rFonts w:ascii="Arial" w:eastAsia="ＭＳ Ｐゴシック" w:hAnsi="Arial" w:cs="Arial"/>
+          <w:rFonts w:ascii="Arial" w:eastAsia="MS PGothic" w:hAnsi="Arial" w:cs="Arial"/>
           <w:b/>
           <w:bCs/>
           <w:szCs w:val="24"/>
@@ -887,7 +885,7 @@
       </w:pPr>
       <w:r>
         <w:rPr>
-          <w:rFonts w:ascii="Arial" w:eastAsia="ＭＳ Ｐゴシック" w:hAnsi="Arial" w:cs="Arial" w:hint="eastAsia"/>
+          <w:rFonts w:ascii="Arial" w:eastAsia="MS PGothic" w:hAnsi="Arial" w:cs="Arial" w:hint="eastAsia"/>
           <w:b/>
           <w:bCs/>
           <w:szCs w:val="24"/>
@@ -896,7 +894,7 @@
       </w:r>
       <w:r>
         <w:rPr>
-          <w:rFonts w:ascii="Arial" w:eastAsia="ＭＳ Ｐゴシック" w:hAnsi="Arial" w:cs="Arial" w:hint="eastAsia"/>
+          <w:rFonts w:ascii="Arial" w:eastAsia="MS PGothic" w:hAnsi="Arial" w:cs="Arial" w:hint="eastAsia"/>
           <w:b/>
           <w:bCs/>
           <w:szCs w:val="24"/>
@@ -905,7 +903,7 @@
       </w:r>
       <w:r>
         <w:rPr>
-          <w:rFonts w:ascii="Arial" w:eastAsia="ＭＳ Ｐゴシック" w:hAnsi="Arial" w:cs="Arial" w:hint="eastAsia"/>
+          <w:rFonts w:ascii="Arial" w:eastAsia="MS PGothic" w:hAnsi="Arial" w:cs="Arial" w:hint="eastAsia"/>
           <w:b/>
           <w:bCs/>
           <w:i/>
@@ -915,7 +913,7 @@
       </w:r>
       <w:r>
         <w:rPr>
-          <w:rFonts w:ascii="Arial" w:eastAsia="ＭＳ Ｐゴシック" w:hAnsi="Arial" w:cs="Arial" w:hint="eastAsia"/>
+          <w:rFonts w:ascii="Arial" w:eastAsia="MS PGothic" w:hAnsi="Arial" w:cs="Arial" w:hint="eastAsia"/>
           <w:b/>
           <w:bCs/>
           <w:i/>
@@ -925,7 +923,7 @@
       </w:r>
       <w:r>
         <w:rPr>
-          <w:rFonts w:ascii="Arial" w:eastAsia="ＭＳ Ｐゴシック" w:hAnsi="Arial" w:cs="Arial" w:hint="eastAsia"/>
+          <w:rFonts w:ascii="Arial" w:eastAsia="MS PGothic" w:hAnsi="Arial" w:cs="Arial" w:hint="eastAsia"/>
           <w:b/>
           <w:bCs/>
           <w:i/>
@@ -936,19 +934,19 @@
     </w:p>
     <w:p>
       <w:pPr>
-        <w:pStyle w:val="af2"/>
+        <w:pStyle w:val="ListParagraph"/>
         <w:widowControl/>
         <w:ind w:leftChars="0" w:left="1092"/>
         <w:jc w:val="left"/>
         <w:rPr>
-          <w:rFonts w:ascii="Times New Roman" w:eastAsia="ＭＳ Ｐゴシック" w:hAnsi="Times New Roman"/>
+          <w:rFonts w:ascii="Times New Roman" w:eastAsia="MS PGothic" w:hAnsi="Times New Roman"/>
           <w:bCs/>
           <w:szCs w:val="24"/>
         </w:rPr>
       </w:pPr>
       <w:r>
         <w:rPr>
-          <w:rFonts w:ascii="Times New Roman" w:eastAsia="ＭＳ Ｐゴシック" w:hAnsi="Times New Roman"/>
+          <w:rFonts w:ascii="Times New Roman" w:eastAsia="MS PGothic" w:hAnsi="Times New Roman"/>
           <w:bCs/>
           <w:i/>
           <w:szCs w:val="24"/>
@@ -957,7 +955,7 @@
       </w:r>
       <w:r>
         <w:rPr>
-          <w:rFonts w:ascii="Times New Roman" w:eastAsia="ＭＳ Ｐゴシック" w:hAnsi="Times New Roman" w:hint="eastAsia"/>
+          <w:rFonts w:ascii="Times New Roman" w:eastAsia="MS PGothic" w:hAnsi="Times New Roman" w:hint="eastAsia"/>
           <w:bCs/>
           <w:i/>
           <w:szCs w:val="24"/>
@@ -966,7 +964,7 @@
       </w:r>
       <w:r>
         <w:rPr>
-          <w:rFonts w:ascii="Times New Roman" w:eastAsia="ＭＳ Ｐゴシック" w:hAnsi="Times New Roman" w:hint="eastAsia"/>
+          <w:rFonts w:ascii="Times New Roman" w:eastAsia="MS PGothic" w:hAnsi="Times New Roman" w:hint="eastAsia"/>
           <w:bCs/>
           <w:i/>
           <w:szCs w:val="24"/>
@@ -975,7 +973,7 @@
       </w:r>
       <w:r>
         <w:rPr>
-          <w:rFonts w:ascii="Times New Roman" w:eastAsia="ＭＳ Ｐゴシック" w:hAnsi="Times New Roman" w:hint="eastAsia"/>
+          <w:rFonts w:ascii="Times New Roman" w:eastAsia="MS PGothic" w:hAnsi="Times New Roman" w:hint="eastAsia"/>
           <w:bCs/>
           <w:i/>
           <w:szCs w:val="24"/>
@@ -984,7 +982,7 @@
       </w:r>
       <w:r>
         <w:rPr>
-          <w:rFonts w:ascii="Times New Roman" w:eastAsia="ＭＳ Ｐゴシック" w:hAnsi="Times New Roman" w:hint="eastAsia"/>
+          <w:rFonts w:ascii="Times New Roman" w:eastAsia="MS PGothic" w:hAnsi="Times New Roman" w:hint="eastAsia"/>
           <w:bCs/>
           <w:i/>
           <w:szCs w:val="24"/>
@@ -993,7 +991,7 @@
       </w:r>
       <w:r>
         <w:rPr>
-          <w:rFonts w:ascii="Times New Roman" w:eastAsia="ＭＳ Ｐゴシック" w:hAnsi="Times New Roman"/>
+          <w:rFonts w:ascii="Times New Roman" w:eastAsia="MS PGothic" w:hAnsi="Times New Roman"/>
           <w:bCs/>
           <w:szCs w:val="24"/>
         </w:rPr>
@@ -1001,7 +999,7 @@
       </w:r>
       <w:r>
         <w:rPr>
-          <w:rFonts w:ascii="Times New Roman" w:eastAsia="ＭＳ Ｐゴシック" w:hAnsi="Times New Roman" w:hint="eastAsia"/>
+          <w:rFonts w:ascii="Times New Roman" w:eastAsia="MS PGothic" w:hAnsi="Times New Roman" w:hint="eastAsia"/>
           <w:bCs/>
           <w:szCs w:val="24"/>
         </w:rPr>
@@ -1009,7 +1007,7 @@
       </w:r>
       <w:r>
         <w:rPr>
-          <w:rFonts w:ascii="Times New Roman" w:eastAsia="ＭＳ Ｐゴシック" w:hAnsi="Times New Roman"/>
+          <w:rFonts w:ascii="Times New Roman" w:eastAsia="MS PGothic" w:hAnsi="Times New Roman"/>
           <w:bCs/>
           <w:szCs w:val="24"/>
         </w:rPr>
@@ -1017,7 +1015,7 @@
       </w:r>
       <w:r>
         <w:rPr>
-          <w:rFonts w:ascii="Times New Roman" w:eastAsia="ＭＳ Ｐゴシック" w:hAnsi="Times New Roman" w:hint="eastAsia"/>
+          <w:rFonts w:ascii="Times New Roman" w:eastAsia="MS PGothic" w:hAnsi="Times New Roman" w:hint="eastAsia"/>
           <w:bCs/>
           <w:szCs w:val="24"/>
         </w:rPr>
@@ -1025,7 +1023,7 @@
       </w:r>
       <w:r>
         <w:rPr>
-          <w:rFonts w:ascii="Times New Roman" w:eastAsia="ＭＳ Ｐゴシック" w:hAnsi="Times New Roman"/>
+          <w:rFonts w:ascii="Times New Roman" w:eastAsia="MS PGothic" w:hAnsi="Times New Roman"/>
           <w:bCs/>
           <w:szCs w:val="24"/>
         </w:rPr>
@@ -1034,19 +1032,19 @@
     </w:p>
     <w:p>
       <w:pPr>
-        <w:pStyle w:val="af2"/>
+        <w:pStyle w:val="ListParagraph"/>
         <w:widowControl/>
         <w:ind w:leftChars="0" w:left="1092"/>
         <w:jc w:val="left"/>
         <w:rPr>
-          <w:rFonts w:ascii="Times New Roman" w:eastAsia="ＭＳ Ｐゴシック" w:hAnsi="Times New Roman"/>
+          <w:rFonts w:ascii="Times New Roman" w:eastAsia="MS PGothic" w:hAnsi="Times New Roman"/>
           <w:bCs/>
           <w:szCs w:val="24"/>
         </w:rPr>
       </w:pPr>
       <w:r>
         <w:rPr>
-          <w:rFonts w:ascii="Times New Roman" w:eastAsia="ＭＳ Ｐゴシック" w:hAnsi="Times New Roman"/>
+          <w:rFonts w:ascii="Times New Roman" w:eastAsia="MS PGothic" w:hAnsi="Times New Roman"/>
           <w:bCs/>
           <w:szCs w:val="24"/>
         </w:rPr>
@@ -1054,7 +1052,7 @@
       </w:r>
       <w:r>
         <w:rPr>
-          <w:rFonts w:ascii="Times New Roman" w:eastAsia="ＭＳ Ｐゴシック" w:hAnsi="Times New Roman" w:hint="eastAsia"/>
+          <w:rFonts w:ascii="Times New Roman" w:eastAsia="MS PGothic" w:hAnsi="Times New Roman" w:hint="eastAsia"/>
           <w:bCs/>
           <w:szCs w:val="24"/>
         </w:rPr>
@@ -1063,12 +1061,12 @@
     </w:p>
     <w:p>
       <w:pPr>
-        <w:pStyle w:val="af2"/>
+        <w:pStyle w:val="ListParagraph"/>
         <w:widowControl/>
         <w:ind w:leftChars="0" w:left="1384"/>
         <w:jc w:val="left"/>
         <w:rPr>
-          <w:rFonts w:ascii="Times New Roman" w:eastAsia="ＭＳ Ｐゴシック" w:hAnsi="Times New Roman"/>
+          <w:rFonts w:ascii="Times New Roman" w:eastAsia="MS PGothic" w:hAnsi="Times New Roman"/>
           <w:bCs/>
           <w:szCs w:val="24"/>
         </w:rPr>
@@ -1076,7 +1074,7 @@
     </w:p>
     <w:p>
       <w:pPr>
-        <w:pStyle w:val="af2"/>
+        <w:pStyle w:val="ListParagraph"/>
         <w:widowControl/>
         <w:numPr>
           <w:ilvl w:val="0"/>
@@ -1085,7 +1083,7 @@
         <w:ind w:leftChars="0" w:left="1092"/>
         <w:jc w:val="left"/>
         <w:rPr>
-          <w:rFonts w:ascii="Arial" w:eastAsia="ＭＳ Ｐゴシック" w:hAnsi="Arial" w:cs="Arial"/>
+          <w:rFonts w:ascii="Arial" w:eastAsia="MS PGothic" w:hAnsi="Arial" w:cs="Arial"/>
           <w:b/>
           <w:bCs/>
           <w:szCs w:val="24"/>
@@ -1093,7 +1091,7 @@
       </w:pPr>
       <w:r>
         <w:rPr>
-          <w:rFonts w:ascii="Arial" w:eastAsia="ＭＳ Ｐゴシック" w:hAnsi="Arial" w:cs="Arial" w:hint="eastAsia"/>
+          <w:rFonts w:ascii="Arial" w:eastAsia="MS PGothic" w:hAnsi="Arial" w:cs="Arial" w:hint="eastAsia"/>
           <w:b/>
           <w:bCs/>
           <w:szCs w:val="24"/>
@@ -1102,7 +1100,7 @@
       </w:r>
       <w:r>
         <w:rPr>
-          <w:rFonts w:ascii="Arial" w:eastAsia="ＭＳ Ｐゴシック" w:hAnsi="Arial" w:cs="Arial" w:hint="eastAsia"/>
+          <w:rFonts w:ascii="Arial" w:eastAsia="MS PGothic" w:hAnsi="Arial" w:cs="Arial" w:hint="eastAsia"/>
           <w:b/>
           <w:bCs/>
           <w:szCs w:val="24"/>
@@ -1111,7 +1109,7 @@
       </w:r>
       <w:r>
         <w:rPr>
-          <w:rFonts w:ascii="Arial" w:eastAsia="ＭＳ Ｐゴシック" w:hAnsi="Arial" w:cs="Arial" w:hint="eastAsia"/>
+          <w:rFonts w:ascii="Arial" w:eastAsia="MS PGothic" w:hAnsi="Arial" w:cs="Arial" w:hint="eastAsia"/>
           <w:b/>
           <w:bCs/>
           <w:i/>
@@ -1121,7 +1119,7 @@
       </w:r>
       <w:r>
         <w:rPr>
-          <w:rFonts w:ascii="Arial" w:eastAsia="ＭＳ Ｐゴシック" w:hAnsi="Arial" w:cs="Arial" w:hint="eastAsia"/>
+          <w:rFonts w:ascii="Arial" w:eastAsia="MS PGothic" w:hAnsi="Arial" w:cs="Arial" w:hint="eastAsia"/>
           <w:b/>
           <w:bCs/>
           <w:i/>
@@ -1131,7 +1129,7 @@
       </w:r>
       <w:r>
         <w:rPr>
-          <w:rFonts w:ascii="Arial" w:eastAsia="ＭＳ Ｐゴシック" w:hAnsi="Arial" w:cs="Arial" w:hint="eastAsia"/>
+          <w:rFonts w:ascii="Arial" w:eastAsia="MS PGothic" w:hAnsi="Arial" w:cs="Arial" w:hint="eastAsia"/>
           <w:b/>
           <w:bCs/>
           <w:i/>
@@ -1142,7 +1140,7 @@
     </w:p>
     <w:p>
       <w:pPr>
-        <w:pStyle w:val="af2"/>
+        <w:pStyle w:val="ListParagraph"/>
         <w:widowControl/>
         <w:numPr>
           <w:ilvl w:val="0"/>
@@ -1152,14 +1150,14 @@
         <w:ind w:leftChars="0" w:left="1570" w:rightChars="353" w:right="847" w:hanging="357"/>
         <w:jc w:val="left"/>
         <w:rPr>
-          <w:rFonts w:ascii="Times New Roman" w:eastAsia="ＭＳ Ｐゴシック" w:hAnsi="Times New Roman"/>
+          <w:rFonts w:ascii="Times New Roman" w:eastAsia="MS PGothic" w:hAnsi="Times New Roman"/>
           <w:bCs/>
           <w:szCs w:val="24"/>
         </w:rPr>
       </w:pPr>
       <w:r>
         <w:rPr>
-          <w:rFonts w:ascii="Times New Roman" w:eastAsia="ＭＳ Ｐゴシック" w:hAnsi="Times New Roman"/>
+          <w:rFonts w:ascii="Times New Roman" w:eastAsia="MS PGothic" w:hAnsi="Times New Roman"/>
           <w:bCs/>
           <w:szCs w:val="24"/>
         </w:rPr>
@@ -1167,7 +1165,7 @@
       </w:r>
       <w:r>
         <w:rPr>
-          <w:rFonts w:ascii="Times New Roman" w:eastAsia="ＭＳ Ｐゴシック" w:hAnsi="Times New Roman"/>
+          <w:rFonts w:ascii="Times New Roman" w:eastAsia="MS PGothic" w:hAnsi="Times New Roman"/>
           <w:bCs/>
           <w:szCs w:val="24"/>
         </w:rPr>
@@ -1175,7 +1173,7 @@
       </w:r>
       <w:r>
         <w:rPr>
-          <w:rFonts w:ascii="Times New Roman" w:eastAsia="ＭＳ Ｐゴシック" w:hAnsi="Times New Roman" w:hint="eastAsia"/>
+          <w:rFonts w:ascii="Times New Roman" w:eastAsia="MS PGothic" w:hAnsi="Times New Roman" w:hint="eastAsia"/>
           <w:bCs/>
           <w:szCs w:val="24"/>
         </w:rPr>
@@ -1184,7 +1182,7 @@
     </w:p>
     <w:p>
       <w:pPr>
-        <w:pStyle w:val="af2"/>
+        <w:pStyle w:val="ListParagraph"/>
         <w:widowControl/>
         <w:numPr>
           <w:ilvl w:val="0"/>
@@ -1194,14 +1192,14 @@
         <w:ind w:leftChars="0" w:left="1570" w:rightChars="353" w:right="847" w:hanging="357"/>
         <w:jc w:val="left"/>
         <w:rPr>
-          <w:rFonts w:ascii="Times New Roman" w:eastAsia="ＭＳ Ｐゴシック" w:hAnsi="Times New Roman"/>
+          <w:rFonts w:ascii="Times New Roman" w:eastAsia="MS PGothic" w:hAnsi="Times New Roman"/>
           <w:bCs/>
           <w:szCs w:val="24"/>
         </w:rPr>
       </w:pPr>
       <w:r>
         <w:rPr>
-          <w:rFonts w:ascii="Times New Roman" w:eastAsia="ＭＳ Ｐゴシック" w:hAnsi="Times New Roman" w:hint="eastAsia"/>
+          <w:rFonts w:ascii="Times New Roman" w:eastAsia="MS PGothic" w:hAnsi="Times New Roman" w:hint="eastAsia"/>
           <w:bCs/>
           <w:szCs w:val="24"/>
         </w:rPr>
@@ -1210,7 +1208,7 @@
     </w:p>
     <w:p>
       <w:pPr>
-        <w:pStyle w:val="af2"/>
+        <w:pStyle w:val="ListParagraph"/>
         <w:widowControl/>
         <w:numPr>
           <w:ilvl w:val="0"/>
@@ -1220,14 +1218,14 @@
         <w:ind w:leftChars="0" w:left="1570" w:rightChars="353" w:right="847" w:hanging="357"/>
         <w:jc w:val="left"/>
         <w:rPr>
-          <w:rFonts w:ascii="Times New Roman" w:eastAsia="ＭＳ Ｐゴシック" w:hAnsi="Times New Roman"/>
+          <w:rFonts w:ascii="Times New Roman" w:eastAsia="MS PGothic" w:hAnsi="Times New Roman"/>
           <w:bCs/>
           <w:szCs w:val="24"/>
         </w:rPr>
       </w:pPr>
       <w:r>
         <w:rPr>
-          <w:rFonts w:ascii="Times New Roman" w:eastAsia="ＭＳ Ｐゴシック" w:hAnsi="Times New Roman" w:hint="eastAsia"/>
+          <w:rFonts w:ascii="Times New Roman" w:eastAsia="MS PGothic" w:hAnsi="Times New Roman" w:hint="eastAsia"/>
           <w:bCs/>
           <w:szCs w:val="24"/>
         </w:rPr>
@@ -1235,7 +1233,7 @@
       </w:r>
       <w:r>
         <w:rPr>
-          <w:rFonts w:ascii="Times New Roman" w:eastAsia="ＭＳ Ｐゴシック" w:hAnsi="Times New Roman"/>
+          <w:rFonts w:ascii="Times New Roman" w:eastAsia="MS PGothic" w:hAnsi="Times New Roman"/>
           <w:bCs/>
           <w:szCs w:val="24"/>
         </w:rPr>
@@ -1243,7 +1241,7 @@
       </w:r>
       <w:r>
         <w:rPr>
-          <w:rFonts w:ascii="Times New Roman" w:eastAsia="ＭＳ Ｐゴシック" w:hAnsi="Times New Roman" w:hint="eastAsia"/>
+          <w:rFonts w:ascii="Times New Roman" w:eastAsia="MS PGothic" w:hAnsi="Times New Roman" w:hint="eastAsia"/>
           <w:bCs/>
           <w:szCs w:val="24"/>
         </w:rPr>
@@ -1251,7 +1249,7 @@
       </w:r>
       <w:r>
         <w:rPr>
-          <w:rFonts w:ascii="Times New Roman" w:eastAsia="ＭＳ Ｐゴシック" w:hAnsi="Times New Roman" w:hint="eastAsia"/>
+          <w:rFonts w:ascii="Times New Roman" w:eastAsia="MS PGothic" w:hAnsi="Times New Roman" w:hint="eastAsia"/>
           <w:bCs/>
           <w:szCs w:val="24"/>
         </w:rPr>
@@ -1260,7 +1258,7 @@
     </w:p>
     <w:p>
       <w:pPr>
-        <w:pStyle w:val="af2"/>
+        <w:pStyle w:val="ListParagraph"/>
         <w:widowControl/>
         <w:numPr>
           <w:ilvl w:val="0"/>
@@ -1270,14 +1268,14 @@
         <w:ind w:leftChars="0" w:left="1570" w:rightChars="353" w:right="847" w:hanging="357"/>
         <w:jc w:val="left"/>
         <w:rPr>
-          <w:rFonts w:ascii="Times New Roman" w:eastAsia="ＭＳ Ｐゴシック" w:hAnsi="Times New Roman"/>
+          <w:rFonts w:ascii="Times New Roman" w:eastAsia="MS PGothic" w:hAnsi="Times New Roman"/>
           <w:bCs/>
           <w:szCs w:val="24"/>
         </w:rPr>
       </w:pPr>
       <w:r>
         <w:rPr>
-          <w:rFonts w:ascii="Times New Roman" w:eastAsia="ＭＳ Ｐゴシック" w:hAnsi="Times New Roman" w:hint="eastAsia"/>
+          <w:rFonts w:ascii="Times New Roman" w:eastAsia="MS PGothic" w:hAnsi="Times New Roman" w:hint="eastAsia"/>
           <w:bCs/>
           <w:szCs w:val="24"/>
         </w:rPr>
@@ -1285,7 +1283,7 @@
       </w:r>
       <w:r>
         <w:rPr>
-          <w:rFonts w:ascii="Times New Roman" w:eastAsia="ＭＳ Ｐゴシック" w:hAnsi="Times New Roman"/>
+          <w:rFonts w:ascii="Times New Roman" w:eastAsia="MS PGothic" w:hAnsi="Times New Roman"/>
           <w:bCs/>
           <w:szCs w:val="24"/>
         </w:rPr>
@@ -1293,7 +1291,7 @@
       </w:r>
       <w:r>
         <w:rPr>
-          <w:rFonts w:ascii="Times New Roman" w:eastAsia="ＭＳ Ｐゴシック" w:hAnsi="Times New Roman" w:hint="eastAsia"/>
+          <w:rFonts w:ascii="Times New Roman" w:eastAsia="MS PGothic" w:hAnsi="Times New Roman" w:hint="eastAsia"/>
           <w:bCs/>
           <w:szCs w:val="24"/>
         </w:rPr>
@@ -1301,7 +1299,7 @@
       </w:r>
       <w:r>
         <w:rPr>
-          <w:rFonts w:ascii="Times New Roman" w:eastAsia="ＭＳ Ｐゴシック" w:hAnsi="Times New Roman" w:hint="eastAsia"/>
+          <w:rFonts w:ascii="Times New Roman" w:eastAsia="MS PGothic" w:hAnsi="Times New Roman" w:hint="eastAsia"/>
           <w:bCs/>
           <w:szCs w:val="24"/>
         </w:rPr>
@@ -1309,7 +1307,7 @@
       </w:r>
       <w:r>
         <w:rPr>
-          <w:rFonts w:ascii="Times New Roman" w:eastAsia="ＭＳ Ｐゴシック" w:hAnsi="Times New Roman" w:hint="eastAsia"/>
+          <w:rFonts w:ascii="Times New Roman" w:eastAsia="MS PGothic" w:hAnsi="Times New Roman" w:hint="eastAsia"/>
           <w:bCs/>
           <w:szCs w:val="24"/>
         </w:rPr>
@@ -1318,7 +1316,7 @@
     </w:p>
     <w:p>
       <w:pPr>
-        <w:pStyle w:val="af2"/>
+        <w:pStyle w:val="ListParagraph"/>
         <w:widowControl/>
         <w:numPr>
           <w:ilvl w:val="0"/>
@@ -1328,14 +1326,14 @@
         <w:ind w:leftChars="0" w:left="1570" w:rightChars="353" w:right="847" w:hanging="357"/>
         <w:jc w:val="left"/>
         <w:rPr>
-          <w:rFonts w:ascii="Times New Roman" w:eastAsia="ＭＳ Ｐゴシック" w:hAnsi="Times New Roman"/>
+          <w:rFonts w:ascii="Times New Roman" w:eastAsia="MS PGothic" w:hAnsi="Times New Roman"/>
           <w:bCs/>
           <w:szCs w:val="24"/>
         </w:rPr>
       </w:pPr>
       <w:r>
         <w:rPr>
-          <w:rFonts w:ascii="Times New Roman" w:eastAsia="ＭＳ Ｐゴシック" w:hAnsi="Times New Roman" w:hint="eastAsia"/>
+          <w:rFonts w:ascii="Times New Roman" w:eastAsia="MS PGothic" w:hAnsi="Times New Roman" w:hint="eastAsia"/>
           <w:bCs/>
           <w:szCs w:val="24"/>
         </w:rPr>
@@ -1343,7 +1341,7 @@
       </w:r>
       <w:r>
         <w:rPr>
-          <w:rFonts w:ascii="Times New Roman" w:eastAsia="ＭＳ Ｐゴシック" w:hAnsi="Times New Roman"/>
+          <w:rFonts w:ascii="Times New Roman" w:eastAsia="MS PGothic" w:hAnsi="Times New Roman"/>
           <w:bCs/>
           <w:szCs w:val="24"/>
         </w:rPr>
@@ -1351,7 +1349,7 @@
       </w:r>
       <w:r>
         <w:rPr>
-          <w:rFonts w:ascii="Times New Roman" w:eastAsia="ＭＳ Ｐゴシック" w:hAnsi="Times New Roman" w:hint="eastAsia"/>
+          <w:rFonts w:ascii="Times New Roman" w:eastAsia="MS PGothic" w:hAnsi="Times New Roman" w:hint="eastAsia"/>
           <w:bCs/>
           <w:szCs w:val="24"/>
         </w:rPr>
@@ -1360,7 +1358,7 @@
       <w:proofErr w:type="gramStart"/>
       <w:r>
         <w:rPr>
-          <w:rFonts w:ascii="Times New Roman" w:eastAsia="ＭＳ Ｐゴシック" w:hAnsi="Times New Roman" w:hint="eastAsia"/>
+          <w:rFonts w:ascii="Times New Roman" w:eastAsia="MS PGothic" w:hAnsi="Times New Roman" w:hint="eastAsia"/>
           <w:bCs/>
           <w:szCs w:val="24"/>
         </w:rPr>
@@ -1369,7 +1367,7 @@
       <w:proofErr w:type="gramEnd"/>
       <w:r>
         <w:rPr>
-          <w:rFonts w:ascii="Times New Roman" w:eastAsia="ＭＳ Ｐゴシック" w:hAnsi="Times New Roman"/>
+          <w:rFonts w:ascii="Times New Roman" w:eastAsia="MS PGothic" w:hAnsi="Times New Roman"/>
           <w:bCs/>
           <w:szCs w:val="24"/>
         </w:rPr>
@@ -1377,16 +1375,34 @@
       </w:r>
       <w:r>
         <w:rPr>
-          <w:rFonts w:ascii="Times New Roman" w:eastAsia="ＭＳ Ｐゴシック" w:hAnsi="Times New Roman" w:hint="eastAsia"/>
+          <w:rFonts w:ascii="Times New Roman" w:eastAsia="MS PGothic" w:hAnsi="Times New Roman" w:hint="eastAsia"/>
           <w:bCs/>
           <w:szCs w:val="24"/>
         </w:rPr>
-        <w:t xml:space="preserve"> be the chairperson, present short reports, and participate in Q&amp;A and discussion.</w:t>
+        <w:t xml:space="preserve"> be the chairperson, present short reports, and participate in Q&amp;A and </w:t>
+      </w:r>
+      <w:proofErr w:type="gramStart"/>
+      <w:r>
+        <w:rPr>
+          <w:rFonts w:ascii="Times New Roman" w:eastAsia="MS PGothic" w:hAnsi="Times New Roman" w:hint="eastAsia"/>
+          <w:bCs/>
+          <w:szCs w:val="24"/>
+        </w:rPr>
+        <w:t>discussion</w:t>
+      </w:r>
+      <w:proofErr w:type="gramEnd"/>
+      <w:r>
+        <w:rPr>
+          <w:rFonts w:ascii="Times New Roman" w:eastAsia="MS PGothic" w:hAnsi="Times New Roman" w:hint="eastAsia"/>
+          <w:bCs/>
+          <w:szCs w:val="24"/>
+        </w:rPr>
+        <w:t>.</w:t>
       </w:r>
     </w:p>
     <w:p>
       <w:pPr>
-        <w:pStyle w:val="af2"/>
+        <w:pStyle w:val="ListParagraph"/>
         <w:widowControl/>
         <w:numPr>
           <w:ilvl w:val="0"/>
@@ -1396,14 +1412,14 @@
         <w:ind w:leftChars="0" w:left="1570" w:rightChars="353" w:right="847" w:hanging="357"/>
         <w:jc w:val="left"/>
         <w:rPr>
-          <w:rFonts w:ascii="Times New Roman" w:eastAsia="ＭＳ Ｐゴシック" w:hAnsi="Times New Roman"/>
+          <w:rFonts w:ascii="Times New Roman" w:eastAsia="MS PGothic" w:hAnsi="Times New Roman"/>
           <w:bCs/>
           <w:szCs w:val="24"/>
         </w:rPr>
       </w:pPr>
       <w:r>
         <w:rPr>
-          <w:rFonts w:ascii="Times New Roman" w:eastAsia="ＭＳ Ｐゴシック" w:hAnsi="Times New Roman" w:hint="eastAsia"/>
+          <w:rFonts w:ascii="Times New Roman" w:eastAsia="MS PGothic" w:hAnsi="Times New Roman" w:hint="eastAsia"/>
           <w:bCs/>
           <w:szCs w:val="24"/>
         </w:rPr>
@@ -1411,7 +1427,7 @@
       </w:r>
       <w:r>
         <w:rPr>
-          <w:rFonts w:ascii="Times New Roman" w:eastAsia="ＭＳ Ｐゴシック" w:hAnsi="Times New Roman" w:hint="eastAsia"/>
+          <w:rFonts w:ascii="Times New Roman" w:eastAsia="MS PGothic" w:hAnsi="Times New Roman" w:hint="eastAsia"/>
           <w:bCs/>
           <w:szCs w:val="24"/>
         </w:rPr>
@@ -1419,7 +1435,7 @@
       </w:r>
       <w:r>
         <w:rPr>
-          <w:rFonts w:ascii="Times New Roman" w:eastAsia="ＭＳ Ｐゴシック" w:hAnsi="Times New Roman" w:hint="eastAsia"/>
+          <w:rFonts w:ascii="Times New Roman" w:eastAsia="MS PGothic" w:hAnsi="Times New Roman" w:hint="eastAsia"/>
           <w:bCs/>
           <w:szCs w:val="24"/>
         </w:rPr>
@@ -1427,7 +1443,7 @@
       </w:r>
       <w:r>
         <w:rPr>
-          <w:rFonts w:ascii="Times New Roman" w:eastAsia="ＭＳ Ｐゴシック" w:hAnsi="Times New Roman" w:hint="eastAsia"/>
+          <w:rFonts w:ascii="Times New Roman" w:eastAsia="MS PGothic" w:hAnsi="Times New Roman" w:hint="eastAsia"/>
           <w:bCs/>
           <w:szCs w:val="24"/>
         </w:rPr>
@@ -1435,7 +1451,7 @@
       </w:r>
       <w:r>
         <w:rPr>
-          <w:rFonts w:ascii="Times New Roman" w:eastAsia="ＭＳ Ｐゴシック" w:hAnsi="Times New Roman" w:hint="eastAsia"/>
+          <w:rFonts w:ascii="Times New Roman" w:eastAsia="MS PGothic" w:hAnsi="Times New Roman" w:hint="eastAsia"/>
           <w:bCs/>
           <w:szCs w:val="24"/>
         </w:rPr>
@@ -1444,7 +1460,7 @@
     </w:p>
     <w:p>
       <w:pPr>
-        <w:pStyle w:val="af2"/>
+        <w:pStyle w:val="ListParagraph"/>
         <w:widowControl/>
         <w:numPr>
           <w:ilvl w:val="0"/>
@@ -1454,14 +1470,14 @@
         <w:ind w:leftChars="0" w:left="1570" w:rightChars="353" w:right="847" w:hanging="357"/>
         <w:jc w:val="left"/>
         <w:rPr>
-          <w:rFonts w:ascii="Times New Roman" w:eastAsia="ＭＳ Ｐゴシック" w:hAnsi="Times New Roman"/>
+          <w:rFonts w:ascii="Times New Roman" w:eastAsia="MS PGothic" w:hAnsi="Times New Roman"/>
           <w:bCs/>
           <w:szCs w:val="24"/>
         </w:rPr>
       </w:pPr>
       <w:r>
         <w:rPr>
-          <w:rFonts w:ascii="Times New Roman" w:eastAsia="ＭＳ Ｐゴシック" w:hAnsi="Times New Roman" w:hint="eastAsia"/>
+          <w:rFonts w:ascii="Times New Roman" w:eastAsia="MS PGothic" w:hAnsi="Times New Roman" w:hint="eastAsia"/>
           <w:bCs/>
           <w:szCs w:val="24"/>
         </w:rPr>
@@ -1469,7 +1485,7 @@
       </w:r>
       <w:r>
         <w:rPr>
-          <w:rFonts w:ascii="Times New Roman" w:eastAsia="ＭＳ Ｐゴシック" w:hAnsi="Times New Roman" w:hint="eastAsia"/>
+          <w:rFonts w:ascii="Times New Roman" w:eastAsia="MS PGothic" w:hAnsi="Times New Roman" w:hint="eastAsia"/>
           <w:bCs/>
           <w:szCs w:val="24"/>
         </w:rPr>
@@ -1477,7 +1493,7 @@
       </w:r>
       <w:r>
         <w:rPr>
-          <w:rFonts w:ascii="Times New Roman" w:eastAsia="ＭＳ Ｐゴシック" w:hAnsi="Times New Roman" w:hint="eastAsia"/>
+          <w:rFonts w:ascii="Times New Roman" w:eastAsia="MS PGothic" w:hAnsi="Times New Roman" w:hint="eastAsia"/>
           <w:bCs/>
           <w:szCs w:val="24"/>
         </w:rPr>
@@ -1485,7 +1501,7 @@
       </w:r>
       <w:r>
         <w:rPr>
-          <w:rFonts w:ascii="Times New Roman" w:eastAsia="ＭＳ Ｐゴシック" w:hAnsi="Times New Roman" w:hint="eastAsia"/>
+          <w:rFonts w:ascii="Times New Roman" w:eastAsia="MS PGothic" w:hAnsi="Times New Roman" w:hint="eastAsia"/>
           <w:bCs/>
           <w:szCs w:val="24"/>
         </w:rPr>
@@ -1493,7 +1509,7 @@
       </w:r>
       <w:r>
         <w:rPr>
-          <w:rFonts w:ascii="Times New Roman" w:eastAsia="ＭＳ Ｐゴシック" w:hAnsi="Times New Roman" w:hint="eastAsia"/>
+          <w:rFonts w:ascii="Times New Roman" w:eastAsia="MS PGothic" w:hAnsi="Times New Roman" w:hint="eastAsia"/>
           <w:bCs/>
           <w:szCs w:val="24"/>
         </w:rPr>
@@ -1501,7 +1517,7 @@
       </w:r>
       <w:r>
         <w:rPr>
-          <w:rFonts w:ascii="Times New Roman" w:eastAsia="ＭＳ Ｐゴシック" w:hAnsi="Times New Roman" w:hint="eastAsia"/>
+          <w:rFonts w:ascii="Times New Roman" w:eastAsia="MS PGothic" w:hAnsi="Times New Roman" w:hint="eastAsia"/>
           <w:bCs/>
           <w:szCs w:val="24"/>
         </w:rPr>
@@ -1509,7 +1525,7 @@
       </w:r>
       <w:r>
         <w:rPr>
-          <w:rFonts w:ascii="Times New Roman" w:eastAsia="ＭＳ Ｐゴシック" w:hAnsi="Times New Roman" w:hint="eastAsia"/>
+          <w:rFonts w:ascii="Times New Roman" w:eastAsia="MS PGothic" w:hAnsi="Times New Roman" w:hint="eastAsia"/>
           <w:bCs/>
           <w:szCs w:val="24"/>
         </w:rPr>
@@ -1517,7 +1533,7 @@
       </w:r>
       <w:r>
         <w:rPr>
-          <w:rFonts w:ascii="Times New Roman" w:eastAsia="ＭＳ Ｐゴシック" w:hAnsi="Times New Roman" w:hint="eastAsia"/>
+          <w:rFonts w:ascii="Times New Roman" w:eastAsia="MS PGothic" w:hAnsi="Times New Roman" w:hint="eastAsia"/>
           <w:bCs/>
           <w:szCs w:val="24"/>
         </w:rPr>
@@ -1525,7 +1541,7 @@
       </w:r>
       <w:r>
         <w:rPr>
-          <w:rFonts w:ascii="Times New Roman" w:eastAsia="ＭＳ Ｐゴシック" w:hAnsi="Times New Roman" w:hint="eastAsia"/>
+          <w:rFonts w:ascii="Times New Roman" w:eastAsia="MS PGothic" w:hAnsi="Times New Roman" w:hint="eastAsia"/>
           <w:bCs/>
           <w:szCs w:val="24"/>
         </w:rPr>
@@ -1537,7 +1553,7 @@
         <w:widowControl/>
         <w:jc w:val="left"/>
         <w:rPr>
-          <w:rFonts w:ascii="Arial" w:eastAsia="ＭＳ Ｐゴシック" w:hAnsi="Arial" w:cs="Arial"/>
+          <w:rFonts w:ascii="Arial" w:eastAsia="MS PGothic" w:hAnsi="Arial" w:cs="Arial"/>
           <w:b/>
           <w:bCs/>
           <w:sz w:val="44"/>
@@ -1546,7 +1562,7 @@
       </w:pPr>
       <w:r>
         <w:rPr>
-          <w:rFonts w:ascii="Arial" w:eastAsia="ＭＳ Ｐゴシック" w:hAnsi="Arial" w:cs="Arial"/>
+          <w:rFonts w:ascii="Arial" w:eastAsia="MS PGothic" w:hAnsi="Arial" w:cs="Arial"/>
           <w:b/>
           <w:bCs/>
           <w:sz w:val="44"/>
@@ -1557,33 +1573,18 @@
     </w:p>
     <w:p>
       <w:pPr>
-        <w:keepNext/>
-        <w:pBdr>
-          <w:bottom w:val="single" w:sz="24" w:space="1" w:color="7F7F7F" w:themeColor="text1" w:themeTint="80"/>
-        </w:pBdr>
-        <w:tabs>
-          <w:tab w:val="left" w:pos="360"/>
-          <w:tab w:val="decimal" w:pos="8100"/>
-        </w:tabs>
-        <w:autoSpaceDE w:val="0"/>
-        <w:autoSpaceDN w:val="0"/>
-        <w:adjustRightInd w:val="0"/>
-        <w:spacing w:before="120" w:line="360" w:lineRule="auto"/>
-        <w:ind w:left="158"/>
-        <w:jc w:val="left"/>
-        <w:rPr>
-          <w:rFonts w:ascii="Arial" w:eastAsia="ＭＳ Ｐゴシック" w:hAnsi="Arial" w:cs="Arial"/>
-          <w:b/>
-          <w:bCs/>
+        <w:pStyle w:val="Heading1"/>
+        <w:rPr>
+          <w:rFonts w:ascii="Arial" w:eastAsia="MS PGothic" w:hAnsi="Arial" w:cs="Arial"/>
+          <w:b w:val="0"/>
+          <w:bCs w:val="0"/>
           <w:sz w:val="36"/>
           <w:szCs w:val="36"/>
         </w:rPr>
       </w:pPr>
       <w:r>
         <w:rPr>
-          <w:rFonts w:ascii="Arial" w:eastAsia="ＭＳ Ｐゴシック" w:hAnsi="Arial" w:cs="Arial" w:hint="eastAsia"/>
-          <w:b/>
-          <w:bCs/>
+          <w:rFonts w:ascii="Arial" w:eastAsia="MS PGothic" w:hAnsi="Arial" w:cs="Arial" w:hint="eastAsia"/>
           <w:sz w:val="56"/>
           <w:szCs w:val="56"/>
         </w:rPr>
@@ -1592,9 +1593,7 @@
       </w:r>
       <w:r>
         <w:rPr>
-          <w:rFonts w:ascii="Arial" w:eastAsia="ＭＳ Ｐゴシック" w:hAnsi="Arial" w:cs="Arial" w:hint="eastAsia"/>
-          <w:b/>
-          <w:bCs/>
+          <w:rFonts w:ascii="Arial" w:eastAsia="MS PGothic" w:hAnsi="Arial" w:cs="Arial" w:hint="eastAsia"/>
           <w:sz w:val="44"/>
           <w:szCs w:val="44"/>
         </w:rPr>
@@ -1602,9 +1601,7 @@
       </w:r>
       <w:r>
         <w:rPr>
-          <w:rFonts w:ascii="Arial" w:eastAsia="ＭＳ Ｐゴシック" w:hAnsi="Arial" w:cs="Arial" w:hint="eastAsia"/>
-          <w:b/>
-          <w:bCs/>
+          <w:rFonts w:ascii="Arial" w:eastAsia="MS PGothic" w:hAnsi="Arial" w:cs="Arial" w:hint="eastAsia"/>
           <w:sz w:val="36"/>
           <w:szCs w:val="36"/>
         </w:rPr>
@@ -1612,9 +1609,7 @@
       </w:r>
       <w:r>
         <w:rPr>
-          <w:rFonts w:ascii="Arial" w:eastAsia="ＭＳ Ｐゴシック" w:hAnsi="Arial" w:cs="Arial" w:hint="eastAsia"/>
-          <w:b/>
-          <w:bCs/>
+          <w:rFonts w:ascii="Arial" w:eastAsia="MS PGothic" w:hAnsi="Arial" w:cs="Arial" w:hint="eastAsia"/>
           <w:spacing w:val="20"/>
           <w:sz w:val="36"/>
           <w:szCs w:val="36"/>
@@ -1623,9 +1618,7 @@
       </w:r>
       <w:r>
         <w:rPr>
-          <w:rFonts w:ascii="Arial" w:eastAsia="ＭＳ Ｐゴシック" w:hAnsi="Arial" w:cs="Arial"/>
-          <w:b/>
-          <w:bCs/>
+          <w:rFonts w:ascii="Arial" w:eastAsia="MS PGothic" w:hAnsi="Arial" w:cs="Arial"/>
           <w:spacing w:val="20"/>
           <w:sz w:val="36"/>
           <w:szCs w:val="36"/>
@@ -1634,9 +1627,7 @@
       </w:r>
       <w:r>
         <w:rPr>
-          <w:rFonts w:ascii="Arial" w:eastAsia="ＭＳ Ｐゴシック" w:hAnsi="Arial" w:cs="Arial" w:hint="eastAsia"/>
-          <w:b/>
-          <w:bCs/>
+          <w:rFonts w:ascii="Arial" w:eastAsia="MS PGothic" w:hAnsi="Arial" w:cs="Arial" w:hint="eastAsia"/>
           <w:spacing w:val="20"/>
           <w:sz w:val="36"/>
           <w:szCs w:val="36"/>
@@ -1653,7 +1644,7 @@
         <w:ind w:right="811"/>
         <w:jc w:val="left"/>
         <w:rPr>
-          <w:rFonts w:ascii="Times New Roman" w:eastAsia="ＭＳ Ｐゴシック" w:hAnsi="Times New Roman"/>
+          <w:rFonts w:ascii="Times New Roman" w:eastAsia="MS PGothic" w:hAnsi="Times New Roman"/>
           <w:sz w:val="21"/>
           <w:szCs w:val="21"/>
         </w:rPr>
@@ -1668,7 +1659,7 @@
         <w:ind w:right="811"/>
         <w:jc w:val="left"/>
         <w:rPr>
-          <w:rFonts w:ascii="Times New Roman" w:eastAsia="ＭＳ Ｐゴシック" w:hAnsi="Times New Roman"/>
+          <w:rFonts w:ascii="Times New Roman" w:eastAsia="MS PGothic" w:hAnsi="Times New Roman"/>
           <w:sz w:val="21"/>
           <w:szCs w:val="21"/>
         </w:rPr>
@@ -1688,7 +1679,7 @@
         <w:adjustRightInd w:val="0"/>
         <w:ind w:left="700" w:right="987"/>
         <w:rPr>
-          <w:rFonts w:ascii="Arial" w:eastAsia="ＭＳ Ｐゴシック" w:hAnsi="Arial" w:cs="Arial"/>
+          <w:rFonts w:ascii="Arial" w:eastAsia="MS PGothic" w:hAnsi="Arial" w:cs="Arial"/>
           <w:b/>
           <w:bCs/>
           <w:szCs w:val="24"/>
@@ -1696,7 +1687,7 @@
       </w:pPr>
       <w:r>
         <w:rPr>
-          <w:rFonts w:ascii="Arial" w:eastAsia="ＭＳ Ｐゴシック" w:hAnsi="Arial" w:cs="Arial" w:hint="eastAsia"/>
+          <w:rFonts w:ascii="Arial" w:eastAsia="MS PGothic" w:hAnsi="Arial" w:cs="Arial" w:hint="eastAsia"/>
           <w:b/>
           <w:bCs/>
           <w:szCs w:val="24"/>
@@ -1705,7 +1696,7 @@
       </w:r>
       <w:r>
         <w:rPr>
-          <w:rFonts w:ascii="Arial" w:eastAsia="ＭＳ Ｐゴシック" w:hAnsi="Arial" w:cs="Arial"/>
+          <w:rFonts w:ascii="Arial" w:eastAsia="MS PGothic" w:hAnsi="Arial" w:cs="Arial"/>
           <w:b/>
           <w:bCs/>
           <w:szCs w:val="24"/>
@@ -1714,7 +1705,7 @@
       </w:r>
       <w:r>
         <w:rPr>
-          <w:rFonts w:ascii="Arial" w:eastAsia="ＭＳ Ｐゴシック" w:hAnsi="Arial" w:cs="Arial" w:hint="eastAsia"/>
+          <w:rFonts w:ascii="Arial" w:eastAsia="MS PGothic" w:hAnsi="Arial" w:cs="Arial" w:hint="eastAsia"/>
           <w:b/>
           <w:bCs/>
           <w:szCs w:val="24"/>
@@ -1723,7 +1714,7 @@
       </w:r>
       <w:r>
         <w:rPr>
-          <w:rFonts w:ascii="Arial" w:eastAsia="ＭＳ Ｐゴシック" w:hAnsi="Arial" w:cs="Arial" w:hint="eastAsia"/>
+          <w:rFonts w:ascii="Arial" w:eastAsia="MS PGothic" w:hAnsi="Arial" w:cs="Arial" w:hint="eastAsia"/>
           <w:b/>
           <w:bCs/>
           <w:szCs w:val="24"/>
@@ -1732,7 +1723,7 @@
       </w:r>
       <w:r>
         <w:rPr>
-          <w:rFonts w:ascii="Arial" w:eastAsia="ＭＳ Ｐゴシック" w:hAnsi="Arial" w:cs="Arial" w:hint="eastAsia"/>
+          <w:rFonts w:ascii="Arial" w:eastAsia="MS PGothic" w:hAnsi="Arial" w:cs="Arial" w:hint="eastAsia"/>
           <w:b/>
           <w:bCs/>
           <w:szCs w:val="24"/>
@@ -1749,14 +1740,14 @@
         <w:ind w:left="686" w:right="281"/>
         <w:jc w:val="left"/>
         <w:rPr>
-          <w:rFonts w:ascii="Times New Roman" w:eastAsia="ＭＳ Ｐゴシック" w:hAnsi="Times New Roman"/>
+          <w:rFonts w:ascii="Times New Roman" w:eastAsia="MS PGothic" w:hAnsi="Times New Roman"/>
           <w:sz w:val="22"/>
           <w:szCs w:val="22"/>
         </w:rPr>
       </w:pPr>
       <w:r>
         <w:rPr>
-          <w:rFonts w:ascii="Times New Roman" w:eastAsia="ＭＳ Ｐゴシック" w:hAnsi="Times New Roman" w:hint="eastAsia"/>
+          <w:rFonts w:ascii="Times New Roman" w:eastAsia="MS PGothic" w:hAnsi="Times New Roman" w:hint="eastAsia"/>
           <w:sz w:val="22"/>
           <w:szCs w:val="22"/>
         </w:rPr>
@@ -1764,7 +1755,7 @@
       </w:r>
       <w:r>
         <w:rPr>
-          <w:rFonts w:ascii="Times New Roman" w:eastAsia="ＭＳ Ｐゴシック" w:hAnsi="Times New Roman"/>
+          <w:rFonts w:ascii="Times New Roman" w:eastAsia="MS PGothic" w:hAnsi="Times New Roman"/>
           <w:sz w:val="22"/>
           <w:szCs w:val="22"/>
         </w:rPr>
@@ -1772,7 +1763,7 @@
       </w:r>
       <w:r>
         <w:rPr>
-          <w:rFonts w:ascii="Times New Roman" w:eastAsia="ＭＳ Ｐゴシック" w:hAnsi="Times New Roman" w:hint="eastAsia"/>
+          <w:rFonts w:ascii="Times New Roman" w:eastAsia="MS PGothic" w:hAnsi="Times New Roman" w:hint="eastAsia"/>
           <w:sz w:val="22"/>
           <w:szCs w:val="22"/>
         </w:rPr>
@@ -1780,7 +1771,7 @@
       </w:r>
       <w:r>
         <w:rPr>
-          <w:rFonts w:ascii="Times New Roman" w:eastAsia="ＭＳ Ｐゴシック" w:hAnsi="Times New Roman" w:hint="eastAsia"/>
+          <w:rFonts w:ascii="Times New Roman" w:eastAsia="MS PGothic" w:hAnsi="Times New Roman" w:hint="eastAsia"/>
           <w:sz w:val="22"/>
           <w:szCs w:val="22"/>
         </w:rPr>
@@ -1788,7 +1779,7 @@
       </w:r>
       <w:r>
         <w:rPr>
-          <w:rFonts w:ascii="Times New Roman" w:eastAsia="ＭＳ Ｐゴシック" w:hAnsi="Times New Roman"/>
+          <w:rFonts w:ascii="Times New Roman" w:eastAsia="MS PGothic" w:hAnsi="Times New Roman"/>
           <w:sz w:val="22"/>
           <w:szCs w:val="22"/>
         </w:rPr>
@@ -1796,7 +1787,7 @@
       </w:r>
       <w:r>
         <w:rPr>
-          <w:rFonts w:ascii="Times New Roman" w:eastAsia="ＭＳ Ｐゴシック" w:hAnsi="Times New Roman" w:hint="eastAsia"/>
+          <w:rFonts w:ascii="Times New Roman" w:eastAsia="MS PGothic" w:hAnsi="Times New Roman" w:hint="eastAsia"/>
           <w:sz w:val="22"/>
           <w:szCs w:val="22"/>
         </w:rPr>
@@ -1804,7 +1795,7 @@
       </w:r>
       <w:r>
         <w:rPr>
-          <w:rFonts w:ascii="Times New Roman" w:eastAsia="ＭＳ Ｐゴシック" w:hAnsi="Times New Roman" w:hint="eastAsia"/>
+          <w:rFonts w:ascii="Times New Roman" w:eastAsia="MS PGothic" w:hAnsi="Times New Roman" w:hint="eastAsia"/>
           <w:sz w:val="22"/>
           <w:szCs w:val="22"/>
         </w:rPr>
@@ -1812,7 +1803,7 @@
       </w:r>
       <w:r>
         <w:rPr>
-          <w:rFonts w:ascii="Times New Roman" w:eastAsia="ＭＳ Ｐゴシック" w:hAnsi="Times New Roman" w:hint="eastAsia"/>
+          <w:rFonts w:ascii="Times New Roman" w:eastAsia="MS PGothic" w:hAnsi="Times New Roman" w:hint="eastAsia"/>
           <w:sz w:val="22"/>
           <w:szCs w:val="22"/>
         </w:rPr>
@@ -1820,7 +1811,7 @@
       </w:r>
       <w:r>
         <w:rPr>
-          <w:rFonts w:ascii="Times New Roman" w:eastAsia="ＭＳ Ｐゴシック" w:hAnsi="Times New Roman" w:hint="eastAsia"/>
+          <w:rFonts w:ascii="Times New Roman" w:eastAsia="MS PGothic" w:hAnsi="Times New Roman" w:hint="eastAsia"/>
           <w:sz w:val="22"/>
           <w:szCs w:val="22"/>
         </w:rPr>
@@ -1828,7 +1819,7 @@
       </w:r>
       <w:r>
         <w:rPr>
-          <w:rFonts w:ascii="Times New Roman" w:eastAsia="ＭＳ Ｐゴシック" w:hAnsi="Times New Roman" w:hint="eastAsia"/>
+          <w:rFonts w:ascii="Times New Roman" w:eastAsia="MS PGothic" w:hAnsi="Times New Roman" w:hint="eastAsia"/>
           <w:sz w:val="22"/>
           <w:szCs w:val="22"/>
         </w:rPr>
@@ -1844,14 +1835,14 @@
         <w:ind w:left="686" w:right="281"/>
         <w:jc w:val="left"/>
         <w:rPr>
-          <w:rFonts w:ascii="Times New Roman" w:eastAsia="ＭＳ Ｐゴシック" w:hAnsi="Times New Roman"/>
+          <w:rFonts w:ascii="Times New Roman" w:eastAsia="MS PGothic" w:hAnsi="Times New Roman"/>
           <w:sz w:val="22"/>
           <w:szCs w:val="22"/>
         </w:rPr>
       </w:pPr>
       <w:r>
         <w:rPr>
-          <w:rFonts w:ascii="Times New Roman" w:eastAsia="ＭＳ Ｐゴシック" w:hAnsi="Times New Roman" w:hint="eastAsia"/>
+          <w:rFonts w:ascii="Times New Roman" w:eastAsia="MS PGothic" w:hAnsi="Times New Roman" w:hint="eastAsia"/>
           <w:sz w:val="22"/>
           <w:szCs w:val="22"/>
         </w:rPr>
@@ -1859,7 +1850,7 @@
       </w:r>
       <w:r>
         <w:rPr>
-          <w:rFonts w:ascii="Times New Roman" w:eastAsia="ＭＳ Ｐゴシック" w:hAnsi="Times New Roman" w:hint="eastAsia"/>
+          <w:rFonts w:ascii="Times New Roman" w:eastAsia="MS PGothic" w:hAnsi="Times New Roman" w:hint="eastAsia"/>
           <w:sz w:val="22"/>
           <w:szCs w:val="22"/>
         </w:rPr>
@@ -1867,7 +1858,7 @@
       </w:r>
       <w:r>
         <w:rPr>
-          <w:rFonts w:ascii="Times New Roman" w:eastAsia="ＭＳ Ｐゴシック" w:hAnsi="Times New Roman" w:hint="eastAsia"/>
+          <w:rFonts w:ascii="Times New Roman" w:eastAsia="MS PGothic" w:hAnsi="Times New Roman" w:hint="eastAsia"/>
           <w:sz w:val="22"/>
           <w:szCs w:val="22"/>
         </w:rPr>
@@ -1875,7 +1866,7 @@
       </w:r>
       <w:r>
         <w:rPr>
-          <w:rFonts w:ascii="Times New Roman" w:eastAsia="ＭＳ Ｐゴシック" w:hAnsi="Times New Roman" w:hint="eastAsia"/>
+          <w:rFonts w:ascii="Times New Roman" w:eastAsia="MS PGothic" w:hAnsi="Times New Roman" w:hint="eastAsia"/>
           <w:sz w:val="22"/>
           <w:szCs w:val="22"/>
         </w:rPr>
@@ -1884,7 +1875,7 @@
     </w:p>
     <w:p>
       <w:pPr>
-        <w:pStyle w:val="af2"/>
+        <w:pStyle w:val="ListParagraph"/>
         <w:numPr>
           <w:ilvl w:val="0"/>
           <w:numId w:val="3"/>
@@ -1896,14 +1887,14 @@
         <w:ind w:leftChars="0" w:left="1176" w:right="281"/>
         <w:jc w:val="left"/>
         <w:rPr>
-          <w:rFonts w:ascii="Arial" w:eastAsia="ＭＳ Ｐゴシック" w:hAnsi="Arial" w:cs="Arial"/>
+          <w:rFonts w:ascii="Arial" w:eastAsia="MS PGothic" w:hAnsi="Arial" w:cs="Arial"/>
           <w:sz w:val="21"/>
           <w:szCs w:val="21"/>
         </w:rPr>
       </w:pPr>
       <w:r>
         <w:rPr>
-          <w:rFonts w:ascii="Arial" w:eastAsia="ＭＳ Ｐゴシック" w:hAnsi="Arial" w:cs="Arial"/>
+          <w:rFonts w:ascii="Arial" w:eastAsia="MS PGothic" w:hAnsi="Arial" w:cs="Arial"/>
           <w:sz w:val="21"/>
           <w:szCs w:val="21"/>
         </w:rPr>
@@ -1912,7 +1903,7 @@
     </w:p>
     <w:p>
       <w:pPr>
-        <w:pStyle w:val="af2"/>
+        <w:pStyle w:val="ListParagraph"/>
         <w:numPr>
           <w:ilvl w:val="0"/>
           <w:numId w:val="3"/>
@@ -1924,14 +1915,14 @@
         <w:ind w:leftChars="0" w:left="1176" w:right="281"/>
         <w:jc w:val="left"/>
         <w:rPr>
-          <w:rFonts w:ascii="Arial" w:eastAsia="ＭＳ Ｐゴシック" w:hAnsi="Arial" w:cs="Arial"/>
+          <w:rFonts w:ascii="Arial" w:eastAsia="MS PGothic" w:hAnsi="Arial" w:cs="Arial"/>
           <w:sz w:val="21"/>
           <w:szCs w:val="21"/>
         </w:rPr>
       </w:pPr>
       <w:r>
         <w:rPr>
-          <w:rFonts w:ascii="Arial" w:eastAsia="ＭＳ Ｐゴシック" w:hAnsi="Arial" w:cs="Arial"/>
+          <w:rFonts w:ascii="Arial" w:eastAsia="MS PGothic" w:hAnsi="Arial" w:cs="Arial"/>
           <w:sz w:val="21"/>
           <w:szCs w:val="21"/>
         </w:rPr>
@@ -1940,7 +1931,7 @@
     </w:p>
     <w:p>
       <w:pPr>
-        <w:pStyle w:val="af2"/>
+        <w:pStyle w:val="ListParagraph"/>
         <w:numPr>
           <w:ilvl w:val="0"/>
           <w:numId w:val="3"/>
@@ -1952,14 +1943,14 @@
         <w:ind w:leftChars="0" w:left="1176" w:right="281"/>
         <w:jc w:val="left"/>
         <w:rPr>
-          <w:rFonts w:ascii="Arial" w:eastAsia="ＭＳ Ｐゴシック" w:hAnsi="Arial" w:cs="Arial"/>
+          <w:rFonts w:ascii="Arial" w:eastAsia="MS PGothic" w:hAnsi="Arial" w:cs="Arial"/>
           <w:sz w:val="21"/>
           <w:szCs w:val="21"/>
         </w:rPr>
       </w:pPr>
       <w:r>
         <w:rPr>
-          <w:rFonts w:ascii="Arial" w:eastAsia="ＭＳ Ｐゴシック" w:hAnsi="Arial" w:cs="Arial"/>
+          <w:rFonts w:ascii="Arial" w:eastAsia="MS PGothic" w:hAnsi="Arial" w:cs="Arial"/>
           <w:sz w:val="21"/>
           <w:szCs w:val="21"/>
         </w:rPr>
@@ -1968,7 +1959,7 @@
     </w:p>
     <w:p>
       <w:pPr>
-        <w:pStyle w:val="af2"/>
+        <w:pStyle w:val="ListParagraph"/>
         <w:numPr>
           <w:ilvl w:val="0"/>
           <w:numId w:val="3"/>
@@ -1980,14 +1971,14 @@
         <w:ind w:leftChars="0" w:left="1176" w:right="281"/>
         <w:jc w:val="left"/>
         <w:rPr>
-          <w:rFonts w:ascii="Arial" w:eastAsia="ＭＳ Ｐゴシック" w:hAnsi="Arial" w:cs="Arial"/>
+          <w:rFonts w:ascii="Arial" w:eastAsia="MS PGothic" w:hAnsi="Arial" w:cs="Arial"/>
           <w:sz w:val="21"/>
           <w:szCs w:val="21"/>
         </w:rPr>
       </w:pPr>
       <w:r>
         <w:rPr>
-          <w:rFonts w:ascii="Arial" w:eastAsia="ＭＳ Ｐゴシック" w:hAnsi="Arial" w:cs="Arial" w:hint="eastAsia"/>
+          <w:rFonts w:ascii="Arial" w:eastAsia="MS PGothic" w:hAnsi="Arial" w:cs="Arial" w:hint="eastAsia"/>
           <w:sz w:val="21"/>
           <w:szCs w:val="21"/>
         </w:rPr>
@@ -1996,7 +1987,7 @@
     </w:p>
     <w:p>
       <w:pPr>
-        <w:pStyle w:val="af2"/>
+        <w:pStyle w:val="ListParagraph"/>
         <w:numPr>
           <w:ilvl w:val="0"/>
           <w:numId w:val="3"/>
@@ -2008,14 +1999,14 @@
         <w:ind w:leftChars="0" w:left="1176" w:right="281"/>
         <w:jc w:val="left"/>
         <w:rPr>
-          <w:rFonts w:ascii="Arial" w:eastAsia="ＭＳ Ｐゴシック" w:hAnsi="Arial" w:cs="Arial"/>
+          <w:rFonts w:ascii="Arial" w:eastAsia="MS PGothic" w:hAnsi="Arial" w:cs="Arial"/>
           <w:sz w:val="21"/>
           <w:szCs w:val="21"/>
         </w:rPr>
       </w:pPr>
       <w:r>
         <w:rPr>
-          <w:rFonts w:ascii="Arial" w:eastAsia="ＭＳ Ｐゴシック" w:hAnsi="Arial" w:cs="Arial" w:hint="eastAsia"/>
+          <w:rFonts w:ascii="Arial" w:eastAsia="MS PGothic" w:hAnsi="Arial" w:cs="Arial" w:hint="eastAsia"/>
           <w:sz w:val="21"/>
           <w:szCs w:val="21"/>
         </w:rPr>
@@ -2023,7 +2014,7 @@
       </w:r>
       <w:r>
         <w:rPr>
-          <w:rFonts w:ascii="Arial" w:eastAsia="ＭＳ Ｐゴシック" w:hAnsi="Arial" w:cs="Arial"/>
+          <w:rFonts w:ascii="Arial" w:eastAsia="MS PGothic" w:hAnsi="Arial" w:cs="Arial"/>
           <w:sz w:val="21"/>
           <w:szCs w:val="21"/>
         </w:rPr>
@@ -2031,7 +2022,7 @@
       </w:r>
       <w:r>
         <w:rPr>
-          <w:rFonts w:ascii="Arial" w:eastAsia="ＭＳ Ｐゴシック" w:hAnsi="Arial" w:cs="Arial" w:hint="eastAsia"/>
+          <w:rFonts w:ascii="Arial" w:eastAsia="MS PGothic" w:hAnsi="Arial" w:cs="Arial" w:hint="eastAsia"/>
           <w:sz w:val="21"/>
           <w:szCs w:val="21"/>
         </w:rPr>
@@ -2039,7 +2030,7 @@
       </w:r>
       <w:r>
         <w:rPr>
-          <w:rFonts w:ascii="Arial" w:eastAsia="ＭＳ Ｐゴシック" w:hAnsi="Arial" w:cs="Arial"/>
+          <w:rFonts w:ascii="Arial" w:eastAsia="MS PGothic" w:hAnsi="Arial" w:cs="Arial"/>
           <w:sz w:val="21"/>
           <w:szCs w:val="21"/>
         </w:rPr>
@@ -2055,14 +2046,14 @@
         <w:ind w:left="686" w:right="281"/>
         <w:jc w:val="left"/>
         <w:rPr>
-          <w:rFonts w:ascii="Times New Roman" w:eastAsia="ＭＳ Ｐゴシック" w:hAnsi="Times New Roman"/>
+          <w:rFonts w:ascii="Times New Roman" w:eastAsia="MS PGothic" w:hAnsi="Times New Roman"/>
           <w:sz w:val="22"/>
           <w:szCs w:val="22"/>
         </w:rPr>
       </w:pPr>
       <w:r>
         <w:rPr>
-          <w:rFonts w:ascii="Times New Roman" w:eastAsia="ＭＳ Ｐゴシック" w:hAnsi="Times New Roman" w:hint="eastAsia"/>
+          <w:rFonts w:ascii="Times New Roman" w:eastAsia="MS PGothic" w:hAnsi="Times New Roman" w:hint="eastAsia"/>
           <w:sz w:val="22"/>
           <w:szCs w:val="22"/>
         </w:rPr>
@@ -2070,7 +2061,7 @@
       </w:r>
       <w:r>
         <w:rPr>
-          <w:rFonts w:ascii="Times New Roman" w:eastAsia="ＭＳ Ｐゴシック" w:hAnsi="Times New Roman" w:hint="eastAsia"/>
+          <w:rFonts w:ascii="Times New Roman" w:eastAsia="MS PGothic" w:hAnsi="Times New Roman" w:hint="eastAsia"/>
           <w:sz w:val="22"/>
           <w:szCs w:val="22"/>
         </w:rPr>
@@ -2086,7 +2077,7 @@
         <w:ind w:right="811"/>
         <w:jc w:val="left"/>
         <w:rPr>
-          <w:rFonts w:ascii="Times New Roman" w:eastAsia="ＭＳ Ｐゴシック" w:hAnsi="Times New Roman"/>
+          <w:rFonts w:ascii="Times New Roman" w:eastAsia="MS PGothic" w:hAnsi="Times New Roman"/>
           <w:sz w:val="22"/>
           <w:szCs w:val="22"/>
         </w:rPr>
@@ -2106,7 +2097,7 @@
         <w:adjustRightInd w:val="0"/>
         <w:ind w:left="700" w:right="987"/>
         <w:rPr>
-          <w:rFonts w:ascii="Arial" w:eastAsia="ＭＳ Ｐゴシック" w:hAnsi="Arial" w:cs="Arial"/>
+          <w:rFonts w:ascii="Arial" w:eastAsia="MS PGothic" w:hAnsi="Arial" w:cs="Arial"/>
           <w:b/>
           <w:bCs/>
           <w:szCs w:val="24"/>
@@ -2114,7 +2105,7 @@
       </w:pPr>
       <w:r>
         <w:rPr>
-          <w:rFonts w:ascii="Arial" w:eastAsia="ＭＳ Ｐゴシック" w:hAnsi="Arial" w:cs="Arial" w:hint="eastAsia"/>
+          <w:rFonts w:ascii="Arial" w:eastAsia="MS PGothic" w:hAnsi="Arial" w:cs="Arial" w:hint="eastAsia"/>
           <w:b/>
           <w:bCs/>
           <w:szCs w:val="24"/>
@@ -2131,14 +2122,14 @@
         <w:ind w:left="686" w:right="281"/>
         <w:jc w:val="left"/>
         <w:rPr>
-          <w:rFonts w:ascii="Times New Roman" w:eastAsia="ＭＳ Ｐゴシック" w:hAnsi="Times New Roman"/>
+          <w:rFonts w:ascii="Times New Roman" w:eastAsia="MS PGothic" w:hAnsi="Times New Roman"/>
           <w:sz w:val="22"/>
           <w:szCs w:val="22"/>
         </w:rPr>
       </w:pPr>
       <w:r>
         <w:rPr>
-          <w:rFonts w:ascii="Times New Roman" w:eastAsia="ＭＳ Ｐゴシック" w:hAnsi="Times New Roman" w:hint="eastAsia"/>
+          <w:rFonts w:ascii="Times New Roman" w:eastAsia="MS PGothic" w:hAnsi="Times New Roman" w:hint="eastAsia"/>
           <w:sz w:val="22"/>
           <w:szCs w:val="22"/>
         </w:rPr>
@@ -2154,14 +2145,14 @@
         <w:ind w:left="686" w:right="281"/>
         <w:jc w:val="left"/>
         <w:rPr>
-          <w:rFonts w:ascii="Times New Roman" w:eastAsia="ＭＳ Ｐゴシック" w:hAnsi="Times New Roman"/>
+          <w:rFonts w:ascii="Times New Roman" w:eastAsia="MS PGothic" w:hAnsi="Times New Roman"/>
           <w:sz w:val="22"/>
           <w:szCs w:val="22"/>
         </w:rPr>
       </w:pPr>
       <w:r>
         <w:rPr>
-          <w:rFonts w:ascii="Times New Roman" w:eastAsia="ＭＳ Ｐゴシック" w:hAnsi="Times New Roman" w:hint="eastAsia"/>
+          <w:rFonts w:ascii="Times New Roman" w:eastAsia="MS PGothic" w:hAnsi="Times New Roman" w:hint="eastAsia"/>
           <w:sz w:val="22"/>
           <w:szCs w:val="22"/>
         </w:rPr>
@@ -2169,7 +2160,7 @@
       </w:r>
       <w:r>
         <w:rPr>
-          <w:rFonts w:ascii="Times New Roman" w:eastAsia="ＭＳ Ｐゴシック" w:hAnsi="Times New Roman"/>
+          <w:rFonts w:ascii="Times New Roman" w:eastAsia="MS PGothic" w:hAnsi="Times New Roman"/>
           <w:sz w:val="22"/>
           <w:szCs w:val="22"/>
         </w:rPr>
@@ -2177,7 +2168,7 @@
       </w:r>
       <w:r>
         <w:rPr>
-          <w:rFonts w:ascii="Times New Roman" w:eastAsia="ＭＳ Ｐゴシック" w:hAnsi="Times New Roman" w:hint="eastAsia"/>
+          <w:rFonts w:ascii="Times New Roman" w:eastAsia="MS PGothic" w:hAnsi="Times New Roman" w:hint="eastAsia"/>
           <w:sz w:val="22"/>
           <w:szCs w:val="22"/>
         </w:rPr>
@@ -2185,7 +2176,7 @@
       </w:r>
       <w:r>
         <w:rPr>
-          <w:rFonts w:ascii="Times New Roman" w:eastAsia="ＭＳ Ｐゴシック" w:hAnsi="Times New Roman" w:hint="eastAsia"/>
+          <w:rFonts w:ascii="Times New Roman" w:eastAsia="MS PGothic" w:hAnsi="Times New Roman" w:hint="eastAsia"/>
           <w:sz w:val="22"/>
           <w:szCs w:val="22"/>
         </w:rPr>
@@ -2193,7 +2184,7 @@
       </w:r>
       <w:r>
         <w:rPr>
-          <w:rFonts w:ascii="Times New Roman" w:eastAsia="ＭＳ Ｐゴシック" w:hAnsi="Times New Roman" w:hint="eastAsia"/>
+          <w:rFonts w:ascii="Times New Roman" w:eastAsia="MS PGothic" w:hAnsi="Times New Roman" w:hint="eastAsia"/>
           <w:sz w:val="22"/>
           <w:szCs w:val="22"/>
         </w:rPr>
@@ -2202,7 +2193,7 @@
     </w:p>
     <w:p>
       <w:pPr>
-        <w:pStyle w:val="af2"/>
+        <w:pStyle w:val="ListParagraph"/>
         <w:numPr>
           <w:ilvl w:val="0"/>
           <w:numId w:val="5"/>
@@ -2214,14 +2205,14 @@
         <w:ind w:leftChars="0" w:left="1008" w:right="281" w:hanging="266"/>
         <w:jc w:val="left"/>
         <w:rPr>
-          <w:rFonts w:ascii="Times New Roman" w:eastAsia="ＭＳ Ｐゴシック" w:hAnsi="Times New Roman"/>
+          <w:rFonts w:ascii="Times New Roman" w:eastAsia="MS PGothic" w:hAnsi="Times New Roman"/>
           <w:sz w:val="22"/>
           <w:szCs w:val="22"/>
         </w:rPr>
       </w:pPr>
       <w:r>
         <w:rPr>
-          <w:rFonts w:ascii="Times New Roman" w:eastAsia="ＭＳ Ｐゴシック" w:hAnsi="Times New Roman"/>
+          <w:rFonts w:ascii="Times New Roman" w:eastAsia="MS PGothic" w:hAnsi="Times New Roman"/>
           <w:sz w:val="22"/>
           <w:szCs w:val="22"/>
         </w:rPr>
@@ -2229,7 +2220,7 @@
       </w:r>
       <w:r>
         <w:rPr>
-          <w:rFonts w:ascii="Times New Roman" w:eastAsia="ＭＳ Ｐゴシック" w:hAnsi="Times New Roman" w:hint="eastAsia"/>
+          <w:rFonts w:ascii="Times New Roman" w:eastAsia="MS PGothic" w:hAnsi="Times New Roman" w:hint="eastAsia"/>
           <w:sz w:val="22"/>
           <w:szCs w:val="22"/>
         </w:rPr>
@@ -2238,7 +2229,7 @@
     </w:p>
     <w:p>
       <w:pPr>
-        <w:pStyle w:val="af2"/>
+        <w:pStyle w:val="ListParagraph"/>
         <w:numPr>
           <w:ilvl w:val="0"/>
           <w:numId w:val="5"/>
@@ -2250,14 +2241,14 @@
         <w:ind w:leftChars="0" w:left="1008" w:right="281" w:hanging="266"/>
         <w:jc w:val="left"/>
         <w:rPr>
-          <w:rFonts w:ascii="Times New Roman" w:eastAsia="ＭＳ Ｐゴシック" w:hAnsi="Times New Roman"/>
+          <w:rFonts w:ascii="Times New Roman" w:eastAsia="MS PGothic" w:hAnsi="Times New Roman"/>
           <w:sz w:val="22"/>
           <w:szCs w:val="22"/>
         </w:rPr>
       </w:pPr>
       <w:r>
         <w:rPr>
-          <w:rFonts w:ascii="Times New Roman" w:eastAsia="ＭＳ Ｐゴシック" w:hAnsi="Times New Roman" w:hint="eastAsia"/>
+          <w:rFonts w:ascii="Times New Roman" w:eastAsia="MS PGothic" w:hAnsi="Times New Roman" w:hint="eastAsia"/>
           <w:sz w:val="22"/>
           <w:szCs w:val="22"/>
         </w:rPr>
@@ -2265,7 +2256,7 @@
       </w:r>
       <w:r>
         <w:rPr>
-          <w:rFonts w:ascii="Times New Roman" w:eastAsia="ＭＳ Ｐゴシック" w:hAnsi="Times New Roman"/>
+          <w:rFonts w:ascii="Times New Roman" w:eastAsia="MS PGothic" w:hAnsi="Times New Roman"/>
           <w:sz w:val="22"/>
           <w:szCs w:val="22"/>
         </w:rPr>
@@ -2273,7 +2264,7 @@
       </w:r>
       <w:r>
         <w:rPr>
-          <w:rFonts w:ascii="Times New Roman" w:eastAsia="ＭＳ Ｐゴシック" w:hAnsi="Times New Roman" w:hint="eastAsia"/>
+          <w:rFonts w:ascii="Times New Roman" w:eastAsia="MS PGothic" w:hAnsi="Times New Roman" w:hint="eastAsia"/>
           <w:sz w:val="22"/>
           <w:szCs w:val="22"/>
         </w:rPr>
@@ -2282,7 +2273,7 @@
     </w:p>
     <w:p>
       <w:pPr>
-        <w:pStyle w:val="af2"/>
+        <w:pStyle w:val="ListParagraph"/>
         <w:numPr>
           <w:ilvl w:val="0"/>
           <w:numId w:val="5"/>
@@ -2294,14 +2285,14 @@
         <w:ind w:leftChars="0" w:left="1008" w:right="281" w:hanging="266"/>
         <w:jc w:val="left"/>
         <w:rPr>
-          <w:rFonts w:ascii="Times New Roman" w:eastAsia="ＭＳ Ｐゴシック" w:hAnsi="Times New Roman"/>
+          <w:rFonts w:ascii="Times New Roman" w:eastAsia="MS PGothic" w:hAnsi="Times New Roman"/>
           <w:sz w:val="22"/>
           <w:szCs w:val="22"/>
         </w:rPr>
       </w:pPr>
       <w:r>
         <w:rPr>
-          <w:rFonts w:ascii="Times New Roman" w:eastAsia="ＭＳ Ｐゴシック" w:hAnsi="Times New Roman" w:hint="eastAsia"/>
+          <w:rFonts w:ascii="Times New Roman" w:eastAsia="MS PGothic" w:hAnsi="Times New Roman" w:hint="eastAsia"/>
           <w:sz w:val="22"/>
           <w:szCs w:val="22"/>
         </w:rPr>
@@ -2309,7 +2300,7 @@
       </w:r>
       <w:r>
         <w:rPr>
-          <w:rFonts w:ascii="Times New Roman" w:eastAsia="ＭＳ Ｐゴシック" w:hAnsi="Times New Roman"/>
+          <w:rFonts w:ascii="Times New Roman" w:eastAsia="MS PGothic" w:hAnsi="Times New Roman"/>
           <w:sz w:val="22"/>
           <w:szCs w:val="22"/>
         </w:rPr>
@@ -2317,7 +2308,7 @@
       </w:r>
       <w:r>
         <w:rPr>
-          <w:rFonts w:ascii="Times New Roman" w:eastAsia="ＭＳ Ｐゴシック" w:hAnsi="Times New Roman" w:hint="eastAsia"/>
+          <w:rFonts w:ascii="Times New Roman" w:eastAsia="MS PGothic" w:hAnsi="Times New Roman" w:hint="eastAsia"/>
           <w:sz w:val="22"/>
           <w:szCs w:val="22"/>
         </w:rPr>
@@ -2333,7 +2324,7 @@
         <w:ind w:right="811"/>
         <w:jc w:val="left"/>
         <w:rPr>
-          <w:rFonts w:ascii="Times New Roman" w:eastAsia="ＭＳ Ｐゴシック" w:hAnsi="Times New Roman"/>
+          <w:rFonts w:ascii="Times New Roman" w:eastAsia="MS PGothic" w:hAnsi="Times New Roman"/>
           <w:sz w:val="22"/>
           <w:szCs w:val="22"/>
         </w:rPr>
@@ -2348,7 +2339,7 @@
         <w:ind w:right="811"/>
         <w:jc w:val="left"/>
         <w:rPr>
-          <w:rFonts w:ascii="Times New Roman" w:eastAsia="ＭＳ Ｐゴシック" w:hAnsi="Times New Roman"/>
+          <w:rFonts w:ascii="Times New Roman" w:eastAsia="MS PGothic" w:hAnsi="Times New Roman"/>
           <w:sz w:val="22"/>
           <w:szCs w:val="22"/>
         </w:rPr>
@@ -2363,7 +2354,7 @@
         <w:ind w:right="811"/>
         <w:jc w:val="left"/>
         <w:rPr>
-          <w:rFonts w:ascii="Times New Roman" w:eastAsia="ＭＳ Ｐゴシック" w:hAnsi="Times New Roman"/>
+          <w:rFonts w:ascii="Times New Roman" w:eastAsia="MS PGothic" w:hAnsi="Times New Roman"/>
           <w:sz w:val="22"/>
           <w:szCs w:val="22"/>
         </w:rPr>
@@ -2378,7 +2369,7 @@
         <w:ind w:right="811"/>
         <w:jc w:val="left"/>
         <w:rPr>
-          <w:rFonts w:ascii="Times New Roman" w:eastAsia="ＭＳ Ｐゴシック" w:hAnsi="Times New Roman"/>
+          <w:rFonts w:ascii="Times New Roman" w:eastAsia="MS PGothic" w:hAnsi="Times New Roman"/>
           <w:sz w:val="22"/>
           <w:szCs w:val="22"/>
         </w:rPr>
@@ -2393,7 +2384,7 @@
         <w:ind w:right="811"/>
         <w:jc w:val="left"/>
         <w:rPr>
-          <w:rFonts w:ascii="Times New Roman" w:eastAsia="ＭＳ Ｐゴシック" w:hAnsi="Times New Roman"/>
+          <w:rFonts w:ascii="Times New Roman" w:eastAsia="MS PGothic" w:hAnsi="Times New Roman"/>
           <w:sz w:val="22"/>
           <w:szCs w:val="22"/>
         </w:rPr>
@@ -2408,7 +2399,7 @@
         <w:ind w:right="811"/>
         <w:jc w:val="left"/>
         <w:rPr>
-          <w:rFonts w:ascii="Times New Roman" w:eastAsia="ＭＳ Ｐゴシック" w:hAnsi="Times New Roman"/>
+          <w:rFonts w:ascii="Times New Roman" w:eastAsia="MS PGothic" w:hAnsi="Times New Roman"/>
           <w:sz w:val="22"/>
           <w:szCs w:val="22"/>
         </w:rPr>
@@ -2423,7 +2414,7 @@
         <w:ind w:right="811"/>
         <w:jc w:val="left"/>
         <w:rPr>
-          <w:rFonts w:ascii="Times New Roman" w:eastAsia="ＭＳ Ｐゴシック" w:hAnsi="Times New Roman"/>
+          <w:rFonts w:ascii="Times New Roman" w:eastAsia="MS PGothic" w:hAnsi="Times New Roman"/>
           <w:sz w:val="22"/>
           <w:szCs w:val="22"/>
         </w:rPr>
@@ -2438,7 +2429,7 @@
         <w:ind w:right="811"/>
         <w:jc w:val="left"/>
         <w:rPr>
-          <w:rFonts w:ascii="Times New Roman" w:eastAsia="ＭＳ Ｐゴシック" w:hAnsi="Times New Roman"/>
+          <w:rFonts w:ascii="Times New Roman" w:eastAsia="MS PGothic" w:hAnsi="Times New Roman"/>
           <w:sz w:val="22"/>
           <w:szCs w:val="22"/>
         </w:rPr>
@@ -2453,7 +2444,7 @@
         <w:ind w:right="811"/>
         <w:jc w:val="left"/>
         <w:rPr>
-          <w:rFonts w:ascii="Times New Roman" w:eastAsia="ＭＳ Ｐゴシック" w:hAnsi="Times New Roman"/>
+          <w:rFonts w:ascii="Times New Roman" w:eastAsia="MS PGothic" w:hAnsi="Times New Roman"/>
           <w:sz w:val="22"/>
           <w:szCs w:val="22"/>
         </w:rPr>
@@ -2468,7 +2459,7 @@
         <w:ind w:right="811"/>
         <w:jc w:val="left"/>
         <w:rPr>
-          <w:rFonts w:ascii="Times New Roman" w:eastAsia="ＭＳ Ｐゴシック" w:hAnsi="Times New Roman"/>
+          <w:rFonts w:ascii="Times New Roman" w:eastAsia="MS PGothic" w:hAnsi="Times New Roman"/>
           <w:sz w:val="22"/>
           <w:szCs w:val="22"/>
         </w:rPr>
@@ -2488,7 +2479,7 @@
         <w:adjustRightInd w:val="0"/>
         <w:ind w:left="700" w:right="987"/>
         <w:rPr>
-          <w:rFonts w:ascii="Arial" w:eastAsia="ＭＳ Ｐゴシック" w:hAnsi="Arial" w:cs="Arial"/>
+          <w:rFonts w:ascii="Arial" w:eastAsia="MS PGothic" w:hAnsi="Arial" w:cs="Arial"/>
           <w:b/>
           <w:bCs/>
           <w:szCs w:val="24"/>
@@ -2496,7 +2487,7 @@
       </w:pPr>
       <w:r>
         <w:rPr>
-          <w:rFonts w:ascii="Arial" w:eastAsia="ＭＳ Ｐゴシック" w:hAnsi="Arial" w:cs="Arial" w:hint="eastAsia"/>
+          <w:rFonts w:ascii="Arial" w:eastAsia="MS PGothic" w:hAnsi="Arial" w:cs="Arial" w:hint="eastAsia"/>
           <w:b/>
           <w:bCs/>
           <w:szCs w:val="24"/>
@@ -2506,7 +2497,7 @@
       </w:r>
       <w:r>
         <w:rPr>
-          <w:rFonts w:ascii="Arial" w:eastAsia="ＭＳ Ｐゴシック" w:hAnsi="Arial" w:cs="Arial"/>
+          <w:rFonts w:ascii="Arial" w:eastAsia="MS PGothic" w:hAnsi="Arial" w:cs="Arial"/>
           <w:b/>
           <w:bCs/>
           <w:szCs w:val="24"/>
@@ -2515,7 +2506,7 @@
       </w:r>
       <w:r>
         <w:rPr>
-          <w:rFonts w:ascii="Arial" w:eastAsia="ＭＳ Ｐゴシック" w:hAnsi="Arial" w:cs="Arial" w:hint="eastAsia"/>
+          <w:rFonts w:ascii="Arial" w:eastAsia="MS PGothic" w:hAnsi="Arial" w:cs="Arial" w:hint="eastAsia"/>
           <w:b/>
           <w:bCs/>
           <w:szCs w:val="24"/>
@@ -2524,7 +2515,7 @@
       </w:r>
       <w:r>
         <w:rPr>
-          <w:rFonts w:ascii="Arial" w:eastAsia="ＭＳ Ｐゴシック" w:hAnsi="Arial" w:cs="Arial" w:hint="eastAsia"/>
+          <w:rFonts w:ascii="Arial" w:eastAsia="MS PGothic" w:hAnsi="Arial" w:cs="Arial" w:hint="eastAsia"/>
           <w:b/>
           <w:bCs/>
           <w:szCs w:val="24"/>
@@ -2533,7 +2524,7 @@
       </w:r>
       <w:r>
         <w:rPr>
-          <w:rFonts w:ascii="Arial" w:eastAsia="ＭＳ Ｐゴシック" w:hAnsi="Arial" w:cs="Arial" w:hint="eastAsia"/>
+          <w:rFonts w:ascii="Arial" w:eastAsia="MS PGothic" w:hAnsi="Arial" w:cs="Arial" w:hint="eastAsia"/>
           <w:b/>
           <w:bCs/>
           <w:szCs w:val="24"/>
@@ -2542,7 +2533,7 @@
       </w:r>
       <w:r>
         <w:rPr>
-          <w:rFonts w:ascii="Arial" w:eastAsia="ＭＳ Ｐゴシック" w:hAnsi="Arial" w:cs="Arial" w:hint="eastAsia"/>
+          <w:rFonts w:ascii="Arial" w:eastAsia="MS PGothic" w:hAnsi="Arial" w:cs="Arial" w:hint="eastAsia"/>
           <w:b/>
           <w:bCs/>
           <w:szCs w:val="24"/>
@@ -2557,7 +2548,7 @@
         <w:adjustRightInd w:val="0"/>
         <w:ind w:left="700" w:right="987"/>
         <w:rPr>
-          <w:rFonts w:ascii="Arial" w:eastAsia="ＭＳ Ｐゴシック" w:hAnsi="Arial" w:cs="Arial"/>
+          <w:rFonts w:ascii="Arial" w:eastAsia="MS PGothic" w:hAnsi="Arial" w:cs="Arial"/>
           <w:b/>
           <w:bCs/>
           <w:szCs w:val="24"/>
@@ -2593,7 +2584,6 @@
               <w:bottom w:val="single" w:sz="4" w:space="0" w:color="auto"/>
               <w:right w:val="single" w:sz="18" w:space="0" w:color="FFFFFF"/>
             </w:tcBorders>
-            <w:shd w:val="clear" w:color="auto" w:fill="auto"/>
           </w:tcPr>
           <w:p>
             <w:pPr>
@@ -2604,7 +2594,7 @@
               <w:spacing w:line="340" w:lineRule="exact"/>
               <w:jc w:val="center"/>
               <w:rPr>
-                <w:rFonts w:ascii="Arial" w:eastAsia="ＭＳ Ｐゴシック" w:hAnsi="Arial" w:cs="Arial"/>
+                <w:rFonts w:ascii="Arial" w:eastAsia="MS PGothic" w:hAnsi="Arial" w:cs="Arial"/>
                 <w:b/>
                 <w:bCs/>
                 <w:spacing w:val="20"/>
@@ -2613,7 +2603,7 @@
             </w:pPr>
             <w:r>
               <w:rPr>
-                <w:rFonts w:ascii="Arial" w:eastAsia="ＭＳ Ｐゴシック" w:hAnsi="Arial" w:cs="Arial" w:hint="eastAsia"/>
+                <w:rFonts w:ascii="Arial" w:eastAsia="MS PGothic" w:hAnsi="Arial" w:cs="Arial" w:hint="eastAsia"/>
                 <w:b/>
                 <w:bCs/>
                 <w:spacing w:val="20"/>
@@ -2630,7 +2620,6 @@
               <w:left w:val="single" w:sz="18" w:space="0" w:color="FFFFFF"/>
               <w:bottom w:val="single" w:sz="4" w:space="0" w:color="auto"/>
             </w:tcBorders>
-            <w:shd w:val="clear" w:color="auto" w:fill="auto"/>
           </w:tcPr>
           <w:p>
             <w:pPr>
@@ -2642,7 +2631,7 @@
               <w:ind w:rightChars="54" w:right="130"/>
               <w:jc w:val="center"/>
               <w:rPr>
-                <w:rFonts w:ascii="Arial" w:eastAsia="ＭＳ Ｐゴシック" w:hAnsi="Arial" w:cs="Arial"/>
+                <w:rFonts w:ascii="Arial" w:eastAsia="MS PGothic" w:hAnsi="Arial" w:cs="Arial"/>
                 <w:b/>
                 <w:bCs/>
                 <w:spacing w:val="20"/>
@@ -2651,7 +2640,7 @@
             </w:pPr>
             <w:r>
               <w:rPr>
-                <w:rFonts w:ascii="Arial" w:eastAsia="ＭＳ Ｐゴシック" w:hAnsi="Arial" w:cs="Arial" w:hint="eastAsia"/>
+                <w:rFonts w:ascii="Arial" w:eastAsia="MS PGothic" w:hAnsi="Arial" w:cs="Arial" w:hint="eastAsia"/>
                 <w:b/>
                 <w:bCs/>
                 <w:spacing w:val="20"/>
@@ -2685,7 +2674,7 @@
               <w:ind w:left="250" w:rightChars="54" w:right="130"/>
               <w:jc w:val="left"/>
               <w:rPr>
-                <w:rFonts w:ascii="Arial" w:eastAsia="ＭＳ Ｐゴシック" w:hAnsi="Arial" w:cs="Arial"/>
+                <w:rFonts w:ascii="Arial" w:eastAsia="MS PGothic" w:hAnsi="Arial" w:cs="Arial"/>
                 <w:b/>
                 <w:bCs/>
                 <w:sz w:val="20"/>
@@ -2693,7 +2682,7 @@
             </w:pPr>
             <w:r>
               <w:rPr>
-                <w:rFonts w:ascii="Arial" w:eastAsia="ＭＳ Ｐゴシック" w:hAnsi="Arial" w:cs="Arial"/>
+                <w:rFonts w:ascii="Arial" w:eastAsia="MS PGothic" w:hAnsi="Arial" w:cs="Arial"/>
                 <w:b/>
                 <w:bCs/>
                 <w:sz w:val="20"/>
@@ -2702,7 +2691,7 @@
             </w:r>
             <w:r>
               <w:rPr>
-                <w:rFonts w:ascii="Arial" w:eastAsia="ＭＳ Ｐゴシック" w:hAnsi="Arial" w:cs="Arial" w:hint="eastAsia"/>
+                <w:rFonts w:ascii="Arial" w:eastAsia="MS PGothic" w:hAnsi="Arial" w:cs="Arial" w:hint="eastAsia"/>
                 <w:b/>
                 <w:bCs/>
                 <w:sz w:val="20"/>
@@ -2728,14 +2717,14 @@
               <w:ind w:left="20" w:rightChars="54" w:right="130"/>
               <w:jc w:val="left"/>
               <w:rPr>
-                <w:rFonts w:ascii="Times New Roman" w:eastAsia="ＭＳ Ｐゴシック" w:hAnsi="Times New Roman"/>
+                <w:rFonts w:ascii="Times New Roman" w:eastAsia="MS PGothic" w:hAnsi="Times New Roman"/>
                 <w:sz w:val="22"/>
                 <w:szCs w:val="22"/>
               </w:rPr>
             </w:pPr>
             <w:r>
               <w:rPr>
-                <w:rFonts w:ascii="Times New Roman" w:eastAsia="ＭＳ Ｐゴシック" w:hAnsi="Times New Roman"/>
+                <w:rFonts w:ascii="Times New Roman" w:eastAsia="MS PGothic" w:hAnsi="Times New Roman"/>
                 <w:sz w:val="22"/>
                 <w:szCs w:val="22"/>
               </w:rPr>
@@ -2743,7 +2732,7 @@
             </w:r>
             <w:r>
               <w:rPr>
-                <w:rFonts w:ascii="Times New Roman" w:eastAsia="ＭＳ Ｐゴシック" w:hAnsi="Times New Roman" w:hint="eastAsia"/>
+                <w:rFonts w:ascii="Times New Roman" w:eastAsia="MS PGothic" w:hAnsi="Times New Roman" w:hint="eastAsia"/>
                 <w:b/>
                 <w:sz w:val="22"/>
                 <w:szCs w:val="22"/>
@@ -2752,7 +2741,7 @@
             </w:r>
             <w:r>
               <w:rPr>
-                <w:rFonts w:ascii="Times New Roman" w:eastAsia="ＭＳ Ｐゴシック" w:hAnsi="Times New Roman"/>
+                <w:rFonts w:ascii="Times New Roman" w:eastAsia="MS PGothic" w:hAnsi="Times New Roman"/>
                 <w:b/>
                 <w:sz w:val="22"/>
                 <w:szCs w:val="22"/>
@@ -2761,7 +2750,7 @@
             </w:r>
             <w:r>
               <w:rPr>
-                <w:rFonts w:ascii="Times New Roman" w:eastAsia="ＭＳ Ｐゴシック" w:hAnsi="Times New Roman"/>
+                <w:rFonts w:ascii="Times New Roman" w:eastAsia="MS PGothic" w:hAnsi="Times New Roman"/>
                 <w:sz w:val="22"/>
                 <w:szCs w:val="22"/>
               </w:rPr>
@@ -2769,7 +2758,7 @@
             </w:r>
             <w:r>
               <w:rPr>
-                <w:rFonts w:ascii="Times New Roman" w:eastAsia="ＭＳ Ｐゴシック" w:hAnsi="Times New Roman"/>
+                <w:rFonts w:ascii="Times New Roman" w:eastAsia="MS PGothic" w:hAnsi="Times New Roman"/>
                 <w:sz w:val="22"/>
                 <w:szCs w:val="22"/>
               </w:rPr>
@@ -2777,7 +2766,7 @@
             </w:r>
             <w:r>
               <w:rPr>
-                <w:rFonts w:ascii="Times New Roman" w:eastAsia="ＭＳ Ｐゴシック" w:hAnsi="Times New Roman" w:hint="eastAsia"/>
+                <w:rFonts w:ascii="Times New Roman" w:eastAsia="MS PGothic" w:hAnsi="Times New Roman" w:hint="eastAsia"/>
                 <w:sz w:val="22"/>
                 <w:szCs w:val="22"/>
               </w:rPr>
@@ -2785,7 +2774,7 @@
             </w:r>
             <w:r>
               <w:rPr>
-                <w:rFonts w:ascii="Times New Roman" w:eastAsia="ＭＳ Ｐゴシック" w:hAnsi="Times New Roman"/>
+                <w:rFonts w:ascii="Times New Roman" w:eastAsia="MS PGothic" w:hAnsi="Times New Roman"/>
                 <w:sz w:val="22"/>
                 <w:szCs w:val="22"/>
               </w:rPr>
@@ -2793,7 +2782,7 @@
             </w:r>
             <w:r>
               <w:rPr>
-                <w:rFonts w:ascii="Times New Roman" w:eastAsia="ＭＳ Ｐゴシック" w:hAnsi="Times New Roman" w:hint="eastAsia"/>
+                <w:rFonts w:ascii="Times New Roman" w:eastAsia="MS PGothic" w:hAnsi="Times New Roman" w:hint="eastAsia"/>
                 <w:sz w:val="22"/>
                 <w:szCs w:val="22"/>
               </w:rPr>
@@ -2801,7 +2790,7 @@
             </w:r>
             <w:r>
               <w:rPr>
-                <w:rFonts w:ascii="Times New Roman" w:eastAsia="ＭＳ Ｐゴシック" w:hAnsi="Times New Roman"/>
+                <w:rFonts w:ascii="Times New Roman" w:eastAsia="MS PGothic" w:hAnsi="Times New Roman"/>
                 <w:sz w:val="22"/>
                 <w:szCs w:val="22"/>
               </w:rPr>
@@ -2809,7 +2798,7 @@
             </w:r>
             <w:r>
               <w:rPr>
-                <w:rFonts w:ascii="Times New Roman" w:eastAsia="ＭＳ Ｐゴシック" w:hAnsi="Times New Roman" w:hint="eastAsia"/>
+                <w:rFonts w:ascii="Times New Roman" w:eastAsia="MS PGothic" w:hAnsi="Times New Roman" w:hint="eastAsia"/>
                 <w:sz w:val="22"/>
                 <w:szCs w:val="22"/>
               </w:rPr>
@@ -2817,7 +2806,7 @@
             </w:r>
             <w:r>
               <w:rPr>
-                <w:rFonts w:ascii="Times New Roman" w:eastAsia="ＭＳ Ｐゴシック" w:hAnsi="Times New Roman"/>
+                <w:rFonts w:ascii="Times New Roman" w:eastAsia="MS PGothic" w:hAnsi="Times New Roman"/>
                 <w:sz w:val="22"/>
                 <w:szCs w:val="22"/>
               </w:rPr>
@@ -2825,7 +2814,7 @@
             </w:r>
             <w:r>
               <w:rPr>
-                <w:rFonts w:ascii="Times New Roman" w:eastAsia="ＭＳ Ｐゴシック" w:hAnsi="Times New Roman" w:hint="eastAsia"/>
+                <w:rFonts w:ascii="Times New Roman" w:eastAsia="MS PGothic" w:hAnsi="Times New Roman" w:hint="eastAsia"/>
                 <w:sz w:val="22"/>
                 <w:szCs w:val="22"/>
               </w:rPr>
@@ -2833,7 +2822,7 @@
             </w:r>
             <w:r>
               <w:rPr>
-                <w:rFonts w:ascii="Times New Roman" w:eastAsia="ＭＳ Ｐゴシック" w:hAnsi="Times New Roman" w:hint="eastAsia"/>
+                <w:rFonts w:ascii="Times New Roman" w:eastAsia="MS PGothic" w:hAnsi="Times New Roman" w:hint="eastAsia"/>
                 <w:sz w:val="22"/>
                 <w:szCs w:val="22"/>
               </w:rPr>
@@ -2841,7 +2830,7 @@
             </w:r>
             <w:r>
               <w:rPr>
-                <w:rFonts w:ascii="Times New Roman" w:eastAsia="ＭＳ Ｐゴシック" w:hAnsi="Times New Roman" w:hint="eastAsia"/>
+                <w:rFonts w:ascii="Times New Roman" w:eastAsia="MS PGothic" w:hAnsi="Times New Roman" w:hint="eastAsia"/>
                 <w:sz w:val="22"/>
                 <w:szCs w:val="22"/>
               </w:rPr>
@@ -2861,7 +2850,7 @@
               <w:ind w:rightChars="26" w:right="62"/>
               <w:jc w:val="left"/>
               <w:rPr>
-                <w:rFonts w:ascii="Times New Roman" w:eastAsia="ＭＳ Ｐゴシック" w:hAnsi="Times New Roman"/>
+                <w:rFonts w:ascii="Times New Roman" w:eastAsia="MS PGothic" w:hAnsi="Times New Roman"/>
                 <w:bCs/>
                 <w:sz w:val="22"/>
                 <w:szCs w:val="22"/>
@@ -2869,7 +2858,7 @@
             </w:pPr>
             <w:r>
               <w:rPr>
-                <w:rFonts w:ascii="Times New Roman" w:eastAsia="ＭＳ Ｐゴシック" w:hAnsi="Times New Roman" w:hint="eastAsia"/>
+                <w:rFonts w:ascii="Times New Roman" w:eastAsia="MS PGothic" w:hAnsi="Times New Roman" w:hint="eastAsia"/>
                 <w:bCs/>
                 <w:sz w:val="22"/>
                 <w:szCs w:val="22"/>
@@ -2878,7 +2867,7 @@
             </w:r>
             <w:r>
               <w:rPr>
-                <w:rFonts w:ascii="Times New Roman" w:eastAsia="ＭＳ Ｐゴシック" w:hAnsi="Times New Roman" w:hint="eastAsia"/>
+                <w:rFonts w:ascii="Times New Roman" w:eastAsia="MS PGothic" w:hAnsi="Times New Roman" w:hint="eastAsia"/>
                 <w:bCs/>
                 <w:sz w:val="22"/>
                 <w:szCs w:val="22"/>
@@ -2887,7 +2876,7 @@
             </w:r>
             <w:r>
               <w:rPr>
-                <w:rFonts w:ascii="Times New Roman" w:eastAsia="ＭＳ Ｐゴシック" w:hAnsi="Times New Roman" w:hint="eastAsia"/>
+                <w:rFonts w:ascii="Times New Roman" w:eastAsia="MS PGothic" w:hAnsi="Times New Roman" w:hint="eastAsia"/>
                 <w:bCs/>
                 <w:sz w:val="22"/>
                 <w:szCs w:val="22"/>
@@ -2896,7 +2885,7 @@
             </w:r>
             <w:r>
               <w:rPr>
-                <w:rFonts w:ascii="Times New Roman" w:eastAsia="ＭＳ Ｐゴシック" w:hAnsi="Times New Roman" w:hint="eastAsia"/>
+                <w:rFonts w:ascii="Times New Roman" w:eastAsia="MS PGothic" w:hAnsi="Times New Roman" w:hint="eastAsia"/>
                 <w:bCs/>
                 <w:sz w:val="22"/>
                 <w:szCs w:val="22"/>
@@ -2917,7 +2906,7 @@
               <w:ind w:rightChars="26" w:right="62"/>
               <w:jc w:val="left"/>
               <w:rPr>
-                <w:rFonts w:ascii="Times New Roman" w:eastAsia="ＭＳ Ｐゴシック" w:hAnsi="Times New Roman"/>
+                <w:rFonts w:ascii="Times New Roman" w:eastAsia="MS PGothic" w:hAnsi="Times New Roman"/>
                 <w:bCs/>
                 <w:sz w:val="22"/>
                 <w:szCs w:val="22"/>
@@ -2925,7 +2914,7 @@
             </w:pPr>
             <w:r>
               <w:rPr>
-                <w:rFonts w:ascii="Times New Roman" w:eastAsia="ＭＳ Ｐゴシック" w:hAnsi="Times New Roman" w:hint="eastAsia"/>
+                <w:rFonts w:ascii="Times New Roman" w:eastAsia="MS PGothic" w:hAnsi="Times New Roman" w:hint="eastAsia"/>
                 <w:bCs/>
                 <w:sz w:val="22"/>
                 <w:szCs w:val="22"/>
@@ -2934,7 +2923,7 @@
             </w:r>
             <w:r>
               <w:rPr>
-                <w:rFonts w:ascii="Times New Roman" w:eastAsia="ＭＳ Ｐゴシック" w:hAnsi="Times New Roman" w:hint="eastAsia"/>
+                <w:rFonts w:ascii="Times New Roman" w:eastAsia="MS PGothic" w:hAnsi="Times New Roman" w:hint="eastAsia"/>
                 <w:bCs/>
                 <w:sz w:val="22"/>
                 <w:szCs w:val="22"/>
@@ -2955,7 +2944,7 @@
               <w:ind w:rightChars="26" w:right="62"/>
               <w:jc w:val="left"/>
               <w:rPr>
-                <w:rFonts w:ascii="Times New Roman" w:eastAsia="ＭＳ Ｐゴシック" w:hAnsi="Times New Roman"/>
+                <w:rFonts w:ascii="Times New Roman" w:eastAsia="MS PGothic" w:hAnsi="Times New Roman"/>
                 <w:bCs/>
                 <w:sz w:val="22"/>
                 <w:szCs w:val="22"/>
@@ -2963,7 +2952,7 @@
             </w:pPr>
             <w:r>
               <w:rPr>
-                <w:rFonts w:ascii="Times New Roman" w:eastAsia="ＭＳ Ｐゴシック" w:hAnsi="Times New Roman" w:hint="eastAsia"/>
+                <w:rFonts w:ascii="Times New Roman" w:eastAsia="MS PGothic" w:hAnsi="Times New Roman" w:hint="eastAsia"/>
                 <w:bCs/>
                 <w:sz w:val="22"/>
                 <w:szCs w:val="22"/>
@@ -2972,7 +2961,7 @@
             </w:r>
             <w:r>
               <w:rPr>
-                <w:rFonts w:ascii="Times New Roman" w:eastAsia="ＭＳ Ｐゴシック" w:hAnsi="Times New Roman" w:hint="eastAsia"/>
+                <w:rFonts w:ascii="Times New Roman" w:eastAsia="MS PGothic" w:hAnsi="Times New Roman" w:hint="eastAsia"/>
                 <w:bCs/>
                 <w:sz w:val="22"/>
                 <w:szCs w:val="22"/>
@@ -2993,7 +2982,7 @@
               <w:ind w:rightChars="26" w:right="62"/>
               <w:jc w:val="left"/>
               <w:rPr>
-                <w:rFonts w:ascii="Times New Roman" w:eastAsia="ＭＳ Ｐゴシック" w:hAnsi="Times New Roman"/>
+                <w:rFonts w:ascii="Times New Roman" w:eastAsia="MS PGothic" w:hAnsi="Times New Roman"/>
                 <w:bCs/>
                 <w:sz w:val="22"/>
                 <w:szCs w:val="22"/>
@@ -3001,7 +2990,7 @@
             </w:pPr>
             <w:r>
               <w:rPr>
-                <w:rFonts w:ascii="Times New Roman" w:eastAsia="ＭＳ Ｐゴシック" w:hAnsi="Times New Roman" w:hint="eastAsia"/>
+                <w:rFonts w:ascii="Times New Roman" w:eastAsia="MS PGothic" w:hAnsi="Times New Roman" w:hint="eastAsia"/>
                 <w:bCs/>
                 <w:sz w:val="22"/>
                 <w:szCs w:val="22"/>
@@ -3010,7 +2999,7 @@
             </w:r>
             <w:r>
               <w:rPr>
-                <w:rFonts w:ascii="Times New Roman" w:eastAsia="ＭＳ Ｐゴシック" w:hAnsi="Times New Roman" w:hint="eastAsia"/>
+                <w:rFonts w:ascii="Times New Roman" w:eastAsia="MS PGothic" w:hAnsi="Times New Roman" w:hint="eastAsia"/>
                 <w:bCs/>
                 <w:sz w:val="22"/>
                 <w:szCs w:val="22"/>
@@ -3031,7 +3020,7 @@
               <w:ind w:rightChars="26" w:right="62"/>
               <w:jc w:val="left"/>
               <w:rPr>
-                <w:rFonts w:ascii="Times New Roman" w:eastAsia="ＭＳ Ｐゴシック" w:hAnsi="Times New Roman"/>
+                <w:rFonts w:ascii="Times New Roman" w:eastAsia="MS PGothic" w:hAnsi="Times New Roman"/>
                 <w:bCs/>
                 <w:sz w:val="22"/>
                 <w:szCs w:val="22"/>
@@ -3039,7 +3028,7 @@
             </w:pPr>
             <w:r>
               <w:rPr>
-                <w:rFonts w:ascii="Times New Roman" w:eastAsia="ＭＳ Ｐゴシック" w:hAnsi="Times New Roman" w:hint="eastAsia"/>
+                <w:rFonts w:ascii="Times New Roman" w:eastAsia="MS PGothic" w:hAnsi="Times New Roman" w:hint="eastAsia"/>
                 <w:bCs/>
                 <w:sz w:val="22"/>
                 <w:szCs w:val="22"/>
@@ -3048,7 +3037,7 @@
             </w:r>
             <w:r>
               <w:rPr>
-                <w:rFonts w:ascii="Times New Roman" w:eastAsia="ＭＳ Ｐゴシック" w:hAnsi="Times New Roman" w:hint="eastAsia"/>
+                <w:rFonts w:ascii="Times New Roman" w:eastAsia="MS PGothic" w:hAnsi="Times New Roman" w:hint="eastAsia"/>
                 <w:bCs/>
                 <w:sz w:val="22"/>
                 <w:szCs w:val="22"/>
@@ -3085,7 +3074,7 @@
               <w:ind w:left="250"/>
               <w:jc w:val="left"/>
               <w:rPr>
-                <w:rFonts w:ascii="Arial" w:eastAsia="ＭＳ Ｐゴシック" w:hAnsi="Arial" w:cs="Arial"/>
+                <w:rFonts w:ascii="Arial" w:eastAsia="MS PGothic" w:hAnsi="Arial" w:cs="Arial"/>
                 <w:b/>
                 <w:bCs/>
                 <w:sz w:val="20"/>
@@ -3093,7 +3082,7 @@
             </w:pPr>
             <w:r>
               <w:rPr>
-                <w:rFonts w:ascii="Arial" w:eastAsia="ＭＳ Ｐゴシック" w:hAnsi="Arial" w:cs="Arial"/>
+                <w:rFonts w:ascii="Arial" w:eastAsia="MS PGothic" w:hAnsi="Arial" w:cs="Arial"/>
                 <w:b/>
                 <w:bCs/>
                 <w:sz w:val="20"/>
@@ -3102,7 +3091,7 @@
             </w:r>
             <w:r>
               <w:rPr>
-                <w:rFonts w:ascii="Arial" w:eastAsia="ＭＳ Ｐゴシック" w:hAnsi="Arial" w:cs="Arial" w:hint="eastAsia"/>
+                <w:rFonts w:ascii="Arial" w:eastAsia="MS PGothic" w:hAnsi="Arial" w:cs="Arial" w:hint="eastAsia"/>
                 <w:b/>
                 <w:bCs/>
                 <w:sz w:val="20"/>
@@ -3111,7 +3100,7 @@
             </w:r>
             <w:r>
               <w:rPr>
-                <w:rFonts w:ascii="Arial" w:eastAsia="ＭＳ Ｐゴシック" w:hAnsi="Arial" w:cs="Arial"/>
+                <w:rFonts w:ascii="Arial" w:eastAsia="MS PGothic" w:hAnsi="Arial" w:cs="Arial"/>
                 <w:b/>
                 <w:bCs/>
                 <w:sz w:val="20"/>
@@ -3138,14 +3127,14 @@
               <w:ind w:left="20" w:rightChars="54" w:right="130"/>
               <w:jc w:val="left"/>
               <w:rPr>
-                <w:rFonts w:ascii="Times New Roman" w:eastAsia="ＭＳ Ｐゴシック" w:hAnsi="Times New Roman"/>
+                <w:rFonts w:ascii="Times New Roman" w:eastAsia="MS PGothic" w:hAnsi="Times New Roman"/>
                 <w:sz w:val="22"/>
                 <w:szCs w:val="22"/>
               </w:rPr>
             </w:pPr>
             <w:r>
               <w:rPr>
-                <w:rFonts w:ascii="Times New Roman" w:eastAsia="ＭＳ Ｐゴシック" w:hAnsi="Times New Roman" w:hint="eastAsia"/>
+                <w:rFonts w:ascii="Times New Roman" w:eastAsia="MS PGothic" w:hAnsi="Times New Roman" w:hint="eastAsia"/>
                 <w:sz w:val="22"/>
                 <w:szCs w:val="22"/>
               </w:rPr>
@@ -3153,7 +3142,7 @@
             </w:r>
             <w:r>
               <w:rPr>
-                <w:rFonts w:ascii="Times New Roman" w:eastAsia="ＭＳ Ｐゴシック" w:hAnsi="Times New Roman" w:hint="eastAsia"/>
+                <w:rFonts w:ascii="Times New Roman" w:eastAsia="MS PGothic" w:hAnsi="Times New Roman" w:hint="eastAsia"/>
                 <w:b/>
                 <w:sz w:val="22"/>
                 <w:szCs w:val="22"/>
@@ -3162,7 +3151,7 @@
             </w:r>
             <w:r>
               <w:rPr>
-                <w:rFonts w:ascii="Times New Roman" w:eastAsia="ＭＳ Ｐゴシック" w:hAnsi="Times New Roman" w:hint="eastAsia"/>
+                <w:rFonts w:ascii="Times New Roman" w:eastAsia="MS PGothic" w:hAnsi="Times New Roman" w:hint="eastAsia"/>
                 <w:b/>
                 <w:sz w:val="22"/>
                 <w:szCs w:val="22"/>
@@ -3171,7 +3160,7 @@
             </w:r>
             <w:r>
               <w:rPr>
-                <w:rFonts w:ascii="Times New Roman" w:eastAsia="ＭＳ Ｐゴシック" w:hAnsi="Times New Roman" w:hint="eastAsia"/>
+                <w:rFonts w:ascii="Times New Roman" w:eastAsia="MS PGothic" w:hAnsi="Times New Roman" w:hint="eastAsia"/>
                 <w:b/>
                 <w:i/>
                 <w:sz w:val="22"/>
@@ -3181,7 +3170,7 @@
             </w:r>
             <w:r>
               <w:rPr>
-                <w:rFonts w:ascii="Times New Roman" w:eastAsia="ＭＳ Ｐゴシック" w:hAnsi="Times New Roman" w:hint="eastAsia"/>
+                <w:rFonts w:ascii="Times New Roman" w:eastAsia="MS PGothic" w:hAnsi="Times New Roman" w:hint="eastAsia"/>
                 <w:b/>
                 <w:sz w:val="22"/>
                 <w:szCs w:val="22"/>
@@ -3190,7 +3179,7 @@
             </w:r>
             <w:r>
               <w:rPr>
-                <w:rFonts w:ascii="Times New Roman" w:eastAsia="ＭＳ Ｐゴシック" w:hAnsi="Times New Roman"/>
+                <w:rFonts w:ascii="Times New Roman" w:eastAsia="MS PGothic" w:hAnsi="Times New Roman"/>
                 <w:sz w:val="22"/>
                 <w:szCs w:val="22"/>
               </w:rPr>
@@ -3198,7 +3187,7 @@
             </w:r>
             <w:r>
               <w:rPr>
-                <w:rFonts w:ascii="Times New Roman" w:eastAsia="ＭＳ Ｐゴシック" w:hAnsi="Times New Roman" w:hint="eastAsia"/>
+                <w:rFonts w:ascii="Times New Roman" w:eastAsia="MS PGothic" w:hAnsi="Times New Roman" w:hint="eastAsia"/>
                 <w:sz w:val="22"/>
                 <w:szCs w:val="22"/>
               </w:rPr>
@@ -3206,7 +3195,7 @@
             </w:r>
             <w:r>
               <w:rPr>
-                <w:rFonts w:ascii="Times New Roman" w:eastAsia="ＭＳ Ｐゴシック" w:hAnsi="Times New Roman"/>
+                <w:rFonts w:ascii="Times New Roman" w:eastAsia="MS PGothic" w:hAnsi="Times New Roman"/>
                 <w:sz w:val="22"/>
                 <w:szCs w:val="22"/>
               </w:rPr>
@@ -3214,7 +3203,7 @@
             </w:r>
             <w:r>
               <w:rPr>
-                <w:rFonts w:ascii="Times New Roman" w:eastAsia="ＭＳ Ｐゴシック" w:hAnsi="Times New Roman" w:hint="eastAsia"/>
+                <w:rFonts w:ascii="Times New Roman" w:eastAsia="MS PGothic" w:hAnsi="Times New Roman" w:hint="eastAsia"/>
                 <w:sz w:val="22"/>
                 <w:szCs w:val="22"/>
               </w:rPr>
@@ -3237,7 +3226,7 @@
               <w:ind w:left="377" w:rightChars="26" w:right="62" w:hanging="238"/>
               <w:jc w:val="left"/>
               <w:rPr>
-                <w:rFonts w:ascii="Times New Roman" w:eastAsia="ＭＳ Ｐゴシック" w:hAnsi="Times New Roman"/>
+                <w:rFonts w:ascii="Times New Roman" w:eastAsia="MS PGothic" w:hAnsi="Times New Roman"/>
                 <w:bCs/>
                 <w:sz w:val="22"/>
                 <w:szCs w:val="22"/>
@@ -3245,7 +3234,7 @@
             </w:pPr>
             <w:r>
               <w:rPr>
-                <w:rFonts w:ascii="Times New Roman" w:eastAsia="ＭＳ Ｐゴシック" w:hAnsi="Times New Roman"/>
+                <w:rFonts w:ascii="Times New Roman" w:eastAsia="MS PGothic" w:hAnsi="Times New Roman"/>
                 <w:bCs/>
                 <w:sz w:val="22"/>
                 <w:szCs w:val="22"/>
@@ -3254,7 +3243,7 @@
             </w:r>
             <w:r>
               <w:rPr>
-                <w:rFonts w:ascii="Times New Roman" w:eastAsia="ＭＳ Ｐゴシック" w:hAnsi="Times New Roman" w:hint="eastAsia"/>
+                <w:rFonts w:ascii="Times New Roman" w:eastAsia="MS PGothic" w:hAnsi="Times New Roman" w:hint="eastAsia"/>
                 <w:bCs/>
                 <w:sz w:val="22"/>
                 <w:szCs w:val="22"/>
@@ -3263,7 +3252,7 @@
             </w:r>
             <w:r>
               <w:rPr>
-                <w:rFonts w:ascii="Times New Roman" w:eastAsia="ＭＳ Ｐゴシック" w:hAnsi="Times New Roman"/>
+                <w:rFonts w:ascii="Times New Roman" w:eastAsia="MS PGothic" w:hAnsi="Times New Roman"/>
                 <w:bCs/>
                 <w:sz w:val="22"/>
                 <w:szCs w:val="22"/>
@@ -3287,7 +3276,7 @@
               <w:ind w:left="380" w:rightChars="26" w:right="62" w:hanging="238"/>
               <w:jc w:val="left"/>
               <w:rPr>
-                <w:rFonts w:ascii="Times New Roman" w:eastAsia="ＭＳ Ｐゴシック" w:hAnsi="Times New Roman"/>
+                <w:rFonts w:ascii="Times New Roman" w:eastAsia="MS PGothic" w:hAnsi="Times New Roman"/>
                 <w:bCs/>
                 <w:sz w:val="22"/>
                 <w:szCs w:val="22"/>
@@ -3295,7 +3284,7 @@
             </w:pPr>
             <w:r>
               <w:rPr>
-                <w:rFonts w:ascii="Times New Roman" w:eastAsia="ＭＳ Ｐゴシック" w:hAnsi="Times New Roman" w:hint="eastAsia"/>
+                <w:rFonts w:ascii="Times New Roman" w:eastAsia="MS PGothic" w:hAnsi="Times New Roman" w:hint="eastAsia"/>
                 <w:bCs/>
                 <w:sz w:val="22"/>
                 <w:szCs w:val="22"/>
@@ -3304,7 +3293,7 @@
             </w:r>
             <w:r>
               <w:rPr>
-                <w:rFonts w:ascii="Times New Roman" w:eastAsia="ＭＳ Ｐゴシック" w:hAnsi="Times New Roman" w:hint="eastAsia"/>
+                <w:rFonts w:ascii="Times New Roman" w:eastAsia="MS PGothic" w:hAnsi="Times New Roman" w:hint="eastAsia"/>
                 <w:bCs/>
                 <w:sz w:val="22"/>
                 <w:szCs w:val="22"/>
@@ -3338,7 +3327,7 @@
               <w:ind w:left="250" w:rightChars="54" w:right="130"/>
               <w:jc w:val="left"/>
               <w:rPr>
-                <w:rFonts w:ascii="Arial" w:eastAsia="ＭＳ Ｐゴシック" w:hAnsi="Arial" w:cs="Arial"/>
+                <w:rFonts w:ascii="Arial" w:eastAsia="MS PGothic" w:hAnsi="Arial" w:cs="Arial"/>
                 <w:b/>
                 <w:bCs/>
                 <w:sz w:val="20"/>
@@ -3346,7 +3335,7 @@
             </w:pPr>
             <w:r>
               <w:rPr>
-                <w:rFonts w:ascii="Arial" w:eastAsia="ＭＳ Ｐゴシック" w:hAnsi="Arial" w:cs="Arial"/>
+                <w:rFonts w:ascii="Arial" w:eastAsia="MS PGothic" w:hAnsi="Arial" w:cs="Arial"/>
                 <w:b/>
                 <w:bCs/>
                 <w:sz w:val="20"/>
@@ -3355,7 +3344,7 @@
             </w:r>
             <w:r>
               <w:rPr>
-                <w:rFonts w:ascii="Arial" w:eastAsia="ＭＳ Ｐゴシック" w:hAnsi="Arial" w:cs="Arial" w:hint="eastAsia"/>
+                <w:rFonts w:ascii="Arial" w:eastAsia="MS PGothic" w:hAnsi="Arial" w:cs="Arial" w:hint="eastAsia"/>
                 <w:b/>
                 <w:bCs/>
                 <w:sz w:val="20"/>
@@ -3364,7 +3353,7 @@
             </w:r>
             <w:r>
               <w:rPr>
-                <w:rFonts w:ascii="Arial" w:eastAsia="ＭＳ Ｐゴシック" w:hAnsi="Arial" w:cs="Arial" w:hint="eastAsia"/>
+                <w:rFonts w:ascii="Arial" w:eastAsia="MS PGothic" w:hAnsi="Arial" w:cs="Arial" w:hint="eastAsia"/>
                 <w:b/>
                 <w:bCs/>
                 <w:sz w:val="20"/>
@@ -3391,14 +3380,14 @@
               <w:ind w:left="108" w:rightChars="54" w:right="130"/>
               <w:jc w:val="left"/>
               <w:rPr>
-                <w:rFonts w:ascii="Times New Roman" w:eastAsia="ＭＳ Ｐゴシック" w:hAnsi="Times New Roman"/>
+                <w:rFonts w:ascii="Times New Roman" w:eastAsia="MS PGothic" w:hAnsi="Times New Roman"/>
                 <w:sz w:val="22"/>
                 <w:szCs w:val="22"/>
               </w:rPr>
             </w:pPr>
             <w:r>
               <w:rPr>
-                <w:rFonts w:ascii="Times New Roman" w:eastAsia="ＭＳ Ｐゴシック" w:hAnsi="Times New Roman"/>
+                <w:rFonts w:ascii="Times New Roman" w:eastAsia="MS PGothic" w:hAnsi="Times New Roman"/>
                 <w:sz w:val="22"/>
                 <w:szCs w:val="22"/>
               </w:rPr>
@@ -3406,7 +3395,7 @@
             </w:r>
             <w:r>
               <w:rPr>
-                <w:rFonts w:ascii="Times New Roman" w:eastAsia="ＭＳ Ｐゴシック" w:hAnsi="Times New Roman" w:hint="eastAsia"/>
+                <w:rFonts w:ascii="Times New Roman" w:eastAsia="MS PGothic" w:hAnsi="Times New Roman" w:hint="eastAsia"/>
                 <w:b/>
                 <w:sz w:val="22"/>
                 <w:szCs w:val="22"/>
@@ -3415,7 +3404,7 @@
             </w:r>
             <w:r>
               <w:rPr>
-                <w:rFonts w:ascii="Times New Roman" w:eastAsia="ＭＳ Ｐゴシック" w:hAnsi="Times New Roman"/>
+                <w:rFonts w:ascii="Times New Roman" w:eastAsia="MS PGothic" w:hAnsi="Times New Roman"/>
                 <w:b/>
                 <w:sz w:val="22"/>
                 <w:szCs w:val="22"/>
@@ -3424,7 +3413,7 @@
             </w:r>
             <w:r>
               <w:rPr>
-                <w:rFonts w:ascii="Times New Roman" w:eastAsia="ＭＳ Ｐゴシック" w:hAnsi="Times New Roman"/>
+                <w:rFonts w:ascii="Times New Roman" w:eastAsia="MS PGothic" w:hAnsi="Times New Roman"/>
                 <w:sz w:val="22"/>
                 <w:szCs w:val="22"/>
               </w:rPr>
@@ -3432,7 +3421,7 @@
             </w:r>
             <w:r>
               <w:rPr>
-                <w:rFonts w:ascii="Times New Roman" w:eastAsia="ＭＳ Ｐゴシック" w:hAnsi="Times New Roman" w:hint="eastAsia"/>
+                <w:rFonts w:ascii="Times New Roman" w:eastAsia="MS PGothic" w:hAnsi="Times New Roman" w:hint="eastAsia"/>
                 <w:sz w:val="22"/>
                 <w:szCs w:val="22"/>
               </w:rPr>
@@ -3440,7 +3429,7 @@
             </w:r>
             <w:r>
               <w:rPr>
-                <w:rFonts w:ascii="Times New Roman" w:eastAsia="ＭＳ Ｐゴシック" w:hAnsi="Times New Roman"/>
+                <w:rFonts w:ascii="Times New Roman" w:eastAsia="MS PGothic" w:hAnsi="Times New Roman"/>
                 <w:sz w:val="22"/>
                 <w:szCs w:val="22"/>
               </w:rPr>
@@ -3448,7 +3437,7 @@
             </w:r>
             <w:r>
               <w:rPr>
-                <w:rFonts w:ascii="Times New Roman" w:eastAsia="ＭＳ Ｐゴシック" w:hAnsi="Times New Roman" w:hint="eastAsia"/>
+                <w:rFonts w:ascii="Times New Roman" w:eastAsia="MS PGothic" w:hAnsi="Times New Roman" w:hint="eastAsia"/>
                 <w:sz w:val="22"/>
                 <w:szCs w:val="22"/>
               </w:rPr>
@@ -3471,7 +3460,7 @@
               <w:ind w:left="380" w:rightChars="26" w:right="62" w:hanging="238"/>
               <w:jc w:val="left"/>
               <w:rPr>
-                <w:rFonts w:ascii="Times New Roman" w:eastAsia="ＭＳ Ｐゴシック" w:hAnsi="Times New Roman"/>
+                <w:rFonts w:ascii="Times New Roman" w:eastAsia="MS PGothic" w:hAnsi="Times New Roman"/>
                 <w:bCs/>
                 <w:sz w:val="22"/>
                 <w:szCs w:val="22"/>
@@ -3479,7 +3468,7 @@
             </w:pPr>
             <w:r>
               <w:rPr>
-                <w:rFonts w:ascii="Times New Roman" w:eastAsia="ＭＳ Ｐゴシック" w:hAnsi="Times New Roman"/>
+                <w:rFonts w:ascii="Times New Roman" w:eastAsia="MS PGothic" w:hAnsi="Times New Roman"/>
                 <w:bCs/>
                 <w:sz w:val="22"/>
                 <w:szCs w:val="22"/>
@@ -3513,7 +3502,7 @@
               <w:ind w:left="840" w:rightChars="54" w:right="130" w:hanging="590"/>
               <w:jc w:val="left"/>
               <w:rPr>
-                <w:rFonts w:ascii="Arial" w:eastAsia="ＭＳ Ｐゴシック" w:hAnsi="Arial" w:cs="Arial"/>
+                <w:rFonts w:ascii="Arial" w:eastAsia="MS PGothic" w:hAnsi="Arial" w:cs="Arial"/>
                 <w:b/>
                 <w:bCs/>
                 <w:sz w:val="20"/>
@@ -3521,7 +3510,7 @@
             </w:pPr>
             <w:r>
               <w:rPr>
-                <w:rFonts w:ascii="Arial" w:eastAsia="ＭＳ Ｐゴシック" w:hAnsi="Arial" w:cs="Arial" w:hint="eastAsia"/>
+                <w:rFonts w:ascii="Arial" w:eastAsia="MS PGothic" w:hAnsi="Arial" w:cs="Arial" w:hint="eastAsia"/>
                 <w:b/>
                 <w:bCs/>
                 <w:sz w:val="20"/>
@@ -3530,7 +3519,7 @@
             </w:r>
             <w:r>
               <w:rPr>
-                <w:rFonts w:ascii="Arial" w:eastAsia="ＭＳ Ｐゴシック" w:hAnsi="Arial" w:cs="Arial" w:hint="eastAsia"/>
+                <w:rFonts w:ascii="Arial" w:eastAsia="MS PGothic" w:hAnsi="Arial" w:cs="Arial" w:hint="eastAsia"/>
                 <w:b/>
                 <w:bCs/>
                 <w:sz w:val="20"/>
@@ -3539,7 +3528,7 @@
             </w:r>
             <w:r>
               <w:rPr>
-                <w:rFonts w:ascii="Arial" w:eastAsia="ＭＳ Ｐゴシック" w:hAnsi="Arial" w:cs="Arial" w:hint="eastAsia"/>
+                <w:rFonts w:ascii="Arial" w:eastAsia="MS PGothic" w:hAnsi="Arial" w:cs="Arial" w:hint="eastAsia"/>
                 <w:b/>
                 <w:bCs/>
                 <w:sz w:val="20"/>
@@ -3566,14 +3555,14 @@
               <w:ind w:left="108" w:rightChars="26" w:right="62"/>
               <w:jc w:val="left"/>
               <w:rPr>
-                <w:rFonts w:ascii="Times New Roman" w:eastAsia="ＭＳ Ｐゴシック" w:hAnsi="Times New Roman"/>
+                <w:rFonts w:ascii="Times New Roman" w:eastAsia="MS PGothic" w:hAnsi="Times New Roman"/>
                 <w:sz w:val="22"/>
                 <w:szCs w:val="22"/>
               </w:rPr>
             </w:pPr>
             <w:r>
               <w:rPr>
-                <w:rFonts w:ascii="Times New Roman" w:eastAsia="ＭＳ Ｐゴシック" w:hAnsi="Times New Roman"/>
+                <w:rFonts w:ascii="Times New Roman" w:eastAsia="MS PGothic" w:hAnsi="Times New Roman"/>
                 <w:sz w:val="22"/>
                 <w:szCs w:val="22"/>
               </w:rPr>
@@ -3581,7 +3570,7 @@
             </w:r>
             <w:r>
               <w:rPr>
-                <w:rFonts w:ascii="Times New Roman" w:eastAsia="ＭＳ Ｐゴシック" w:hAnsi="Times New Roman" w:hint="eastAsia"/>
+                <w:rFonts w:ascii="Times New Roman" w:eastAsia="MS PGothic" w:hAnsi="Times New Roman" w:hint="eastAsia"/>
                 <w:sz w:val="22"/>
                 <w:szCs w:val="22"/>
               </w:rPr>
@@ -3589,7 +3578,7 @@
             </w:r>
             <w:r>
               <w:rPr>
-                <w:rFonts w:ascii="Times New Roman" w:eastAsia="ＭＳ Ｐゴシック" w:hAnsi="Times New Roman" w:hint="eastAsia"/>
+                <w:rFonts w:ascii="Times New Roman" w:eastAsia="MS PGothic" w:hAnsi="Times New Roman" w:hint="eastAsia"/>
                 <w:b/>
                 <w:sz w:val="22"/>
                 <w:szCs w:val="22"/>
@@ -3598,7 +3587,7 @@
             </w:r>
             <w:r>
               <w:rPr>
-                <w:rFonts w:ascii="Times New Roman" w:eastAsia="ＭＳ Ｐゴシック" w:hAnsi="Times New Roman" w:hint="eastAsia"/>
+                <w:rFonts w:ascii="Times New Roman" w:eastAsia="MS PGothic" w:hAnsi="Times New Roman" w:hint="eastAsia"/>
                 <w:sz w:val="22"/>
                 <w:szCs w:val="22"/>
               </w:rPr>
@@ -3621,7 +3610,7 @@
               <w:ind w:left="377" w:rightChars="26" w:right="62" w:hanging="238"/>
               <w:jc w:val="left"/>
               <w:rPr>
-                <w:rFonts w:ascii="Times New Roman" w:eastAsia="ＭＳ Ｐゴシック" w:hAnsi="Times New Roman"/>
+                <w:rFonts w:ascii="Times New Roman" w:eastAsia="MS PGothic" w:hAnsi="Times New Roman"/>
                 <w:bCs/>
                 <w:sz w:val="22"/>
                 <w:szCs w:val="22"/>
@@ -3629,7 +3618,7 @@
             </w:pPr>
             <w:r>
               <w:rPr>
-                <w:rFonts w:ascii="Times New Roman" w:eastAsia="ＭＳ Ｐゴシック" w:hAnsi="Times New Roman" w:hint="eastAsia"/>
+                <w:rFonts w:ascii="Times New Roman" w:eastAsia="MS PGothic" w:hAnsi="Times New Roman" w:hint="eastAsia"/>
                 <w:bCs/>
                 <w:sz w:val="22"/>
                 <w:szCs w:val="22"/>
@@ -3638,7 +3627,7 @@
             </w:r>
             <w:r>
               <w:rPr>
-                <w:rFonts w:ascii="Times New Roman" w:eastAsia="ＭＳ Ｐゴシック" w:hAnsi="Times New Roman"/>
+                <w:rFonts w:ascii="Times New Roman" w:eastAsia="MS PGothic" w:hAnsi="Times New Roman"/>
                 <w:bCs/>
                 <w:sz w:val="22"/>
                 <w:szCs w:val="22"/>
@@ -3647,7 +3636,7 @@
             </w:r>
             <w:r>
               <w:rPr>
-                <w:rFonts w:ascii="Times New Roman" w:eastAsia="ＭＳ Ｐゴシック" w:hAnsi="Times New Roman" w:hint="eastAsia"/>
+                <w:rFonts w:ascii="Times New Roman" w:eastAsia="MS PGothic" w:hAnsi="Times New Roman" w:hint="eastAsia"/>
                 <w:bCs/>
                 <w:sz w:val="22"/>
                 <w:szCs w:val="22"/>
@@ -3656,7 +3645,7 @@
             </w:r>
             <w:r>
               <w:rPr>
-                <w:rFonts w:ascii="Times New Roman" w:eastAsia="ＭＳ Ｐゴシック" w:hAnsi="Times New Roman" w:hint="eastAsia"/>
+                <w:rFonts w:ascii="Times New Roman" w:eastAsia="MS PGothic" w:hAnsi="Times New Roman" w:hint="eastAsia"/>
                 <w:bCs/>
                 <w:sz w:val="22"/>
                 <w:szCs w:val="22"/>
@@ -3665,7 +3654,7 @@
             </w:r>
             <w:r>
               <w:rPr>
-                <w:rFonts w:ascii="Times New Roman" w:eastAsia="ＭＳ Ｐゴシック" w:hAnsi="Times New Roman" w:hint="eastAsia"/>
+                <w:rFonts w:ascii="Times New Roman" w:eastAsia="MS PGothic" w:hAnsi="Times New Roman" w:hint="eastAsia"/>
                 <w:bCs/>
                 <w:sz w:val="22"/>
                 <w:szCs w:val="22"/>
@@ -3674,7 +3663,7 @@
             </w:r>
             <w:r>
               <w:rPr>
-                <w:rFonts w:ascii="Times New Roman" w:eastAsia="ＭＳ Ｐゴシック" w:hAnsi="Times New Roman" w:hint="eastAsia"/>
+                <w:rFonts w:ascii="Times New Roman" w:eastAsia="MS PGothic" w:hAnsi="Times New Roman" w:hint="eastAsia"/>
                 <w:bCs/>
                 <w:sz w:val="22"/>
                 <w:szCs w:val="22"/>
@@ -3683,7 +3672,7 @@
             </w:r>
             <w:r>
               <w:rPr>
-                <w:rFonts w:ascii="Times New Roman" w:eastAsia="ＭＳ Ｐゴシック" w:hAnsi="Times New Roman" w:hint="eastAsia"/>
+                <w:rFonts w:ascii="Times New Roman" w:eastAsia="MS PGothic" w:hAnsi="Times New Roman" w:hint="eastAsia"/>
                 <w:bCs/>
                 <w:sz w:val="22"/>
                 <w:szCs w:val="22"/>
@@ -3707,14 +3696,14 @@
               <w:ind w:left="380" w:rightChars="26" w:right="62" w:hanging="238"/>
               <w:jc w:val="left"/>
               <w:rPr>
-                <w:rFonts w:ascii="Times New Roman" w:eastAsia="ＭＳ Ｐゴシック" w:hAnsi="Times New Roman"/>
+                <w:rFonts w:ascii="Times New Roman" w:eastAsia="MS PGothic" w:hAnsi="Times New Roman"/>
                 <w:sz w:val="22"/>
                 <w:szCs w:val="22"/>
               </w:rPr>
             </w:pPr>
             <w:r>
               <w:rPr>
-                <w:rFonts w:ascii="Times New Roman" w:eastAsia="ＭＳ Ｐゴシック" w:hAnsi="Times New Roman" w:hint="eastAsia"/>
+                <w:rFonts w:ascii="Times New Roman" w:eastAsia="MS PGothic" w:hAnsi="Times New Roman" w:hint="eastAsia"/>
                 <w:bCs/>
                 <w:sz w:val="22"/>
                 <w:szCs w:val="22"/>
@@ -3723,7 +3712,7 @@
             </w:r>
             <w:r>
               <w:rPr>
-                <w:rFonts w:ascii="Times New Roman" w:eastAsia="ＭＳ Ｐゴシック" w:hAnsi="Times New Roman" w:hint="eastAsia"/>
+                <w:rFonts w:ascii="Times New Roman" w:eastAsia="MS PGothic" w:hAnsi="Times New Roman" w:hint="eastAsia"/>
                 <w:bCs/>
                 <w:sz w:val="22"/>
                 <w:szCs w:val="22"/>
@@ -3732,7 +3721,7 @@
             </w:r>
             <w:r>
               <w:rPr>
-                <w:rFonts w:ascii="Times New Roman" w:eastAsia="ＭＳ Ｐゴシック" w:hAnsi="Times New Roman" w:hint="eastAsia"/>
+                <w:rFonts w:ascii="Times New Roman" w:eastAsia="MS PGothic" w:hAnsi="Times New Roman" w:hint="eastAsia"/>
                 <w:bCs/>
                 <w:sz w:val="22"/>
                 <w:szCs w:val="22"/>
@@ -3741,7 +3730,7 @@
             </w:r>
             <w:r>
               <w:rPr>
-                <w:rFonts w:ascii="Times New Roman" w:eastAsia="ＭＳ Ｐゴシック" w:hAnsi="Times New Roman" w:hint="eastAsia"/>
+                <w:rFonts w:ascii="Times New Roman" w:eastAsia="MS PGothic" w:hAnsi="Times New Roman" w:hint="eastAsia"/>
                 <w:bCs/>
                 <w:sz w:val="22"/>
                 <w:szCs w:val="22"/>
@@ -3750,7 +3739,7 @@
             </w:r>
             <w:r>
               <w:rPr>
-                <w:rFonts w:ascii="Times New Roman" w:eastAsia="ＭＳ Ｐゴシック" w:hAnsi="Times New Roman" w:hint="eastAsia"/>
+                <w:rFonts w:ascii="Times New Roman" w:eastAsia="MS PGothic" w:hAnsi="Times New Roman" w:hint="eastAsia"/>
                 <w:bCs/>
                 <w:sz w:val="22"/>
                 <w:szCs w:val="22"/>
@@ -3759,7 +3748,7 @@
             </w:r>
             <w:r>
               <w:rPr>
-                <w:rFonts w:ascii="Times New Roman" w:eastAsia="ＭＳ Ｐゴシック" w:hAnsi="Times New Roman" w:hint="eastAsia"/>
+                <w:rFonts w:ascii="Times New Roman" w:eastAsia="MS PGothic" w:hAnsi="Times New Roman" w:hint="eastAsia"/>
                 <w:bCs/>
                 <w:sz w:val="22"/>
                 <w:szCs w:val="22"/>
@@ -3793,7 +3782,7 @@
               <w:ind w:left="250" w:rightChars="54" w:right="130"/>
               <w:jc w:val="left"/>
               <w:rPr>
-                <w:rFonts w:ascii="Arial" w:eastAsia="ＭＳ Ｐゴシック" w:hAnsi="Arial" w:cs="Arial"/>
+                <w:rFonts w:ascii="Arial" w:eastAsia="MS PGothic" w:hAnsi="Arial" w:cs="Arial"/>
                 <w:b/>
                 <w:bCs/>
                 <w:sz w:val="20"/>
@@ -3801,7 +3790,7 @@
             </w:pPr>
             <w:r>
               <w:rPr>
-                <w:rFonts w:ascii="Arial" w:eastAsia="ＭＳ Ｐゴシック" w:hAnsi="Arial" w:cs="Arial" w:hint="eastAsia"/>
+                <w:rFonts w:ascii="Arial" w:eastAsia="MS PGothic" w:hAnsi="Arial" w:cs="Arial" w:hint="eastAsia"/>
                 <w:b/>
                 <w:bCs/>
                 <w:sz w:val="20"/>
@@ -3810,7 +3799,7 @@
             </w:r>
             <w:r>
               <w:rPr>
-                <w:rFonts w:ascii="Arial" w:eastAsia="ＭＳ Ｐゴシック" w:hAnsi="Arial" w:cs="Arial" w:hint="eastAsia"/>
+                <w:rFonts w:ascii="Arial" w:eastAsia="MS PGothic" w:hAnsi="Arial" w:cs="Arial" w:hint="eastAsia"/>
                 <w:b/>
                 <w:bCs/>
                 <w:sz w:val="20"/>
@@ -3819,7 +3808,7 @@
             </w:r>
             <w:r>
               <w:rPr>
-                <w:rFonts w:ascii="Arial" w:eastAsia="ＭＳ Ｐゴシック" w:hAnsi="Arial" w:cs="Arial" w:hint="eastAsia"/>
+                <w:rFonts w:ascii="Arial" w:eastAsia="MS PGothic" w:hAnsi="Arial" w:cs="Arial" w:hint="eastAsia"/>
                 <w:b/>
                 <w:bCs/>
                 <w:sz w:val="20"/>
@@ -3828,7 +3817,7 @@
             </w:r>
             <w:r>
               <w:rPr>
-                <w:rFonts w:ascii="Arial" w:eastAsia="ＭＳ Ｐゴシック" w:hAnsi="Arial" w:cs="Arial" w:hint="eastAsia"/>
+                <w:rFonts w:ascii="Arial" w:eastAsia="MS PGothic" w:hAnsi="Arial" w:cs="Arial" w:hint="eastAsia"/>
                 <w:b/>
                 <w:bCs/>
                 <w:sz w:val="20"/>
@@ -3837,7 +3826,7 @@
             </w:r>
             <w:r>
               <w:rPr>
-                <w:rFonts w:ascii="Arial" w:eastAsia="ＭＳ Ｐゴシック" w:hAnsi="Arial" w:cs="Arial" w:hint="eastAsia"/>
+                <w:rFonts w:ascii="Arial" w:eastAsia="MS PGothic" w:hAnsi="Arial" w:cs="Arial" w:hint="eastAsia"/>
                 <w:b/>
                 <w:bCs/>
                 <w:sz w:val="20"/>
@@ -3846,7 +3835,7 @@
             </w:r>
             <w:r>
               <w:rPr>
-                <w:rFonts w:ascii="Arial" w:eastAsia="ＭＳ Ｐゴシック" w:hAnsi="Arial" w:cs="Arial" w:hint="eastAsia"/>
+                <w:rFonts w:ascii="Arial" w:eastAsia="MS PGothic" w:hAnsi="Arial" w:cs="Arial" w:hint="eastAsia"/>
                 <w:b/>
                 <w:bCs/>
                 <w:sz w:val="20"/>
@@ -3873,22 +3862,23 @@
               <w:ind w:left="108" w:rightChars="26" w:right="62"/>
               <w:jc w:val="left"/>
               <w:rPr>
-                <w:rFonts w:ascii="Times New Roman" w:eastAsia="ＭＳ Ｐゴシック" w:hAnsi="Times New Roman"/>
+                <w:rFonts w:ascii="Times New Roman" w:eastAsia="MS PGothic" w:hAnsi="Times New Roman"/>
                 <w:sz w:val="22"/>
                 <w:szCs w:val="22"/>
               </w:rPr>
             </w:pPr>
             <w:r>
               <w:rPr>
-                <w:rFonts w:ascii="Times New Roman" w:eastAsia="ＭＳ Ｐゴシック" w:hAnsi="Times New Roman" w:hint="eastAsia"/>
+                <w:rFonts w:ascii="Times New Roman" w:eastAsia="MS PGothic" w:hAnsi="Times New Roman" w:hint="eastAsia"/>
                 <w:sz w:val="22"/>
                 <w:szCs w:val="22"/>
               </w:rPr>
               <w:t xml:space="preserve">Good </w:t>
             </w:r>
-            <w:r>
-              <w:rPr>
-                <w:rFonts w:ascii="Times New Roman" w:eastAsia="ＭＳ Ｐゴシック" w:hAnsi="Times New Roman" w:hint="eastAsia"/>
+            <w:proofErr w:type="spellStart"/>
+            <w:r>
+              <w:rPr>
+                <w:rFonts w:ascii="Times New Roman" w:eastAsia="MS PGothic" w:hAnsi="Times New Roman" w:hint="eastAsia"/>
                 <w:sz w:val="22"/>
                 <w:szCs w:val="22"/>
               </w:rPr>
@@ -3896,15 +3886,24 @@
             </w:r>
             <w:r>
               <w:rPr>
-                <w:rFonts w:ascii="Times New Roman" w:eastAsia="ＭＳ Ｐゴシック" w:hAnsi="Times New Roman" w:hint="eastAsia"/>
-                <w:sz w:val="22"/>
-                <w:szCs w:val="22"/>
-              </w:rPr>
-              <w:t xml:space="preserve">people are good </w:t>
-            </w:r>
-            <w:r>
-              <w:rPr>
-                <w:rFonts w:ascii="Times New Roman" w:eastAsia="ＭＳ Ｐゴシック" w:hAnsi="Times New Roman" w:hint="eastAsia"/>
+                <w:rFonts w:ascii="Times New Roman" w:eastAsia="MS PGothic" w:hAnsi="Times New Roman" w:hint="eastAsia"/>
+                <w:sz w:val="22"/>
+                <w:szCs w:val="22"/>
+              </w:rPr>
+              <w:t>people</w:t>
+            </w:r>
+            <w:proofErr w:type="spellEnd"/>
+            <w:r>
+              <w:rPr>
+                <w:rFonts w:ascii="Times New Roman" w:eastAsia="MS PGothic" w:hAnsi="Times New Roman" w:hint="eastAsia"/>
+                <w:sz w:val="22"/>
+                <w:szCs w:val="22"/>
+              </w:rPr>
+              <w:t xml:space="preserve"> are good </w:t>
+            </w:r>
+            <w:r>
+              <w:rPr>
+                <w:rFonts w:ascii="Times New Roman" w:eastAsia="MS PGothic" w:hAnsi="Times New Roman" w:hint="eastAsia"/>
                 <w:b/>
                 <w:sz w:val="22"/>
                 <w:szCs w:val="22"/>
@@ -3913,7 +3912,7 @@
             </w:r>
             <w:r>
               <w:rPr>
-                <w:rFonts w:ascii="Times New Roman" w:eastAsia="ＭＳ Ｐゴシック" w:hAnsi="Times New Roman" w:hint="eastAsia"/>
+                <w:rFonts w:ascii="Times New Roman" w:eastAsia="MS PGothic" w:hAnsi="Times New Roman" w:hint="eastAsia"/>
                 <w:b/>
                 <w:sz w:val="22"/>
                 <w:szCs w:val="22"/>
@@ -3922,7 +3921,7 @@
             </w:r>
             <w:r>
               <w:rPr>
-                <w:rFonts w:ascii="Times New Roman" w:eastAsia="ＭＳ Ｐゴシック" w:hAnsi="Times New Roman" w:hint="eastAsia"/>
+                <w:rFonts w:ascii="Times New Roman" w:eastAsia="MS PGothic" w:hAnsi="Times New Roman" w:hint="eastAsia"/>
                 <w:sz w:val="22"/>
                 <w:szCs w:val="22"/>
               </w:rPr>
@@ -3930,7 +3929,7 @@
             </w:r>
             <w:r>
               <w:rPr>
-                <w:rFonts w:ascii="Times New Roman" w:eastAsia="ＭＳ Ｐゴシック" w:hAnsi="Times New Roman" w:hint="eastAsia"/>
+                <w:rFonts w:ascii="Times New Roman" w:eastAsia="MS PGothic" w:hAnsi="Times New Roman" w:hint="eastAsia"/>
                 <w:sz w:val="22"/>
                 <w:szCs w:val="22"/>
               </w:rPr>
@@ -3938,7 +3937,7 @@
             </w:r>
             <w:r>
               <w:rPr>
-                <w:rFonts w:ascii="Times New Roman" w:eastAsia="ＭＳ Ｐゴシック" w:hAnsi="Times New Roman" w:hint="eastAsia"/>
+                <w:rFonts w:ascii="Times New Roman" w:eastAsia="MS PGothic" w:hAnsi="Times New Roman" w:hint="eastAsia"/>
                 <w:sz w:val="22"/>
                 <w:szCs w:val="22"/>
               </w:rPr>
@@ -3946,7 +3945,7 @@
             </w:r>
             <w:r>
               <w:rPr>
-                <w:rFonts w:ascii="Times New Roman" w:eastAsia="ＭＳ Ｐゴシック" w:hAnsi="Times New Roman" w:hint="eastAsia"/>
+                <w:rFonts w:ascii="Times New Roman" w:eastAsia="MS PGothic" w:hAnsi="Times New Roman" w:hint="eastAsia"/>
                 <w:sz w:val="22"/>
                 <w:szCs w:val="22"/>
               </w:rPr>
@@ -3954,7 +3953,7 @@
             </w:r>
             <w:r>
               <w:rPr>
-                <w:rFonts w:ascii="Times New Roman" w:eastAsia="ＭＳ Ｐゴシック" w:hAnsi="Times New Roman" w:hint="eastAsia"/>
+                <w:rFonts w:ascii="Times New Roman" w:eastAsia="MS PGothic" w:hAnsi="Times New Roman" w:hint="eastAsia"/>
                 <w:sz w:val="22"/>
                 <w:szCs w:val="22"/>
               </w:rPr>
@@ -3962,7 +3961,7 @@
             </w:r>
             <w:r>
               <w:rPr>
-                <w:rFonts w:ascii="Times New Roman" w:eastAsia="ＭＳ Ｐゴシック" w:hAnsi="Times New Roman" w:hint="eastAsia"/>
+                <w:rFonts w:ascii="Times New Roman" w:eastAsia="MS PGothic" w:hAnsi="Times New Roman" w:hint="eastAsia"/>
                 <w:sz w:val="22"/>
                 <w:szCs w:val="22"/>
               </w:rPr>
@@ -3970,7 +3969,7 @@
             </w:r>
             <w:r>
               <w:rPr>
-                <w:rFonts w:ascii="Times New Roman" w:eastAsia="ＭＳ Ｐゴシック" w:hAnsi="Times New Roman" w:hint="eastAsia"/>
+                <w:rFonts w:ascii="Times New Roman" w:eastAsia="MS PGothic" w:hAnsi="Times New Roman" w:hint="eastAsia"/>
                 <w:sz w:val="22"/>
                 <w:szCs w:val="22"/>
               </w:rPr>
@@ -3978,7 +3977,7 @@
             </w:r>
             <w:r>
               <w:rPr>
-                <w:rFonts w:ascii="Times New Roman" w:eastAsia="ＭＳ Ｐゴシック" w:hAnsi="Times New Roman" w:hint="eastAsia"/>
+                <w:rFonts w:ascii="Times New Roman" w:eastAsia="MS PGothic" w:hAnsi="Times New Roman" w:hint="eastAsia"/>
                 <w:sz w:val="22"/>
                 <w:szCs w:val="22"/>
               </w:rPr>
@@ -3986,7 +3985,7 @@
             </w:r>
             <w:r>
               <w:rPr>
-                <w:rFonts w:ascii="Times New Roman" w:eastAsia="ＭＳ Ｐゴシック" w:hAnsi="Times New Roman" w:hint="eastAsia"/>
+                <w:rFonts w:ascii="Times New Roman" w:eastAsia="MS PGothic" w:hAnsi="Times New Roman" w:hint="eastAsia"/>
                 <w:sz w:val="22"/>
                 <w:szCs w:val="22"/>
               </w:rPr>
@@ -4009,7 +4008,7 @@
               <w:ind w:left="377" w:rightChars="26" w:right="62" w:hanging="238"/>
               <w:jc w:val="left"/>
               <w:rPr>
-                <w:rFonts w:ascii="Times New Roman" w:eastAsia="ＭＳ Ｐゴシック" w:hAnsi="Times New Roman"/>
+                <w:rFonts w:ascii="Times New Roman" w:eastAsia="MS PGothic" w:hAnsi="Times New Roman"/>
                 <w:bCs/>
                 <w:sz w:val="22"/>
                 <w:szCs w:val="22"/>
@@ -4017,7 +4016,7 @@
             </w:pPr>
             <w:r>
               <w:rPr>
-                <w:rFonts w:ascii="Times New Roman" w:eastAsia="ＭＳ Ｐゴシック" w:hAnsi="Times New Roman" w:hint="eastAsia"/>
+                <w:rFonts w:ascii="Times New Roman" w:eastAsia="MS PGothic" w:hAnsi="Times New Roman" w:hint="eastAsia"/>
                 <w:bCs/>
                 <w:sz w:val="22"/>
                 <w:szCs w:val="22"/>
@@ -4041,7 +4040,7 @@
               <w:ind w:left="377" w:rightChars="26" w:right="62" w:hanging="238"/>
               <w:jc w:val="left"/>
               <w:rPr>
-                <w:rFonts w:ascii="Times New Roman" w:eastAsia="ＭＳ Ｐゴシック" w:hAnsi="Times New Roman"/>
+                <w:rFonts w:ascii="Times New Roman" w:eastAsia="MS PGothic" w:hAnsi="Times New Roman"/>
                 <w:bCs/>
                 <w:sz w:val="22"/>
                 <w:szCs w:val="22"/>
@@ -4049,7 +4048,7 @@
             </w:pPr>
             <w:r>
               <w:rPr>
-                <w:rFonts w:ascii="Times New Roman" w:eastAsia="ＭＳ Ｐゴシック" w:hAnsi="Times New Roman" w:hint="eastAsia"/>
+                <w:rFonts w:ascii="Times New Roman" w:eastAsia="MS PGothic" w:hAnsi="Times New Roman" w:hint="eastAsia"/>
                 <w:bCs/>
                 <w:sz w:val="22"/>
                 <w:szCs w:val="22"/>
@@ -4059,7 +4058,7 @@
             <w:proofErr w:type="gramStart"/>
             <w:r>
               <w:rPr>
-                <w:rFonts w:ascii="Times New Roman" w:eastAsia="ＭＳ Ｐゴシック" w:hAnsi="Times New Roman" w:hint="eastAsia"/>
+                <w:rFonts w:ascii="Times New Roman" w:eastAsia="MS PGothic" w:hAnsi="Times New Roman" w:hint="eastAsia"/>
                 <w:bCs/>
                 <w:sz w:val="22"/>
                 <w:szCs w:val="22"/>
@@ -4069,7 +4068,7 @@
             <w:proofErr w:type="gramEnd"/>
             <w:r>
               <w:rPr>
-                <w:rFonts w:ascii="Times New Roman" w:eastAsia="ＭＳ Ｐゴシック" w:hAnsi="Times New Roman" w:hint="eastAsia"/>
+                <w:rFonts w:ascii="Times New Roman" w:eastAsia="MS PGothic" w:hAnsi="Times New Roman" w:hint="eastAsia"/>
                 <w:bCs/>
                 <w:sz w:val="22"/>
                 <w:szCs w:val="22"/>
@@ -4078,7 +4077,7 @@
             </w:r>
             <w:r>
               <w:rPr>
-                <w:rFonts w:ascii="Times New Roman" w:eastAsia="ＭＳ Ｐゴシック" w:hAnsi="Times New Roman"/>
+                <w:rFonts w:ascii="Times New Roman" w:eastAsia="MS PGothic" w:hAnsi="Times New Roman"/>
                 <w:bCs/>
                 <w:sz w:val="22"/>
                 <w:szCs w:val="22"/>
@@ -4087,7 +4086,7 @@
             </w:r>
             <w:r>
               <w:rPr>
-                <w:rFonts w:ascii="Times New Roman" w:eastAsia="ＭＳ Ｐゴシック" w:hAnsi="Times New Roman" w:hint="eastAsia"/>
+                <w:rFonts w:ascii="Times New Roman" w:eastAsia="MS PGothic" w:hAnsi="Times New Roman" w:hint="eastAsia"/>
                 <w:bCs/>
                 <w:sz w:val="22"/>
                 <w:szCs w:val="22"/>
@@ -4096,7 +4095,7 @@
             </w:r>
             <w:r>
               <w:rPr>
-                <w:rFonts w:ascii="Times New Roman" w:eastAsia="ＭＳ Ｐゴシック" w:hAnsi="Times New Roman"/>
+                <w:rFonts w:ascii="Times New Roman" w:eastAsia="MS PGothic" w:hAnsi="Times New Roman"/>
                 <w:bCs/>
                 <w:sz w:val="22"/>
                 <w:szCs w:val="22"/>
@@ -4105,7 +4104,7 @@
             </w:r>
             <w:r>
               <w:rPr>
-                <w:rFonts w:ascii="Times New Roman" w:eastAsia="ＭＳ Ｐゴシック" w:hAnsi="Times New Roman" w:hint="eastAsia"/>
+                <w:rFonts w:ascii="Times New Roman" w:eastAsia="MS PGothic" w:hAnsi="Times New Roman" w:hint="eastAsia"/>
                 <w:bCs/>
                 <w:sz w:val="22"/>
                 <w:szCs w:val="22"/>
@@ -4129,7 +4128,7 @@
               <w:ind w:left="377" w:rightChars="26" w:right="62" w:hanging="238"/>
               <w:jc w:val="left"/>
               <w:rPr>
-                <w:rFonts w:ascii="Times New Roman" w:eastAsia="ＭＳ Ｐゴシック" w:hAnsi="Times New Roman"/>
+                <w:rFonts w:ascii="Times New Roman" w:eastAsia="MS PGothic" w:hAnsi="Times New Roman"/>
                 <w:bCs/>
                 <w:sz w:val="22"/>
                 <w:szCs w:val="22"/>
@@ -4137,7 +4136,7 @@
             </w:pPr>
             <w:r>
               <w:rPr>
-                <w:rFonts w:ascii="Times New Roman" w:eastAsia="ＭＳ Ｐゴシック" w:hAnsi="Times New Roman" w:hint="eastAsia"/>
+                <w:rFonts w:ascii="Times New Roman" w:eastAsia="MS PGothic" w:hAnsi="Times New Roman" w:hint="eastAsia"/>
                 <w:bCs/>
                 <w:sz w:val="22"/>
                 <w:szCs w:val="22"/>
@@ -4146,7 +4145,7 @@
             </w:r>
             <w:r>
               <w:rPr>
-                <w:rFonts w:ascii="Times New Roman" w:eastAsia="ＭＳ Ｐゴシック" w:hAnsi="Times New Roman" w:hint="eastAsia"/>
+                <w:rFonts w:ascii="Times New Roman" w:eastAsia="MS PGothic" w:hAnsi="Times New Roman" w:hint="eastAsia"/>
                 <w:bCs/>
                 <w:sz w:val="22"/>
                 <w:szCs w:val="22"/>
@@ -4155,7 +4154,7 @@
             </w:r>
             <w:r>
               <w:rPr>
-                <w:rFonts w:ascii="Times New Roman" w:eastAsia="ＭＳ Ｐゴシック" w:hAnsi="Times New Roman"/>
+                <w:rFonts w:ascii="Times New Roman" w:eastAsia="MS PGothic" w:hAnsi="Times New Roman"/>
                 <w:bCs/>
                 <w:sz w:val="22"/>
                 <w:szCs w:val="22"/>
@@ -4164,7 +4163,7 @@
             </w:r>
             <w:r>
               <w:rPr>
-                <w:rFonts w:ascii="Times New Roman" w:eastAsia="ＭＳ Ｐゴシック" w:hAnsi="Times New Roman" w:hint="eastAsia"/>
+                <w:rFonts w:ascii="Times New Roman" w:eastAsia="MS PGothic" w:hAnsi="Times New Roman" w:hint="eastAsia"/>
                 <w:bCs/>
                 <w:sz w:val="22"/>
                 <w:szCs w:val="22"/>
@@ -4173,7 +4172,7 @@
             </w:r>
             <w:r>
               <w:rPr>
-                <w:rFonts w:ascii="Times New Roman" w:eastAsia="ＭＳ Ｐゴシック" w:hAnsi="Times New Roman" w:hint="eastAsia"/>
+                <w:rFonts w:ascii="Times New Roman" w:eastAsia="MS PGothic" w:hAnsi="Times New Roman" w:hint="eastAsia"/>
                 <w:bCs/>
                 <w:sz w:val="22"/>
                 <w:szCs w:val="22"/>
@@ -4182,7 +4181,7 @@
             </w:r>
             <w:r>
               <w:rPr>
-                <w:rFonts w:ascii="Times New Roman" w:eastAsia="ＭＳ Ｐゴシック" w:hAnsi="Times New Roman" w:hint="eastAsia"/>
+                <w:rFonts w:ascii="Times New Roman" w:eastAsia="MS PGothic" w:hAnsi="Times New Roman" w:hint="eastAsia"/>
                 <w:bCs/>
                 <w:sz w:val="22"/>
                 <w:szCs w:val="22"/>
@@ -4191,7 +4190,7 @@
             </w:r>
             <w:r>
               <w:rPr>
-                <w:rFonts w:ascii="Times New Roman" w:eastAsia="ＭＳ Ｐゴシック" w:hAnsi="Times New Roman" w:hint="eastAsia"/>
+                <w:rFonts w:ascii="Times New Roman" w:eastAsia="MS PGothic" w:hAnsi="Times New Roman" w:hint="eastAsia"/>
                 <w:bCs/>
                 <w:sz w:val="22"/>
                 <w:szCs w:val="22"/>
@@ -4215,7 +4214,7 @@
               <w:ind w:left="380" w:rightChars="26" w:right="62" w:hanging="238"/>
               <w:jc w:val="left"/>
               <w:rPr>
-                <w:rFonts w:ascii="Times New Roman" w:eastAsia="ＭＳ Ｐゴシック" w:hAnsi="Times New Roman"/>
+                <w:rFonts w:ascii="Times New Roman" w:eastAsia="MS PGothic" w:hAnsi="Times New Roman"/>
                 <w:bCs/>
                 <w:sz w:val="22"/>
                 <w:szCs w:val="22"/>
@@ -4223,7 +4222,7 @@
             </w:pPr>
             <w:r>
               <w:rPr>
-                <w:rFonts w:ascii="Times New Roman" w:eastAsia="ＭＳ Ｐゴシック" w:hAnsi="Times New Roman" w:hint="eastAsia"/>
+                <w:rFonts w:ascii="Times New Roman" w:eastAsia="MS PGothic" w:hAnsi="Times New Roman" w:hint="eastAsia"/>
                 <w:bCs/>
                 <w:sz w:val="22"/>
                 <w:szCs w:val="22"/>
@@ -4232,7 +4231,7 @@
             </w:r>
             <w:r>
               <w:rPr>
-                <w:rFonts w:ascii="Times New Roman" w:eastAsia="ＭＳ Ｐゴシック" w:hAnsi="Times New Roman" w:hint="eastAsia"/>
+                <w:rFonts w:ascii="Times New Roman" w:eastAsia="MS PGothic" w:hAnsi="Times New Roman" w:hint="eastAsia"/>
                 <w:bCs/>
                 <w:sz w:val="22"/>
                 <w:szCs w:val="22"/>
@@ -4241,7 +4240,7 @@
             </w:r>
             <w:r>
               <w:rPr>
-                <w:rFonts w:ascii="Times New Roman" w:eastAsia="ＭＳ Ｐゴシック" w:hAnsi="Times New Roman" w:hint="eastAsia"/>
+                <w:rFonts w:ascii="Times New Roman" w:eastAsia="MS PGothic" w:hAnsi="Times New Roman" w:hint="eastAsia"/>
                 <w:bCs/>
                 <w:sz w:val="22"/>
                 <w:szCs w:val="22"/>
@@ -4250,7 +4249,7 @@
             </w:r>
             <w:r>
               <w:rPr>
-                <w:rFonts w:ascii="Times New Roman" w:eastAsia="ＭＳ Ｐゴシック" w:hAnsi="Times New Roman" w:hint="eastAsia"/>
+                <w:rFonts w:ascii="Times New Roman" w:eastAsia="MS PGothic" w:hAnsi="Times New Roman" w:hint="eastAsia"/>
                 <w:bCs/>
                 <w:sz w:val="22"/>
                 <w:szCs w:val="22"/>
@@ -4259,7 +4258,7 @@
             </w:r>
             <w:r>
               <w:rPr>
-                <w:rFonts w:ascii="Times New Roman" w:eastAsia="ＭＳ Ｐゴシック" w:hAnsi="Times New Roman" w:hint="eastAsia"/>
+                <w:rFonts w:ascii="Times New Roman" w:eastAsia="MS PGothic" w:hAnsi="Times New Roman" w:hint="eastAsia"/>
                 <w:bCs/>
                 <w:sz w:val="22"/>
                 <w:szCs w:val="22"/>
@@ -4268,7 +4267,7 @@
             </w:r>
             <w:r>
               <w:rPr>
-                <w:rFonts w:ascii="Times New Roman" w:eastAsia="ＭＳ Ｐゴシック" w:hAnsi="Times New Roman" w:hint="eastAsia"/>
+                <w:rFonts w:ascii="Times New Roman" w:eastAsia="MS PGothic" w:hAnsi="Times New Roman" w:hint="eastAsia"/>
                 <w:bCs/>
                 <w:sz w:val="22"/>
                 <w:szCs w:val="22"/>
@@ -4278,7 +4277,7 @@
             <w:proofErr w:type="gramStart"/>
             <w:r>
               <w:rPr>
-                <w:rFonts w:ascii="Times New Roman" w:eastAsia="ＭＳ Ｐゴシック" w:hAnsi="Times New Roman" w:hint="eastAsia"/>
+                <w:rFonts w:ascii="Times New Roman" w:eastAsia="MS PGothic" w:hAnsi="Times New Roman" w:hint="eastAsia"/>
                 <w:bCs/>
                 <w:sz w:val="22"/>
                 <w:szCs w:val="22"/>
@@ -4288,7 +4287,7 @@
             <w:proofErr w:type="gramEnd"/>
             <w:r>
               <w:rPr>
-                <w:rFonts w:ascii="Times New Roman" w:eastAsia="ＭＳ Ｐゴシック" w:hAnsi="Times New Roman" w:hint="eastAsia"/>
+                <w:rFonts w:ascii="Times New Roman" w:eastAsia="MS PGothic" w:hAnsi="Times New Roman" w:hint="eastAsia"/>
                 <w:bCs/>
                 <w:sz w:val="22"/>
                 <w:szCs w:val="22"/>
@@ -4297,7 +4296,7 @@
             </w:r>
             <w:r>
               <w:rPr>
-                <w:rFonts w:ascii="Times New Roman" w:eastAsia="ＭＳ Ｐゴシック" w:hAnsi="Times New Roman" w:hint="eastAsia"/>
+                <w:rFonts w:ascii="Times New Roman" w:eastAsia="MS PGothic" w:hAnsi="Times New Roman" w:hint="eastAsia"/>
                 <w:bCs/>
                 <w:sz w:val="22"/>
                 <w:szCs w:val="22"/>
@@ -4334,7 +4333,7 @@
               <w:ind w:rightChars="54" w:right="130"/>
               <w:jc w:val="left"/>
               <w:rPr>
-                <w:rFonts w:ascii="Arial" w:eastAsia="ＭＳ Ｐゴシック" w:hAnsi="Arial" w:cs="Arial"/>
+                <w:rFonts w:ascii="Arial" w:eastAsia="MS PGothic" w:hAnsi="Arial" w:cs="Arial"/>
                 <w:b/>
                 <w:bCs/>
                 <w:sz w:val="20"/>
@@ -4342,7 +4341,7 @@
             </w:pPr>
             <w:r>
               <w:rPr>
-                <w:rFonts w:ascii="Arial" w:eastAsia="ＭＳ Ｐゴシック" w:hAnsi="Arial" w:cs="Arial"/>
+                <w:rFonts w:ascii="Arial" w:eastAsia="MS PGothic" w:hAnsi="Arial" w:cs="Arial"/>
                 <w:b/>
                 <w:bCs/>
                 <w:sz w:val="20"/>
@@ -4351,7 +4350,7 @@
             </w:r>
             <w:r>
               <w:rPr>
-                <w:rFonts w:ascii="Arial" w:eastAsia="ＭＳ Ｐゴシック" w:hAnsi="Arial" w:cs="Arial" w:hint="eastAsia"/>
+                <w:rFonts w:ascii="Arial" w:eastAsia="MS PGothic" w:hAnsi="Arial" w:cs="Arial" w:hint="eastAsia"/>
                 <w:b/>
                 <w:bCs/>
                 <w:sz w:val="21"/>
@@ -4379,14 +4378,14 @@
               <w:ind w:left="392" w:right="281"/>
               <w:jc w:val="left"/>
               <w:rPr>
-                <w:rFonts w:ascii="Times New Roman" w:eastAsia="ＭＳ Ｐゴシック" w:hAnsi="Times New Roman"/>
+                <w:rFonts w:ascii="Times New Roman" w:eastAsia="MS PGothic" w:hAnsi="Times New Roman"/>
                 <w:sz w:val="22"/>
                 <w:szCs w:val="22"/>
               </w:rPr>
             </w:pPr>
             <w:r>
               <w:rPr>
-                <w:rFonts w:ascii="Times New Roman" w:eastAsia="ＭＳ Ｐゴシック" w:hAnsi="Times New Roman"/>
+                <w:rFonts w:ascii="Times New Roman" w:eastAsia="MS PGothic" w:hAnsi="Times New Roman"/>
                 <w:sz w:val="22"/>
                 <w:szCs w:val="22"/>
               </w:rPr>
@@ -4394,7 +4393,7 @@
             </w:r>
             <w:r>
               <w:rPr>
-                <w:rFonts w:ascii="Times New Roman" w:eastAsia="ＭＳ Ｐゴシック" w:hAnsi="Times New Roman"/>
+                <w:rFonts w:ascii="Times New Roman" w:eastAsia="MS PGothic" w:hAnsi="Times New Roman"/>
                 <w:b/>
                 <w:sz w:val="22"/>
                 <w:szCs w:val="22"/>
@@ -4403,7 +4402,7 @@
             </w:r>
             <w:r>
               <w:rPr>
-                <w:rFonts w:ascii="Times New Roman" w:eastAsia="ＭＳ Ｐゴシック" w:hAnsi="Times New Roman" w:hint="eastAsia"/>
+                <w:rFonts w:ascii="Times New Roman" w:eastAsia="MS PGothic" w:hAnsi="Times New Roman" w:hint="eastAsia"/>
                 <w:sz w:val="22"/>
                 <w:szCs w:val="22"/>
               </w:rPr>
@@ -4411,7 +4410,7 @@
             </w:r>
             <w:r>
               <w:rPr>
-                <w:rFonts w:ascii="Times New Roman" w:eastAsia="ＭＳ Ｐゴシック" w:hAnsi="Times New Roman"/>
+                <w:rFonts w:ascii="Times New Roman" w:eastAsia="MS PGothic" w:hAnsi="Times New Roman"/>
                 <w:sz w:val="22"/>
                 <w:szCs w:val="22"/>
               </w:rPr>
@@ -4419,7 +4418,7 @@
             </w:r>
             <w:r>
               <w:rPr>
-                <w:rFonts w:ascii="Times New Roman" w:eastAsia="ＭＳ Ｐゴシック" w:hAnsi="Times New Roman" w:hint="eastAsia"/>
+                <w:rFonts w:ascii="Times New Roman" w:eastAsia="MS PGothic" w:hAnsi="Times New Roman" w:hint="eastAsia"/>
                 <w:sz w:val="22"/>
                 <w:szCs w:val="22"/>
               </w:rPr>
@@ -4427,7 +4426,7 @@
             </w:r>
             <w:r>
               <w:rPr>
-                <w:rFonts w:ascii="Times New Roman" w:eastAsia="ＭＳ Ｐゴシック" w:hAnsi="Times New Roman" w:hint="eastAsia"/>
+                <w:rFonts w:ascii="Times New Roman" w:eastAsia="MS PGothic" w:hAnsi="Times New Roman" w:hint="eastAsia"/>
                 <w:sz w:val="22"/>
                 <w:szCs w:val="22"/>
               </w:rPr>
@@ -4450,14 +4449,14 @@
               <w:ind w:left="380" w:rightChars="26" w:right="62" w:hanging="238"/>
               <w:jc w:val="left"/>
               <w:rPr>
-                <w:rFonts w:ascii="Times New Roman" w:eastAsia="ＭＳ Ｐゴシック" w:hAnsi="Times New Roman"/>
+                <w:rFonts w:ascii="Times New Roman" w:eastAsia="MS PGothic" w:hAnsi="Times New Roman"/>
                 <w:sz w:val="22"/>
                 <w:szCs w:val="22"/>
               </w:rPr>
             </w:pPr>
             <w:r>
               <w:rPr>
-                <w:rFonts w:ascii="Times New Roman" w:eastAsia="ＭＳ Ｐゴシック" w:hAnsi="Times New Roman" w:hint="eastAsia"/>
+                <w:rFonts w:ascii="Times New Roman" w:eastAsia="MS PGothic" w:hAnsi="Times New Roman" w:hint="eastAsia"/>
                 <w:bCs/>
                 <w:sz w:val="22"/>
                 <w:szCs w:val="22"/>
@@ -4466,7 +4465,7 @@
             </w:r>
             <w:r>
               <w:rPr>
-                <w:rFonts w:ascii="Times New Roman" w:eastAsia="ＭＳ Ｐゴシック" w:hAnsi="Times New Roman" w:hint="eastAsia"/>
+                <w:rFonts w:ascii="Times New Roman" w:eastAsia="MS PGothic" w:hAnsi="Times New Roman" w:hint="eastAsia"/>
                 <w:bCs/>
                 <w:sz w:val="22"/>
                 <w:szCs w:val="22"/>
@@ -4475,7 +4474,7 @@
             </w:r>
             <w:r>
               <w:rPr>
-                <w:rFonts w:ascii="Times New Roman" w:eastAsia="ＭＳ Ｐゴシック" w:hAnsi="Times New Roman" w:hint="eastAsia"/>
+                <w:rFonts w:ascii="Times New Roman" w:eastAsia="MS PGothic" w:hAnsi="Times New Roman" w:hint="eastAsia"/>
                 <w:bCs/>
                 <w:sz w:val="22"/>
                 <w:szCs w:val="22"/>
@@ -4511,29 +4510,18 @@
           </w:tcPr>
           <w:p>
             <w:pPr>
-              <w:keepNext/>
-              <w:tabs>
-                <w:tab w:val="left" w:pos="360"/>
-                <w:tab w:val="decimal" w:pos="8100"/>
-              </w:tabs>
-              <w:autoSpaceDE w:val="0"/>
-              <w:autoSpaceDN w:val="0"/>
-              <w:adjustRightInd w:val="0"/>
-              <w:spacing w:before="120" w:line="360" w:lineRule="auto"/>
-              <w:jc w:val="left"/>
-              <w:rPr>
-                <w:rFonts w:ascii="Arial" w:eastAsia="ＭＳ Ｐゴシック" w:hAnsi="Arial" w:cs="Arial"/>
-                <w:b/>
-                <w:bCs/>
+              <w:pStyle w:val="Heading1"/>
+              <w:rPr>
+                <w:rFonts w:ascii="Arial" w:eastAsia="MS PGothic" w:hAnsi="Arial" w:cs="Arial"/>
+                <w:b w:val="0"/>
+                <w:bCs w:val="0"/>
                 <w:sz w:val="36"/>
                 <w:szCs w:val="36"/>
               </w:rPr>
             </w:pPr>
             <w:r>
               <w:rPr>
-                <w:rFonts w:ascii="Arial" w:eastAsia="ＭＳ Ｐゴシック" w:hAnsi="Arial" w:cs="Arial" w:hint="eastAsia"/>
-                <w:b/>
-                <w:bCs/>
+                <w:rFonts w:ascii="Arial" w:eastAsia="MS PGothic" w:hAnsi="Arial" w:cs="Arial" w:hint="eastAsia"/>
                 <w:sz w:val="56"/>
                 <w:szCs w:val="56"/>
               </w:rPr>
@@ -4542,9 +4530,7 @@
             </w:r>
             <w:r>
               <w:rPr>
-                <w:rFonts w:ascii="Arial" w:eastAsia="ＭＳ Ｐゴシック" w:hAnsi="Arial" w:cs="Arial" w:hint="eastAsia"/>
-                <w:b/>
-                <w:bCs/>
+                <w:rFonts w:ascii="Arial" w:eastAsia="MS PGothic" w:hAnsi="Arial" w:cs="Arial" w:hint="eastAsia"/>
                 <w:sz w:val="44"/>
                 <w:szCs w:val="44"/>
               </w:rPr>
@@ -4552,9 +4538,7 @@
             </w:r>
             <w:r>
               <w:rPr>
-                <w:rFonts w:ascii="Arial" w:eastAsia="ＭＳ Ｐゴシック" w:hAnsi="Arial" w:cs="Arial" w:hint="eastAsia"/>
-                <w:b/>
-                <w:bCs/>
+                <w:rFonts w:ascii="Arial" w:eastAsia="MS PGothic" w:hAnsi="Arial" w:cs="Arial" w:hint="eastAsia"/>
                 <w:sz w:val="36"/>
                 <w:szCs w:val="36"/>
               </w:rPr>
@@ -4562,9 +4546,7 @@
             </w:r>
             <w:r>
               <w:rPr>
-                <w:rFonts w:ascii="Arial" w:eastAsia="ＭＳ Ｐゴシック" w:hAnsi="Arial" w:cs="Arial" w:hint="eastAsia"/>
-                <w:b/>
-                <w:bCs/>
+                <w:rFonts w:ascii="Arial" w:eastAsia="MS PGothic" w:hAnsi="Arial" w:cs="Arial" w:hint="eastAsia"/>
                 <w:spacing w:val="20"/>
                 <w:sz w:val="36"/>
                 <w:szCs w:val="36"/>
@@ -4573,9 +4555,7 @@
             </w:r>
             <w:r>
               <w:rPr>
-                <w:rFonts w:ascii="Arial" w:eastAsia="ＭＳ Ｐゴシック" w:hAnsi="Arial" w:cs="Arial" w:hint="eastAsia"/>
-                <w:b/>
-                <w:bCs/>
+                <w:rFonts w:ascii="Arial" w:eastAsia="MS PGothic" w:hAnsi="Arial" w:cs="Arial" w:hint="eastAsia"/>
                 <w:spacing w:val="20"/>
                 <w:sz w:val="36"/>
                 <w:szCs w:val="36"/>
@@ -4584,9 +4564,7 @@
             </w:r>
             <w:r>
               <w:rPr>
-                <w:rFonts w:ascii="Arial" w:eastAsia="ＭＳ Ｐゴシック" w:hAnsi="Arial" w:cs="Arial" w:hint="eastAsia"/>
-                <w:b/>
-                <w:bCs/>
+                <w:rFonts w:ascii="Arial" w:eastAsia="MS PGothic" w:hAnsi="Arial" w:cs="Arial" w:hint="eastAsia"/>
                 <w:spacing w:val="20"/>
                 <w:sz w:val="36"/>
                 <w:szCs w:val="36"/>
@@ -4595,9 +4573,7 @@
             </w:r>
             <w:r>
               <w:rPr>
-                <w:rFonts w:ascii="Arial" w:eastAsia="ＭＳ Ｐゴシック" w:hAnsi="Arial" w:cs="Arial"/>
-                <w:b/>
-                <w:bCs/>
+                <w:rFonts w:ascii="Arial" w:eastAsia="MS PGothic" w:hAnsi="Arial" w:cs="Arial"/>
                 <w:spacing w:val="20"/>
                 <w:sz w:val="36"/>
                 <w:szCs w:val="36"/>
@@ -4606,9 +4582,7 @@
             </w:r>
             <w:r>
               <w:rPr>
-                <w:rFonts w:ascii="Arial" w:eastAsia="ＭＳ Ｐゴシック" w:hAnsi="Arial" w:cs="Arial" w:hint="eastAsia"/>
-                <w:b/>
-                <w:bCs/>
+                <w:rFonts w:ascii="Arial" w:eastAsia="MS PGothic" w:hAnsi="Arial" w:cs="Arial" w:hint="eastAsia"/>
                 <w:spacing w:val="20"/>
                 <w:sz w:val="36"/>
                 <w:szCs w:val="36"/>
@@ -4617,9 +4591,7 @@
             </w:r>
             <w:r>
               <w:rPr>
-                <w:rFonts w:ascii="Arial" w:eastAsia="ＭＳ Ｐゴシック" w:hAnsi="Arial" w:cs="Arial"/>
-                <w:b/>
-                <w:bCs/>
+                <w:rFonts w:ascii="Arial" w:eastAsia="MS PGothic" w:hAnsi="Arial" w:cs="Arial"/>
                 <w:spacing w:val="20"/>
                 <w:sz w:val="36"/>
                 <w:szCs w:val="36"/>
@@ -4637,7 +4609,7 @@
         <w:adjustRightInd w:val="0"/>
         <w:spacing w:line="100" w:lineRule="exact"/>
         <w:rPr>
-          <w:rFonts w:ascii="Times New Roman" w:eastAsia="ＭＳ Ｐゴシック" w:hAnsi="Times New Roman"/>
+          <w:rFonts w:ascii="Times New Roman" w:eastAsia="MS PGothic" w:hAnsi="Times New Roman"/>
           <w:sz w:val="8"/>
           <w:szCs w:val="8"/>
         </w:rPr>
@@ -4650,14 +4622,14 @@
         <w:adjustRightInd w:val="0"/>
         <w:ind w:right="987"/>
         <w:rPr>
-          <w:rFonts w:eastAsia="ＭＳ Ｐゴシック" w:cs="Palatino Linotype"/>
+          <w:rFonts w:eastAsia="MS PGothic" w:cs="Palatino Linotype"/>
           <w:szCs w:val="24"/>
         </w:rPr>
       </w:pPr>
     </w:p>
     <w:p>
       <w:pPr>
-        <w:pStyle w:val="af2"/>
+        <w:pStyle w:val="ListParagraph"/>
         <w:numPr>
           <w:ilvl w:val="0"/>
           <w:numId w:val="4"/>
@@ -4667,7 +4639,7 @@
         <w:adjustRightInd w:val="0"/>
         <w:ind w:leftChars="0" w:left="406" w:right="987"/>
         <w:rPr>
-          <w:rFonts w:ascii="Arial" w:eastAsia="ＭＳ Ｐゴシック" w:hAnsi="Arial" w:cs="Arial"/>
+          <w:rFonts w:ascii="Arial" w:eastAsia="MS PGothic" w:hAnsi="Arial" w:cs="Arial"/>
           <w:b/>
           <w:bCs/>
           <w:szCs w:val="24"/>
@@ -4675,7 +4647,7 @@
       </w:pPr>
       <w:r>
         <w:rPr>
-          <w:rFonts w:ascii="Arial" w:eastAsia="ＭＳ Ｐゴシック" w:hAnsi="Arial" w:cs="Arial" w:hint="eastAsia"/>
+          <w:rFonts w:ascii="Arial" w:eastAsia="MS PGothic" w:hAnsi="Arial" w:cs="Arial" w:hint="eastAsia"/>
           <w:b/>
           <w:bCs/>
           <w:szCs w:val="24"/>
@@ -4684,7 +4656,7 @@
       </w:r>
       <w:r>
         <w:rPr>
-          <w:rFonts w:ascii="Arial" w:eastAsia="ＭＳ Ｐゴシック" w:hAnsi="Arial" w:cs="Arial"/>
+          <w:rFonts w:ascii="Arial" w:eastAsia="MS PGothic" w:hAnsi="Arial" w:cs="Arial"/>
           <w:b/>
           <w:bCs/>
           <w:szCs w:val="24"/>
@@ -4693,7 +4665,7 @@
       </w:r>
       <w:r>
         <w:rPr>
-          <w:rFonts w:ascii="Arial" w:eastAsia="ＭＳ Ｐゴシック" w:hAnsi="Arial" w:cs="Arial"/>
+          <w:rFonts w:ascii="Arial" w:eastAsia="MS PGothic" w:hAnsi="Arial" w:cs="Arial"/>
           <w:b/>
           <w:bCs/>
           <w:szCs w:val="24"/>
@@ -4702,7 +4674,7 @@
       </w:r>
       <w:r>
         <w:rPr>
-          <w:rFonts w:ascii="Arial" w:eastAsia="ＭＳ Ｐゴシック" w:hAnsi="Arial" w:cs="Arial" w:hint="eastAsia"/>
+          <w:rFonts w:ascii="Arial" w:eastAsia="MS PGothic" w:hAnsi="Arial" w:cs="Arial" w:hint="eastAsia"/>
           <w:b/>
           <w:bCs/>
           <w:szCs w:val="24"/>
@@ -4719,14 +4691,14 @@
         <w:ind w:left="425" w:right="709"/>
         <w:jc w:val="left"/>
         <w:rPr>
-          <w:rFonts w:ascii="Times New Roman" w:eastAsia="ＭＳ Ｐゴシック" w:hAnsi="Times New Roman"/>
+          <w:rFonts w:ascii="Times New Roman" w:eastAsia="MS PGothic" w:hAnsi="Times New Roman"/>
           <w:sz w:val="22"/>
           <w:szCs w:val="22"/>
         </w:rPr>
       </w:pPr>
       <w:r>
         <w:rPr>
-          <w:rFonts w:ascii="Times New Roman" w:eastAsia="ＭＳ Ｐゴシック" w:hAnsi="Times New Roman" w:hint="eastAsia"/>
+          <w:rFonts w:ascii="Times New Roman" w:eastAsia="MS PGothic" w:hAnsi="Times New Roman" w:hint="eastAsia"/>
           <w:sz w:val="22"/>
           <w:szCs w:val="22"/>
         </w:rPr>
@@ -4734,7 +4706,7 @@
       </w:r>
       <w:r>
         <w:rPr>
-          <w:rFonts w:ascii="Times New Roman" w:eastAsia="ＭＳ Ｐゴシック" w:hAnsi="Times New Roman" w:hint="eastAsia"/>
+          <w:rFonts w:ascii="Times New Roman" w:eastAsia="MS PGothic" w:hAnsi="Times New Roman" w:hint="eastAsia"/>
           <w:sz w:val="22"/>
           <w:szCs w:val="22"/>
         </w:rPr>
@@ -4742,7 +4714,7 @@
       </w:r>
       <w:r>
         <w:rPr>
-          <w:rFonts w:ascii="Times New Roman" w:eastAsia="ＭＳ Ｐゴシック" w:hAnsi="Times New Roman"/>
+          <w:rFonts w:ascii="Times New Roman" w:eastAsia="MS PGothic" w:hAnsi="Times New Roman"/>
           <w:sz w:val="22"/>
           <w:szCs w:val="22"/>
         </w:rPr>
@@ -4750,7 +4722,7 @@
       </w:r>
       <w:r>
         <w:rPr>
-          <w:rFonts w:ascii="Times New Roman" w:eastAsia="ＭＳ Ｐゴシック" w:hAnsi="Times New Roman" w:hint="eastAsia"/>
+          <w:rFonts w:ascii="Times New Roman" w:eastAsia="MS PGothic" w:hAnsi="Times New Roman" w:hint="eastAsia"/>
           <w:sz w:val="22"/>
           <w:szCs w:val="22"/>
         </w:rPr>
@@ -4758,7 +4730,7 @@
       </w:r>
       <w:r>
         <w:rPr>
-          <w:rFonts w:ascii="Times New Roman" w:eastAsia="ＭＳ Ｐゴシック" w:hAnsi="Times New Roman" w:hint="eastAsia"/>
+          <w:rFonts w:ascii="Times New Roman" w:eastAsia="MS PGothic" w:hAnsi="Times New Roman" w:hint="eastAsia"/>
           <w:sz w:val="22"/>
           <w:szCs w:val="22"/>
         </w:rPr>
@@ -4766,7 +4738,7 @@
       </w:r>
       <w:r>
         <w:rPr>
-          <w:rFonts w:ascii="Times New Roman" w:eastAsia="ＭＳ Ｐゴシック" w:hAnsi="Times New Roman" w:hint="eastAsia"/>
+          <w:rFonts w:ascii="Times New Roman" w:eastAsia="MS PGothic" w:hAnsi="Times New Roman" w:hint="eastAsia"/>
           <w:sz w:val="22"/>
           <w:szCs w:val="22"/>
         </w:rPr>
@@ -4774,7 +4746,7 @@
       </w:r>
       <w:r>
         <w:rPr>
-          <w:rFonts w:ascii="Times New Roman" w:eastAsia="ＭＳ Ｐゴシック" w:hAnsi="Times New Roman" w:hint="eastAsia"/>
+          <w:rFonts w:ascii="Times New Roman" w:eastAsia="MS PGothic" w:hAnsi="Times New Roman" w:hint="eastAsia"/>
           <w:sz w:val="22"/>
           <w:szCs w:val="22"/>
         </w:rPr>
@@ -4782,7 +4754,7 @@
       </w:r>
       <w:r>
         <w:rPr>
-          <w:rFonts w:ascii="Times New Roman" w:eastAsia="ＭＳ Ｐゴシック" w:hAnsi="Times New Roman"/>
+          <w:rFonts w:ascii="Times New Roman" w:eastAsia="MS PGothic" w:hAnsi="Times New Roman"/>
           <w:sz w:val="22"/>
           <w:szCs w:val="22"/>
         </w:rPr>
@@ -4790,7 +4762,7 @@
       </w:r>
       <w:r>
         <w:rPr>
-          <w:rFonts w:ascii="Times New Roman" w:eastAsia="ＭＳ Ｐゴシック" w:hAnsi="Times New Roman" w:hint="eastAsia"/>
+          <w:rFonts w:ascii="Times New Roman" w:eastAsia="MS PGothic" w:hAnsi="Times New Roman" w:hint="eastAsia"/>
           <w:sz w:val="22"/>
           <w:szCs w:val="22"/>
         </w:rPr>
@@ -4798,7 +4770,7 @@
       </w:r>
       <w:r>
         <w:rPr>
-          <w:rFonts w:ascii="Times New Roman" w:eastAsia="ＭＳ Ｐゴシック" w:hAnsi="Times New Roman" w:hint="eastAsia"/>
+          <w:rFonts w:ascii="Times New Roman" w:eastAsia="MS PGothic" w:hAnsi="Times New Roman" w:hint="eastAsia"/>
           <w:sz w:val="22"/>
           <w:szCs w:val="22"/>
         </w:rPr>
@@ -4806,7 +4778,7 @@
       </w:r>
       <w:r>
         <w:rPr>
-          <w:rFonts w:ascii="Times New Roman" w:eastAsia="ＭＳ Ｐゴシック" w:hAnsi="Times New Roman" w:hint="eastAsia"/>
+          <w:rFonts w:ascii="Times New Roman" w:eastAsia="MS PGothic" w:hAnsi="Times New Roman" w:hint="eastAsia"/>
           <w:sz w:val="22"/>
           <w:szCs w:val="22"/>
         </w:rPr>
@@ -4814,7 +4786,7 @@
       </w:r>
       <w:r>
         <w:rPr>
-          <w:rFonts w:ascii="Times New Roman" w:eastAsia="ＭＳ Ｐゴシック" w:hAnsi="Times New Roman" w:hint="eastAsia"/>
+          <w:rFonts w:ascii="Times New Roman" w:eastAsia="MS PGothic" w:hAnsi="Times New Roman" w:hint="eastAsia"/>
           <w:sz w:val="22"/>
           <w:szCs w:val="22"/>
         </w:rPr>
@@ -4822,7 +4794,7 @@
       </w:r>
       <w:r>
         <w:rPr>
-          <w:rFonts w:ascii="Times New Roman" w:eastAsia="ＭＳ Ｐゴシック" w:hAnsi="Times New Roman" w:hint="eastAsia"/>
+          <w:rFonts w:ascii="Times New Roman" w:eastAsia="MS PGothic" w:hAnsi="Times New Roman" w:hint="eastAsia"/>
           <w:sz w:val="22"/>
           <w:szCs w:val="22"/>
         </w:rPr>
@@ -4830,7 +4802,7 @@
       </w:r>
       <w:r>
         <w:rPr>
-          <w:rFonts w:ascii="Times New Roman" w:eastAsia="ＭＳ Ｐゴシック" w:hAnsi="Times New Roman"/>
+          <w:rFonts w:ascii="Times New Roman" w:eastAsia="MS PGothic" w:hAnsi="Times New Roman"/>
           <w:sz w:val="22"/>
           <w:szCs w:val="22"/>
         </w:rPr>
@@ -4838,7 +4810,7 @@
       </w:r>
       <w:r>
         <w:rPr>
-          <w:rFonts w:ascii="Times New Roman" w:eastAsia="ＭＳ Ｐゴシック" w:hAnsi="Times New Roman" w:hint="eastAsia"/>
+          <w:rFonts w:ascii="Times New Roman" w:eastAsia="MS PGothic" w:hAnsi="Times New Roman" w:hint="eastAsia"/>
           <w:sz w:val="22"/>
           <w:szCs w:val="22"/>
         </w:rPr>
@@ -4846,7 +4818,7 @@
       </w:r>
       <w:r>
         <w:rPr>
-          <w:rFonts w:ascii="Times New Roman" w:eastAsia="ＭＳ Ｐゴシック" w:hAnsi="Times New Roman" w:hint="eastAsia"/>
+          <w:rFonts w:ascii="Times New Roman" w:eastAsia="MS PGothic" w:hAnsi="Times New Roman" w:hint="eastAsia"/>
           <w:sz w:val="22"/>
           <w:szCs w:val="22"/>
         </w:rPr>
@@ -4886,7 +4858,6 @@
               <w:bottom w:val="single" w:sz="8" w:space="0" w:color="BFBFBF" w:themeColor="background1" w:themeShade="BF"/>
               <w:right w:val="single" w:sz="24" w:space="0" w:color="FFFFFF"/>
             </w:tcBorders>
-            <w:shd w:val="clear" w:color="auto" w:fill="auto"/>
           </w:tcPr>
           <w:p>
             <w:pPr>
@@ -4899,7 +4870,7 @@
               <w:adjustRightInd w:val="0"/>
               <w:spacing w:line="340" w:lineRule="exact"/>
               <w:rPr>
-                <w:rFonts w:ascii="Arial" w:eastAsia="ＭＳ Ｐゴシック" w:hAnsi="Arial" w:cs="Arial"/>
+                <w:rFonts w:ascii="Arial" w:eastAsia="MS PGothic" w:hAnsi="Arial" w:cs="Arial"/>
                 <w:b/>
                 <w:bCs/>
                 <w:spacing w:val="20"/>
@@ -4908,7 +4879,7 @@
             </w:pPr>
             <w:r>
               <w:rPr>
-                <w:rFonts w:ascii="Arial" w:eastAsia="ＭＳ Ｐゴシック" w:hAnsi="Arial" w:cs="Arial"/>
+                <w:rFonts w:ascii="Arial" w:eastAsia="MS PGothic" w:hAnsi="Arial" w:cs="Arial"/>
                 <w:b/>
                 <w:bCs/>
                 <w:spacing w:val="20"/>
@@ -4918,7 +4889,7 @@
             </w:r>
             <w:r>
               <w:rPr>
-                <w:rFonts w:ascii="Arial" w:eastAsia="ＭＳ Ｐゴシック" w:hAnsi="Arial" w:cs="Arial" w:hint="eastAsia"/>
+                <w:rFonts w:ascii="Arial" w:eastAsia="MS PGothic" w:hAnsi="Arial" w:cs="Arial" w:hint="eastAsia"/>
                 <w:b/>
                 <w:bCs/>
                 <w:spacing w:val="20"/>
@@ -4935,7 +4906,6 @@
               <w:left w:val="single" w:sz="24" w:space="0" w:color="FFFFFF"/>
               <w:bottom w:val="single" w:sz="8" w:space="0" w:color="BFBFBF" w:themeColor="background1" w:themeShade="BF"/>
             </w:tcBorders>
-            <w:shd w:val="clear" w:color="auto" w:fill="auto"/>
           </w:tcPr>
           <w:p>
             <w:pPr>
@@ -4948,7 +4918,7 @@
               <w:adjustRightInd w:val="0"/>
               <w:spacing w:line="340" w:lineRule="exact"/>
               <w:rPr>
-                <w:rFonts w:ascii="Arial" w:eastAsia="ＭＳ Ｐゴシック" w:hAnsi="Arial" w:cs="Arial"/>
+                <w:rFonts w:ascii="Arial" w:eastAsia="MS PGothic" w:hAnsi="Arial" w:cs="Arial"/>
                 <w:b/>
                 <w:bCs/>
                 <w:spacing w:val="20"/>
@@ -4957,7 +4927,7 @@
             </w:pPr>
             <w:r>
               <w:rPr>
-                <w:rFonts w:ascii="Arial" w:eastAsia="ＭＳ Ｐゴシック" w:hAnsi="Arial" w:cs="Arial"/>
+                <w:rFonts w:ascii="Arial" w:eastAsia="MS PGothic" w:hAnsi="Arial" w:cs="Arial"/>
                 <w:b/>
                 <w:bCs/>
                 <w:spacing w:val="20"/>
@@ -4967,7 +4937,7 @@
             </w:r>
             <w:r>
               <w:rPr>
-                <w:rFonts w:ascii="Arial" w:eastAsia="ＭＳ Ｐゴシック" w:hAnsi="Arial" w:cs="Arial" w:hint="eastAsia"/>
+                <w:rFonts w:ascii="Arial" w:eastAsia="MS PGothic" w:hAnsi="Arial" w:cs="Arial" w:hint="eastAsia"/>
                 <w:b/>
                 <w:bCs/>
                 <w:spacing w:val="20"/>
@@ -4993,7 +4963,6 @@
               <w:top w:val="single" w:sz="8" w:space="0" w:color="BFBFBF" w:themeColor="background1" w:themeShade="BF"/>
               <w:right w:val="single" w:sz="24" w:space="0" w:color="FFFFFF"/>
             </w:tcBorders>
-            <w:shd w:val="clear" w:color="auto" w:fill="auto"/>
           </w:tcPr>
           <w:p>
             <w:pPr>
@@ -5004,7 +4973,7 @@
               <w:spacing w:line="120" w:lineRule="exact"/>
               <w:jc w:val="left"/>
               <w:rPr>
-                <w:rFonts w:ascii="Arial" w:eastAsia="ＭＳ Ｐゴシック" w:hAnsi="Arial" w:cs="Arial"/>
+                <w:rFonts w:ascii="Arial" w:eastAsia="MS PGothic" w:hAnsi="Arial" w:cs="Arial"/>
                 <w:b/>
                 <w:bCs/>
                 <w:spacing w:val="20"/>
@@ -5021,7 +4990,6 @@
               <w:top w:val="single" w:sz="8" w:space="0" w:color="BFBFBF" w:themeColor="background1" w:themeShade="BF"/>
               <w:left w:val="single" w:sz="24" w:space="0" w:color="FFFFFF"/>
             </w:tcBorders>
-            <w:shd w:val="clear" w:color="auto" w:fill="auto"/>
           </w:tcPr>
           <w:p>
             <w:pPr>
@@ -5032,7 +5000,7 @@
               <w:spacing w:line="120" w:lineRule="exact"/>
               <w:jc w:val="left"/>
               <w:rPr>
-                <w:rFonts w:ascii="Arial" w:eastAsia="ＭＳ Ｐゴシック" w:hAnsi="Arial" w:cs="Arial"/>
+                <w:rFonts w:ascii="Arial" w:eastAsia="MS PGothic" w:hAnsi="Arial" w:cs="Arial"/>
                 <w:b/>
                 <w:bCs/>
                 <w:spacing w:val="20"/>
@@ -5073,7 +5041,7 @@
               <w:ind w:left="465" w:rightChars="54" w:right="130" w:hanging="352"/>
               <w:jc w:val="left"/>
               <w:rPr>
-                <w:rFonts w:ascii="Arial" w:eastAsia="ＭＳ Ｐゴシック" w:hAnsi="Arial" w:cs="Arial"/>
+                <w:rFonts w:ascii="Arial" w:eastAsia="MS PGothic" w:hAnsi="Arial" w:cs="Arial"/>
                 <w:b/>
                 <w:bCs/>
                 <w:sz w:val="20"/>
@@ -5081,7 +5049,7 @@
             </w:pPr>
             <w:r>
               <w:rPr>
-                <w:rFonts w:ascii="Arial" w:eastAsia="ＭＳ Ｐゴシック" w:hAnsi="Arial" w:cs="Arial" w:hint="eastAsia"/>
+                <w:rFonts w:ascii="Arial" w:eastAsia="MS PGothic" w:hAnsi="Arial" w:cs="Arial" w:hint="eastAsia"/>
                 <w:b/>
                 <w:bCs/>
                 <w:sz w:val="20"/>
@@ -5107,7 +5075,7 @@
               <w:ind w:left="113" w:rightChars="-12" w:right="-29"/>
               <w:jc w:val="left"/>
               <w:rPr>
-                <w:rFonts w:ascii="Times New Roman" w:eastAsia="ＭＳ Ｐゴシック" w:hAnsi="Times New Roman"/>
+                <w:rFonts w:ascii="Times New Roman" w:eastAsia="MS PGothic" w:hAnsi="Times New Roman"/>
                 <w:bCs/>
                 <w:sz w:val="22"/>
                 <w:szCs w:val="22"/>
@@ -5115,7 +5083,7 @@
             </w:pPr>
             <w:r>
               <w:rPr>
-                <w:rFonts w:ascii="Times New Roman" w:eastAsia="ＭＳ Ｐゴシック" w:hAnsi="Times New Roman"/>
+                <w:rFonts w:ascii="Times New Roman" w:eastAsia="MS PGothic" w:hAnsi="Times New Roman"/>
                 <w:bCs/>
                 <w:sz w:val="22"/>
                 <w:szCs w:val="22"/>
@@ -5124,7 +5092,7 @@
             </w:r>
             <w:r>
               <w:rPr>
-                <w:rFonts w:ascii="Times New Roman" w:eastAsia="ＭＳ Ｐゴシック" w:hAnsi="Times New Roman"/>
+                <w:rFonts w:ascii="Times New Roman" w:eastAsia="MS PGothic" w:hAnsi="Times New Roman"/>
                 <w:bCs/>
                 <w:sz w:val="22"/>
                 <w:szCs w:val="22"/>
@@ -5133,7 +5101,7 @@
             </w:r>
             <w:r>
               <w:rPr>
-                <w:rFonts w:ascii="Times New Roman" w:eastAsia="ＭＳ Ｐゴシック" w:hAnsi="Times New Roman" w:hint="eastAsia"/>
+                <w:rFonts w:ascii="Times New Roman" w:eastAsia="MS PGothic" w:hAnsi="Times New Roman" w:hint="eastAsia"/>
                 <w:bCs/>
                 <w:sz w:val="22"/>
                 <w:szCs w:val="22"/>
@@ -5157,7 +5125,7 @@
               <w:ind w:left="405" w:rightChars="54" w:right="130" w:hanging="220"/>
               <w:jc w:val="left"/>
               <w:rPr>
-                <w:rFonts w:ascii="Times New Roman" w:eastAsia="ＭＳ Ｐゴシック" w:hAnsi="Times New Roman"/>
+                <w:rFonts w:ascii="Times New Roman" w:eastAsia="MS PGothic" w:hAnsi="Times New Roman"/>
                 <w:bCs/>
                 <w:sz w:val="22"/>
                 <w:szCs w:val="22"/>
@@ -5165,7 +5133,7 @@
             </w:pPr>
             <w:r>
               <w:rPr>
-                <w:rFonts w:ascii="Times New Roman" w:eastAsia="ＭＳ Ｐゴシック" w:hAnsi="Times New Roman"/>
+                <w:rFonts w:ascii="Times New Roman" w:eastAsia="MS PGothic" w:hAnsi="Times New Roman"/>
                 <w:bCs/>
                 <w:sz w:val="22"/>
                 <w:szCs w:val="22"/>
@@ -5174,7 +5142,7 @@
             </w:r>
             <w:r>
               <w:rPr>
-                <w:rFonts w:ascii="Times New Roman" w:eastAsia="ＭＳ Ｐゴシック" w:hAnsi="Times New Roman" w:hint="eastAsia"/>
+                <w:rFonts w:ascii="Times New Roman" w:eastAsia="MS PGothic" w:hAnsi="Times New Roman" w:hint="eastAsia"/>
                 <w:bCs/>
                 <w:sz w:val="22"/>
                 <w:szCs w:val="22"/>
@@ -5183,7 +5151,7 @@
             </w:r>
             <w:r>
               <w:rPr>
-                <w:rFonts w:ascii="Times New Roman" w:eastAsia="ＭＳ Ｐゴシック" w:hAnsi="Times New Roman"/>
+                <w:rFonts w:ascii="Times New Roman" w:eastAsia="MS PGothic" w:hAnsi="Times New Roman"/>
                 <w:bCs/>
                 <w:sz w:val="22"/>
                 <w:szCs w:val="22"/>
@@ -5192,7 +5160,7 @@
             </w:r>
             <w:r>
               <w:rPr>
-                <w:rFonts w:ascii="Times New Roman" w:eastAsia="ＭＳ Ｐゴシック" w:hAnsi="Times New Roman" w:hint="eastAsia"/>
+                <w:rFonts w:ascii="Times New Roman" w:eastAsia="MS PGothic" w:hAnsi="Times New Roman" w:hint="eastAsia"/>
                 <w:bCs/>
                 <w:sz w:val="22"/>
                 <w:szCs w:val="22"/>
@@ -5201,7 +5169,7 @@
             </w:r>
             <w:r>
               <w:rPr>
-                <w:rFonts w:ascii="Times New Roman" w:eastAsia="ＭＳ Ｐゴシック" w:hAnsi="Times New Roman"/>
+                <w:rFonts w:ascii="Times New Roman" w:eastAsia="MS PGothic" w:hAnsi="Times New Roman"/>
                 <w:bCs/>
                 <w:sz w:val="22"/>
                 <w:szCs w:val="22"/>
@@ -5210,7 +5178,7 @@
             </w:r>
             <w:r>
               <w:rPr>
-                <w:rFonts w:ascii="Times New Roman" w:eastAsia="ＭＳ Ｐゴシック" w:hAnsi="Times New Roman" w:hint="eastAsia"/>
+                <w:rFonts w:ascii="Times New Roman" w:eastAsia="MS PGothic" w:hAnsi="Times New Roman" w:hint="eastAsia"/>
                 <w:bCs/>
                 <w:sz w:val="22"/>
                 <w:szCs w:val="22"/>
@@ -5219,7 +5187,7 @@
             </w:r>
             <w:r>
               <w:rPr>
-                <w:rFonts w:ascii="Times New Roman" w:eastAsia="ＭＳ Ｐゴシック" w:hAnsi="Times New Roman"/>
+                <w:rFonts w:ascii="Times New Roman" w:eastAsia="MS PGothic" w:hAnsi="Times New Roman"/>
                 <w:bCs/>
                 <w:sz w:val="22"/>
                 <w:szCs w:val="22"/>
@@ -5228,7 +5196,7 @@
             </w:r>
             <w:r>
               <w:rPr>
-                <w:rFonts w:ascii="Times New Roman" w:eastAsia="ＭＳ Ｐゴシック" w:hAnsi="Times New Roman" w:hint="eastAsia"/>
+                <w:rFonts w:ascii="Times New Roman" w:eastAsia="MS PGothic" w:hAnsi="Times New Roman" w:hint="eastAsia"/>
                 <w:bCs/>
                 <w:sz w:val="22"/>
                 <w:szCs w:val="22"/>
@@ -5237,7 +5205,7 @@
             </w:r>
             <w:r>
               <w:rPr>
-                <w:rFonts w:ascii="Times New Roman" w:eastAsia="ＭＳ Ｐゴシック" w:hAnsi="Times New Roman"/>
+                <w:rFonts w:ascii="Times New Roman" w:eastAsia="MS PGothic" w:hAnsi="Times New Roman"/>
                 <w:bCs/>
                 <w:sz w:val="22"/>
                 <w:szCs w:val="22"/>
@@ -5254,7 +5222,7 @@
               <w:ind w:left="403" w:rightChars="54" w:right="130"/>
               <w:jc w:val="left"/>
               <w:rPr>
-                <w:rFonts w:ascii="Times New Roman" w:eastAsia="ＭＳ Ｐゴシック" w:hAnsi="Times New Roman"/>
+                <w:rFonts w:ascii="Times New Roman" w:eastAsia="MS PGothic" w:hAnsi="Times New Roman"/>
                 <w:bCs/>
                 <w:sz w:val="22"/>
                 <w:szCs w:val="22"/>
@@ -5294,7 +5262,7 @@
               <w:ind w:left="465" w:hanging="352"/>
               <w:jc w:val="left"/>
               <w:rPr>
-                <w:rFonts w:ascii="Arial" w:eastAsia="ＭＳ Ｐゴシック" w:hAnsi="Arial" w:cs="Arial"/>
+                <w:rFonts w:ascii="Arial" w:eastAsia="MS PGothic" w:hAnsi="Arial" w:cs="Arial"/>
                 <w:b/>
                 <w:bCs/>
                 <w:sz w:val="20"/>
@@ -5302,7 +5270,7 @@
             </w:pPr>
             <w:r>
               <w:rPr>
-                <w:rFonts w:ascii="Arial" w:eastAsia="ＭＳ Ｐゴシック" w:hAnsi="Arial" w:cs="Arial"/>
+                <w:rFonts w:ascii="Arial" w:eastAsia="MS PGothic" w:hAnsi="Arial" w:cs="Arial"/>
                 <w:b/>
                 <w:bCs/>
                 <w:sz w:val="20"/>
@@ -5311,7 +5279,7 @@
             </w:r>
             <w:r>
               <w:rPr>
-                <w:rFonts w:ascii="Arial" w:eastAsia="ＭＳ Ｐゴシック" w:hAnsi="Arial" w:cs="Arial"/>
+                <w:rFonts w:ascii="Arial" w:eastAsia="MS PGothic" w:hAnsi="Arial" w:cs="Arial"/>
                 <w:b/>
                 <w:bCs/>
                 <w:sz w:val="20"/>
@@ -5320,7 +5288,7 @@
             </w:r>
             <w:r>
               <w:rPr>
-                <w:rFonts w:ascii="Arial" w:eastAsia="ＭＳ Ｐゴシック" w:hAnsi="Arial" w:cs="Arial"/>
+                <w:rFonts w:ascii="Arial" w:eastAsia="MS PGothic" w:hAnsi="Arial" w:cs="Arial"/>
                 <w:b/>
                 <w:bCs/>
                 <w:sz w:val="20"/>
@@ -5329,7 +5297,7 @@
             </w:r>
             <w:r>
               <w:rPr>
-                <w:rFonts w:ascii="Arial" w:eastAsia="ＭＳ Ｐゴシック" w:hAnsi="Arial" w:cs="Arial" w:hint="eastAsia"/>
+                <w:rFonts w:ascii="Arial" w:eastAsia="MS PGothic" w:hAnsi="Arial" w:cs="Arial" w:hint="eastAsia"/>
                 <w:b/>
                 <w:bCs/>
                 <w:sz w:val="20"/>
@@ -5338,7 +5306,7 @@
             </w:r>
             <w:r>
               <w:rPr>
-                <w:rFonts w:ascii="Arial" w:eastAsia="ＭＳ Ｐゴシック" w:hAnsi="Arial" w:cs="Arial"/>
+                <w:rFonts w:ascii="Arial" w:eastAsia="MS PGothic" w:hAnsi="Arial" w:cs="Arial"/>
                 <w:b/>
                 <w:bCs/>
                 <w:sz w:val="20"/>
@@ -5355,7 +5323,7 @@
               <w:ind w:left="533" w:rightChars="54" w:right="130"/>
               <w:jc w:val="left"/>
               <w:rPr>
-                <w:rFonts w:ascii="Arial" w:eastAsia="ＭＳ Ｐゴシック" w:hAnsi="Arial" w:cs="Arial"/>
+                <w:rFonts w:ascii="Arial" w:eastAsia="MS PGothic" w:hAnsi="Arial" w:cs="Arial"/>
                 <w:b/>
                 <w:bCs/>
                 <w:sz w:val="20"/>
@@ -5381,7 +5349,7 @@
               <w:ind w:left="113" w:rightChars="-12" w:right="-29"/>
               <w:jc w:val="left"/>
               <w:rPr>
-                <w:rFonts w:ascii="Times New Roman" w:eastAsia="ＭＳ Ｐゴシック" w:hAnsi="Times New Roman"/>
+                <w:rFonts w:ascii="Times New Roman" w:eastAsia="MS PGothic" w:hAnsi="Times New Roman"/>
                 <w:bCs/>
                 <w:sz w:val="22"/>
                 <w:szCs w:val="22"/>
@@ -5389,7 +5357,7 @@
             </w:pPr>
             <w:r>
               <w:rPr>
-                <w:rFonts w:ascii="Times New Roman" w:eastAsia="ＭＳ Ｐゴシック" w:hAnsi="Times New Roman" w:hint="eastAsia"/>
+                <w:rFonts w:ascii="Times New Roman" w:eastAsia="MS PGothic" w:hAnsi="Times New Roman" w:hint="eastAsia"/>
                 <w:bCs/>
                 <w:sz w:val="22"/>
                 <w:szCs w:val="22"/>
@@ -5398,7 +5366,7 @@
             </w:r>
             <w:r>
               <w:rPr>
-                <w:rFonts w:ascii="Times New Roman" w:eastAsia="ＭＳ Ｐゴシック" w:hAnsi="Times New Roman" w:hint="eastAsia"/>
+                <w:rFonts w:ascii="Times New Roman" w:eastAsia="MS PGothic" w:hAnsi="Times New Roman" w:hint="eastAsia"/>
                 <w:bCs/>
                 <w:sz w:val="22"/>
                 <w:szCs w:val="22"/>
@@ -5407,7 +5375,7 @@
             </w:r>
             <w:r>
               <w:rPr>
-                <w:rFonts w:ascii="Times New Roman" w:eastAsia="ＭＳ Ｐゴシック" w:hAnsi="Times New Roman" w:hint="eastAsia"/>
+                <w:rFonts w:ascii="Times New Roman" w:eastAsia="MS PGothic" w:hAnsi="Times New Roman" w:hint="eastAsia"/>
                 <w:bCs/>
                 <w:sz w:val="22"/>
                 <w:szCs w:val="22"/>
@@ -5416,7 +5384,7 @@
             </w:r>
             <w:r>
               <w:rPr>
-                <w:rFonts w:ascii="Times New Roman" w:eastAsia="ＭＳ Ｐゴシック" w:hAnsi="Times New Roman" w:hint="eastAsia"/>
+                <w:rFonts w:ascii="Times New Roman" w:eastAsia="MS PGothic" w:hAnsi="Times New Roman" w:hint="eastAsia"/>
                 <w:bCs/>
                 <w:sz w:val="22"/>
                 <w:szCs w:val="22"/>
@@ -5425,7 +5393,7 @@
             </w:r>
             <w:r>
               <w:rPr>
-                <w:rFonts w:ascii="Times New Roman" w:eastAsia="ＭＳ Ｐゴシック" w:hAnsi="Times New Roman" w:hint="eastAsia"/>
+                <w:rFonts w:ascii="Times New Roman" w:eastAsia="MS PGothic" w:hAnsi="Times New Roman" w:hint="eastAsia"/>
                 <w:bCs/>
                 <w:sz w:val="22"/>
                 <w:szCs w:val="22"/>
@@ -5434,7 +5402,7 @@
             </w:r>
             <w:r>
               <w:rPr>
-                <w:rFonts w:ascii="Times New Roman" w:eastAsia="ＭＳ Ｐゴシック" w:hAnsi="Times New Roman" w:hint="eastAsia"/>
+                <w:rFonts w:ascii="Times New Roman" w:eastAsia="MS PGothic" w:hAnsi="Times New Roman" w:hint="eastAsia"/>
                 <w:bCs/>
                 <w:sz w:val="22"/>
                 <w:szCs w:val="22"/>
@@ -5443,7 +5411,7 @@
             </w:r>
             <w:r>
               <w:rPr>
-                <w:rFonts w:ascii="Times New Roman" w:eastAsia="ＭＳ Ｐゴシック" w:hAnsi="Times New Roman" w:hint="eastAsia"/>
+                <w:rFonts w:ascii="Times New Roman" w:eastAsia="MS PGothic" w:hAnsi="Times New Roman" w:hint="eastAsia"/>
                 <w:bCs/>
                 <w:sz w:val="22"/>
                 <w:szCs w:val="22"/>
@@ -5467,7 +5435,7 @@
               <w:ind w:left="405" w:rightChars="54" w:right="130" w:hanging="220"/>
               <w:jc w:val="left"/>
               <w:rPr>
-                <w:rFonts w:ascii="Times New Roman" w:eastAsia="ＭＳ Ｐゴシック" w:hAnsi="Times New Roman"/>
+                <w:rFonts w:ascii="Times New Roman" w:eastAsia="MS PGothic" w:hAnsi="Times New Roman"/>
                 <w:bCs/>
                 <w:sz w:val="22"/>
                 <w:szCs w:val="22"/>
@@ -5475,7 +5443,7 @@
             </w:pPr>
             <w:r>
               <w:rPr>
-                <w:rFonts w:ascii="Times New Roman" w:eastAsia="ＭＳ Ｐゴシック" w:hAnsi="Times New Roman" w:hint="eastAsia"/>
+                <w:rFonts w:ascii="Times New Roman" w:eastAsia="MS PGothic" w:hAnsi="Times New Roman" w:hint="eastAsia"/>
                 <w:bCs/>
                 <w:sz w:val="22"/>
                 <w:szCs w:val="22"/>
@@ -5484,7 +5452,7 @@
             </w:r>
             <w:r>
               <w:rPr>
-                <w:rFonts w:ascii="Times New Roman" w:eastAsia="ＭＳ Ｐゴシック" w:hAnsi="Times New Roman" w:hint="eastAsia"/>
+                <w:rFonts w:ascii="Times New Roman" w:eastAsia="MS PGothic" w:hAnsi="Times New Roman" w:hint="eastAsia"/>
                 <w:bCs/>
                 <w:sz w:val="22"/>
                 <w:szCs w:val="22"/>
@@ -5493,7 +5461,7 @@
             </w:r>
             <w:r>
               <w:rPr>
-                <w:rFonts w:ascii="Times New Roman" w:eastAsia="ＭＳ Ｐゴシック" w:hAnsi="Times New Roman" w:hint="eastAsia"/>
+                <w:rFonts w:ascii="Times New Roman" w:eastAsia="MS PGothic" w:hAnsi="Times New Roman" w:hint="eastAsia"/>
                 <w:bCs/>
                 <w:sz w:val="22"/>
                 <w:szCs w:val="22"/>
@@ -5503,7 +5471,7 @@
             <w:proofErr w:type="gramStart"/>
             <w:r>
               <w:rPr>
-                <w:rFonts w:ascii="Times New Roman" w:eastAsia="ＭＳ Ｐゴシック" w:hAnsi="Times New Roman" w:hint="eastAsia"/>
+                <w:rFonts w:ascii="Times New Roman" w:eastAsia="MS PGothic" w:hAnsi="Times New Roman" w:hint="eastAsia"/>
                 <w:bCs/>
                 <w:sz w:val="22"/>
                 <w:szCs w:val="22"/>
@@ -5513,7 +5481,7 @@
             <w:proofErr w:type="gramEnd"/>
             <w:r>
               <w:rPr>
-                <w:rFonts w:ascii="Times New Roman" w:eastAsia="ＭＳ Ｐゴシック" w:hAnsi="Times New Roman" w:hint="eastAsia"/>
+                <w:rFonts w:ascii="Times New Roman" w:eastAsia="MS PGothic" w:hAnsi="Times New Roman" w:hint="eastAsia"/>
                 <w:bCs/>
                 <w:sz w:val="22"/>
                 <w:szCs w:val="22"/>
@@ -5522,7 +5490,7 @@
             </w:r>
             <w:r>
               <w:rPr>
-                <w:rFonts w:ascii="Times New Roman" w:eastAsia="ＭＳ Ｐゴシック" w:hAnsi="Times New Roman" w:hint="eastAsia"/>
+                <w:rFonts w:ascii="Times New Roman" w:eastAsia="MS PGothic" w:hAnsi="Times New Roman" w:hint="eastAsia"/>
                 <w:bCs/>
                 <w:sz w:val="22"/>
                 <w:szCs w:val="22"/>
@@ -5531,7 +5499,7 @@
             </w:r>
             <w:r>
               <w:rPr>
-                <w:rFonts w:ascii="Times New Roman" w:eastAsia="ＭＳ Ｐゴシック" w:hAnsi="Times New Roman" w:hint="eastAsia"/>
+                <w:rFonts w:ascii="Times New Roman" w:eastAsia="MS PGothic" w:hAnsi="Times New Roman" w:hint="eastAsia"/>
                 <w:bCs/>
                 <w:sz w:val="22"/>
                 <w:szCs w:val="22"/>
@@ -5555,7 +5523,7 @@
               <w:ind w:left="405" w:rightChars="54" w:right="130" w:hanging="220"/>
               <w:jc w:val="left"/>
               <w:rPr>
-                <w:rFonts w:ascii="Times New Roman" w:eastAsia="ＭＳ Ｐゴシック" w:hAnsi="Times New Roman"/>
+                <w:rFonts w:ascii="Times New Roman" w:eastAsia="MS PGothic" w:hAnsi="Times New Roman"/>
                 <w:bCs/>
                 <w:sz w:val="22"/>
                 <w:szCs w:val="22"/>
@@ -5563,7 +5531,7 @@
             </w:pPr>
             <w:r>
               <w:rPr>
-                <w:rFonts w:ascii="Times New Roman" w:eastAsia="ＭＳ Ｐゴシック" w:hAnsi="Times New Roman" w:hint="eastAsia"/>
+                <w:rFonts w:ascii="Times New Roman" w:eastAsia="MS PGothic" w:hAnsi="Times New Roman" w:hint="eastAsia"/>
                 <w:bCs/>
                 <w:sz w:val="22"/>
                 <w:szCs w:val="22"/>
@@ -5572,7 +5540,7 @@
             </w:r>
             <w:r>
               <w:rPr>
-                <w:rFonts w:ascii="Times New Roman" w:eastAsia="ＭＳ Ｐゴシック" w:hAnsi="Times New Roman" w:hint="eastAsia"/>
+                <w:rFonts w:ascii="Times New Roman" w:eastAsia="MS PGothic" w:hAnsi="Times New Roman" w:hint="eastAsia"/>
                 <w:bCs/>
                 <w:sz w:val="22"/>
                 <w:szCs w:val="22"/>
@@ -5581,7 +5549,7 @@
             </w:r>
             <w:r>
               <w:rPr>
-                <w:rFonts w:ascii="Times New Roman" w:eastAsia="ＭＳ Ｐゴシック" w:hAnsi="Times New Roman" w:hint="eastAsia"/>
+                <w:rFonts w:ascii="Times New Roman" w:eastAsia="MS PGothic" w:hAnsi="Times New Roman" w:hint="eastAsia"/>
                 <w:bCs/>
                 <w:sz w:val="22"/>
                 <w:szCs w:val="22"/>
@@ -5591,7 +5559,7 @@
             <w:proofErr w:type="gramStart"/>
             <w:r>
               <w:rPr>
-                <w:rFonts w:ascii="Times New Roman" w:eastAsia="ＭＳ Ｐゴシック" w:hAnsi="Times New Roman" w:hint="eastAsia"/>
+                <w:rFonts w:ascii="Times New Roman" w:eastAsia="MS PGothic" w:hAnsi="Times New Roman" w:hint="eastAsia"/>
                 <w:bCs/>
                 <w:sz w:val="22"/>
                 <w:szCs w:val="22"/>
@@ -5600,7 +5568,7 @@
             </w:r>
             <w:r>
               <w:rPr>
-                <w:rFonts w:ascii="Times New Roman" w:eastAsia="ＭＳ Ｐゴシック" w:hAnsi="Times New Roman" w:hint="eastAsia"/>
+                <w:rFonts w:ascii="Times New Roman" w:eastAsia="MS PGothic" w:hAnsi="Times New Roman" w:hint="eastAsia"/>
                 <w:bCs/>
                 <w:sz w:val="22"/>
                 <w:szCs w:val="22"/>
@@ -5610,7 +5578,7 @@
             <w:proofErr w:type="gramEnd"/>
             <w:r>
               <w:rPr>
-                <w:rFonts w:ascii="Times New Roman" w:eastAsia="ＭＳ Ｐゴシック" w:hAnsi="Times New Roman" w:hint="eastAsia"/>
+                <w:rFonts w:ascii="Times New Roman" w:eastAsia="MS PGothic" w:hAnsi="Times New Roman" w:hint="eastAsia"/>
                 <w:bCs/>
                 <w:sz w:val="22"/>
                 <w:szCs w:val="22"/>
@@ -5619,7 +5587,7 @@
             </w:r>
             <w:r>
               <w:rPr>
-                <w:rFonts w:ascii="Times New Roman" w:eastAsia="ＭＳ Ｐゴシック" w:hAnsi="Times New Roman" w:hint="eastAsia"/>
+                <w:rFonts w:ascii="Times New Roman" w:eastAsia="MS PGothic" w:hAnsi="Times New Roman" w:hint="eastAsia"/>
                 <w:bCs/>
                 <w:sz w:val="22"/>
                 <w:szCs w:val="22"/>
@@ -5628,7 +5596,7 @@
             </w:r>
             <w:r>
               <w:rPr>
-                <w:rFonts w:ascii="Times New Roman" w:eastAsia="ＭＳ Ｐゴシック" w:hAnsi="Times New Roman" w:hint="eastAsia"/>
+                <w:rFonts w:ascii="Times New Roman" w:eastAsia="MS PGothic" w:hAnsi="Times New Roman" w:hint="eastAsia"/>
                 <w:bCs/>
                 <w:sz w:val="22"/>
                 <w:szCs w:val="22"/>
@@ -5637,7 +5605,7 @@
             </w:r>
             <w:r>
               <w:rPr>
-                <w:rFonts w:ascii="Times New Roman" w:eastAsia="ＭＳ Ｐゴシック" w:hAnsi="Times New Roman" w:hint="eastAsia"/>
+                <w:rFonts w:ascii="Times New Roman" w:eastAsia="MS PGothic" w:hAnsi="Times New Roman" w:hint="eastAsia"/>
                 <w:bCs/>
                 <w:sz w:val="22"/>
                 <w:szCs w:val="22"/>
@@ -5654,7 +5622,7 @@
               <w:ind w:left="113"/>
               <w:jc w:val="left"/>
               <w:rPr>
-                <w:rFonts w:ascii="Times New Roman" w:eastAsia="ＭＳ Ｐゴシック" w:hAnsi="Times New Roman"/>
+                <w:rFonts w:ascii="Times New Roman" w:eastAsia="MS PGothic" w:hAnsi="Times New Roman"/>
                 <w:bCs/>
                 <w:sz w:val="22"/>
                 <w:szCs w:val="22"/>
@@ -5662,7 +5630,7 @@
             </w:pPr>
             <w:r>
               <w:rPr>
-                <w:rFonts w:ascii="Times New Roman" w:eastAsia="ＭＳ Ｐゴシック" w:hAnsi="Times New Roman" w:hint="eastAsia"/>
+                <w:rFonts w:ascii="Times New Roman" w:eastAsia="MS PGothic" w:hAnsi="Times New Roman" w:hint="eastAsia"/>
                 <w:bCs/>
                 <w:sz w:val="22"/>
                 <w:szCs w:val="22"/>
@@ -5671,7 +5639,7 @@
             </w:r>
             <w:r>
               <w:rPr>
-                <w:rFonts w:ascii="Times New Roman" w:eastAsia="ＭＳ Ｐゴシック" w:hAnsi="Times New Roman" w:hint="eastAsia"/>
+                <w:rFonts w:ascii="Times New Roman" w:eastAsia="MS PGothic" w:hAnsi="Times New Roman" w:hint="eastAsia"/>
                 <w:bCs/>
                 <w:sz w:val="22"/>
                 <w:szCs w:val="22"/>
@@ -5680,7 +5648,7 @@
             </w:r>
             <w:r>
               <w:rPr>
-                <w:rFonts w:ascii="Times New Roman" w:eastAsia="ＭＳ Ｐゴシック" w:hAnsi="Times New Roman" w:hint="eastAsia"/>
+                <w:rFonts w:ascii="Times New Roman" w:eastAsia="MS PGothic" w:hAnsi="Times New Roman" w:hint="eastAsia"/>
                 <w:bCs/>
                 <w:sz w:val="22"/>
                 <w:szCs w:val="22"/>
@@ -5689,7 +5657,7 @@
             </w:r>
             <w:r>
               <w:rPr>
-                <w:rFonts w:ascii="Times New Roman" w:eastAsia="ＭＳ Ｐゴシック" w:hAnsi="Times New Roman" w:hint="eastAsia"/>
+                <w:rFonts w:ascii="Times New Roman" w:eastAsia="MS PGothic" w:hAnsi="Times New Roman" w:hint="eastAsia"/>
                 <w:bCs/>
                 <w:sz w:val="22"/>
                 <w:szCs w:val="22"/>
@@ -5698,7 +5666,7 @@
             </w:r>
             <w:r>
               <w:rPr>
-                <w:rFonts w:ascii="Times New Roman" w:eastAsia="ＭＳ Ｐゴシック" w:hAnsi="Times New Roman" w:hint="eastAsia"/>
+                <w:rFonts w:ascii="Times New Roman" w:eastAsia="MS PGothic" w:hAnsi="Times New Roman" w:hint="eastAsia"/>
                 <w:bCs/>
                 <w:sz w:val="22"/>
                 <w:szCs w:val="22"/>
@@ -5707,7 +5675,7 @@
             </w:r>
             <w:r>
               <w:rPr>
-                <w:rFonts w:ascii="Times New Roman" w:eastAsia="ＭＳ Ｐゴシック" w:hAnsi="Times New Roman" w:hint="eastAsia"/>
+                <w:rFonts w:ascii="Times New Roman" w:eastAsia="MS PGothic" w:hAnsi="Times New Roman" w:hint="eastAsia"/>
                 <w:bCs/>
                 <w:sz w:val="22"/>
                 <w:szCs w:val="22"/>
@@ -5716,7 +5684,7 @@
             </w:r>
             <w:r>
               <w:rPr>
-                <w:rFonts w:ascii="Times New Roman" w:eastAsia="ＭＳ Ｐゴシック" w:hAnsi="Times New Roman" w:hint="eastAsia"/>
+                <w:rFonts w:ascii="Times New Roman" w:eastAsia="MS PGothic" w:hAnsi="Times New Roman" w:hint="eastAsia"/>
                 <w:bCs/>
                 <w:sz w:val="22"/>
                 <w:szCs w:val="22"/>
@@ -5725,7 +5693,7 @@
             </w:r>
             <w:r>
               <w:rPr>
-                <w:rFonts w:ascii="Times New Roman" w:eastAsia="ＭＳ Ｐゴシック" w:hAnsi="Times New Roman" w:hint="eastAsia"/>
+                <w:rFonts w:ascii="Times New Roman" w:eastAsia="MS PGothic" w:hAnsi="Times New Roman" w:hint="eastAsia"/>
                 <w:bCs/>
                 <w:sz w:val="22"/>
                 <w:szCs w:val="22"/>
@@ -5734,7 +5702,7 @@
             </w:r>
             <w:r>
               <w:rPr>
-                <w:rFonts w:ascii="Times New Roman" w:eastAsia="ＭＳ Ｐゴシック" w:hAnsi="Times New Roman" w:hint="eastAsia"/>
+                <w:rFonts w:ascii="Times New Roman" w:eastAsia="MS PGothic" w:hAnsi="Times New Roman" w:hint="eastAsia"/>
                 <w:bCs/>
                 <w:sz w:val="22"/>
                 <w:szCs w:val="22"/>
@@ -5743,7 +5711,7 @@
             </w:r>
             <w:r>
               <w:rPr>
-                <w:rFonts w:ascii="Times New Roman" w:eastAsia="ＭＳ Ｐゴシック" w:hAnsi="Times New Roman" w:hint="eastAsia"/>
+                <w:rFonts w:ascii="Times New Roman" w:eastAsia="MS PGothic" w:hAnsi="Times New Roman" w:hint="eastAsia"/>
                 <w:bCs/>
                 <w:sz w:val="22"/>
                 <w:szCs w:val="22"/>
@@ -5752,7 +5720,7 @@
             </w:r>
             <w:r>
               <w:rPr>
-                <w:rFonts w:ascii="Times New Roman" w:eastAsia="ＭＳ Ｐゴシック" w:hAnsi="Times New Roman" w:hint="eastAsia"/>
+                <w:rFonts w:ascii="Times New Roman" w:eastAsia="MS PGothic" w:hAnsi="Times New Roman" w:hint="eastAsia"/>
                 <w:bCs/>
                 <w:sz w:val="22"/>
                 <w:szCs w:val="22"/>
@@ -5761,7 +5729,7 @@
             </w:r>
             <w:r>
               <w:rPr>
-                <w:rFonts w:ascii="Times New Roman" w:eastAsia="ＭＳ Ｐゴシック" w:hAnsi="Times New Roman" w:hint="eastAsia"/>
+                <w:rFonts w:ascii="Times New Roman" w:eastAsia="MS PGothic" w:hAnsi="Times New Roman" w:hint="eastAsia"/>
                 <w:bCs/>
                 <w:sz w:val="22"/>
                 <w:szCs w:val="22"/>
@@ -5770,7 +5738,7 @@
             </w:r>
             <w:r>
               <w:rPr>
-                <w:rFonts w:ascii="Times New Roman" w:eastAsia="ＭＳ Ｐゴシック" w:hAnsi="Times New Roman"/>
+                <w:rFonts w:ascii="Times New Roman" w:eastAsia="MS PGothic" w:hAnsi="Times New Roman"/>
                 <w:bCs/>
                 <w:sz w:val="22"/>
                 <w:szCs w:val="22"/>
@@ -5779,7 +5747,7 @@
             </w:r>
             <w:r>
               <w:rPr>
-                <w:rFonts w:ascii="Times New Roman" w:eastAsia="ＭＳ Ｐゴシック" w:hAnsi="Times New Roman" w:hint="eastAsia"/>
+                <w:rFonts w:ascii="Times New Roman" w:eastAsia="MS PGothic" w:hAnsi="Times New Roman" w:hint="eastAsia"/>
                 <w:bCs/>
                 <w:sz w:val="22"/>
                 <w:szCs w:val="22"/>
@@ -5788,7 +5756,7 @@
             </w:r>
             <w:r>
               <w:rPr>
-                <w:rFonts w:ascii="Times New Roman" w:eastAsia="ＭＳ Ｐゴシック" w:hAnsi="Times New Roman" w:hint="eastAsia"/>
+                <w:rFonts w:ascii="Times New Roman" w:eastAsia="MS PGothic" w:hAnsi="Times New Roman" w:hint="eastAsia"/>
                 <w:bCs/>
                 <w:sz w:val="22"/>
                 <w:szCs w:val="22"/>
@@ -5797,7 +5765,7 @@
             </w:r>
             <w:r>
               <w:rPr>
-                <w:rFonts w:ascii="Times New Roman" w:eastAsia="ＭＳ Ｐゴシック" w:hAnsi="Times New Roman" w:hint="eastAsia"/>
+                <w:rFonts w:ascii="Times New Roman" w:eastAsia="MS PGothic" w:hAnsi="Times New Roman" w:hint="eastAsia"/>
                 <w:bCs/>
                 <w:sz w:val="22"/>
                 <w:szCs w:val="22"/>
@@ -5814,7 +5782,7 @@
               <w:ind w:left="403" w:rightChars="54" w:right="130"/>
               <w:jc w:val="left"/>
               <w:rPr>
-                <w:rFonts w:ascii="Times New Roman" w:eastAsia="ＭＳ Ｐゴシック" w:hAnsi="Times New Roman"/>
+                <w:rFonts w:ascii="Times New Roman" w:eastAsia="MS PGothic" w:hAnsi="Times New Roman"/>
                 <w:bCs/>
                 <w:sz w:val="22"/>
                 <w:szCs w:val="22"/>
@@ -5854,7 +5822,7 @@
               <w:ind w:left="465" w:rightChars="54" w:right="130" w:hanging="352"/>
               <w:jc w:val="left"/>
               <w:rPr>
-                <w:rFonts w:ascii="Arial" w:eastAsia="ＭＳ Ｐゴシック" w:hAnsi="Arial" w:cs="Arial"/>
+                <w:rFonts w:ascii="Arial" w:eastAsia="MS PGothic" w:hAnsi="Arial" w:cs="Arial"/>
                 <w:b/>
                 <w:bCs/>
                 <w:sz w:val="20"/>
@@ -5862,7 +5830,7 @@
             </w:pPr>
             <w:r>
               <w:rPr>
-                <w:rFonts w:ascii="Arial" w:eastAsia="ＭＳ Ｐゴシック" w:hAnsi="Arial" w:cs="Arial" w:hint="eastAsia"/>
+                <w:rFonts w:ascii="Arial" w:eastAsia="MS PGothic" w:hAnsi="Arial" w:cs="Arial" w:hint="eastAsia"/>
                 <w:b/>
                 <w:bCs/>
                 <w:sz w:val="20"/>
@@ -5871,7 +5839,7 @@
             </w:r>
             <w:r>
               <w:rPr>
-                <w:rFonts w:ascii="Arial" w:eastAsia="ＭＳ Ｐゴシック" w:hAnsi="Arial" w:cs="Arial"/>
+                <w:rFonts w:ascii="Arial" w:eastAsia="MS PGothic" w:hAnsi="Arial" w:cs="Arial"/>
                 <w:b/>
                 <w:bCs/>
                 <w:sz w:val="20"/>
@@ -5880,7 +5848,7 @@
             </w:r>
             <w:r>
               <w:rPr>
-                <w:rFonts w:ascii="Arial" w:eastAsia="ＭＳ Ｐゴシック" w:hAnsi="Arial" w:cs="Arial" w:hint="eastAsia"/>
+                <w:rFonts w:ascii="Arial" w:eastAsia="MS PGothic" w:hAnsi="Arial" w:cs="Arial" w:hint="eastAsia"/>
                 <w:b/>
                 <w:bCs/>
                 <w:sz w:val="20"/>
@@ -5889,7 +5857,7 @@
             </w:r>
             <w:r>
               <w:rPr>
-                <w:rFonts w:ascii="Arial" w:eastAsia="ＭＳ Ｐゴシック" w:hAnsi="Arial" w:cs="Arial" w:hint="eastAsia"/>
+                <w:rFonts w:ascii="Arial" w:eastAsia="MS PGothic" w:hAnsi="Arial" w:cs="Arial" w:hint="eastAsia"/>
                 <w:b/>
                 <w:bCs/>
                 <w:sz w:val="20"/>
@@ -5898,7 +5866,7 @@
             </w:r>
             <w:r>
               <w:rPr>
-                <w:rFonts w:ascii="Arial" w:eastAsia="ＭＳ Ｐゴシック" w:hAnsi="Arial" w:cs="Arial" w:hint="eastAsia"/>
+                <w:rFonts w:ascii="Arial" w:eastAsia="MS PGothic" w:hAnsi="Arial" w:cs="Arial" w:hint="eastAsia"/>
                 <w:b/>
                 <w:bCs/>
                 <w:sz w:val="20"/>
@@ -5907,7 +5875,7 @@
             </w:r>
             <w:r>
               <w:rPr>
-                <w:rFonts w:ascii="Arial" w:eastAsia="ＭＳ Ｐゴシック" w:hAnsi="Arial" w:cs="Arial" w:hint="eastAsia"/>
+                <w:rFonts w:ascii="Arial" w:eastAsia="MS PGothic" w:hAnsi="Arial" w:cs="Arial" w:hint="eastAsia"/>
                 <w:b/>
                 <w:bCs/>
                 <w:sz w:val="20"/>
@@ -5916,7 +5884,7 @@
             </w:r>
             <w:r>
               <w:rPr>
-                <w:rFonts w:ascii="Arial" w:eastAsia="ＭＳ Ｐゴシック" w:hAnsi="Arial" w:cs="Arial" w:hint="eastAsia"/>
+                <w:rFonts w:ascii="Arial" w:eastAsia="MS PGothic" w:hAnsi="Arial" w:cs="Arial" w:hint="eastAsia"/>
                 <w:b/>
                 <w:bCs/>
                 <w:sz w:val="20"/>
@@ -5943,7 +5911,7 @@
               <w:ind w:left="113" w:rightChars="26" w:right="62"/>
               <w:jc w:val="left"/>
               <w:rPr>
-                <w:rFonts w:ascii="Times New Roman" w:eastAsia="ＭＳ Ｐゴシック" w:hAnsi="Times New Roman"/>
+                <w:rFonts w:ascii="Times New Roman" w:eastAsia="MS PGothic" w:hAnsi="Times New Roman"/>
                 <w:bCs/>
                 <w:sz w:val="22"/>
                 <w:szCs w:val="22"/>
@@ -5951,7 +5919,7 @@
             </w:pPr>
             <w:r>
               <w:rPr>
-                <w:rFonts w:ascii="Times New Roman" w:eastAsia="ＭＳ Ｐゴシック" w:hAnsi="Times New Roman" w:hint="eastAsia"/>
+                <w:rFonts w:ascii="Times New Roman" w:eastAsia="MS PGothic" w:hAnsi="Times New Roman" w:hint="eastAsia"/>
                 <w:bCs/>
                 <w:sz w:val="22"/>
                 <w:szCs w:val="22"/>
@@ -5960,7 +5928,7 @@
             </w:r>
             <w:r>
               <w:rPr>
-                <w:rFonts w:ascii="Times New Roman" w:eastAsia="ＭＳ Ｐゴシック" w:hAnsi="Times New Roman"/>
+                <w:rFonts w:ascii="Times New Roman" w:eastAsia="MS PGothic" w:hAnsi="Times New Roman"/>
                 <w:bCs/>
                 <w:sz w:val="22"/>
                 <w:szCs w:val="22"/>
@@ -5969,7 +5937,7 @@
             </w:r>
             <w:r>
               <w:rPr>
-                <w:rFonts w:ascii="Times New Roman" w:eastAsia="ＭＳ Ｐゴシック" w:hAnsi="Times New Roman" w:hint="eastAsia"/>
+                <w:rFonts w:ascii="Times New Roman" w:eastAsia="MS PGothic" w:hAnsi="Times New Roman" w:hint="eastAsia"/>
                 <w:bCs/>
                 <w:sz w:val="22"/>
                 <w:szCs w:val="22"/>
@@ -5978,7 +5946,7 @@
             </w:r>
             <w:r>
               <w:rPr>
-                <w:rFonts w:ascii="Times New Roman" w:eastAsia="ＭＳ Ｐゴシック" w:hAnsi="Times New Roman" w:hint="eastAsia"/>
+                <w:rFonts w:ascii="Times New Roman" w:eastAsia="MS PGothic" w:hAnsi="Times New Roman" w:hint="eastAsia"/>
                 <w:bCs/>
                 <w:sz w:val="22"/>
                 <w:szCs w:val="22"/>
@@ -5995,7 +5963,7 @@
               <w:ind w:left="113" w:rightChars="26" w:right="62"/>
               <w:jc w:val="left"/>
               <w:rPr>
-                <w:rFonts w:ascii="Times New Roman" w:eastAsia="ＭＳ Ｐゴシック" w:hAnsi="Times New Roman"/>
+                <w:rFonts w:ascii="Times New Roman" w:eastAsia="MS PGothic" w:hAnsi="Times New Roman"/>
                 <w:bCs/>
                 <w:sz w:val="22"/>
                 <w:szCs w:val="22"/>
@@ -6003,7 +5971,7 @@
             </w:pPr>
             <w:r>
               <w:rPr>
-                <w:rFonts w:ascii="Times New Roman" w:eastAsia="ＭＳ Ｐゴシック" w:hAnsi="Times New Roman" w:hint="eastAsia"/>
+                <w:rFonts w:ascii="Times New Roman" w:eastAsia="MS PGothic" w:hAnsi="Times New Roman" w:hint="eastAsia"/>
                 <w:bCs/>
                 <w:sz w:val="22"/>
                 <w:szCs w:val="22"/>
@@ -6012,7 +5980,7 @@
             </w:r>
             <w:r>
               <w:rPr>
-                <w:rFonts w:ascii="Times New Roman" w:eastAsia="ＭＳ Ｐゴシック" w:hAnsi="Times New Roman" w:hint="eastAsia"/>
+                <w:rFonts w:ascii="Times New Roman" w:eastAsia="MS PGothic" w:hAnsi="Times New Roman" w:hint="eastAsia"/>
                 <w:bCs/>
                 <w:sz w:val="22"/>
                 <w:szCs w:val="22"/>
@@ -6029,7 +5997,7 @@
               <w:ind w:left="403" w:rightChars="54" w:right="130"/>
               <w:jc w:val="left"/>
               <w:rPr>
-                <w:rFonts w:ascii="Times New Roman" w:eastAsia="ＭＳ Ｐゴシック" w:hAnsi="Times New Roman"/>
+                <w:rFonts w:ascii="Times New Roman" w:eastAsia="MS PGothic" w:hAnsi="Times New Roman"/>
                 <w:bCs/>
                 <w:sz w:val="22"/>
                 <w:szCs w:val="22"/>
@@ -6069,7 +6037,7 @@
               <w:ind w:left="465" w:rightChars="54" w:right="130" w:hanging="352"/>
               <w:jc w:val="left"/>
               <w:rPr>
-                <w:rFonts w:ascii="Arial" w:eastAsia="ＭＳ Ｐゴシック" w:hAnsi="Arial" w:cs="Arial"/>
+                <w:rFonts w:ascii="Arial" w:eastAsia="MS PGothic" w:hAnsi="Arial" w:cs="Arial"/>
                 <w:b/>
                 <w:bCs/>
                 <w:sz w:val="20"/>
@@ -6077,7 +6045,7 @@
             </w:pPr>
             <w:r>
               <w:rPr>
-                <w:rFonts w:ascii="Arial" w:eastAsia="ＭＳ Ｐゴシック" w:hAnsi="Arial" w:cs="Arial" w:hint="eastAsia"/>
+                <w:rFonts w:ascii="Arial" w:eastAsia="MS PGothic" w:hAnsi="Arial" w:cs="Arial" w:hint="eastAsia"/>
                 <w:b/>
                 <w:bCs/>
                 <w:sz w:val="20"/>
@@ -6094,7 +6062,7 @@
               <w:ind w:rightChars="54" w:right="130"/>
               <w:jc w:val="left"/>
               <w:rPr>
-                <w:rFonts w:ascii="Arial" w:eastAsia="ＭＳ Ｐゴシック" w:hAnsi="Arial" w:cs="Arial"/>
+                <w:rFonts w:ascii="Arial" w:eastAsia="MS PGothic" w:hAnsi="Arial" w:cs="Arial"/>
                 <w:b/>
                 <w:bCs/>
                 <w:sz w:val="20"/>
@@ -6120,7 +6088,7 @@
               <w:ind w:left="113" w:rightChars="26" w:right="62"/>
               <w:jc w:val="left"/>
               <w:rPr>
-                <w:rFonts w:ascii="Times New Roman" w:eastAsia="ＭＳ Ｐゴシック" w:hAnsi="Times New Roman"/>
+                <w:rFonts w:ascii="Times New Roman" w:eastAsia="MS PGothic" w:hAnsi="Times New Roman"/>
                 <w:bCs/>
                 <w:sz w:val="22"/>
                 <w:szCs w:val="22"/>
@@ -6128,7 +6096,7 @@
             </w:pPr>
             <w:r>
               <w:rPr>
-                <w:rFonts w:ascii="Times New Roman" w:eastAsia="ＭＳ Ｐゴシック" w:hAnsi="Times New Roman" w:hint="eastAsia"/>
+                <w:rFonts w:ascii="Times New Roman" w:eastAsia="MS PGothic" w:hAnsi="Times New Roman" w:hint="eastAsia"/>
                 <w:bCs/>
                 <w:sz w:val="22"/>
                 <w:szCs w:val="22"/>
@@ -6137,7 +6105,7 @@
             </w:r>
             <w:r>
               <w:rPr>
-                <w:rFonts w:ascii="Times New Roman" w:eastAsia="ＭＳ Ｐゴシック" w:hAnsi="Times New Roman" w:hint="eastAsia"/>
+                <w:rFonts w:ascii="Times New Roman" w:eastAsia="MS PGothic" w:hAnsi="Times New Roman" w:hint="eastAsia"/>
                 <w:bCs/>
                 <w:sz w:val="22"/>
                 <w:szCs w:val="22"/>
@@ -6161,7 +6129,7 @@
               <w:ind w:left="405" w:rightChars="54" w:right="130" w:hanging="220"/>
               <w:jc w:val="left"/>
               <w:rPr>
-                <w:rFonts w:ascii="Times New Roman" w:eastAsia="ＭＳ Ｐゴシック" w:hAnsi="Times New Roman"/>
+                <w:rFonts w:ascii="Times New Roman" w:eastAsia="MS PGothic" w:hAnsi="Times New Roman"/>
                 <w:bCs/>
                 <w:sz w:val="22"/>
                 <w:szCs w:val="22"/>
@@ -6169,7 +6137,7 @@
             </w:pPr>
             <w:r>
               <w:rPr>
-                <w:rFonts w:ascii="Times New Roman" w:eastAsia="ＭＳ Ｐゴシック" w:hAnsi="Times New Roman" w:hint="eastAsia"/>
+                <w:rFonts w:ascii="Times New Roman" w:eastAsia="MS PGothic" w:hAnsi="Times New Roman" w:hint="eastAsia"/>
                 <w:bCs/>
                 <w:sz w:val="22"/>
                 <w:szCs w:val="22"/>
@@ -6178,7 +6146,7 @@
             </w:r>
             <w:r>
               <w:rPr>
-                <w:rFonts w:ascii="Times New Roman" w:eastAsia="ＭＳ Ｐゴシック" w:hAnsi="Times New Roman" w:hint="eastAsia"/>
+                <w:rFonts w:ascii="Times New Roman" w:eastAsia="MS PGothic" w:hAnsi="Times New Roman" w:hint="eastAsia"/>
                 <w:bCs/>
                 <w:sz w:val="22"/>
                 <w:szCs w:val="22"/>
@@ -6187,7 +6155,7 @@
             </w:r>
             <w:r>
               <w:rPr>
-                <w:rFonts w:ascii="Times New Roman" w:eastAsia="ＭＳ Ｐゴシック" w:hAnsi="Times New Roman" w:hint="eastAsia"/>
+                <w:rFonts w:ascii="Times New Roman" w:eastAsia="MS PGothic" w:hAnsi="Times New Roman" w:hint="eastAsia"/>
                 <w:bCs/>
                 <w:sz w:val="22"/>
                 <w:szCs w:val="22"/>
@@ -6196,7 +6164,7 @@
             </w:r>
             <w:r>
               <w:rPr>
-                <w:rFonts w:ascii="Times New Roman" w:eastAsia="ＭＳ Ｐゴシック" w:hAnsi="Times New Roman" w:hint="eastAsia"/>
+                <w:rFonts w:ascii="Times New Roman" w:eastAsia="MS PGothic" w:hAnsi="Times New Roman" w:hint="eastAsia"/>
                 <w:bCs/>
                 <w:sz w:val="22"/>
                 <w:szCs w:val="22"/>
@@ -6205,7 +6173,7 @@
             </w:r>
             <w:r>
               <w:rPr>
-                <w:rFonts w:ascii="Times New Roman" w:eastAsia="ＭＳ Ｐゴシック" w:hAnsi="Times New Roman"/>
+                <w:rFonts w:ascii="Times New Roman" w:eastAsia="MS PGothic" w:hAnsi="Times New Roman"/>
                 <w:bCs/>
                 <w:sz w:val="22"/>
                 <w:szCs w:val="22"/>
@@ -6214,7 +6182,7 @@
             </w:r>
             <w:r>
               <w:rPr>
-                <w:rFonts w:ascii="Times New Roman" w:eastAsia="ＭＳ Ｐゴシック" w:hAnsi="Times New Roman" w:hint="eastAsia"/>
+                <w:rFonts w:ascii="Times New Roman" w:eastAsia="MS PGothic" w:hAnsi="Times New Roman" w:hint="eastAsia"/>
                 <w:bCs/>
                 <w:sz w:val="22"/>
                 <w:szCs w:val="22"/>
@@ -6223,7 +6191,7 @@
             </w:r>
             <w:r>
               <w:rPr>
-                <w:rFonts w:ascii="Times New Roman" w:eastAsia="ＭＳ Ｐゴシック" w:hAnsi="Times New Roman" w:hint="eastAsia"/>
+                <w:rFonts w:ascii="Times New Roman" w:eastAsia="MS PGothic" w:hAnsi="Times New Roman" w:hint="eastAsia"/>
                 <w:bCs/>
                 <w:sz w:val="22"/>
                 <w:szCs w:val="22"/>
@@ -6247,7 +6215,7 @@
               <w:ind w:left="405" w:rightChars="54" w:right="130" w:hanging="220"/>
               <w:jc w:val="left"/>
               <w:rPr>
-                <w:rFonts w:ascii="Times New Roman" w:eastAsia="ＭＳ Ｐゴシック" w:hAnsi="Times New Roman"/>
+                <w:rFonts w:ascii="Times New Roman" w:eastAsia="MS PGothic" w:hAnsi="Times New Roman"/>
                 <w:bCs/>
                 <w:sz w:val="22"/>
                 <w:szCs w:val="22"/>
@@ -6255,7 +6223,7 @@
             </w:pPr>
             <w:r>
               <w:rPr>
-                <w:rFonts w:ascii="Times New Roman" w:eastAsia="ＭＳ Ｐゴシック" w:hAnsi="Times New Roman"/>
+                <w:rFonts w:ascii="Times New Roman" w:eastAsia="MS PGothic" w:hAnsi="Times New Roman"/>
                 <w:bCs/>
                 <w:sz w:val="22"/>
                 <w:szCs w:val="22"/>
@@ -6279,7 +6247,7 @@
               <w:ind w:left="405" w:rightChars="54" w:right="130" w:hanging="220"/>
               <w:jc w:val="left"/>
               <w:rPr>
-                <w:rFonts w:ascii="Times New Roman" w:eastAsia="ＭＳ Ｐゴシック" w:hAnsi="Times New Roman"/>
+                <w:rFonts w:ascii="Times New Roman" w:eastAsia="MS PGothic" w:hAnsi="Times New Roman"/>
                 <w:bCs/>
                 <w:sz w:val="22"/>
                 <w:szCs w:val="22"/>
@@ -6287,7 +6255,7 @@
             </w:pPr>
             <w:r>
               <w:rPr>
-                <w:rFonts w:ascii="Times New Roman" w:eastAsia="ＭＳ Ｐゴシック" w:hAnsi="Times New Roman" w:hint="eastAsia"/>
+                <w:rFonts w:ascii="Times New Roman" w:eastAsia="MS PGothic" w:hAnsi="Times New Roman" w:hint="eastAsia"/>
                 <w:bCs/>
                 <w:sz w:val="22"/>
                 <w:szCs w:val="22"/>
@@ -6296,7 +6264,7 @@
             </w:r>
             <w:r>
               <w:rPr>
-                <w:rFonts w:ascii="Times New Roman" w:eastAsia="ＭＳ Ｐゴシック" w:hAnsi="Times New Roman"/>
+                <w:rFonts w:ascii="Times New Roman" w:eastAsia="MS PGothic" w:hAnsi="Times New Roman"/>
                 <w:bCs/>
                 <w:sz w:val="22"/>
                 <w:szCs w:val="22"/>
@@ -6305,7 +6273,7 @@
             </w:r>
             <w:r>
               <w:rPr>
-                <w:rFonts w:ascii="Times New Roman" w:eastAsia="ＭＳ Ｐゴシック" w:hAnsi="Times New Roman" w:hint="eastAsia"/>
+                <w:rFonts w:ascii="Times New Roman" w:eastAsia="MS PGothic" w:hAnsi="Times New Roman" w:hint="eastAsia"/>
                 <w:bCs/>
                 <w:sz w:val="22"/>
                 <w:szCs w:val="22"/>
@@ -6329,7 +6297,7 @@
               <w:ind w:left="405" w:rightChars="54" w:right="130" w:hanging="220"/>
               <w:jc w:val="left"/>
               <w:rPr>
-                <w:rFonts w:ascii="Times New Roman" w:eastAsia="ＭＳ Ｐゴシック" w:hAnsi="Times New Roman"/>
+                <w:rFonts w:ascii="Times New Roman" w:eastAsia="MS PGothic" w:hAnsi="Times New Roman"/>
                 <w:bCs/>
                 <w:sz w:val="22"/>
                 <w:szCs w:val="22"/>
@@ -6337,7 +6305,7 @@
             </w:pPr>
             <w:r>
               <w:rPr>
-                <w:rFonts w:ascii="Times New Roman" w:eastAsia="ＭＳ Ｐゴシック" w:hAnsi="Times New Roman" w:hint="eastAsia"/>
+                <w:rFonts w:ascii="Times New Roman" w:eastAsia="MS PGothic" w:hAnsi="Times New Roman" w:hint="eastAsia"/>
                 <w:bCs/>
                 <w:sz w:val="22"/>
                 <w:szCs w:val="22"/>
@@ -6346,7 +6314,7 @@
             </w:r>
             <w:r>
               <w:rPr>
-                <w:rFonts w:ascii="Times New Roman" w:eastAsia="ＭＳ Ｐゴシック" w:hAnsi="Times New Roman" w:hint="eastAsia"/>
+                <w:rFonts w:ascii="Times New Roman" w:eastAsia="MS PGothic" w:hAnsi="Times New Roman" w:hint="eastAsia"/>
                 <w:bCs/>
                 <w:sz w:val="22"/>
                 <w:szCs w:val="22"/>
@@ -6355,7 +6323,7 @@
             </w:r>
             <w:r>
               <w:rPr>
-                <w:rFonts w:ascii="Times New Roman" w:eastAsia="ＭＳ Ｐゴシック" w:hAnsi="Times New Roman"/>
+                <w:rFonts w:ascii="Times New Roman" w:eastAsia="MS PGothic" w:hAnsi="Times New Roman"/>
                 <w:bCs/>
                 <w:sz w:val="22"/>
                 <w:szCs w:val="22"/>
@@ -6364,7 +6332,7 @@
             </w:r>
             <w:r>
               <w:rPr>
-                <w:rFonts w:ascii="Times New Roman" w:eastAsia="ＭＳ Ｐゴシック" w:hAnsi="Times New Roman" w:hint="eastAsia"/>
+                <w:rFonts w:ascii="Times New Roman" w:eastAsia="MS PGothic" w:hAnsi="Times New Roman" w:hint="eastAsia"/>
                 <w:bCs/>
                 <w:sz w:val="22"/>
                 <w:szCs w:val="22"/>
@@ -6388,7 +6356,7 @@
               <w:ind w:left="405" w:rightChars="54" w:right="130" w:hanging="220"/>
               <w:jc w:val="left"/>
               <w:rPr>
-                <w:rFonts w:ascii="Times New Roman" w:eastAsia="ＭＳ Ｐゴシック" w:hAnsi="Times New Roman"/>
+                <w:rFonts w:ascii="Times New Roman" w:eastAsia="MS PGothic" w:hAnsi="Times New Roman"/>
                 <w:bCs/>
                 <w:sz w:val="22"/>
                 <w:szCs w:val="22"/>
@@ -6396,7 +6364,7 @@
             </w:pPr>
             <w:r>
               <w:rPr>
-                <w:rFonts w:ascii="Times New Roman" w:eastAsia="ＭＳ Ｐゴシック" w:hAnsi="Times New Roman" w:hint="eastAsia"/>
+                <w:rFonts w:ascii="Times New Roman" w:eastAsia="MS PGothic" w:hAnsi="Times New Roman" w:hint="eastAsia"/>
                 <w:bCs/>
                 <w:sz w:val="22"/>
                 <w:szCs w:val="22"/>
@@ -6413,7 +6381,7 @@
               <w:ind w:left="403" w:rightChars="54" w:right="130"/>
               <w:jc w:val="left"/>
               <w:rPr>
-                <w:rFonts w:ascii="Times New Roman" w:eastAsia="ＭＳ Ｐゴシック" w:hAnsi="Times New Roman"/>
+                <w:rFonts w:ascii="Times New Roman" w:eastAsia="MS PGothic" w:hAnsi="Times New Roman"/>
                 <w:bCs/>
                 <w:sz w:val="22"/>
                 <w:szCs w:val="22"/>
@@ -6453,7 +6421,7 @@
               <w:ind w:left="465" w:rightChars="54" w:right="130" w:hanging="352"/>
               <w:jc w:val="left"/>
               <w:rPr>
-                <w:rFonts w:ascii="Arial" w:eastAsia="ＭＳ Ｐゴシック" w:hAnsi="Arial" w:cs="Arial"/>
+                <w:rFonts w:ascii="Arial" w:eastAsia="MS PGothic" w:hAnsi="Arial" w:cs="Arial"/>
                 <w:b/>
                 <w:bCs/>
                 <w:sz w:val="20"/>
@@ -6461,7 +6429,7 @@
             </w:pPr>
             <w:r>
               <w:rPr>
-                <w:rFonts w:ascii="Arial" w:eastAsia="ＭＳ Ｐゴシック" w:hAnsi="Arial" w:cs="Arial"/>
+                <w:rFonts w:ascii="Arial" w:eastAsia="MS PGothic" w:hAnsi="Arial" w:cs="Arial"/>
                 <w:b/>
                 <w:bCs/>
                 <w:sz w:val="20"/>
@@ -6488,7 +6456,7 @@
               <w:ind w:left="113" w:rightChars="26" w:right="62"/>
               <w:jc w:val="left"/>
               <w:rPr>
-                <w:rFonts w:ascii="Times New Roman" w:eastAsia="ＭＳ Ｐゴシック" w:hAnsi="Times New Roman"/>
+                <w:rFonts w:ascii="Times New Roman" w:eastAsia="MS PGothic" w:hAnsi="Times New Roman"/>
                 <w:bCs/>
                 <w:sz w:val="22"/>
                 <w:szCs w:val="22"/>
@@ -6496,7 +6464,7 @@
             </w:pPr>
             <w:r>
               <w:rPr>
-                <w:rFonts w:ascii="Times New Roman" w:eastAsia="ＭＳ Ｐゴシック" w:hAnsi="Times New Roman" w:hint="eastAsia"/>
+                <w:rFonts w:ascii="Times New Roman" w:eastAsia="MS PGothic" w:hAnsi="Times New Roman" w:hint="eastAsia"/>
                 <w:bCs/>
                 <w:sz w:val="22"/>
                 <w:szCs w:val="22"/>
@@ -6505,7 +6473,7 @@
             </w:r>
             <w:r>
               <w:rPr>
-                <w:rFonts w:ascii="Times New Roman" w:eastAsia="ＭＳ Ｐゴシック" w:hAnsi="Times New Roman" w:hint="eastAsia"/>
+                <w:rFonts w:ascii="Times New Roman" w:eastAsia="MS PGothic" w:hAnsi="Times New Roman" w:hint="eastAsia"/>
                 <w:bCs/>
                 <w:sz w:val="22"/>
                 <w:szCs w:val="22"/>
@@ -6514,7 +6482,7 @@
             </w:r>
             <w:r>
               <w:rPr>
-                <w:rFonts w:ascii="Times New Roman" w:eastAsia="ＭＳ Ｐゴシック" w:hAnsi="Times New Roman" w:hint="eastAsia"/>
+                <w:rFonts w:ascii="Times New Roman" w:eastAsia="MS PGothic" w:hAnsi="Times New Roman" w:hint="eastAsia"/>
                 <w:bCs/>
                 <w:sz w:val="22"/>
                 <w:szCs w:val="22"/>
@@ -6523,7 +6491,7 @@
             </w:r>
             <w:r>
               <w:rPr>
-                <w:rFonts w:ascii="Times New Roman" w:eastAsia="ＭＳ Ｐゴシック" w:hAnsi="Times New Roman" w:hint="eastAsia"/>
+                <w:rFonts w:ascii="Times New Roman" w:eastAsia="MS PGothic" w:hAnsi="Times New Roman" w:hint="eastAsia"/>
                 <w:bCs/>
                 <w:sz w:val="22"/>
                 <w:szCs w:val="22"/>
@@ -6547,7 +6515,7 @@
               <w:ind w:left="405" w:rightChars="54" w:right="130" w:hanging="220"/>
               <w:jc w:val="left"/>
               <w:rPr>
-                <w:rFonts w:ascii="Times New Roman" w:eastAsia="ＭＳ Ｐゴシック" w:hAnsi="Times New Roman"/>
+                <w:rFonts w:ascii="Times New Roman" w:eastAsia="MS PGothic" w:hAnsi="Times New Roman"/>
                 <w:bCs/>
                 <w:sz w:val="22"/>
                 <w:szCs w:val="22"/>
@@ -6555,7 +6523,7 @@
             </w:pPr>
             <w:r>
               <w:rPr>
-                <w:rFonts w:ascii="Times New Roman" w:eastAsia="ＭＳ Ｐゴシック" w:hAnsi="Times New Roman" w:hint="eastAsia"/>
+                <w:rFonts w:ascii="Times New Roman" w:eastAsia="MS PGothic" w:hAnsi="Times New Roman" w:hint="eastAsia"/>
                 <w:bCs/>
                 <w:sz w:val="22"/>
                 <w:szCs w:val="22"/>
@@ -6564,7 +6532,7 @@
             </w:r>
             <w:r>
               <w:rPr>
-                <w:rFonts w:ascii="Times New Roman" w:eastAsia="ＭＳ Ｐゴシック" w:hAnsi="Times New Roman" w:hint="eastAsia"/>
+                <w:rFonts w:ascii="Times New Roman" w:eastAsia="MS PGothic" w:hAnsi="Times New Roman" w:hint="eastAsia"/>
                 <w:bCs/>
                 <w:sz w:val="22"/>
                 <w:szCs w:val="22"/>
@@ -6573,7 +6541,7 @@
             </w:r>
             <w:r>
               <w:rPr>
-                <w:rFonts w:ascii="Times New Roman" w:eastAsia="ＭＳ Ｐゴシック" w:hAnsi="Times New Roman"/>
+                <w:rFonts w:ascii="Times New Roman" w:eastAsia="MS PGothic" w:hAnsi="Times New Roman"/>
                 <w:bCs/>
                 <w:sz w:val="22"/>
                 <w:szCs w:val="22"/>
@@ -6582,7 +6550,7 @@
             </w:r>
             <w:r>
               <w:rPr>
-                <w:rFonts w:ascii="Times New Roman" w:eastAsia="ＭＳ Ｐゴシック" w:hAnsi="Times New Roman" w:hint="eastAsia"/>
+                <w:rFonts w:ascii="Times New Roman" w:eastAsia="MS PGothic" w:hAnsi="Times New Roman" w:hint="eastAsia"/>
                 <w:bCs/>
                 <w:sz w:val="22"/>
                 <w:szCs w:val="22"/>
@@ -6591,7 +6559,7 @@
             </w:r>
             <w:r>
               <w:rPr>
-                <w:rFonts w:ascii="Times New Roman" w:eastAsia="ＭＳ Ｐゴシック" w:hAnsi="Times New Roman" w:hint="eastAsia"/>
+                <w:rFonts w:ascii="Times New Roman" w:eastAsia="MS PGothic" w:hAnsi="Times New Roman" w:hint="eastAsia"/>
                 <w:bCs/>
                 <w:sz w:val="22"/>
                 <w:szCs w:val="22"/>
@@ -6608,7 +6576,7 @@
               <w:ind w:left="403" w:rightChars="54" w:right="130"/>
               <w:jc w:val="left"/>
               <w:rPr>
-                <w:rFonts w:ascii="Times New Roman" w:eastAsia="ＭＳ Ｐゴシック" w:hAnsi="Times New Roman"/>
+                <w:rFonts w:ascii="Times New Roman" w:eastAsia="MS PGothic" w:hAnsi="Times New Roman"/>
                 <w:bCs/>
                 <w:sz w:val="22"/>
                 <w:szCs w:val="22"/>
@@ -6648,7 +6616,7 @@
               <w:ind w:left="465" w:rightChars="-23" w:right="-55" w:hanging="352"/>
               <w:jc w:val="left"/>
               <w:rPr>
-                <w:rFonts w:ascii="Arial" w:eastAsia="ＭＳ Ｐゴシック" w:hAnsi="Arial" w:cs="Arial"/>
+                <w:rFonts w:ascii="Arial" w:eastAsia="MS PGothic" w:hAnsi="Arial" w:cs="Arial"/>
                 <w:b/>
                 <w:bCs/>
                 <w:sz w:val="20"/>
@@ -6656,7 +6624,7 @@
             </w:pPr>
             <w:r>
               <w:rPr>
-                <w:rFonts w:ascii="Arial" w:eastAsia="ＭＳ Ｐゴシック" w:hAnsi="Arial" w:cs="Arial"/>
+                <w:rFonts w:ascii="Arial" w:eastAsia="MS PGothic" w:hAnsi="Arial" w:cs="Arial"/>
                 <w:b/>
                 <w:bCs/>
                 <w:sz w:val="20"/>
@@ -6683,7 +6651,7 @@
               <w:ind w:left="113" w:rightChars="54" w:right="130"/>
               <w:jc w:val="left"/>
               <w:rPr>
-                <w:rFonts w:ascii="Times New Roman" w:eastAsia="ＭＳ Ｐゴシック" w:hAnsi="Times New Roman"/>
+                <w:rFonts w:ascii="Times New Roman" w:eastAsia="MS PGothic" w:hAnsi="Times New Roman"/>
                 <w:bCs/>
                 <w:sz w:val="22"/>
                 <w:szCs w:val="22"/>
@@ -6691,7 +6659,7 @@
             </w:pPr>
             <w:r>
               <w:rPr>
-                <w:rFonts w:ascii="Times New Roman" w:eastAsia="ＭＳ Ｐゴシック" w:hAnsi="Times New Roman" w:hint="eastAsia"/>
+                <w:rFonts w:ascii="Times New Roman" w:eastAsia="MS PGothic" w:hAnsi="Times New Roman" w:hint="eastAsia"/>
                 <w:bCs/>
                 <w:sz w:val="22"/>
                 <w:szCs w:val="22"/>
@@ -6700,7 +6668,7 @@
             </w:r>
             <w:r>
               <w:rPr>
-                <w:rFonts w:ascii="Times New Roman" w:eastAsia="ＭＳ Ｐゴシック" w:hAnsi="Times New Roman" w:hint="eastAsia"/>
+                <w:rFonts w:ascii="Times New Roman" w:eastAsia="MS PGothic" w:hAnsi="Times New Roman" w:hint="eastAsia"/>
                 <w:bCs/>
                 <w:sz w:val="22"/>
                 <w:szCs w:val="22"/>
@@ -6709,7 +6677,7 @@
             </w:r>
             <w:r>
               <w:rPr>
-                <w:rFonts w:ascii="Times New Roman" w:eastAsia="ＭＳ Ｐゴシック" w:hAnsi="Times New Roman" w:hint="eastAsia"/>
+                <w:rFonts w:ascii="Times New Roman" w:eastAsia="MS PGothic" w:hAnsi="Times New Roman" w:hint="eastAsia"/>
                 <w:bCs/>
                 <w:sz w:val="22"/>
                 <w:szCs w:val="22"/>
@@ -6736,30 +6704,18 @@
           </w:tcPr>
           <w:p>
             <w:pPr>
-              <w:keepNext/>
-              <w:tabs>
-                <w:tab w:val="left" w:pos="360"/>
-                <w:tab w:val="decimal" w:pos="8100"/>
-              </w:tabs>
-              <w:autoSpaceDE w:val="0"/>
-              <w:autoSpaceDN w:val="0"/>
-              <w:adjustRightInd w:val="0"/>
-              <w:spacing w:before="120" w:line="360" w:lineRule="auto"/>
-              <w:ind w:left="158"/>
-              <w:jc w:val="left"/>
-              <w:rPr>
-                <w:rFonts w:ascii="Arial" w:eastAsia="ＭＳ Ｐゴシック" w:hAnsi="Arial" w:cs="Arial"/>
-                <w:b/>
-                <w:bCs/>
+              <w:pStyle w:val="Heading1"/>
+              <w:rPr>
+                <w:rFonts w:ascii="Arial" w:eastAsia="MS PGothic" w:hAnsi="Arial" w:cs="Arial"/>
+                <w:b w:val="0"/>
+                <w:bCs w:val="0"/>
                 <w:sz w:val="36"/>
                 <w:szCs w:val="36"/>
               </w:rPr>
             </w:pPr>
             <w:r>
               <w:rPr>
-                <w:rFonts w:ascii="Arial" w:eastAsia="ＭＳ Ｐゴシック" w:hAnsi="Arial" w:cs="Arial" w:hint="eastAsia"/>
-                <w:b/>
-                <w:bCs/>
+                <w:rFonts w:ascii="Arial" w:eastAsia="MS PGothic" w:hAnsi="Arial" w:cs="Arial" w:hint="eastAsia"/>
                 <w:sz w:val="56"/>
                 <w:szCs w:val="56"/>
               </w:rPr>
@@ -6768,9 +6724,7 @@
             </w:r>
             <w:r>
               <w:rPr>
-                <w:rFonts w:ascii="Arial" w:eastAsia="ＭＳ Ｐゴシック" w:hAnsi="Arial" w:cs="Arial" w:hint="eastAsia"/>
-                <w:b/>
-                <w:bCs/>
+                <w:rFonts w:ascii="Arial" w:eastAsia="MS PGothic" w:hAnsi="Arial" w:cs="Arial" w:hint="eastAsia"/>
                 <w:sz w:val="44"/>
                 <w:szCs w:val="44"/>
               </w:rPr>
@@ -6778,9 +6732,7 @@
             </w:r>
             <w:r>
               <w:rPr>
-                <w:rFonts w:ascii="Arial" w:eastAsia="ＭＳ Ｐゴシック" w:hAnsi="Arial" w:cs="Arial" w:hint="eastAsia"/>
-                <w:b/>
-                <w:bCs/>
+                <w:rFonts w:ascii="Arial" w:eastAsia="MS PGothic" w:hAnsi="Arial" w:cs="Arial" w:hint="eastAsia"/>
                 <w:sz w:val="36"/>
                 <w:szCs w:val="36"/>
               </w:rPr>
@@ -6788,9 +6740,7 @@
             </w:r>
             <w:r>
               <w:rPr>
-                <w:rFonts w:ascii="Arial" w:eastAsia="ＭＳ Ｐゴシック" w:hAnsi="Arial" w:cs="Arial" w:hint="eastAsia"/>
-                <w:b/>
-                <w:bCs/>
+                <w:rFonts w:ascii="Arial" w:eastAsia="MS PGothic" w:hAnsi="Arial" w:cs="Arial" w:hint="eastAsia"/>
                 <w:spacing w:val="20"/>
                 <w:sz w:val="36"/>
                 <w:szCs w:val="36"/>
@@ -6799,9 +6749,7 @@
             </w:r>
             <w:r>
               <w:rPr>
-                <w:rFonts w:ascii="Arial" w:eastAsia="ＭＳ Ｐゴシック" w:hAnsi="Arial" w:cs="Arial" w:hint="eastAsia"/>
-                <w:b/>
-                <w:bCs/>
+                <w:rFonts w:ascii="Arial" w:eastAsia="MS PGothic" w:hAnsi="Arial" w:cs="Arial" w:hint="eastAsia"/>
                 <w:spacing w:val="20"/>
                 <w:sz w:val="36"/>
                 <w:szCs w:val="36"/>
@@ -6810,9 +6758,7 @@
             </w:r>
             <w:r>
               <w:rPr>
-                <w:rFonts w:ascii="Arial" w:eastAsia="ＭＳ Ｐゴシック" w:hAnsi="Arial" w:cs="Arial" w:hint="eastAsia"/>
-                <w:b/>
-                <w:bCs/>
+                <w:rFonts w:ascii="Arial" w:eastAsia="MS PGothic" w:hAnsi="Arial" w:cs="Arial" w:hint="eastAsia"/>
                 <w:spacing w:val="20"/>
                 <w:sz w:val="36"/>
                 <w:szCs w:val="36"/>
@@ -6821,9 +6767,7 @@
             </w:r>
             <w:r>
               <w:rPr>
-                <w:rFonts w:ascii="Arial" w:eastAsia="ＭＳ Ｐゴシック" w:hAnsi="Arial" w:cs="Arial" w:hint="eastAsia"/>
-                <w:b/>
-                <w:bCs/>
+                <w:rFonts w:ascii="Arial" w:eastAsia="MS PGothic" w:hAnsi="Arial" w:cs="Arial" w:hint="eastAsia"/>
                 <w:spacing w:val="20"/>
                 <w:sz w:val="36"/>
                 <w:szCs w:val="36"/>
@@ -6841,7 +6785,7 @@
         <w:adjustRightInd w:val="0"/>
         <w:spacing w:line="100" w:lineRule="exact"/>
         <w:rPr>
-          <w:rFonts w:ascii="Times New Roman" w:eastAsia="ＭＳ Ｐゴシック" w:hAnsi="Times New Roman"/>
+          <w:rFonts w:ascii="Times New Roman" w:eastAsia="MS PGothic" w:hAnsi="Times New Roman"/>
           <w:sz w:val="8"/>
           <w:szCs w:val="8"/>
         </w:rPr>
@@ -7325,8 +7269,18 @@
           <w:sz w:val="22"/>
           <w:szCs w:val="22"/>
         </w:rPr>
-        <w:t>Myles Chopec</w:t>
-      </w:r>
+        <w:t xml:space="preserve">Myles </w:t>
+      </w:r>
+      <w:proofErr w:type="spellStart"/>
+      <w:r>
+        <w:rPr>
+          <w:rFonts w:ascii="Times New Roman" w:hAnsi="Times New Roman" w:hint="eastAsia"/>
+          <w:sz w:val="22"/>
+          <w:szCs w:val="22"/>
+        </w:rPr>
+        <w:t>Chopec</w:t>
+      </w:r>
+      <w:proofErr w:type="spellEnd"/>
       <w:r>
         <w:rPr>
           <w:rFonts w:ascii="Times New Roman" w:hAnsi="Times New Roman" w:hint="eastAsia"/>
@@ -7460,7 +7414,6 @@
               <w:tc>
                 <w:tcPr>
                   <w:tcW w:w="5690" w:type="dxa"/>
-                  <w:shd w:val="clear" w:color="auto" w:fill="auto"/>
                 </w:tcPr>
                 <w:p>
                   <w:pPr>
@@ -7755,6 +7708,7 @@
                       <w:szCs w:val="22"/>
                     </w:rPr>
                   </w:pPr>
+                  <w:proofErr w:type="spellStart"/>
                   <w:r>
                     <w:rPr>
                       <w:rFonts w:ascii="Times New Roman" w:hAnsi="Times New Roman" w:hint="eastAsia"/>
@@ -7763,6 +7717,7 @@
                     </w:rPr>
                     <w:t>Chopec</w:t>
                   </w:r>
+                  <w:proofErr w:type="spellEnd"/>
                   <w:r>
                     <w:rPr>
                       <w:rFonts w:ascii="Times New Roman" w:hAnsi="Times New Roman"/>
@@ -7856,7 +7811,25 @@
                       <w:sz w:val="22"/>
                       <w:szCs w:val="22"/>
                     </w:rPr>
-                    <w:t>ood question, Mr. Chopec but I</w:t>
+                    <w:t xml:space="preserve">ood question, Mr. </w:t>
+                  </w:r>
+                  <w:proofErr w:type="spellStart"/>
+                  <w:r>
+                    <w:rPr>
+                      <w:rFonts w:ascii="Times New Roman" w:hAnsi="Times New Roman" w:hint="eastAsia"/>
+                      <w:sz w:val="22"/>
+                      <w:szCs w:val="22"/>
+                    </w:rPr>
+                    <w:t>Chopec</w:t>
+                  </w:r>
+                  <w:proofErr w:type="spellEnd"/>
+                  <w:r>
+                    <w:rPr>
+                      <w:rFonts w:ascii="Times New Roman" w:hAnsi="Times New Roman" w:hint="eastAsia"/>
+                      <w:sz w:val="22"/>
+                      <w:szCs w:val="22"/>
+                    </w:rPr>
+                    <w:t xml:space="preserve"> but I</w:t>
                   </w:r>
                   <w:r>
                     <w:rPr>
@@ -7937,6 +7910,7 @@
                       <w:szCs w:val="22"/>
                     </w:rPr>
                   </w:pPr>
+                  <w:proofErr w:type="spellStart"/>
                   <w:r>
                     <w:rPr>
                       <w:rFonts w:ascii="Times New Roman" w:hAnsi="Times New Roman" w:hint="eastAsia"/>
@@ -7945,6 +7919,7 @@
                     </w:rPr>
                     <w:t>Chopec</w:t>
                   </w:r>
+                  <w:proofErr w:type="spellEnd"/>
                   <w:r>
                     <w:rPr>
                       <w:rFonts w:ascii="Times New Roman" w:hAnsi="Times New Roman"/>
@@ -8143,23 +8118,23 @@
                       <w:sz w:val="22"/>
                       <w:szCs w:val="22"/>
                     </w:rPr>
+                    <w:tab/>
+                  </w:r>
+                  <w:r>
+                    <w:rPr>
+                      <w:rFonts w:ascii="Times New Roman" w:hAnsi="Times New Roman" w:hint="eastAsia"/>
+                      <w:sz w:val="22"/>
+                      <w:szCs w:val="22"/>
+                    </w:rPr>
+                    <w:t xml:space="preserve">leave the meeting early. Would it be all </w:t>
+                  </w:r>
+                  <w:r>
+                    <w:rPr>
+                      <w:rFonts w:ascii="Times New Roman" w:hAnsi="Times New Roman"/>
+                      <w:sz w:val="22"/>
+                      <w:szCs w:val="22"/>
+                    </w:rPr>
                     <w:lastRenderedPageBreak/>
-                    <w:tab/>
-                  </w:r>
-                  <w:r>
-                    <w:rPr>
-                      <w:rFonts w:ascii="Times New Roman" w:hAnsi="Times New Roman" w:hint="eastAsia"/>
-                      <w:sz w:val="22"/>
-                      <w:szCs w:val="22"/>
-                    </w:rPr>
-                    <w:t xml:space="preserve">leave the meeting early. Would it be all </w:t>
-                  </w:r>
-                  <w:r>
-                    <w:rPr>
-                      <w:rFonts w:ascii="Times New Roman" w:hAnsi="Times New Roman"/>
-                      <w:sz w:val="22"/>
-                      <w:szCs w:val="22"/>
-                    </w:rPr>
                     <w:tab/>
                   </w:r>
                   <w:r>
@@ -8408,6 +8383,7 @@
                     </w:rPr>
                     <w:t xml:space="preserve">OK then. And Mr. </w:t>
                   </w:r>
+                  <w:proofErr w:type="spellStart"/>
                   <w:r>
                     <w:rPr>
                       <w:rFonts w:ascii="Times New Roman" w:hAnsi="Times New Roman" w:hint="eastAsia"/>
@@ -8416,6 +8392,7 @@
                     </w:rPr>
                     <w:t>Chopec</w:t>
                   </w:r>
+                  <w:proofErr w:type="spellEnd"/>
                   <w:r>
                     <w:rPr>
                       <w:rFonts w:ascii="Times New Roman" w:hAnsi="Times New Roman" w:hint="eastAsia"/>
@@ -8946,6 +8923,7 @@
                       <w:szCs w:val="22"/>
                     </w:rPr>
                   </w:pPr>
+                  <w:proofErr w:type="spellStart"/>
                   <w:r>
                     <w:rPr>
                       <w:rFonts w:ascii="Times New Roman" w:hAnsi="Times New Roman" w:hint="eastAsia"/>
@@ -8954,6 +8932,7 @@
                     </w:rPr>
                     <w:t>Chopec</w:t>
                   </w:r>
+                  <w:proofErr w:type="spellEnd"/>
                   <w:r>
                     <w:rPr>
                       <w:rFonts w:ascii="Times New Roman" w:hAnsi="Times New Roman"/>
@@ -9151,23 +9130,13 @@
                     </w:rPr>
                     <w:tab/>
                   </w:r>
-                  <w:proofErr w:type="gramStart"/>
                   <w:r>
                     <w:rPr>
                       <w:rFonts w:ascii="Times New Roman" w:hAnsi="Times New Roman" w:hint="eastAsia"/>
                       <w:sz w:val="22"/>
                       <w:szCs w:val="22"/>
                     </w:rPr>
-                    <w:t>The</w:t>
-                  </w:r>
-                  <w:proofErr w:type="gramEnd"/>
-                  <w:r>
-                    <w:rPr>
-                      <w:rFonts w:ascii="Times New Roman" w:hAnsi="Times New Roman" w:hint="eastAsia"/>
-                      <w:sz w:val="22"/>
-                      <w:szCs w:val="22"/>
-                    </w:rPr>
-                    <w:t xml:space="preserve"> total contract will be about </w:t>
+                    <w:t xml:space="preserve">The total contract will be about </w:t>
                   </w:r>
                   <w:r>
                     <w:rPr>
@@ -9273,23 +9242,13 @@
                     </w:rPr>
                     <w:tab/>
                   </w:r>
-                  <w:proofErr w:type="gramStart"/>
                   <w:r>
                     <w:rPr>
                       <w:rFonts w:ascii="Times New Roman" w:hAnsi="Times New Roman" w:hint="eastAsia"/>
                       <w:sz w:val="22"/>
                       <w:szCs w:val="22"/>
                     </w:rPr>
-                    <w:t>The</w:t>
-                  </w:r>
-                  <w:proofErr w:type="gramEnd"/>
-                  <w:r>
-                    <w:rPr>
-                      <w:rFonts w:ascii="Times New Roman" w:hAnsi="Times New Roman" w:hint="eastAsia"/>
-                      <w:sz w:val="22"/>
-                      <w:szCs w:val="22"/>
-                    </w:rPr>
-                    <w:t xml:space="preserve"> deadline is the 15</w:t>
+                    <w:t>The deadline is the 15</w:t>
                   </w:r>
                   <w:r>
                     <w:rPr>
@@ -9330,7 +9289,6 @@
                       <w:sz w:val="22"/>
                       <w:szCs w:val="22"/>
                     </w:rPr>
-                    <w:lastRenderedPageBreak/>
                     <w:t>Fushimi</w:t>
                   </w:r>
                   <w:proofErr w:type="gramEnd"/>
@@ -9371,6 +9329,7 @@
                       <w:sz w:val="22"/>
                       <w:szCs w:val="22"/>
                     </w:rPr>
+                    <w:lastRenderedPageBreak/>
                     <w:t>Lee</w:t>
                   </w:r>
                   <w:r>
@@ -9641,7 +9600,25 @@
                       <w:sz w:val="22"/>
                       <w:szCs w:val="22"/>
                     </w:rPr>
-                    <w:t xml:space="preserve">like to update you on the Scanna project. </w:t>
+                    <w:t xml:space="preserve">like to update you on the </w:t>
+                  </w:r>
+                  <w:proofErr w:type="spellStart"/>
+                  <w:r>
+                    <w:rPr>
+                      <w:rFonts w:ascii="Times New Roman" w:hAnsi="Times New Roman" w:hint="eastAsia"/>
+                      <w:sz w:val="22"/>
+                      <w:szCs w:val="22"/>
+                    </w:rPr>
+                    <w:t>Scanna</w:t>
+                  </w:r>
+                  <w:proofErr w:type="spellEnd"/>
+                  <w:r>
+                    <w:rPr>
+                      <w:rFonts w:ascii="Times New Roman" w:hAnsi="Times New Roman" w:hint="eastAsia"/>
+                      <w:sz w:val="22"/>
+                      <w:szCs w:val="22"/>
+                    </w:rPr>
+                    <w:t xml:space="preserve"> project. </w:t>
                   </w:r>
                   <w:r>
                     <w:rPr>
@@ -10054,7 +10031,25 @@
                       <w:sz w:val="22"/>
                       <w:szCs w:val="22"/>
                     </w:rPr>
-                    <w:t>Any questions? Yes, Mr. Chopec?</w:t>
+                    <w:t xml:space="preserve">Any questions? Yes, Mr. </w:t>
+                  </w:r>
+                  <w:proofErr w:type="spellStart"/>
+                  <w:r>
+                    <w:rPr>
+                      <w:rFonts w:ascii="Times New Roman" w:hAnsi="Times New Roman" w:hint="eastAsia"/>
+                      <w:sz w:val="22"/>
+                      <w:szCs w:val="22"/>
+                    </w:rPr>
+                    <w:t>Chopec</w:t>
+                  </w:r>
+                  <w:proofErr w:type="spellEnd"/>
+                  <w:r>
+                    <w:rPr>
+                      <w:rFonts w:ascii="Times New Roman" w:hAnsi="Times New Roman" w:hint="eastAsia"/>
+                      <w:sz w:val="22"/>
+                      <w:szCs w:val="22"/>
+                    </w:rPr>
+                    <w:t>?</w:t>
                   </w:r>
                 </w:p>
                 <w:p>
@@ -10071,6 +10066,7 @@
                       <w:szCs w:val="22"/>
                     </w:rPr>
                   </w:pPr>
+                  <w:proofErr w:type="spellStart"/>
                   <w:r>
                     <w:rPr>
                       <w:rFonts w:ascii="Times New Roman" w:hAnsi="Times New Roman" w:hint="eastAsia"/>
@@ -10079,6 +10075,7 @@
                     </w:rPr>
                     <w:t>Chopec</w:t>
                   </w:r>
+                  <w:proofErr w:type="spellEnd"/>
                   <w:r>
                     <w:rPr>
                       <w:rFonts w:ascii="Times New Roman" w:hAnsi="Times New Roman"/>
@@ -10261,6 +10258,7 @@
                       <w:szCs w:val="22"/>
                     </w:rPr>
                   </w:pPr>
+                  <w:proofErr w:type="spellStart"/>
                   <w:r>
                     <w:rPr>
                       <w:rFonts w:ascii="Times New Roman" w:hAnsi="Times New Roman" w:hint="eastAsia"/>
@@ -10269,6 +10267,7 @@
                     </w:rPr>
                     <w:t>Chopec</w:t>
                   </w:r>
+                  <w:proofErr w:type="spellEnd"/>
                   <w:r>
                     <w:rPr>
                       <w:rFonts w:ascii="Times New Roman" w:hAnsi="Times New Roman" w:hint="eastAsia"/>
@@ -10481,7 +10480,25 @@
                       <w:sz w:val="22"/>
                       <w:szCs w:val="22"/>
                     </w:rPr>
-                    <w:t>review the key points today. Mr. Chopec?</w:t>
+                    <w:t xml:space="preserve">review the key points today. Mr. </w:t>
+                  </w:r>
+                  <w:proofErr w:type="spellStart"/>
+                  <w:r>
+                    <w:rPr>
+                      <w:rFonts w:ascii="Times New Roman" w:hAnsi="Times New Roman" w:hint="eastAsia"/>
+                      <w:sz w:val="22"/>
+                      <w:szCs w:val="22"/>
+                    </w:rPr>
+                    <w:t>Chopec</w:t>
+                  </w:r>
+                  <w:proofErr w:type="spellEnd"/>
+                  <w:r>
+                    <w:rPr>
+                      <w:rFonts w:ascii="Times New Roman" w:hAnsi="Times New Roman" w:hint="eastAsia"/>
+                      <w:sz w:val="22"/>
+                      <w:szCs w:val="22"/>
+                    </w:rPr>
+                    <w:t>?</w:t>
                   </w:r>
                 </w:p>
                 <w:p>
@@ -10498,6 +10515,7 @@
                       <w:szCs w:val="22"/>
                     </w:rPr>
                   </w:pPr>
+                  <w:proofErr w:type="spellStart"/>
                   <w:r>
                     <w:rPr>
                       <w:rFonts w:ascii="Times New Roman" w:hAnsi="Times New Roman" w:hint="eastAsia"/>
@@ -10506,6 +10524,7 @@
                     </w:rPr>
                     <w:t>Chopec</w:t>
                   </w:r>
+                  <w:proofErr w:type="spellEnd"/>
                   <w:r>
                     <w:rPr>
                       <w:rFonts w:ascii="Times New Roman" w:hAnsi="Times New Roman"/>
@@ -10656,7 +10675,6 @@
                       <w:sz w:val="22"/>
                       <w:szCs w:val="22"/>
                     </w:rPr>
-                    <w:lastRenderedPageBreak/>
                     <w:tab/>
                   </w:r>
                   <w:r>
@@ -10704,6 +10722,7 @@
                       <w:sz w:val="22"/>
                       <w:szCs w:val="22"/>
                     </w:rPr>
+                    <w:lastRenderedPageBreak/>
                     <w:t>Lee</w:t>
                   </w:r>
                   <w:r>
@@ -10720,7 +10739,25 @@
                       <w:sz w:val="22"/>
                       <w:szCs w:val="22"/>
                     </w:rPr>
-                    <w:t xml:space="preserve">Thank you Mr. Chopec. Anything to add </w:t>
+                    <w:t xml:space="preserve">Thank you Mr. </w:t>
+                  </w:r>
+                  <w:proofErr w:type="spellStart"/>
+                  <w:r>
+                    <w:rPr>
+                      <w:rFonts w:ascii="Times New Roman" w:hAnsi="Times New Roman" w:hint="eastAsia"/>
+                      <w:sz w:val="22"/>
+                      <w:szCs w:val="22"/>
+                    </w:rPr>
+                    <w:t>Chopec</w:t>
+                  </w:r>
+                  <w:proofErr w:type="spellEnd"/>
+                  <w:r>
+                    <w:rPr>
+                      <w:rFonts w:ascii="Times New Roman" w:hAnsi="Times New Roman" w:hint="eastAsia"/>
+                      <w:sz w:val="22"/>
+                      <w:szCs w:val="22"/>
+                    </w:rPr>
+                    <w:t xml:space="preserve">. Anything to add </w:t>
                   </w:r>
                   <w:r>
                     <w:rPr>
@@ -10911,7 +10948,6 @@
               <w:tc>
                 <w:tcPr>
                   <w:tcW w:w="2774" w:type="dxa"/>
-                  <w:shd w:val="clear" w:color="auto" w:fill="auto"/>
                 </w:tcPr>
                 <w:p>
                   <w:pPr>
@@ -12861,7 +12897,7 @@
               <w:spacing w:before="120" w:line="360" w:lineRule="auto"/>
               <w:jc w:val="left"/>
               <w:rPr>
-                <w:rFonts w:ascii="Arial" w:eastAsia="ＭＳ Ｐゴシック" w:hAnsi="Arial" w:cs="Arial"/>
+                <w:rFonts w:ascii="Arial" w:eastAsia="MS PGothic" w:hAnsi="Arial" w:cs="Arial"/>
                 <w:b/>
                 <w:bCs/>
                 <w:sz w:val="36"/>
@@ -12879,7 +12915,7 @@
         <w:adjustRightInd w:val="0"/>
         <w:spacing w:line="100" w:lineRule="exact"/>
         <w:rPr>
-          <w:rFonts w:ascii="Times New Roman" w:eastAsia="ＭＳ Ｐゴシック" w:hAnsi="Times New Roman"/>
+          <w:rFonts w:ascii="Times New Roman" w:eastAsia="MS PGothic" w:hAnsi="Times New Roman"/>
           <w:sz w:val="8"/>
           <w:szCs w:val="8"/>
         </w:rPr>
@@ -12895,7 +12931,7 @@
         <w:adjustRightInd w:val="0"/>
         <w:ind w:right="987"/>
         <w:rPr>
-          <w:rFonts w:eastAsia="ＭＳ Ｐゴシック" w:cs="Palatino Linotype"/>
+          <w:rFonts w:eastAsia="MS PGothic" w:cs="Palatino Linotype"/>
           <w:szCs w:val="24"/>
           <w:shd w:val="clear" w:color="auto" w:fill="000000" w:themeFill="text1"/>
         </w:rPr>
@@ -12911,7 +12947,7 @@
         <w:adjustRightInd w:val="0"/>
         <w:ind w:right="987"/>
         <w:rPr>
-          <w:rFonts w:eastAsia="ＭＳ Ｐゴシック" w:cs="Palatino Linotype"/>
+          <w:rFonts w:eastAsia="MS PGothic" w:cs="Palatino Linotype"/>
           <w:szCs w:val="24"/>
         </w:rPr>
       </w:pPr>
@@ -14047,16 +14083,7 @@
           <w:sz w:val="22"/>
           <w:szCs w:val="22"/>
         </w:rPr>
-        <w:t xml:space="preserve"> </w:t>
-      </w:r>
-      <w:r>
-        <w:rPr>
-          <w:rFonts w:ascii="Times New Roman" w:hAnsi="Times New Roman" w:hint="eastAsia"/>
-          <w:sz w:val="22"/>
-          <w:szCs w:val="22"/>
-        </w:rPr>
-        <w:lastRenderedPageBreak/>
-        <w:t>and it will be here</w:t>
+        <w:t xml:space="preserve"> and it will be here</w:t>
       </w:r>
       <w:r>
         <w:rPr>
@@ -14100,6 +14127,7 @@
           <w:sz w:val="22"/>
           <w:szCs w:val="22"/>
         </w:rPr>
+        <w:lastRenderedPageBreak/>
         <w:t>We</w:t>
       </w:r>
       <w:r>
@@ -14327,7 +14355,7 @@
           </mc:Choice>
           <mc:Fallback>
             <w:pict>
-              <v:shapetype w14:anchorId="21F767A4" id="_x0000_t65" coordsize="21600,21600" o:spt="65" adj="18900" path="m,l,21600@0,21600,21600@0,21600,xem@0,21600nfl@3@5c@7@9@11@13,21600@0e">
+              <v:shapetype w14:anchorId="1EB322EF" id="_x0000_t65" coordsize="21600,21600" o:spt="65" adj="18900" path="m,l,21600@0,21600,21600@0,21600,xem@0,21600nfl@3@5c@7@9@11@13,21600@0e">
                 <v:formulas>
                   <v:f eqn="val #0"/>
                   <v:f eqn="sum 21600 0 @0"/>
@@ -14350,7 +14378,7 @@
                 </v:handles>
                 <o:complex v:ext="view"/>
               </v:shapetype>
-              <v:shape id="メモ 8" o:spid="_x0000_s1026" type="#_x0000_t65" style="position:absolute;left:0;text-align:left;margin-left:46.1pt;margin-top:1.6pt;width:359.35pt;height:390.75pt;z-index:-251652096;visibility:visible;mso-wrap-style:square;mso-width-percent:0;mso-height-percent:0;mso-wrap-distance-left:9pt;mso-wrap-distance-top:0;mso-wrap-distance-right:9pt;mso-wrap-distance-bottom:0;mso-position-horizontal:absolute;mso-position-horizontal-relative:text;mso-position-vertical:absolute;mso-position-vertical-relative:text;mso-width-percent:0;mso-height-percent:0;mso-width-relative:page;mso-height-relative:page;v-text-anchor:top" o:gfxdata="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" adj="19581" strokecolor="#92cddc" strokeweight="1pt">
+              <v:shape id="メモ 8" o:spid="_x0000_s1026" type="#_x0000_t65" style="position:absolute;margin-left:46.1pt;margin-top:1.6pt;width:359.35pt;height:390.75pt;z-index:-251652096;visibility:visible;mso-wrap-style:square;mso-width-percent:0;mso-height-percent:0;mso-wrap-distance-left:9pt;mso-wrap-distance-top:0;mso-wrap-distance-right:9pt;mso-wrap-distance-bottom:0;mso-position-horizontal:absolute;mso-position-horizontal-relative:text;mso-position-vertical:absolute;mso-position-vertical-relative:text;mso-width-percent:0;mso-height-percent:0;mso-width-relative:page;mso-height-relative:page;v-text-anchor:top" o:gfxdata="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" adj="19581" strokecolor="#92cddc" strokeweight="1pt">
                 <v:fill color2="#b6dde8" rotate="t" focus="100%" type="gradient"/>
                 <v:shadow on="t" color="#205867" opacity=".5" offset="1pt"/>
                 <v:textbox inset="5.85pt,.7pt,5.85pt,.7pt"/>
@@ -14999,7 +15027,7 @@
         <w:widowControl/>
         <w:jc w:val="left"/>
         <w:rPr>
-          <w:rFonts w:ascii="Arial" w:eastAsia="ＭＳ Ｐゴシック" w:hAnsi="Arial" w:cs="Arial"/>
+          <w:rFonts w:ascii="Arial" w:eastAsia="MS PGothic" w:hAnsi="Arial" w:cs="Arial"/>
           <w:b/>
           <w:bCs/>
           <w:sz w:val="44"/>
@@ -15012,7 +15040,7 @@
         <w:widowControl/>
         <w:jc w:val="left"/>
         <w:rPr>
-          <w:rFonts w:eastAsia="ＭＳ Ｐゴシック" w:cs="Palatino Linotype"/>
+          <w:rFonts w:eastAsia="MS PGothic" w:cs="Palatino Linotype"/>
           <w:szCs w:val="24"/>
         </w:rPr>
       </w:pPr>
@@ -15037,30 +15065,18 @@
           </w:tcPr>
           <w:p>
             <w:pPr>
-              <w:keepNext/>
-              <w:tabs>
-                <w:tab w:val="left" w:pos="360"/>
-                <w:tab w:val="decimal" w:pos="8100"/>
-              </w:tabs>
-              <w:autoSpaceDE w:val="0"/>
-              <w:autoSpaceDN w:val="0"/>
-              <w:adjustRightInd w:val="0"/>
-              <w:spacing w:before="120" w:line="360" w:lineRule="auto"/>
-              <w:ind w:left="158"/>
-              <w:jc w:val="left"/>
-              <w:rPr>
-                <w:rFonts w:ascii="Arial" w:eastAsia="ＭＳ Ｐゴシック" w:hAnsi="Arial" w:cs="Arial"/>
-                <w:b/>
-                <w:bCs/>
+              <w:pStyle w:val="Heading1"/>
+              <w:rPr>
+                <w:rFonts w:ascii="Arial" w:eastAsia="MS PGothic" w:hAnsi="Arial" w:cs="Arial"/>
+                <w:b w:val="0"/>
+                <w:bCs w:val="0"/>
                 <w:sz w:val="36"/>
                 <w:szCs w:val="36"/>
               </w:rPr>
             </w:pPr>
             <w:r>
               <w:rPr>
-                <w:rFonts w:ascii="Arial" w:eastAsia="ＭＳ Ｐゴシック" w:hAnsi="Arial" w:cs="Arial" w:hint="eastAsia"/>
-                <w:b/>
-                <w:bCs/>
+                <w:rFonts w:ascii="Arial" w:eastAsia="MS PGothic" w:hAnsi="Arial" w:cs="Arial" w:hint="eastAsia"/>
                 <w:sz w:val="56"/>
                 <w:szCs w:val="56"/>
               </w:rPr>
@@ -15069,9 +15085,7 @@
             </w:r>
             <w:r>
               <w:rPr>
-                <w:rFonts w:ascii="Arial" w:eastAsia="ＭＳ Ｐゴシック" w:hAnsi="Arial" w:cs="Arial" w:hint="eastAsia"/>
-                <w:b/>
-                <w:bCs/>
+                <w:rFonts w:ascii="Arial" w:eastAsia="MS PGothic" w:hAnsi="Arial" w:cs="Arial" w:hint="eastAsia"/>
                 <w:sz w:val="44"/>
                 <w:szCs w:val="44"/>
               </w:rPr>
@@ -15079,9 +15093,7 @@
             </w:r>
             <w:r>
               <w:rPr>
-                <w:rFonts w:ascii="Arial" w:eastAsia="ＭＳ Ｐゴシック" w:hAnsi="Arial" w:cs="Arial" w:hint="eastAsia"/>
-                <w:b/>
-                <w:bCs/>
+                <w:rFonts w:ascii="Arial" w:eastAsia="MS PGothic" w:hAnsi="Arial" w:cs="Arial" w:hint="eastAsia"/>
                 <w:sz w:val="36"/>
                 <w:szCs w:val="36"/>
               </w:rPr>
@@ -15089,9 +15101,7 @@
             </w:r>
             <w:r>
               <w:rPr>
-                <w:rFonts w:ascii="Arial" w:eastAsia="ＭＳ Ｐゴシック" w:hAnsi="Arial" w:cs="Arial" w:hint="eastAsia"/>
-                <w:b/>
-                <w:bCs/>
+                <w:rFonts w:ascii="Arial" w:eastAsia="MS PGothic" w:hAnsi="Arial" w:cs="Arial" w:hint="eastAsia"/>
                 <w:spacing w:val="20"/>
                 <w:sz w:val="36"/>
                 <w:szCs w:val="36"/>
@@ -15100,9 +15110,7 @@
             </w:r>
             <w:r>
               <w:rPr>
-                <w:rFonts w:ascii="Arial" w:eastAsia="ＭＳ Ｐゴシック" w:hAnsi="Arial" w:cs="Arial" w:hint="eastAsia"/>
-                <w:b/>
-                <w:bCs/>
+                <w:rFonts w:ascii="Arial" w:eastAsia="MS PGothic" w:hAnsi="Arial" w:cs="Arial" w:hint="eastAsia"/>
                 <w:spacing w:val="20"/>
                 <w:sz w:val="36"/>
                 <w:szCs w:val="36"/>
@@ -15120,7 +15128,7 @@
         <w:adjustRightInd w:val="0"/>
         <w:spacing w:line="100" w:lineRule="exact"/>
         <w:rPr>
-          <w:rFonts w:ascii="Times New Roman" w:eastAsia="ＭＳ Ｐゴシック" w:hAnsi="Times New Roman"/>
+          <w:rFonts w:ascii="Times New Roman" w:eastAsia="MS PGothic" w:hAnsi="Times New Roman"/>
           <w:sz w:val="8"/>
           <w:szCs w:val="8"/>
         </w:rPr>
@@ -15132,7 +15140,7 @@
         <w:widowControl/>
         <w:jc w:val="left"/>
         <w:rPr>
-          <w:rFonts w:eastAsia="ＭＳ Ｐゴシック" w:cs="Palatino Linotype"/>
+          <w:rFonts w:eastAsia="MS PGothic" w:cs="Palatino Linotype"/>
           <w:szCs w:val="24"/>
         </w:rPr>
       </w:pPr>
@@ -15385,7 +15393,6 @@
         <w:tc>
           <w:tcPr>
             <w:tcW w:w="8057" w:type="dxa"/>
-            <w:shd w:val="clear" w:color="auto" w:fill="auto"/>
           </w:tcPr>
           <w:p>
             <w:pPr>
@@ -17482,13 +17489,23 @@
               </w:rPr>
               <w:t xml:space="preserve">. </w:t>
             </w:r>
+            <w:proofErr w:type="spellStart"/>
             <w:r>
               <w:rPr>
                 <w:rFonts w:ascii="Times New Roman" w:hAnsi="Times New Roman" w:hint="eastAsia"/>
                 <w:sz w:val="22"/>
                 <w:szCs w:val="22"/>
               </w:rPr>
-              <w:t>He/She thinks that ___________.</w:t>
+              <w:t>He/She</w:t>
+            </w:r>
+            <w:proofErr w:type="spellEnd"/>
+            <w:r>
+              <w:rPr>
+                <w:rFonts w:ascii="Times New Roman" w:hAnsi="Times New Roman" w:hint="eastAsia"/>
+                <w:sz w:val="22"/>
+                <w:szCs w:val="22"/>
+              </w:rPr>
+              <w:t xml:space="preserve"> thinks that ___________.</w:t>
             </w:r>
           </w:p>
           <w:p>
@@ -19043,7 +19060,7 @@
         <w:spacing w:line="280" w:lineRule="exact"/>
         <w:ind w:rightChars="70" w:right="168"/>
         <w:rPr>
-          <w:rFonts w:ascii="Times New Roman" w:eastAsia="ＭＳ Ｐゴシック" w:hAnsi="Times New Roman"/>
+          <w:rFonts w:ascii="Times New Roman" w:eastAsia="MS PGothic" w:hAnsi="Times New Roman"/>
           <w:sz w:val="22"/>
           <w:szCs w:val="22"/>
         </w:rPr>
@@ -19054,7 +19071,7 @@
         <w:widowControl/>
         <w:jc w:val="left"/>
         <w:rPr>
-          <w:rFonts w:eastAsia="ＭＳ Ｐゴシック" w:cs="Palatino Linotype"/>
+          <w:rFonts w:eastAsia="MS PGothic" w:cs="Palatino Linotype"/>
           <w:szCs w:val="24"/>
         </w:rPr>
       </w:pPr>
@@ -19064,7 +19081,7 @@
         <w:widowControl/>
         <w:jc w:val="left"/>
         <w:rPr>
-          <w:rFonts w:eastAsia="ＭＳ Ｐゴシック" w:cs="Palatino Linotype"/>
+          <w:rFonts w:eastAsia="MS PGothic" w:cs="Palatino Linotype"/>
           <w:szCs w:val="24"/>
         </w:rPr>
       </w:pPr>
@@ -19074,7 +19091,7 @@
         <w:widowControl/>
         <w:jc w:val="left"/>
         <w:rPr>
-          <w:rFonts w:eastAsia="ＭＳ Ｐゴシック" w:cs="Palatino Linotype"/>
+          <w:rFonts w:eastAsia="MS PGothic" w:cs="Palatino Linotype"/>
           <w:szCs w:val="24"/>
         </w:rPr>
       </w:pPr>
@@ -19084,7 +19101,7 @@
         <w:widowControl/>
         <w:jc w:val="left"/>
         <w:rPr>
-          <w:rFonts w:eastAsia="ＭＳ Ｐゴシック" w:cs="Palatino Linotype"/>
+          <w:rFonts w:eastAsia="MS PGothic" w:cs="Palatino Linotype"/>
           <w:szCs w:val="24"/>
         </w:rPr>
       </w:pPr>
@@ -19094,7 +19111,7 @@
         <w:widowControl/>
         <w:jc w:val="left"/>
         <w:rPr>
-          <w:rFonts w:eastAsia="ＭＳ Ｐゴシック" w:cs="Palatino Linotype"/>
+          <w:rFonts w:eastAsia="MS PGothic" w:cs="Palatino Linotype"/>
           <w:szCs w:val="24"/>
         </w:rPr>
       </w:pPr>
@@ -19104,7 +19121,7 @@
         <w:widowControl/>
         <w:jc w:val="left"/>
         <w:rPr>
-          <w:rFonts w:eastAsia="ＭＳ Ｐゴシック" w:cs="Palatino Linotype"/>
+          <w:rFonts w:eastAsia="MS PGothic" w:cs="Palatino Linotype"/>
           <w:szCs w:val="24"/>
         </w:rPr>
       </w:pPr>
@@ -19114,7 +19131,7 @@
         <w:widowControl/>
         <w:jc w:val="left"/>
         <w:rPr>
-          <w:rFonts w:eastAsia="ＭＳ Ｐゴシック" w:cs="Palatino Linotype"/>
+          <w:rFonts w:eastAsia="MS PGothic" w:cs="Palatino Linotype"/>
           <w:szCs w:val="24"/>
         </w:rPr>
       </w:pPr>
@@ -19124,7 +19141,7 @@
         <w:widowControl/>
         <w:jc w:val="left"/>
         <w:rPr>
-          <w:rFonts w:eastAsia="ＭＳ Ｐゴシック" w:cs="Palatino Linotype"/>
+          <w:rFonts w:eastAsia="MS PGothic" w:cs="Palatino Linotype"/>
           <w:szCs w:val="24"/>
         </w:rPr>
       </w:pPr>
@@ -19134,7 +19151,7 @@
         <w:widowControl/>
         <w:jc w:val="left"/>
         <w:rPr>
-          <w:rFonts w:eastAsia="ＭＳ Ｐゴシック" w:cs="Palatino Linotype"/>
+          <w:rFonts w:eastAsia="MS PGothic" w:cs="Palatino Linotype"/>
           <w:szCs w:val="24"/>
         </w:rPr>
       </w:pPr>
@@ -19144,7 +19161,7 @@
         <w:widowControl/>
         <w:jc w:val="left"/>
         <w:rPr>
-          <w:rFonts w:eastAsia="ＭＳ Ｐゴシック" w:cs="Palatino Linotype"/>
+          <w:rFonts w:eastAsia="MS PGothic" w:cs="Palatino Linotype"/>
           <w:szCs w:val="24"/>
         </w:rPr>
       </w:pPr>
@@ -19154,7 +19171,7 @@
         <w:widowControl/>
         <w:jc w:val="left"/>
         <w:rPr>
-          <w:rFonts w:eastAsia="ＭＳ Ｐゴシック" w:cs="Palatino Linotype"/>
+          <w:rFonts w:eastAsia="MS PGothic" w:cs="Palatino Linotype"/>
           <w:szCs w:val="24"/>
         </w:rPr>
       </w:pPr>
@@ -19164,7 +19181,7 @@
         <w:widowControl/>
         <w:jc w:val="left"/>
         <w:rPr>
-          <w:rFonts w:eastAsia="ＭＳ Ｐゴシック" w:cs="Palatino Linotype"/>
+          <w:rFonts w:eastAsia="MS PGothic" w:cs="Palatino Linotype"/>
           <w:szCs w:val="24"/>
         </w:rPr>
       </w:pPr>
@@ -19174,7 +19191,7 @@
         <w:widowControl/>
         <w:jc w:val="left"/>
         <w:rPr>
-          <w:rFonts w:eastAsia="ＭＳ Ｐゴシック" w:cs="Palatino Linotype"/>
+          <w:rFonts w:eastAsia="MS PGothic" w:cs="Palatino Linotype"/>
           <w:szCs w:val="24"/>
         </w:rPr>
       </w:pPr>
@@ -19184,7 +19201,7 @@
         <w:widowControl/>
         <w:jc w:val="left"/>
         <w:rPr>
-          <w:rFonts w:eastAsia="ＭＳ Ｐゴシック" w:cs="Palatino Linotype"/>
+          <w:rFonts w:eastAsia="MS PGothic" w:cs="Palatino Linotype"/>
           <w:szCs w:val="24"/>
         </w:rPr>
       </w:pPr>
@@ -19194,7 +19211,7 @@
         <w:widowControl/>
         <w:jc w:val="left"/>
         <w:rPr>
-          <w:rFonts w:eastAsia="ＭＳ Ｐゴシック" w:cs="Palatino Linotype"/>
+          <w:rFonts w:eastAsia="MS PGothic" w:cs="Palatino Linotype"/>
           <w:szCs w:val="24"/>
         </w:rPr>
       </w:pPr>
@@ -19204,7 +19221,7 @@
         <w:widowControl/>
         <w:jc w:val="left"/>
         <w:rPr>
-          <w:rFonts w:eastAsia="ＭＳ Ｐゴシック" w:cs="Palatino Linotype"/>
+          <w:rFonts w:eastAsia="MS PGothic" w:cs="Palatino Linotype"/>
           <w:szCs w:val="24"/>
         </w:rPr>
       </w:pPr>
@@ -19213,7 +19230,7 @@
           <w:noProof/>
         </w:rPr>
         <w:drawing>
-          <wp:anchor distT="0" distB="0" distL="114300" distR="114300" simplePos="0" relativeHeight="251662336" behindDoc="0" locked="0" layoutInCell="1" allowOverlap="1" wp14:anchorId="2F48BF18" wp14:editId="14D7B917">
+          <wp:anchor distT="0" distB="0" distL="114300" distR="114300" simplePos="0" relativeHeight="251662336" behindDoc="0" locked="0" layoutInCell="1" allowOverlap="1" wp14:anchorId="2F48BF18" wp14:editId="6EE007A1">
             <wp:simplePos x="0" y="0"/>
             <wp:positionH relativeFrom="column">
               <wp:posOffset>2449140</wp:posOffset>
@@ -19281,7 +19298,7 @@
         <w:widowControl/>
         <w:jc w:val="left"/>
         <w:rPr>
-          <w:rFonts w:eastAsia="ＭＳ Ｐゴシック" w:cs="Palatino Linotype"/>
+          <w:rFonts w:eastAsia="MS PGothic" w:cs="Palatino Linotype"/>
           <w:szCs w:val="24"/>
         </w:rPr>
       </w:pPr>
@@ -19291,7 +19308,7 @@
         <w:widowControl/>
         <w:jc w:val="left"/>
         <w:rPr>
-          <w:rFonts w:eastAsia="ＭＳ Ｐゴシック" w:cs="Palatino Linotype"/>
+          <w:rFonts w:eastAsia="MS PGothic" w:cs="Palatino Linotype"/>
           <w:szCs w:val="24"/>
         </w:rPr>
       </w:pPr>
@@ -19303,7 +19320,7 @@
         <w:adjustRightInd w:val="0"/>
         <w:spacing w:line="100" w:lineRule="exact"/>
         <w:rPr>
-          <w:rFonts w:eastAsia="ＭＳ Ｐゴシック" w:cs="Palatino Linotype"/>
+          <w:rFonts w:eastAsia="MS PGothic" w:cs="Palatino Linotype"/>
           <w:szCs w:val="24"/>
         </w:rPr>
       </w:pPr>
@@ -19315,7 +19332,7 @@
         <w:adjustRightInd w:val="0"/>
         <w:spacing w:line="100" w:lineRule="exact"/>
         <w:rPr>
-          <w:rFonts w:eastAsia="ＭＳ Ｐゴシック" w:cs="Palatino Linotype"/>
+          <w:rFonts w:eastAsia="MS PGothic" w:cs="Palatino Linotype"/>
           <w:szCs w:val="24"/>
         </w:rPr>
       </w:pPr>
@@ -19327,7 +19344,7 @@
         <w:adjustRightInd w:val="0"/>
         <w:spacing w:line="100" w:lineRule="exact"/>
         <w:rPr>
-          <w:rFonts w:eastAsia="ＭＳ Ｐゴシック" w:cs="Palatino Linotype"/>
+          <w:rFonts w:eastAsia="MS PGothic" w:cs="Palatino Linotype"/>
           <w:szCs w:val="24"/>
         </w:rPr>
       </w:pPr>
@@ -19340,7 +19357,7 @@
         <w:spacing w:line="240" w:lineRule="exact"/>
         <w:jc w:val="center"/>
         <w:rPr>
-          <w:rFonts w:ascii="Arial" w:eastAsia="ＭＳ Ｐゴシック" w:hAnsi="Arial" w:cs="Arial"/>
+          <w:rFonts w:ascii="Arial" w:eastAsia="MS PGothic" w:hAnsi="Arial" w:cs="Arial"/>
           <w:b/>
           <w:bCs/>
           <w:sz w:val="18"/>
@@ -19349,7 +19366,7 @@
       </w:pPr>
       <w:r>
         <w:rPr>
-          <w:rFonts w:ascii="Arial" w:eastAsia="ＭＳ Ｐゴシック" w:hAnsi="Arial" w:cs="Arial" w:hint="eastAsia"/>
+          <w:rFonts w:ascii="Arial" w:eastAsia="MS PGothic" w:hAnsi="Arial" w:cs="Arial" w:hint="eastAsia"/>
           <w:b/>
           <w:bCs/>
           <w:sz w:val="18"/>
@@ -19366,14 +19383,14 @@
         <w:spacing w:line="240" w:lineRule="exact"/>
         <w:jc w:val="center"/>
         <w:rPr>
-          <w:rFonts w:ascii="Times New Roman" w:eastAsia="ＭＳ Ｐゴシック" w:hAnsi="Times New Roman"/>
+          <w:rFonts w:ascii="Times New Roman" w:eastAsia="MS PGothic" w:hAnsi="Times New Roman"/>
           <w:sz w:val="18"/>
           <w:szCs w:val="18"/>
         </w:rPr>
       </w:pPr>
       <w:r>
         <w:rPr>
-          <w:rFonts w:ascii="Times New Roman" w:eastAsia="ＭＳ Ｐゴシック" w:hAnsi="Times New Roman"/>
+          <w:rFonts w:ascii="Times New Roman" w:eastAsia="MS PGothic" w:hAnsi="Times New Roman"/>
           <w:sz w:val="18"/>
           <w:szCs w:val="18"/>
         </w:rPr>
@@ -19381,7 +19398,7 @@
       </w:r>
       <w:r>
         <w:rPr>
-          <w:rFonts w:ascii="Times New Roman" w:eastAsia="ＭＳ Ｐゴシック" w:hAnsi="Times New Roman"/>
+          <w:rFonts w:ascii="Times New Roman" w:eastAsia="MS PGothic" w:hAnsi="Times New Roman"/>
           <w:sz w:val="18"/>
           <w:szCs w:val="18"/>
         </w:rPr>
@@ -19389,7 +19406,7 @@
       </w:r>
       <w:r>
         <w:rPr>
-          <w:rFonts w:ascii="Times New Roman" w:eastAsia="ＭＳ Ｐゴシック" w:hAnsi="Times New Roman"/>
+          <w:rFonts w:ascii="Times New Roman" w:eastAsia="MS PGothic" w:hAnsi="Times New Roman"/>
           <w:sz w:val="18"/>
           <w:szCs w:val="18"/>
         </w:rPr>
@@ -19404,14 +19421,14 @@
         <w:spacing w:line="240" w:lineRule="exact"/>
         <w:jc w:val="center"/>
         <w:rPr>
-          <w:rFonts w:ascii="Times New Roman" w:eastAsia="ＭＳ Ｐゴシック" w:hAnsi="Times New Roman"/>
+          <w:rFonts w:ascii="Times New Roman" w:eastAsia="MS PGothic" w:hAnsi="Times New Roman"/>
           <w:sz w:val="18"/>
           <w:szCs w:val="18"/>
         </w:rPr>
       </w:pPr>
       <w:r>
         <w:rPr>
-          <w:rFonts w:ascii="Times New Roman" w:eastAsia="ＭＳ Ｐゴシック" w:hAnsi="Times New Roman" w:hint="eastAsia"/>
+          <w:rFonts w:ascii="Times New Roman" w:eastAsia="MS PGothic" w:hAnsi="Times New Roman" w:hint="eastAsia"/>
           <w:sz w:val="18"/>
           <w:szCs w:val="18"/>
         </w:rPr>
@@ -19419,7 +19436,7 @@
       </w:r>
       <w:r>
         <w:rPr>
-          <w:rFonts w:ascii="Times New Roman" w:eastAsia="ＭＳ Ｐゴシック" w:hAnsi="Times New Roman"/>
+          <w:rFonts w:ascii="Times New Roman" w:eastAsia="MS PGothic" w:hAnsi="Times New Roman"/>
           <w:sz w:val="18"/>
           <w:szCs w:val="18"/>
         </w:rPr>
@@ -19427,7 +19444,7 @@
       </w:r>
       <w:r>
         <w:rPr>
-          <w:rFonts w:ascii="Times New Roman" w:eastAsia="ＭＳ Ｐゴシック" w:hAnsi="Times New Roman" w:hint="eastAsia"/>
+          <w:rFonts w:ascii="Times New Roman" w:eastAsia="MS PGothic" w:hAnsi="Times New Roman" w:hint="eastAsia"/>
           <w:sz w:val="18"/>
           <w:szCs w:val="18"/>
         </w:rPr>
@@ -19435,7 +19452,7 @@
       </w:r>
       <w:r>
         <w:rPr>
-          <w:rFonts w:ascii="Times New Roman" w:eastAsia="ＭＳ Ｐゴシック" w:hAnsi="Times New Roman" w:hint="eastAsia"/>
+          <w:rFonts w:ascii="Times New Roman" w:eastAsia="MS PGothic" w:hAnsi="Times New Roman" w:hint="eastAsia"/>
           <w:sz w:val="18"/>
           <w:szCs w:val="18"/>
         </w:rPr>
@@ -19450,7 +19467,7 @@
         <w:spacing w:line="240" w:lineRule="exact"/>
         <w:jc w:val="center"/>
         <w:rPr>
-          <w:rFonts w:ascii="Times New Roman" w:eastAsia="ＭＳ Ｐゴシック" w:hAnsi="Times New Roman"/>
+          <w:rFonts w:ascii="Times New Roman" w:eastAsia="MS PGothic" w:hAnsi="Times New Roman"/>
           <w:sz w:val="18"/>
           <w:szCs w:val="18"/>
         </w:rPr>
@@ -19464,14 +19481,14 @@
         <w:spacing w:line="240" w:lineRule="exact"/>
         <w:jc w:val="center"/>
         <w:rPr>
-          <w:rFonts w:ascii="Times New Roman" w:eastAsia="ＭＳ Ｐゴシック" w:hAnsi="Times New Roman"/>
+          <w:rFonts w:ascii="Times New Roman" w:eastAsia="MS PGothic" w:hAnsi="Times New Roman"/>
           <w:sz w:val="18"/>
           <w:szCs w:val="18"/>
         </w:rPr>
       </w:pPr>
       <w:r>
         <w:rPr>
-          <w:rFonts w:ascii="Times New Roman" w:eastAsia="ＭＳ Ｐゴシック" w:hAnsi="Times New Roman" w:hint="eastAsia"/>
+          <w:rFonts w:ascii="Times New Roman" w:eastAsia="MS PGothic" w:hAnsi="Times New Roman" w:hint="eastAsia"/>
           <w:sz w:val="18"/>
           <w:szCs w:val="18"/>
         </w:rPr>
@@ -19479,7 +19496,7 @@
       </w:r>
       <w:r>
         <w:rPr>
-          <w:rFonts w:ascii="Times New Roman" w:eastAsia="ＭＳ Ｐゴシック" w:hAnsi="Times New Roman" w:hint="eastAsia"/>
+          <w:rFonts w:ascii="Times New Roman" w:eastAsia="MS PGothic" w:hAnsi="Times New Roman" w:hint="eastAsia"/>
           <w:sz w:val="18"/>
           <w:szCs w:val="18"/>
         </w:rPr>
@@ -19487,7 +19504,7 @@
       </w:r>
       <w:r>
         <w:rPr>
-          <w:rFonts w:ascii="Times New Roman" w:eastAsia="ＭＳ Ｐゴシック" w:hAnsi="Times New Roman" w:hint="eastAsia"/>
+          <w:rFonts w:ascii="Times New Roman" w:eastAsia="MS PGothic" w:hAnsi="Times New Roman" w:hint="eastAsia"/>
           <w:sz w:val="18"/>
           <w:szCs w:val="18"/>
         </w:rPr>
@@ -19495,7 +19512,7 @@
       </w:r>
       <w:r>
         <w:rPr>
-          <w:rFonts w:ascii="Times New Roman" w:eastAsia="ＭＳ Ｐゴシック" w:hAnsi="Times New Roman" w:hint="eastAsia"/>
+          <w:rFonts w:ascii="Times New Roman" w:eastAsia="MS PGothic" w:hAnsi="Times New Roman" w:hint="eastAsia"/>
           <w:sz w:val="18"/>
           <w:szCs w:val="18"/>
         </w:rPr>
@@ -19503,7 +19520,7 @@
       </w:r>
       <w:r>
         <w:rPr>
-          <w:rFonts w:ascii="Times New Roman" w:eastAsia="ＭＳ Ｐゴシック" w:hAnsi="Times New Roman" w:hint="eastAsia"/>
+          <w:rFonts w:ascii="Times New Roman" w:eastAsia="MS PGothic" w:hAnsi="Times New Roman" w:hint="eastAsia"/>
           <w:sz w:val="18"/>
           <w:szCs w:val="18"/>
         </w:rPr>
@@ -19511,7 +19528,7 @@
       </w:r>
       <w:r>
         <w:rPr>
-          <w:rFonts w:ascii="Times New Roman" w:eastAsia="ＭＳ Ｐゴシック" w:hAnsi="Times New Roman"/>
+          <w:rFonts w:ascii="Times New Roman" w:eastAsia="MS PGothic" w:hAnsi="Times New Roman"/>
           <w:sz w:val="18"/>
           <w:szCs w:val="18"/>
         </w:rPr>
@@ -19519,7 +19536,7 @@
       </w:r>
       <w:r>
         <w:rPr>
-          <w:rFonts w:ascii="Times New Roman" w:eastAsia="ＭＳ Ｐゴシック" w:hAnsi="Times New Roman" w:hint="eastAsia"/>
+          <w:rFonts w:ascii="Times New Roman" w:eastAsia="MS PGothic" w:hAnsi="Times New Roman" w:hint="eastAsia"/>
           <w:b/>
           <w:sz w:val="18"/>
           <w:szCs w:val="18"/>
@@ -19528,7 +19545,7 @@
       </w:r>
       <w:r>
         <w:rPr>
-          <w:rFonts w:ascii="Times New Roman" w:eastAsia="ＭＳ Ｐゴシック" w:hAnsi="Times New Roman" w:hint="eastAsia"/>
+          <w:rFonts w:ascii="Times New Roman" w:eastAsia="MS PGothic" w:hAnsi="Times New Roman" w:hint="eastAsia"/>
           <w:sz w:val="18"/>
           <w:szCs w:val="18"/>
         </w:rPr>
@@ -19543,7 +19560,7 @@
         <w:spacing w:line="240" w:lineRule="exact"/>
         <w:jc w:val="center"/>
         <w:rPr>
-          <w:rFonts w:ascii="Times New Roman" w:eastAsia="ＭＳ Ｐゴシック" w:hAnsi="Times New Roman"/>
+          <w:rFonts w:ascii="Times New Roman" w:eastAsia="MS PGothic" w:hAnsi="Times New Roman"/>
           <w:sz w:val="18"/>
           <w:szCs w:val="18"/>
         </w:rPr>
@@ -19557,7 +19574,7 @@
         <w:spacing w:line="240" w:lineRule="exact"/>
         <w:jc w:val="center"/>
         <w:rPr>
-          <w:rFonts w:ascii="Times New Roman" w:eastAsia="ＭＳ Ｐゴシック" w:hAnsi="Times New Roman"/>
+          <w:rFonts w:ascii="Times New Roman" w:eastAsia="MS PGothic" w:hAnsi="Times New Roman"/>
           <w:b/>
           <w:sz w:val="18"/>
           <w:szCs w:val="18"/>
@@ -19565,7 +19582,7 @@
       </w:pPr>
       <w:r>
         <w:rPr>
-          <w:rFonts w:ascii="Times New Roman" w:eastAsia="ＭＳ Ｐゴシック" w:hAnsi="Times New Roman"/>
+          <w:rFonts w:ascii="Times New Roman" w:eastAsia="MS PGothic" w:hAnsi="Times New Roman"/>
           <w:sz w:val="18"/>
           <w:szCs w:val="18"/>
         </w:rPr>
@@ -19579,7 +19596,7 @@
         <w:adjustRightInd w:val="0"/>
         <w:spacing w:line="240" w:lineRule="exact"/>
         <w:rPr>
-          <w:rFonts w:ascii="Times New Roman" w:eastAsia="ＭＳ Ｐゴシック" w:hAnsi="Times New Roman"/>
+          <w:rFonts w:ascii="Times New Roman" w:eastAsia="MS PGothic" w:hAnsi="Times New Roman"/>
           <w:sz w:val="18"/>
           <w:szCs w:val="18"/>
         </w:rPr>
@@ -19593,7 +19610,7 @@
         <w:spacing w:line="240" w:lineRule="exact"/>
         <w:jc w:val="center"/>
         <w:rPr>
-          <w:rFonts w:ascii="Times New Roman" w:eastAsia="ＭＳ Ｐゴシック" w:hAnsi="Times New Roman"/>
+          <w:rFonts w:ascii="Times New Roman" w:eastAsia="MS PGothic" w:hAnsi="Times New Roman"/>
           <w:sz w:val="21"/>
           <w:szCs w:val="21"/>
         </w:rPr>
@@ -19607,14 +19624,14 @@
         <w:spacing w:line="240" w:lineRule="exact"/>
         <w:jc w:val="center"/>
         <w:rPr>
-          <w:rFonts w:ascii="Arial" w:eastAsia="ＭＳ Ｐゴシック" w:hAnsi="Arial" w:cs="Arial"/>
+          <w:rFonts w:ascii="Arial" w:eastAsia="MS PGothic" w:hAnsi="Arial" w:cs="Arial"/>
           <w:sz w:val="21"/>
           <w:szCs w:val="21"/>
         </w:rPr>
       </w:pPr>
       <w:r>
         <w:rPr>
-          <w:rFonts w:ascii="Arial" w:eastAsia="ＭＳ Ｐゴシック" w:hAnsi="Arial" w:cs="Arial"/>
+          <w:rFonts w:ascii="Arial" w:eastAsia="MS PGothic" w:hAnsi="Arial" w:cs="Arial"/>
           <w:sz w:val="21"/>
           <w:szCs w:val="21"/>
         </w:rPr>
@@ -19628,14 +19645,14 @@
         <w:adjustRightInd w:val="0"/>
         <w:jc w:val="center"/>
         <w:rPr>
-          <w:rFonts w:ascii="Times New Roman" w:eastAsia="ＭＳ Ｐゴシック" w:hAnsi="Times New Roman"/>
+          <w:rFonts w:ascii="Times New Roman" w:eastAsia="MS PGothic" w:hAnsi="Times New Roman"/>
           <w:sz w:val="21"/>
           <w:szCs w:val="21"/>
         </w:rPr>
       </w:pPr>
       <w:r>
         <w:rPr>
-          <w:rFonts w:ascii="Times New Roman" w:eastAsia="ＭＳ Ｐゴシック" w:hAnsi="Times New Roman"/>
+          <w:rFonts w:ascii="Times New Roman" w:eastAsia="MS PGothic" w:hAnsi="Times New Roman"/>
           <w:sz w:val="21"/>
           <w:szCs w:val="21"/>
         </w:rPr>
@@ -19649,7 +19666,7 @@
         <w:adjustRightInd w:val="0"/>
         <w:jc w:val="center"/>
         <w:rPr>
-          <w:rFonts w:ascii="Times New Roman" w:eastAsia="ＭＳ Ｐゴシック" w:hAnsi="Times New Roman"/>
+          <w:rFonts w:ascii="Times New Roman" w:eastAsia="MS PGothic" w:hAnsi="Times New Roman"/>
           <w:szCs w:val="24"/>
         </w:rPr>
       </w:pPr>
@@ -19661,18 +19678,18 @@
         <w:adjustRightInd w:val="0"/>
         <w:spacing w:line="180" w:lineRule="exact"/>
         <w:rPr>
-          <w:rFonts w:eastAsia="ＭＳ Ｐゴシック" w:cs="Palatino Linotype"/>
+          <w:rFonts w:eastAsia="MS PGothic" w:cs="Palatino Linotype"/>
           <w:szCs w:val="24"/>
         </w:rPr>
       </w:pPr>
       <w:r>
         <w:rPr>
-          <w:rFonts w:eastAsia="ＭＳ Ｐゴシック" w:cs="Palatino Linotype"/>
+          <w:rFonts w:eastAsia="MS PGothic" w:cs="Palatino Linotype"/>
           <w:noProof/>
           <w:szCs w:val="24"/>
         </w:rPr>
         <w:drawing>
-          <wp:anchor distT="0" distB="0" distL="114300" distR="114300" simplePos="0" relativeHeight="251643392" behindDoc="1" locked="0" layoutInCell="1" allowOverlap="1" wp14:anchorId="32E451C4" wp14:editId="7C219EB2">
+          <wp:anchor distT="0" distB="0" distL="114300" distR="114300" simplePos="0" relativeHeight="251643392" behindDoc="1" locked="0" layoutInCell="1" allowOverlap="1" wp14:anchorId="32E451C4" wp14:editId="4D63206E">
             <wp:simplePos x="0" y="0"/>
             <wp:positionH relativeFrom="column">
               <wp:posOffset>2171700</wp:posOffset>
@@ -19745,12 +19762,7 @@
     </w:p>
     <w:p/>
     <w:sectPr>
-      <w:headerReference w:type="even" r:id="rId10"/>
-      <w:headerReference w:type="default" r:id="rId11"/>
-      <w:footerReference w:type="even" r:id="rId12"/>
-      <w:footerReference w:type="default" r:id="rId13"/>
-      <w:headerReference w:type="first" r:id="rId14"/>
-      <w:footerReference w:type="first" r:id="rId15"/>
+      <w:footerReference w:type="default" r:id="rId10"/>
       <w:pgSz w:w="11906" w:h="16838" w:code="9"/>
       <w:pgMar w:top="1418" w:right="1558" w:bottom="1440" w:left="1418" w:header="544" w:footer="675" w:gutter="0"/>
       <w:cols w:space="425"/>
@@ -19761,7 +19773,7 @@
 </file>
 
 <file path=word/endnotes.xml><?xml version="1.0" encoding="utf-8"?>
-<w:endnotes xmlns:wpc="http://schemas.microsoft.com/office/word/2010/wordprocessingCanvas" xmlns:cx="http://schemas.microsoft.com/office/drawing/2014/chartex" xmlns:cx1="http://schemas.microsoft.com/office/drawing/2015/9/8/chartex" xmlns:cx2="http://schemas.microsoft.com/office/drawing/2015/10/21/chartex" xmlns:cx3="http://schemas.microsoft.com/office/drawing/2016/5/9/chartex" xmlns:cx4="http://schemas.microsoft.com/office/drawing/2016/5/10/chartex" xmlns:cx5="http://schemas.microsoft.com/office/drawing/2016/5/11/chartex" xmlns:cx6="http://schemas.microsoft.com/office/drawing/2016/5/12/chartex" xmlns:cx7="http://schemas.microsoft.com/office/drawing/2016/5/13/chartex" xmlns:cx8="http://schemas.microsoft.com/office/drawing/2016/5/14/chartex" xmlns:mc="http://schemas.openxmlformats.org/markup-compatibility/2006" xmlns:aink="http://schemas.microsoft.com/office/drawing/2016/ink" xmlns:am3d="http://schemas.microsoft.com/office/drawing/2017/model3d" xmlns:o="urn:schemas-microsoft-com:office:office" xmlns:r="http://schemas.openxmlformats.org/officeDocument/2006/relationships" xmlns:m="http://schemas.openxmlformats.org/officeDocument/2006/math" xmlns:v="urn:schemas-microsoft-com:vml" xmlns:wp14="http://schemas.microsoft.com/office/word/2010/wordprocessingDrawing" xmlns:wp="http://schemas.openxmlformats.org/drawingml/2006/wordprocessingDrawing" xmlns:w10="urn:schemas-microsoft-com:office:word" xmlns:w="http://schemas.openxmlformats.org/wordprocessingml/2006/main" xmlns:w14="http://schemas.microsoft.com/office/word/2010/wordml" xmlns:w15="http://schemas.microsoft.com/office/word/2012/wordml" xmlns:w16cid="http://schemas.microsoft.com/office/word/2016/wordml/cid" xmlns:w16se="http://schemas.microsoft.com/office/word/2015/wordml/symex" xmlns:wpg="http://schemas.microsoft.com/office/word/2010/wordprocessingGroup" xmlns:wpi="http://schemas.microsoft.com/office/word/2010/wordprocessingInk" xmlns:wne="http://schemas.microsoft.com/office/word/2006/wordml" xmlns:wps="http://schemas.microsoft.com/office/word/2010/wordprocessingShape" mc:Ignorable="w14 w15 w16se w16cid wp14">
+<w:endnotes xmlns:wpc="http://schemas.microsoft.com/office/word/2010/wordprocessingCanvas" xmlns:cx="http://schemas.microsoft.com/office/drawing/2014/chartex" xmlns:cx1="http://schemas.microsoft.com/office/drawing/2015/9/8/chartex" xmlns:cx2="http://schemas.microsoft.com/office/drawing/2015/10/21/chartex" xmlns:cx3="http://schemas.microsoft.com/office/drawing/2016/5/9/chartex" xmlns:cx4="http://schemas.microsoft.com/office/drawing/2016/5/10/chartex" xmlns:cx5="http://schemas.microsoft.com/office/drawing/2016/5/11/chartex" xmlns:cx6="http://schemas.microsoft.com/office/drawing/2016/5/12/chartex" xmlns:cx7="http://schemas.microsoft.com/office/drawing/2016/5/13/chartex" xmlns:cx8="http://schemas.microsoft.com/office/drawing/2016/5/14/chartex" xmlns:mc="http://schemas.openxmlformats.org/markup-compatibility/2006" xmlns:aink="http://schemas.microsoft.com/office/drawing/2016/ink" xmlns:am3d="http://schemas.microsoft.com/office/drawing/2017/model3d" xmlns:o="urn:schemas-microsoft-com:office:office" xmlns:oel="http://schemas.microsoft.com/office/2019/extlst" xmlns:r="http://schemas.openxmlformats.org/officeDocument/2006/relationships" xmlns:m="http://schemas.openxmlformats.org/officeDocument/2006/math" xmlns:v="urn:schemas-microsoft-com:vml" xmlns:wp14="http://schemas.microsoft.com/office/word/2010/wordprocessingDrawing" xmlns:wp="http://schemas.openxmlformats.org/drawingml/2006/wordprocessingDrawing" xmlns:w10="urn:schemas-microsoft-com:office:word" xmlns:w="http://schemas.openxmlformats.org/wordprocessingml/2006/main" xmlns:w14="http://schemas.microsoft.com/office/word/2010/wordml" xmlns:w15="http://schemas.microsoft.com/office/word/2012/wordml" xmlns:w16cex="http://schemas.microsoft.com/office/word/2018/wordml/cex" xmlns:w16cid="http://schemas.microsoft.com/office/word/2016/wordml/cid" xmlns:w16="http://schemas.microsoft.com/office/word/2018/wordml" xmlns:w16du="http://schemas.microsoft.com/office/word/2023/wordml/word16du" xmlns:w16sdtdh="http://schemas.microsoft.com/office/word/2020/wordml/sdtdatahash" xmlns:w16sdtfl="http://schemas.microsoft.com/office/word/2024/wordml/sdtformatlock" xmlns:w16se="http://schemas.microsoft.com/office/word/2015/wordml/symex" xmlns:wpg="http://schemas.microsoft.com/office/word/2010/wordprocessingGroup" xmlns:wpi="http://schemas.microsoft.com/office/word/2010/wordprocessingInk" xmlns:wne="http://schemas.microsoft.com/office/word/2006/wordml" xmlns:wps="http://schemas.microsoft.com/office/word/2010/wordprocessingShape" mc:Ignorable="w14 w15 w16se w16cid w16 w16cex w16sdtdh w16sdtfl w16du wp14">
   <w:endnote w:type="separator" w:id="-1">
     <w:p>
       <w:r>
@@ -19780,20 +19792,10 @@
 </file>
 
 <file path=word/footer1.xml><?xml version="1.0" encoding="utf-8"?>
-<w:ftr xmlns:wpc="http://schemas.microsoft.com/office/word/2010/wordprocessingCanvas" xmlns:cx="http://schemas.microsoft.com/office/drawing/2014/chartex" xmlns:cx1="http://schemas.microsoft.com/office/drawing/2015/9/8/chartex" xmlns:cx2="http://schemas.microsoft.com/office/drawing/2015/10/21/chartex" xmlns:cx3="http://schemas.microsoft.com/office/drawing/2016/5/9/chartex" xmlns:cx4="http://schemas.microsoft.com/office/drawing/2016/5/10/chartex" xmlns:cx5="http://schemas.microsoft.com/office/drawing/2016/5/11/chartex" xmlns:cx6="http://schemas.microsoft.com/office/drawing/2016/5/12/chartex" xmlns:cx7="http://schemas.microsoft.com/office/drawing/2016/5/13/chartex" xmlns:cx8="http://schemas.microsoft.com/office/drawing/2016/5/14/chartex" xmlns:mc="http://schemas.openxmlformats.org/markup-compatibility/2006" xmlns:aink="http://schemas.microsoft.com/office/drawing/2016/ink" xmlns:am3d="http://schemas.microsoft.com/office/drawing/2017/model3d" xmlns:o="urn:schemas-microsoft-com:office:office" xmlns:r="http://schemas.openxmlformats.org/officeDocument/2006/relationships" xmlns:m="http://schemas.openxmlformats.org/officeDocument/2006/math" xmlns:v="urn:schemas-microsoft-com:vml" xmlns:wp14="http://schemas.microsoft.com/office/word/2010/wordprocessingDrawing" xmlns:wp="http://schemas.openxmlformats.org/drawingml/2006/wordprocessingDrawing" xmlns:w10="urn:schemas-microsoft-com:office:word" xmlns:w="http://schemas.openxmlformats.org/wordprocessingml/2006/main" xmlns:w14="http://schemas.microsoft.com/office/word/2010/wordml" xmlns:w15="http://schemas.microsoft.com/office/word/2012/wordml" xmlns:w16cid="http://schemas.microsoft.com/office/word/2016/wordml/cid" xmlns:w16se="http://schemas.microsoft.com/office/word/2015/wordml/symex" xmlns:wpg="http://schemas.microsoft.com/office/word/2010/wordprocessingGroup" xmlns:wpi="http://schemas.microsoft.com/office/word/2010/wordprocessingInk" xmlns:wne="http://schemas.microsoft.com/office/word/2006/wordml" xmlns:wps="http://schemas.microsoft.com/office/word/2010/wordprocessingShape" mc:Ignorable="w14 w15 w16se w16cid wp14">
+<w:ftr xmlns:wpc="http://schemas.microsoft.com/office/word/2010/wordprocessingCanvas" xmlns:cx="http://schemas.microsoft.com/office/drawing/2014/chartex" xmlns:cx1="http://schemas.microsoft.com/office/drawing/2015/9/8/chartex" xmlns:cx2="http://schemas.microsoft.com/office/drawing/2015/10/21/chartex" xmlns:cx3="http://schemas.microsoft.com/office/drawing/2016/5/9/chartex" xmlns:cx4="http://schemas.microsoft.com/office/drawing/2016/5/10/chartex" xmlns:cx5="http://schemas.microsoft.com/office/drawing/2016/5/11/chartex" xmlns:cx6="http://schemas.microsoft.com/office/drawing/2016/5/12/chartex" xmlns:cx7="http://schemas.microsoft.com/office/drawing/2016/5/13/chartex" xmlns:cx8="http://schemas.microsoft.com/office/drawing/2016/5/14/chartex" xmlns:mc="http://schemas.openxmlformats.org/markup-compatibility/2006" xmlns:aink="http://schemas.microsoft.com/office/drawing/2016/ink" xmlns:am3d="http://schemas.microsoft.com/office/drawing/2017/model3d" xmlns:o="urn:schemas-microsoft-com:office:office" xmlns:oel="http://schemas.microsoft.com/office/2019/extlst" xmlns:r="http://schemas.openxmlformats.org/officeDocument/2006/relationships" xmlns:m="http://schemas.openxmlformats.org/officeDocument/2006/math" xmlns:v="urn:schemas-microsoft-com:vml" xmlns:wp14="http://schemas.microsoft.com/office/word/2010/wordprocessingDrawing" xmlns:wp="http://schemas.openxmlformats.org/drawingml/2006/wordprocessingDrawing" xmlns:w10="urn:schemas-microsoft-com:office:word" xmlns:w="http://schemas.openxmlformats.org/wordprocessingml/2006/main" xmlns:w14="http://schemas.microsoft.com/office/word/2010/wordml" xmlns:w15="http://schemas.microsoft.com/office/word/2012/wordml" xmlns:w16cex="http://schemas.microsoft.com/office/word/2018/wordml/cex" xmlns:w16cid="http://schemas.microsoft.com/office/word/2016/wordml/cid" xmlns:w16="http://schemas.microsoft.com/office/word/2018/wordml" xmlns:w16du="http://schemas.microsoft.com/office/word/2023/wordml/word16du" xmlns:w16sdtdh="http://schemas.microsoft.com/office/word/2020/wordml/sdtdatahash" xmlns:w16sdtfl="http://schemas.microsoft.com/office/word/2024/wordml/sdtformatlock" xmlns:w16se="http://schemas.microsoft.com/office/word/2015/wordml/symex" xmlns:wpg="http://schemas.microsoft.com/office/word/2010/wordprocessingGroup" xmlns:wpi="http://schemas.microsoft.com/office/word/2010/wordprocessingInk" xmlns:wne="http://schemas.microsoft.com/office/word/2006/wordml" xmlns:wps="http://schemas.microsoft.com/office/word/2010/wordprocessingShape" mc:Ignorable="w14 w15 w16se w16cid w16 w16cex w16sdtdh w16sdtfl w16du wp14">
   <w:p>
     <w:pPr>
-      <w:pStyle w:val="a4"/>
-    </w:pPr>
-  </w:p>
-</w:ftr>
-</file>
-
-<file path=word/footer2.xml><?xml version="1.0" encoding="utf-8"?>
-<w:ftr xmlns:wpc="http://schemas.microsoft.com/office/word/2010/wordprocessingCanvas" xmlns:cx="http://schemas.microsoft.com/office/drawing/2014/chartex" xmlns:cx1="http://schemas.microsoft.com/office/drawing/2015/9/8/chartex" xmlns:cx2="http://schemas.microsoft.com/office/drawing/2015/10/21/chartex" xmlns:cx3="http://schemas.microsoft.com/office/drawing/2016/5/9/chartex" xmlns:cx4="http://schemas.microsoft.com/office/drawing/2016/5/10/chartex" xmlns:cx5="http://schemas.microsoft.com/office/drawing/2016/5/11/chartex" xmlns:cx6="http://schemas.microsoft.com/office/drawing/2016/5/12/chartex" xmlns:cx7="http://schemas.microsoft.com/office/drawing/2016/5/13/chartex" xmlns:cx8="http://schemas.microsoft.com/office/drawing/2016/5/14/chartex" xmlns:mc="http://schemas.openxmlformats.org/markup-compatibility/2006" xmlns:aink="http://schemas.microsoft.com/office/drawing/2016/ink" xmlns:am3d="http://schemas.microsoft.com/office/drawing/2017/model3d" xmlns:o="urn:schemas-microsoft-com:office:office" xmlns:r="http://schemas.openxmlformats.org/officeDocument/2006/relationships" xmlns:m="http://schemas.openxmlformats.org/officeDocument/2006/math" xmlns:v="urn:schemas-microsoft-com:vml" xmlns:wp14="http://schemas.microsoft.com/office/word/2010/wordprocessingDrawing" xmlns:wp="http://schemas.openxmlformats.org/drawingml/2006/wordprocessingDrawing" xmlns:w10="urn:schemas-microsoft-com:office:word" xmlns:w="http://schemas.openxmlformats.org/wordprocessingml/2006/main" xmlns:w14="http://schemas.microsoft.com/office/word/2010/wordml" xmlns:w15="http://schemas.microsoft.com/office/word/2012/wordml" xmlns:w16cid="http://schemas.microsoft.com/office/word/2016/wordml/cid" xmlns:w16se="http://schemas.microsoft.com/office/word/2015/wordml/symex" xmlns:wpg="http://schemas.microsoft.com/office/word/2010/wordprocessingGroup" xmlns:wpi="http://schemas.microsoft.com/office/word/2010/wordprocessingInk" xmlns:wne="http://schemas.microsoft.com/office/word/2006/wordml" xmlns:wps="http://schemas.microsoft.com/office/word/2010/wordprocessingShape" mc:Ignorable="w14 w15 w16se w16cid wp14">
-  <w:p>
-    <w:pPr>
-      <w:pStyle w:val="a4"/>
+      <w:pStyle w:val="Footer"/>
       <w:jc w:val="right"/>
       <w:rPr>
         <w:rFonts w:ascii="Times New Roman" w:hAnsi="Times New Roman"/>
@@ -19803,7 +19805,7 @@
   </w:p>
   <w:p>
     <w:pPr>
-      <w:pStyle w:val="a4"/>
+      <w:pStyle w:val="Footer"/>
       <w:pBdr>
         <w:top w:val="single" w:sz="8" w:space="1" w:color="auto"/>
       </w:pBdr>
@@ -19814,28 +19816,28 @@
     </w:pPr>
     <w:r>
       <w:rPr>
-        <w:rStyle w:val="a5"/>
+        <w:rStyle w:val="PageNumber"/>
         <w:rFonts w:ascii="Times New Roman" w:hAnsi="Times New Roman"/>
       </w:rPr>
       <w:fldChar w:fldCharType="begin"/>
     </w:r>
     <w:r>
       <w:rPr>
-        <w:rStyle w:val="a5"/>
+        <w:rStyle w:val="PageNumber"/>
         <w:rFonts w:ascii="Times New Roman" w:hAnsi="Times New Roman"/>
       </w:rPr>
       <w:instrText xml:space="preserve"> PAGE </w:instrText>
     </w:r>
     <w:r>
       <w:rPr>
-        <w:rStyle w:val="a5"/>
+        <w:rStyle w:val="PageNumber"/>
         <w:rFonts w:ascii="Times New Roman" w:hAnsi="Times New Roman"/>
       </w:rPr>
       <w:fldChar w:fldCharType="separate"/>
     </w:r>
     <w:r>
       <w:rPr>
-        <w:rStyle w:val="a5"/>
+        <w:rStyle w:val="PageNumber"/>
         <w:rFonts w:ascii="Times New Roman" w:hAnsi="Times New Roman"/>
         <w:noProof/>
       </w:rPr>
@@ -19843,7 +19845,7 @@
     </w:r>
     <w:r>
       <w:rPr>
-        <w:rStyle w:val="a5"/>
+        <w:rStyle w:val="PageNumber"/>
         <w:rFonts w:ascii="Times New Roman" w:hAnsi="Times New Roman"/>
       </w:rPr>
       <w:fldChar w:fldCharType="end"/>
@@ -19852,18 +19854,8 @@
 </w:ftr>
 </file>
 
-<file path=word/footer3.xml><?xml version="1.0" encoding="utf-8"?>
-<w:ftr xmlns:wpc="http://schemas.microsoft.com/office/word/2010/wordprocessingCanvas" xmlns:cx="http://schemas.microsoft.com/office/drawing/2014/chartex" xmlns:cx1="http://schemas.microsoft.com/office/drawing/2015/9/8/chartex" xmlns:cx2="http://schemas.microsoft.com/office/drawing/2015/10/21/chartex" xmlns:cx3="http://schemas.microsoft.com/office/drawing/2016/5/9/chartex" xmlns:cx4="http://schemas.microsoft.com/office/drawing/2016/5/10/chartex" xmlns:cx5="http://schemas.microsoft.com/office/drawing/2016/5/11/chartex" xmlns:cx6="http://schemas.microsoft.com/office/drawing/2016/5/12/chartex" xmlns:cx7="http://schemas.microsoft.com/office/drawing/2016/5/13/chartex" xmlns:cx8="http://schemas.microsoft.com/office/drawing/2016/5/14/chartex" xmlns:mc="http://schemas.openxmlformats.org/markup-compatibility/2006" xmlns:aink="http://schemas.microsoft.com/office/drawing/2016/ink" xmlns:am3d="http://schemas.microsoft.com/office/drawing/2017/model3d" xmlns:o="urn:schemas-microsoft-com:office:office" xmlns:r="http://schemas.openxmlformats.org/officeDocument/2006/relationships" xmlns:m="http://schemas.openxmlformats.org/officeDocument/2006/math" xmlns:v="urn:schemas-microsoft-com:vml" xmlns:wp14="http://schemas.microsoft.com/office/word/2010/wordprocessingDrawing" xmlns:wp="http://schemas.openxmlformats.org/drawingml/2006/wordprocessingDrawing" xmlns:w10="urn:schemas-microsoft-com:office:word" xmlns:w="http://schemas.openxmlformats.org/wordprocessingml/2006/main" xmlns:w14="http://schemas.microsoft.com/office/word/2010/wordml" xmlns:w15="http://schemas.microsoft.com/office/word/2012/wordml" xmlns:w16cid="http://schemas.microsoft.com/office/word/2016/wordml/cid" xmlns:w16se="http://schemas.microsoft.com/office/word/2015/wordml/symex" xmlns:wpg="http://schemas.microsoft.com/office/word/2010/wordprocessingGroup" xmlns:wpi="http://schemas.microsoft.com/office/word/2010/wordprocessingInk" xmlns:wne="http://schemas.microsoft.com/office/word/2006/wordml" xmlns:wps="http://schemas.microsoft.com/office/word/2010/wordprocessingShape" mc:Ignorable="w14 w15 w16se w16cid wp14">
-  <w:p>
-    <w:pPr>
-      <w:pStyle w:val="a4"/>
-    </w:pPr>
-  </w:p>
-</w:ftr>
-</file>
-
 <file path=word/footnotes.xml><?xml version="1.0" encoding="utf-8"?>
-<w:footnotes xmlns:wpc="http://schemas.microsoft.com/office/word/2010/wordprocessingCanvas" xmlns:cx="http://schemas.microsoft.com/office/drawing/2014/chartex" xmlns:cx1="http://schemas.microsoft.com/office/drawing/2015/9/8/chartex" xmlns:cx2="http://schemas.microsoft.com/office/drawing/2015/10/21/chartex" xmlns:cx3="http://schemas.microsoft.com/office/drawing/2016/5/9/chartex" xmlns:cx4="http://schemas.microsoft.com/office/drawing/2016/5/10/chartex" xmlns:cx5="http://schemas.microsoft.com/office/drawing/2016/5/11/chartex" xmlns:cx6="http://schemas.microsoft.com/office/drawing/2016/5/12/chartex" xmlns:cx7="http://schemas.microsoft.com/office/drawing/2016/5/13/chartex" xmlns:cx8="http://schemas.microsoft.com/office/drawing/2016/5/14/chartex" xmlns:mc="http://schemas.openxmlformats.org/markup-compatibility/2006" xmlns:aink="http://schemas.microsoft.com/office/drawing/2016/ink" xmlns:am3d="http://schemas.microsoft.com/office/drawing/2017/model3d" xmlns:o="urn:schemas-microsoft-com:office:office" xmlns:r="http://schemas.openxmlformats.org/officeDocument/2006/relationships" xmlns:m="http://schemas.openxmlformats.org/officeDocument/2006/math" xmlns:v="urn:schemas-microsoft-com:vml" xmlns:wp14="http://schemas.microsoft.com/office/word/2010/wordprocessingDrawing" xmlns:wp="http://schemas.openxmlformats.org/drawingml/2006/wordprocessingDrawing" xmlns:w10="urn:schemas-microsoft-com:office:word" xmlns:w="http://schemas.openxmlformats.org/wordprocessingml/2006/main" xmlns:w14="http://schemas.microsoft.com/office/word/2010/wordml" xmlns:w15="http://schemas.microsoft.com/office/word/2012/wordml" xmlns:w16cid="http://schemas.microsoft.com/office/word/2016/wordml/cid" xmlns:w16se="http://schemas.microsoft.com/office/word/2015/wordml/symex" xmlns:wpg="http://schemas.microsoft.com/office/word/2010/wordprocessingGroup" xmlns:wpi="http://schemas.microsoft.com/office/word/2010/wordprocessingInk" xmlns:wne="http://schemas.microsoft.com/office/word/2006/wordml" xmlns:wps="http://schemas.microsoft.com/office/word/2010/wordprocessingShape" mc:Ignorable="w14 w15 w16se w16cid wp14">
+<w:footnotes xmlns:wpc="http://schemas.microsoft.com/office/word/2010/wordprocessingCanvas" xmlns:cx="http://schemas.microsoft.com/office/drawing/2014/chartex" xmlns:cx1="http://schemas.microsoft.com/office/drawing/2015/9/8/chartex" xmlns:cx2="http://schemas.microsoft.com/office/drawing/2015/10/21/chartex" xmlns:cx3="http://schemas.microsoft.com/office/drawing/2016/5/9/chartex" xmlns:cx4="http://schemas.microsoft.com/office/drawing/2016/5/10/chartex" xmlns:cx5="http://schemas.microsoft.com/office/drawing/2016/5/11/chartex" xmlns:cx6="http://schemas.microsoft.com/office/drawing/2016/5/12/chartex" xmlns:cx7="http://schemas.microsoft.com/office/drawing/2016/5/13/chartex" xmlns:cx8="http://schemas.microsoft.com/office/drawing/2016/5/14/chartex" xmlns:mc="http://schemas.openxmlformats.org/markup-compatibility/2006" xmlns:aink="http://schemas.microsoft.com/office/drawing/2016/ink" xmlns:am3d="http://schemas.microsoft.com/office/drawing/2017/model3d" xmlns:o="urn:schemas-microsoft-com:office:office" xmlns:oel="http://schemas.microsoft.com/office/2019/extlst" xmlns:r="http://schemas.openxmlformats.org/officeDocument/2006/relationships" xmlns:m="http://schemas.openxmlformats.org/officeDocument/2006/math" xmlns:v="urn:schemas-microsoft-com:vml" xmlns:wp14="http://schemas.microsoft.com/office/word/2010/wordprocessingDrawing" xmlns:wp="http://schemas.openxmlformats.org/drawingml/2006/wordprocessingDrawing" xmlns:w10="urn:schemas-microsoft-com:office:word" xmlns:w="http://schemas.openxmlformats.org/wordprocessingml/2006/main" xmlns:w14="http://schemas.microsoft.com/office/word/2010/wordml" xmlns:w15="http://schemas.microsoft.com/office/word/2012/wordml" xmlns:w16cex="http://schemas.microsoft.com/office/word/2018/wordml/cex" xmlns:w16cid="http://schemas.microsoft.com/office/word/2016/wordml/cid" xmlns:w16="http://schemas.microsoft.com/office/word/2018/wordml" xmlns:w16du="http://schemas.microsoft.com/office/word/2023/wordml/word16du" xmlns:w16sdtdh="http://schemas.microsoft.com/office/word/2020/wordml/sdtdatahash" xmlns:w16sdtfl="http://schemas.microsoft.com/office/word/2024/wordml/sdtformatlock" xmlns:w16se="http://schemas.microsoft.com/office/word/2015/wordml/symex" xmlns:wpg="http://schemas.microsoft.com/office/word/2010/wordprocessingGroup" xmlns:wpi="http://schemas.microsoft.com/office/word/2010/wordprocessingInk" xmlns:wne="http://schemas.microsoft.com/office/word/2006/wordml" xmlns:wps="http://schemas.microsoft.com/office/word/2010/wordprocessingShape" mc:Ignorable="w14 w15 w16se w16cid w16 w16cex w16sdtdh w16sdtfl w16du wp14">
   <w:footnote w:type="separator" w:id="-1">
     <w:p>
       <w:r>
@@ -19881,38 +19873,8 @@
 </w:footnotes>
 </file>
 
-<file path=word/header1.xml><?xml version="1.0" encoding="utf-8"?>
-<w:hdr xmlns:wpc="http://schemas.microsoft.com/office/word/2010/wordprocessingCanvas" xmlns:cx="http://schemas.microsoft.com/office/drawing/2014/chartex" xmlns:cx1="http://schemas.microsoft.com/office/drawing/2015/9/8/chartex" xmlns:cx2="http://schemas.microsoft.com/office/drawing/2015/10/21/chartex" xmlns:cx3="http://schemas.microsoft.com/office/drawing/2016/5/9/chartex" xmlns:cx4="http://schemas.microsoft.com/office/drawing/2016/5/10/chartex" xmlns:cx5="http://schemas.microsoft.com/office/drawing/2016/5/11/chartex" xmlns:cx6="http://schemas.microsoft.com/office/drawing/2016/5/12/chartex" xmlns:cx7="http://schemas.microsoft.com/office/drawing/2016/5/13/chartex" xmlns:cx8="http://schemas.microsoft.com/office/drawing/2016/5/14/chartex" xmlns:mc="http://schemas.openxmlformats.org/markup-compatibility/2006" xmlns:aink="http://schemas.microsoft.com/office/drawing/2016/ink" xmlns:am3d="http://schemas.microsoft.com/office/drawing/2017/model3d" xmlns:o="urn:schemas-microsoft-com:office:office" xmlns:r="http://schemas.openxmlformats.org/officeDocument/2006/relationships" xmlns:m="http://schemas.openxmlformats.org/officeDocument/2006/math" xmlns:v="urn:schemas-microsoft-com:vml" xmlns:wp14="http://schemas.microsoft.com/office/word/2010/wordprocessingDrawing" xmlns:wp="http://schemas.openxmlformats.org/drawingml/2006/wordprocessingDrawing" xmlns:w10="urn:schemas-microsoft-com:office:word" xmlns:w="http://schemas.openxmlformats.org/wordprocessingml/2006/main" xmlns:w14="http://schemas.microsoft.com/office/word/2010/wordml" xmlns:w15="http://schemas.microsoft.com/office/word/2012/wordml" xmlns:w16cid="http://schemas.microsoft.com/office/word/2016/wordml/cid" xmlns:w16se="http://schemas.microsoft.com/office/word/2015/wordml/symex" xmlns:wpg="http://schemas.microsoft.com/office/word/2010/wordprocessingGroup" xmlns:wpi="http://schemas.microsoft.com/office/word/2010/wordprocessingInk" xmlns:wne="http://schemas.microsoft.com/office/word/2006/wordml" xmlns:wps="http://schemas.microsoft.com/office/word/2010/wordprocessingShape" mc:Ignorable="w14 w15 w16se w16cid wp14">
-  <w:p>
-    <w:pPr>
-      <w:pStyle w:val="a3"/>
-    </w:pPr>
-  </w:p>
-</w:hdr>
-</file>
-
-<file path=word/header2.xml><?xml version="1.0" encoding="utf-8"?>
-<w:hdr xmlns:wpc="http://schemas.microsoft.com/office/word/2010/wordprocessingCanvas" xmlns:cx="http://schemas.microsoft.com/office/drawing/2014/chartex" xmlns:cx1="http://schemas.microsoft.com/office/drawing/2015/9/8/chartex" xmlns:cx2="http://schemas.microsoft.com/office/drawing/2015/10/21/chartex" xmlns:cx3="http://schemas.microsoft.com/office/drawing/2016/5/9/chartex" xmlns:cx4="http://schemas.microsoft.com/office/drawing/2016/5/10/chartex" xmlns:cx5="http://schemas.microsoft.com/office/drawing/2016/5/11/chartex" xmlns:cx6="http://schemas.microsoft.com/office/drawing/2016/5/12/chartex" xmlns:cx7="http://schemas.microsoft.com/office/drawing/2016/5/13/chartex" xmlns:cx8="http://schemas.microsoft.com/office/drawing/2016/5/14/chartex" xmlns:mc="http://schemas.openxmlformats.org/markup-compatibility/2006" xmlns:aink="http://schemas.microsoft.com/office/drawing/2016/ink" xmlns:am3d="http://schemas.microsoft.com/office/drawing/2017/model3d" xmlns:o="urn:schemas-microsoft-com:office:office" xmlns:r="http://schemas.openxmlformats.org/officeDocument/2006/relationships" xmlns:m="http://schemas.openxmlformats.org/officeDocument/2006/math" xmlns:v="urn:schemas-microsoft-com:vml" xmlns:wp14="http://schemas.microsoft.com/office/word/2010/wordprocessingDrawing" xmlns:wp="http://schemas.openxmlformats.org/drawingml/2006/wordprocessingDrawing" xmlns:w10="urn:schemas-microsoft-com:office:word" xmlns:w="http://schemas.openxmlformats.org/wordprocessingml/2006/main" xmlns:w14="http://schemas.microsoft.com/office/word/2010/wordml" xmlns:w15="http://schemas.microsoft.com/office/word/2012/wordml" xmlns:w16cid="http://schemas.microsoft.com/office/word/2016/wordml/cid" xmlns:w16se="http://schemas.microsoft.com/office/word/2015/wordml/symex" xmlns:wpg="http://schemas.microsoft.com/office/word/2010/wordprocessingGroup" xmlns:wpi="http://schemas.microsoft.com/office/word/2010/wordprocessingInk" xmlns:wne="http://schemas.microsoft.com/office/word/2006/wordml" xmlns:wps="http://schemas.microsoft.com/office/word/2010/wordprocessingShape" mc:Ignorable="w14 w15 w16se w16cid wp14">
-  <w:p>
-    <w:pPr>
-      <w:pStyle w:val="a3"/>
-    </w:pPr>
-  </w:p>
-</w:hdr>
-</file>
-
-<file path=word/header3.xml><?xml version="1.0" encoding="utf-8"?>
-<w:hdr xmlns:wpc="http://schemas.microsoft.com/office/word/2010/wordprocessingCanvas" xmlns:cx="http://schemas.microsoft.com/office/drawing/2014/chartex" xmlns:cx1="http://schemas.microsoft.com/office/drawing/2015/9/8/chartex" xmlns:cx2="http://schemas.microsoft.com/office/drawing/2015/10/21/chartex" xmlns:cx3="http://schemas.microsoft.com/office/drawing/2016/5/9/chartex" xmlns:cx4="http://schemas.microsoft.com/office/drawing/2016/5/10/chartex" xmlns:cx5="http://schemas.microsoft.com/office/drawing/2016/5/11/chartex" xmlns:cx6="http://schemas.microsoft.com/office/drawing/2016/5/12/chartex" xmlns:cx7="http://schemas.microsoft.com/office/drawing/2016/5/13/chartex" xmlns:cx8="http://schemas.microsoft.com/office/drawing/2016/5/14/chartex" xmlns:mc="http://schemas.openxmlformats.org/markup-compatibility/2006" xmlns:aink="http://schemas.microsoft.com/office/drawing/2016/ink" xmlns:am3d="http://schemas.microsoft.com/office/drawing/2017/model3d" xmlns:o="urn:schemas-microsoft-com:office:office" xmlns:r="http://schemas.openxmlformats.org/officeDocument/2006/relationships" xmlns:m="http://schemas.openxmlformats.org/officeDocument/2006/math" xmlns:v="urn:schemas-microsoft-com:vml" xmlns:wp14="http://schemas.microsoft.com/office/word/2010/wordprocessingDrawing" xmlns:wp="http://schemas.openxmlformats.org/drawingml/2006/wordprocessingDrawing" xmlns:w10="urn:schemas-microsoft-com:office:word" xmlns:w="http://schemas.openxmlformats.org/wordprocessingml/2006/main" xmlns:w14="http://schemas.microsoft.com/office/word/2010/wordml" xmlns:w15="http://schemas.microsoft.com/office/word/2012/wordml" xmlns:w16cid="http://schemas.microsoft.com/office/word/2016/wordml/cid" xmlns:w16se="http://schemas.microsoft.com/office/word/2015/wordml/symex" xmlns:wpg="http://schemas.microsoft.com/office/word/2010/wordprocessingGroup" xmlns:wpi="http://schemas.microsoft.com/office/word/2010/wordprocessingInk" xmlns:wne="http://schemas.microsoft.com/office/word/2006/wordml" xmlns:wps="http://schemas.microsoft.com/office/word/2010/wordprocessingShape" mc:Ignorable="w14 w15 w16se w16cid wp14">
-  <w:p>
-    <w:pPr>
-      <w:pStyle w:val="a3"/>
-    </w:pPr>
-  </w:p>
-</w:hdr>
-</file>
-
 <file path=word/numbering.xml><?xml version="1.0" encoding="utf-8"?>
-<w:numbering xmlns:wpc="http://schemas.microsoft.com/office/word/2010/wordprocessingCanvas" xmlns:cx="http://schemas.microsoft.com/office/drawing/2014/chartex" xmlns:cx1="http://schemas.microsoft.com/office/drawing/2015/9/8/chartex" xmlns:cx2="http://schemas.microsoft.com/office/drawing/2015/10/21/chartex" xmlns:cx3="http://schemas.microsoft.com/office/drawing/2016/5/9/chartex" xmlns:cx4="http://schemas.microsoft.com/office/drawing/2016/5/10/chartex" xmlns:cx5="http://schemas.microsoft.com/office/drawing/2016/5/11/chartex" xmlns:cx6="http://schemas.microsoft.com/office/drawing/2016/5/12/chartex" xmlns:cx7="http://schemas.microsoft.com/office/drawing/2016/5/13/chartex" xmlns:cx8="http://schemas.microsoft.com/office/drawing/2016/5/14/chartex" xmlns:mc="http://schemas.openxmlformats.org/markup-compatibility/2006" xmlns:aink="http://schemas.microsoft.com/office/drawing/2016/ink" xmlns:am3d="http://schemas.microsoft.com/office/drawing/2017/model3d" xmlns:o="urn:schemas-microsoft-com:office:office" xmlns:r="http://schemas.openxmlformats.org/officeDocument/2006/relationships" xmlns:m="http://schemas.openxmlformats.org/officeDocument/2006/math" xmlns:v="urn:schemas-microsoft-com:vml" xmlns:wp14="http://schemas.microsoft.com/office/word/2010/wordprocessingDrawing" xmlns:wp="http://schemas.openxmlformats.org/drawingml/2006/wordprocessingDrawing" xmlns:w10="urn:schemas-microsoft-com:office:word" xmlns:w="http://schemas.openxmlformats.org/wordprocessingml/2006/main" xmlns:w14="http://schemas.microsoft.com/office/word/2010/wordml" xmlns:w15="http://schemas.microsoft.com/office/word/2012/wordml" xmlns:w16cid="http://schemas.microsoft.com/office/word/2016/wordml/cid" xmlns:w16se="http://schemas.microsoft.com/office/word/2015/wordml/symex" xmlns:wpg="http://schemas.microsoft.com/office/word/2010/wordprocessingGroup" xmlns:wpi="http://schemas.microsoft.com/office/word/2010/wordprocessingInk" xmlns:wne="http://schemas.microsoft.com/office/word/2006/wordml" xmlns:wps="http://schemas.microsoft.com/office/word/2010/wordprocessingShape" mc:Ignorable="w14 w15 w16se w16cid wp14">
+<w:numbering xmlns:wpc="http://schemas.microsoft.com/office/word/2010/wordprocessingCanvas" xmlns:cx="http://schemas.microsoft.com/office/drawing/2014/chartex" xmlns:cx1="http://schemas.microsoft.com/office/drawing/2015/9/8/chartex" xmlns:cx2="http://schemas.microsoft.com/office/drawing/2015/10/21/chartex" xmlns:cx3="http://schemas.microsoft.com/office/drawing/2016/5/9/chartex" xmlns:cx4="http://schemas.microsoft.com/office/drawing/2016/5/10/chartex" xmlns:cx5="http://schemas.microsoft.com/office/drawing/2016/5/11/chartex" xmlns:cx6="http://schemas.microsoft.com/office/drawing/2016/5/12/chartex" xmlns:cx7="http://schemas.microsoft.com/office/drawing/2016/5/13/chartex" xmlns:cx8="http://schemas.microsoft.com/office/drawing/2016/5/14/chartex" xmlns:mc="http://schemas.openxmlformats.org/markup-compatibility/2006" xmlns:aink="http://schemas.microsoft.com/office/drawing/2016/ink" xmlns:am3d="http://schemas.microsoft.com/office/drawing/2017/model3d" xmlns:o="urn:schemas-microsoft-com:office:office" xmlns:oel="http://schemas.microsoft.com/office/2019/extlst" xmlns:r="http://schemas.openxmlformats.org/officeDocument/2006/relationships" xmlns:m="http://schemas.openxmlformats.org/officeDocument/2006/math" xmlns:v="urn:schemas-microsoft-com:vml" xmlns:wp14="http://schemas.microsoft.com/office/word/2010/wordprocessingDrawing" xmlns:wp="http://schemas.openxmlformats.org/drawingml/2006/wordprocessingDrawing" xmlns:w10="urn:schemas-microsoft-com:office:word" xmlns:w="http://schemas.openxmlformats.org/wordprocessingml/2006/main" xmlns:w14="http://schemas.microsoft.com/office/word/2010/wordml" xmlns:w15="http://schemas.microsoft.com/office/word/2012/wordml" xmlns:w16cex="http://schemas.microsoft.com/office/word/2018/wordml/cex" xmlns:w16cid="http://schemas.microsoft.com/office/word/2016/wordml/cid" xmlns:w16="http://schemas.microsoft.com/office/word/2018/wordml" xmlns:w16du="http://schemas.microsoft.com/office/word/2023/wordml/word16du" xmlns:w16sdtdh="http://schemas.microsoft.com/office/word/2020/wordml/sdtdatahash" xmlns:w16sdtfl="http://schemas.microsoft.com/office/word/2024/wordml/sdtformatlock" xmlns:w16se="http://schemas.microsoft.com/office/word/2015/wordml/symex" xmlns:wpg="http://schemas.microsoft.com/office/word/2010/wordprocessingGroup" xmlns:wpi="http://schemas.microsoft.com/office/word/2010/wordprocessingInk" xmlns:wne="http://schemas.microsoft.com/office/word/2006/wordml" xmlns:wps="http://schemas.microsoft.com/office/word/2010/wordprocessingShape" mc:Ignorable="w14 w15 w16se w16cid w16 w16cex w16sdtdh w16sdtfl w16du wp14">
   <w:abstractNum w:abstractNumId="0" w15:restartNumberingAfterBreak="0">
     <w:nsid w:val="01AD02A7"/>
     <w:multiLevelType w:val="hybridMultilevel"/>
@@ -20658,7 +20620,7 @@
         <w:ind w:left="1200" w:hanging="360"/>
       </w:pPr>
       <w:rPr>
-        <w:rFonts w:ascii="Bradley Hand ITC" w:eastAsia="ＭＳ 明朝" w:hAnsi="Bradley Hand ITC" w:cs="Bradley Hand ITC" w:hint="default"/>
+        <w:rFonts w:ascii="Bradley Hand ITC" w:eastAsia="MS Mincho" w:hAnsi="Bradley Hand ITC" w:cs="Bradley Hand ITC" w:hint="default"/>
         <w:b/>
         <w:i w:val="0"/>
         <w:color w:val="auto"/>
@@ -21178,7 +21140,7 @@
         <w:ind w:left="890" w:hanging="360"/>
       </w:pPr>
       <w:rPr>
-        <w:rFonts w:ascii="Century" w:eastAsia="ＭＳ 明朝" w:hAnsi="Century" w:cs="Times New Roman" w:hint="default"/>
+        <w:rFonts w:ascii="Century" w:eastAsia="MS Mincho" w:hAnsi="Century" w:cs="Times New Roman" w:hint="default"/>
         <w:sz w:val="21"/>
       </w:rPr>
     </w:lvl>
@@ -21758,7 +21720,7 @@
         <w:ind w:left="360" w:hanging="360"/>
       </w:pPr>
       <w:rPr>
-        <w:rFonts w:ascii="Arial" w:eastAsia="ＭＳ 明朝" w:hAnsi="Arial" w:cs="Arial"/>
+        <w:rFonts w:ascii="Arial" w:eastAsia="MS Mincho" w:hAnsi="Arial" w:cs="Arial"/>
         <w:b/>
         <w:i w:val="0"/>
         <w:caps w:val="0"/>
@@ -21782,7 +21744,7 @@
         <w:ind w:left="780" w:hanging="360"/>
       </w:pPr>
       <w:rPr>
-        <w:rFonts w:ascii="Helvetica" w:eastAsia="ＭＳ 明朝" w:hAnsi="Helvetica" w:cs="Helvetica" w:hint="default"/>
+        <w:rFonts w:ascii="Helvetica" w:eastAsia="MS Mincho" w:hAnsi="Helvetica" w:cs="Helvetica" w:hint="default"/>
         <w:b/>
         <w:i w:val="0"/>
         <w:caps w:val="0"/>
@@ -22008,58 +21970,58 @@
       </w:rPr>
     </w:lvl>
   </w:abstractNum>
-  <w:num w:numId="1">
+  <w:num w:numId="1" w16cid:durableId="1184788477">
     <w:abstractNumId w:val="11"/>
   </w:num>
-  <w:num w:numId="2">
+  <w:num w:numId="2" w16cid:durableId="433868496">
     <w:abstractNumId w:val="9"/>
   </w:num>
-  <w:num w:numId="3">
+  <w:num w:numId="3" w16cid:durableId="1792359895">
     <w:abstractNumId w:val="15"/>
   </w:num>
-  <w:num w:numId="4">
+  <w:num w:numId="4" w16cid:durableId="1487042847">
     <w:abstractNumId w:val="13"/>
   </w:num>
-  <w:num w:numId="5">
+  <w:num w:numId="5" w16cid:durableId="1095325557">
     <w:abstractNumId w:val="17"/>
   </w:num>
-  <w:num w:numId="6">
+  <w:num w:numId="6" w16cid:durableId="1038580737">
     <w:abstractNumId w:val="7"/>
   </w:num>
-  <w:num w:numId="7">
+  <w:num w:numId="7" w16cid:durableId="980043602">
     <w:abstractNumId w:val="12"/>
   </w:num>
-  <w:num w:numId="8">
+  <w:num w:numId="8" w16cid:durableId="1022630786">
     <w:abstractNumId w:val="0"/>
   </w:num>
-  <w:num w:numId="9">
+  <w:num w:numId="9" w16cid:durableId="2058893715">
     <w:abstractNumId w:val="14"/>
   </w:num>
-  <w:num w:numId="10">
+  <w:num w:numId="10" w16cid:durableId="1855614067">
     <w:abstractNumId w:val="4"/>
   </w:num>
-  <w:num w:numId="11">
+  <w:num w:numId="11" w16cid:durableId="1867450298">
     <w:abstractNumId w:val="1"/>
   </w:num>
-  <w:num w:numId="12">
+  <w:num w:numId="12" w16cid:durableId="628783868">
     <w:abstractNumId w:val="6"/>
   </w:num>
-  <w:num w:numId="13">
+  <w:num w:numId="13" w16cid:durableId="1782458597">
     <w:abstractNumId w:val="10"/>
   </w:num>
-  <w:num w:numId="14">
+  <w:num w:numId="14" w16cid:durableId="256403318">
     <w:abstractNumId w:val="16"/>
   </w:num>
-  <w:num w:numId="15">
+  <w:num w:numId="15" w16cid:durableId="1672221399">
     <w:abstractNumId w:val="3"/>
   </w:num>
-  <w:num w:numId="16">
+  <w:num w:numId="16" w16cid:durableId="20399166">
     <w:abstractNumId w:val="8"/>
   </w:num>
-  <w:num w:numId="17">
+  <w:num w:numId="17" w16cid:durableId="1748843423">
     <w:abstractNumId w:val="5"/>
   </w:num>
-  <w:num w:numId="18">
+  <w:num w:numId="18" w16cid:durableId="83576721">
     <w:abstractNumId w:val="2"/>
   </w:num>
   <w:numIdMacAtCleanup w:val="10"/>
@@ -22067,17 +22029,17 @@
 </file>
 
 <file path=word/styles.xml><?xml version="1.0" encoding="utf-8"?>
-<w:styles xmlns:mc="http://schemas.openxmlformats.org/markup-compatibility/2006" xmlns:r="http://schemas.openxmlformats.org/officeDocument/2006/relationships" xmlns:w="http://schemas.openxmlformats.org/wordprocessingml/2006/main" xmlns:w14="http://schemas.microsoft.com/office/word/2010/wordml" xmlns:w15="http://schemas.microsoft.com/office/word/2012/wordml" xmlns:w16cid="http://schemas.microsoft.com/office/word/2016/wordml/cid" xmlns:w16se="http://schemas.microsoft.com/office/word/2015/wordml/symex" mc:Ignorable="w14 w15 w16se w16cid">
+<w:styles xmlns:mc="http://schemas.openxmlformats.org/markup-compatibility/2006" xmlns:r="http://schemas.openxmlformats.org/officeDocument/2006/relationships" xmlns:w="http://schemas.openxmlformats.org/wordprocessingml/2006/main" xmlns:w14="http://schemas.microsoft.com/office/word/2010/wordml" xmlns:w15="http://schemas.microsoft.com/office/word/2012/wordml" xmlns:w16cex="http://schemas.microsoft.com/office/word/2018/wordml/cex" xmlns:w16cid="http://schemas.microsoft.com/office/word/2016/wordml/cid" xmlns:w16="http://schemas.microsoft.com/office/word/2018/wordml" xmlns:w16du="http://schemas.microsoft.com/office/word/2023/wordml/word16du" xmlns:w16sdtdh="http://schemas.microsoft.com/office/word/2020/wordml/sdtdatahash" xmlns:w16sdtfl="http://schemas.microsoft.com/office/word/2024/wordml/sdtformatlock" xmlns:w16se="http://schemas.microsoft.com/office/word/2015/wordml/symex" mc:Ignorable="w14 w15 w16se w16cid w16 w16cex w16sdtdh w16sdtfl w16du">
   <w:docDefaults>
     <w:rPrDefault>
       <w:rPr>
-        <w:rFonts w:ascii="Century" w:eastAsia="ＭＳ 明朝" w:hAnsi="Century" w:cs="Times New Roman"/>
+        <w:rFonts w:ascii="Century" w:eastAsia="MS Mincho" w:hAnsi="Century" w:cs="Times New Roman"/>
         <w:lang w:val="en-US" w:eastAsia="en-US" w:bidi="ar-SA"/>
       </w:rPr>
     </w:rPrDefault>
     <w:pPrDefault/>
   </w:docDefaults>
-  <w:latentStyles w:defLockedState="0" w:defUIPriority="0" w:defSemiHidden="0" w:defUnhideWhenUsed="0" w:defQFormat="0" w:count="375">
+  <w:latentStyles w:defLockedState="0" w:defUIPriority="0" w:defSemiHidden="0" w:defUnhideWhenUsed="0" w:defQFormat="0" w:count="376">
     <w:lsdException w:name="Normal" w:qFormat="1"/>
     <w:lsdException w:name="heading 1" w:qFormat="1"/>
     <w:lsdException w:name="heading 2" w:qFormat="1"/>
@@ -22177,6 +22139,7 @@
     <w:lsdException w:name="HTML Sample" w:semiHidden="1" w:unhideWhenUsed="1"/>
     <w:lsdException w:name="HTML Typewriter" w:semiHidden="1" w:unhideWhenUsed="1"/>
     <w:lsdException w:name="HTML Variable" w:semiHidden="1" w:unhideWhenUsed="1"/>
+    <w:lsdException w:name="Normal Table" w:semiHidden="1" w:unhideWhenUsed="1"/>
     <w:lsdException w:name="annotation subject" w:semiHidden="1" w:unhideWhenUsed="1"/>
     <w:lsdException w:name="No List" w:semiHidden="1" w:unhideWhenUsed="1"/>
     <w:lsdException w:name="Outline List 1" w:semiHidden="1" w:unhideWhenUsed="1"/>
@@ -22220,8 +22183,10 @@
     <w:lsdException w:name="Table Elegant" w:semiHidden="1" w:unhideWhenUsed="1"/>
     <w:lsdException w:name="Table Professional" w:semiHidden="1" w:unhideWhenUsed="1"/>
     <w:lsdException w:name="Table Subtle 1" w:semiHidden="1" w:unhideWhenUsed="1"/>
+    <w:lsdException w:name="Table Subtle 2" w:semiHidden="1" w:unhideWhenUsed="1"/>
     <w:lsdException w:name="Table Web 1" w:semiHidden="1" w:unhideWhenUsed="1"/>
     <w:lsdException w:name="Table Web 2" w:semiHidden="1" w:unhideWhenUsed="1"/>
+    <w:lsdException w:name="Table Web 3" w:semiHidden="1" w:unhideWhenUsed="1"/>
     <w:lsdException w:name="Balloon Text" w:semiHidden="1" w:unhideWhenUsed="1"/>
     <w:lsdException w:name="Table Theme" w:semiHidden="1" w:unhideWhenUsed="1"/>
     <w:lsdException w:name="Placeholder Text" w:semiHidden="1" w:uiPriority="67"/>
@@ -22443,8 +22408,9 @@
     <w:lsdException w:name="Smart Hyperlink" w:semiHidden="1" w:uiPriority="99" w:unhideWhenUsed="1"/>
     <w:lsdException w:name="Hashtag" w:semiHidden="1" w:uiPriority="99" w:unhideWhenUsed="1"/>
     <w:lsdException w:name="Unresolved Mention" w:semiHidden="1" w:uiPriority="99" w:unhideWhenUsed="1"/>
+    <w:lsdException w:name="Smart Link" w:semiHidden="1" w:uiPriority="99" w:unhideWhenUsed="1"/>
   </w:latentStyles>
-  <w:style w:type="paragraph" w:default="1" w:styleId="a">
+  <w:style w:type="paragraph" w:default="1" w:styleId="Normal">
     <w:name w:val="Normal"/>
     <w:qFormat/>
     <w:pPr>
@@ -22458,10 +22424,10 @@
       <w:lang w:eastAsia="ja-JP"/>
     </w:rPr>
   </w:style>
-  <w:style w:type="paragraph" w:styleId="1">
+  <w:style w:type="paragraph" w:styleId="Heading1">
     <w:name w:val="heading 1"/>
-    <w:basedOn w:val="a"/>
-    <w:next w:val="a"/>
+    <w:basedOn w:val="Normal"/>
+    <w:next w:val="Normal"/>
     <w:qFormat/>
     <w:pPr>
       <w:keepNext/>
@@ -22472,10 +22438,10 @@
       <w:bCs/>
     </w:rPr>
   </w:style>
-  <w:style w:type="paragraph" w:styleId="2">
+  <w:style w:type="paragraph" w:styleId="Heading2">
     <w:name w:val="heading 2"/>
-    <w:basedOn w:val="a"/>
-    <w:next w:val="a"/>
+    <w:basedOn w:val="Normal"/>
+    <w:next w:val="Normal"/>
     <w:qFormat/>
     <w:pPr>
       <w:keepNext/>
@@ -22487,10 +22453,10 @@
       <w:bCs/>
     </w:rPr>
   </w:style>
-  <w:style w:type="paragraph" w:styleId="3">
+  <w:style w:type="paragraph" w:styleId="Heading3">
     <w:name w:val="heading 3"/>
-    <w:basedOn w:val="a"/>
-    <w:next w:val="a"/>
+    <w:basedOn w:val="Normal"/>
+    <w:next w:val="Normal"/>
     <w:qFormat/>
     <w:pPr>
       <w:keepNext/>
@@ -22502,10 +22468,10 @@
       <w:sz w:val="40"/>
     </w:rPr>
   </w:style>
-  <w:style w:type="paragraph" w:styleId="4">
+  <w:style w:type="paragraph" w:styleId="Heading4">
     <w:name w:val="heading 4"/>
-    <w:basedOn w:val="a"/>
-    <w:next w:val="a"/>
+    <w:basedOn w:val="Normal"/>
+    <w:next w:val="Normal"/>
     <w:qFormat/>
     <w:pPr>
       <w:keepNext/>
@@ -22516,10 +22482,10 @@
       <w:sz w:val="32"/>
     </w:rPr>
   </w:style>
-  <w:style w:type="paragraph" w:styleId="5">
+  <w:style w:type="paragraph" w:styleId="Heading5">
     <w:name w:val="heading 5"/>
-    <w:basedOn w:val="a"/>
-    <w:next w:val="a"/>
+    <w:basedOn w:val="Normal"/>
+    <w:next w:val="Normal"/>
     <w:qFormat/>
     <w:pPr>
       <w:keepNext/>
@@ -22535,10 +22501,10 @@
       <w:sz w:val="28"/>
     </w:rPr>
   </w:style>
-  <w:style w:type="paragraph" w:styleId="6">
+  <w:style w:type="paragraph" w:styleId="Heading6">
     <w:name w:val="heading 6"/>
-    <w:basedOn w:val="a"/>
-    <w:next w:val="a"/>
+    <w:basedOn w:val="Normal"/>
+    <w:next w:val="Normal"/>
     <w:qFormat/>
     <w:pPr>
       <w:widowControl/>
@@ -22558,10 +22524,10 @@
       <w:sz w:val="22"/>
     </w:rPr>
   </w:style>
-  <w:style w:type="paragraph" w:styleId="7">
+  <w:style w:type="paragraph" w:styleId="Heading7">
     <w:name w:val="heading 7"/>
-    <w:basedOn w:val="a"/>
-    <w:next w:val="a"/>
+    <w:basedOn w:val="Normal"/>
+    <w:next w:val="Normal"/>
     <w:qFormat/>
     <w:pPr>
       <w:widowControl/>
@@ -22580,10 +22546,10 @@
       <w:sz w:val="20"/>
     </w:rPr>
   </w:style>
-  <w:style w:type="paragraph" w:styleId="8">
+  <w:style w:type="paragraph" w:styleId="Heading8">
     <w:name w:val="heading 8"/>
-    <w:basedOn w:val="a"/>
-    <w:next w:val="a"/>
+    <w:basedOn w:val="Normal"/>
+    <w:next w:val="Normal"/>
     <w:qFormat/>
     <w:pPr>
       <w:widowControl/>
@@ -22603,10 +22569,10 @@
       <w:sz w:val="20"/>
     </w:rPr>
   </w:style>
-  <w:style w:type="paragraph" w:styleId="9">
+  <w:style w:type="paragraph" w:styleId="Heading9">
     <w:name w:val="heading 9"/>
-    <w:basedOn w:val="a"/>
-    <w:next w:val="a"/>
+    <w:basedOn w:val="Normal"/>
+    <w:next w:val="Normal"/>
     <w:qFormat/>
     <w:pPr>
       <w:widowControl/>
@@ -22626,13 +22592,13 @@
       <w:sz w:val="18"/>
     </w:rPr>
   </w:style>
-  <w:style w:type="character" w:default="1" w:styleId="a0">
+  <w:style w:type="character" w:default="1" w:styleId="DefaultParagraphFont">
     <w:name w:val="Default Paragraph Font"/>
     <w:uiPriority w:val="1"/>
     <w:semiHidden/>
     <w:unhideWhenUsed/>
   </w:style>
-  <w:style w:type="table" w:default="1" w:styleId="a1">
+  <w:style w:type="table" w:default="1" w:styleId="TableNormal">
     <w:name w:val="Normal Table"/>
     <w:uiPriority w:val="99"/>
     <w:semiHidden/>
@@ -22647,15 +22613,15 @@
       </w:tblCellMar>
     </w:tblPr>
   </w:style>
-  <w:style w:type="numbering" w:default="1" w:styleId="a2">
+  <w:style w:type="numbering" w:default="1" w:styleId="NoList">
     <w:name w:val="No List"/>
     <w:uiPriority w:val="99"/>
     <w:semiHidden/>
     <w:unhideWhenUsed/>
   </w:style>
-  <w:style w:type="paragraph" w:styleId="a3">
+  <w:style w:type="paragraph" w:styleId="Header">
     <w:name w:val="header"/>
-    <w:basedOn w:val="a"/>
+    <w:basedOn w:val="Normal"/>
     <w:pPr>
       <w:tabs>
         <w:tab w:val="center" w:pos="4252"/>
@@ -22664,9 +22630,9 @@
       <w:snapToGrid w:val="0"/>
     </w:pPr>
   </w:style>
-  <w:style w:type="paragraph" w:styleId="a4">
+  <w:style w:type="paragraph" w:styleId="Footer">
     <w:name w:val="footer"/>
-    <w:basedOn w:val="a"/>
+    <w:basedOn w:val="Normal"/>
     <w:pPr>
       <w:tabs>
         <w:tab w:val="center" w:pos="4252"/>
@@ -22675,13 +22641,13 @@
       <w:snapToGrid w:val="0"/>
     </w:pPr>
   </w:style>
-  <w:style w:type="character" w:styleId="a5">
+  <w:style w:type="character" w:styleId="PageNumber">
     <w:name w:val="page number"/>
-    <w:basedOn w:val="a0"/>
+    <w:basedOn w:val="DefaultParagraphFont"/>
   </w:style>
-  <w:style w:type="paragraph" w:styleId="a6">
+  <w:style w:type="paragraph" w:styleId="Title">
     <w:name w:val="Title"/>
-    <w:basedOn w:val="a"/>
+    <w:basedOn w:val="Normal"/>
     <w:qFormat/>
     <w:pPr>
       <w:jc w:val="center"/>
@@ -22691,9 +22657,9 @@
       <w:bdr w:val="single" w:sz="4" w:space="0" w:color="auto"/>
     </w:rPr>
   </w:style>
-  <w:style w:type="paragraph" w:styleId="a7">
+  <w:style w:type="paragraph" w:styleId="Subtitle">
     <w:name w:val="Subtitle"/>
-    <w:basedOn w:val="a"/>
+    <w:basedOn w:val="Normal"/>
     <w:qFormat/>
     <w:pPr>
       <w:jc w:val="center"/>
@@ -22702,9 +22668,9 @@
       <w:sz w:val="40"/>
     </w:rPr>
   </w:style>
-  <w:style w:type="paragraph" w:styleId="a8">
+  <w:style w:type="paragraph" w:styleId="BodyText">
     <w:name w:val="Body Text"/>
-    <w:basedOn w:val="a"/>
+    <w:basedOn w:val="Normal"/>
     <w:pPr>
       <w:spacing w:before="120" w:line="360" w:lineRule="atLeast"/>
       <w:jc w:val="left"/>
@@ -22715,9 +22681,9 @@
       <w:sz w:val="22"/>
     </w:rPr>
   </w:style>
-  <w:style w:type="paragraph" w:styleId="a9">
+  <w:style w:type="paragraph" w:styleId="BodyTextIndent">
     <w:name w:val="Body Text Indent"/>
-    <w:basedOn w:val="a"/>
+    <w:basedOn w:val="Normal"/>
     <w:pPr>
       <w:tabs>
         <w:tab w:val="left" w:pos="284"/>
@@ -22730,9 +22696,9 @@
       <w:sz w:val="22"/>
     </w:rPr>
   </w:style>
-  <w:style w:type="paragraph" w:styleId="20">
+  <w:style w:type="paragraph" w:styleId="BodyText2">
     <w:name w:val="Body Text 2"/>
-    <w:basedOn w:val="a"/>
+    <w:basedOn w:val="Normal"/>
     <w:pPr>
       <w:spacing w:before="60"/>
     </w:pPr>
@@ -22741,9 +22707,9 @@
       <w:sz w:val="22"/>
     </w:rPr>
   </w:style>
-  <w:style w:type="paragraph" w:styleId="21">
+  <w:style w:type="paragraph" w:styleId="BodyTextIndent2">
     <w:name w:val="Body Text Indent 2"/>
-    <w:basedOn w:val="a"/>
+    <w:basedOn w:val="Normal"/>
     <w:pPr>
       <w:spacing w:line="360" w:lineRule="atLeast"/>
       <w:ind w:leftChars="225" w:left="540" w:firstLineChars="1" w:firstLine="2"/>
@@ -22754,9 +22720,9 @@
       <w:sz w:val="22"/>
     </w:rPr>
   </w:style>
-  <w:style w:type="paragraph" w:styleId="30">
+  <w:style w:type="paragraph" w:styleId="BodyTextIndent3">
     <w:name w:val="Body Text Indent 3"/>
-    <w:basedOn w:val="a"/>
+    <w:basedOn w:val="Normal"/>
     <w:pPr>
       <w:tabs>
         <w:tab w:val="left" w:pos="1080"/>
@@ -22768,9 +22734,9 @@
       <w:sz w:val="22"/>
     </w:rPr>
   </w:style>
-  <w:style w:type="paragraph" w:styleId="aa">
+  <w:style w:type="paragraph" w:styleId="BlockText">
     <w:name w:val="Block Text"/>
-    <w:basedOn w:val="a"/>
+    <w:basedOn w:val="Normal"/>
     <w:pPr>
       <w:tabs>
         <w:tab w:val="left" w:pos="1615"/>
@@ -22784,31 +22750,31 @@
       <w:sz w:val="22"/>
     </w:rPr>
   </w:style>
-  <w:style w:type="character" w:styleId="ab">
+  <w:style w:type="character" w:styleId="Hyperlink">
     <w:name w:val="Hyperlink"/>
     <w:rPr>
       <w:color w:val="0000FF"/>
       <w:u w:val="single"/>
     </w:rPr>
   </w:style>
-  <w:style w:type="character" w:styleId="ac">
+  <w:style w:type="character" w:styleId="FollowedHyperlink">
     <w:name w:val="FollowedHyperlink"/>
     <w:rPr>
       <w:color w:val="800080"/>
       <w:u w:val="single"/>
     </w:rPr>
   </w:style>
-  <w:style w:type="paragraph" w:styleId="ad">
+  <w:style w:type="paragraph" w:styleId="Date">
     <w:name w:val="Date"/>
-    <w:basedOn w:val="a"/>
-    <w:next w:val="a"/>
+    <w:basedOn w:val="Normal"/>
+    <w:next w:val="Normal"/>
     <w:rPr>
       <w:rFonts w:ascii="Times New Roman" w:hAnsi="Times New Roman"/>
     </w:rPr>
   </w:style>
-  <w:style w:type="paragraph" w:styleId="31">
+  <w:style w:type="paragraph" w:styleId="BodyText3">
     <w:name w:val="Body Text 3"/>
-    <w:basedOn w:val="a"/>
+    <w:basedOn w:val="Normal"/>
     <w:pPr>
       <w:spacing w:beforeLines="20" w:before="72" w:line="280" w:lineRule="exact"/>
       <w:ind w:rightChars="202" w:right="485"/>
@@ -22821,7 +22787,7 @@
   </w:style>
   <w:style w:type="paragraph" w:customStyle="1" w:styleId="UnitTitle">
     <w:name w:val="Unit Title"/>
-    <w:basedOn w:val="a"/>
+    <w:basedOn w:val="Normal"/>
     <w:pPr>
       <w:widowControl/>
       <w:tabs>
@@ -22845,7 +22811,7 @@
   </w:style>
   <w:style w:type="paragraph" w:customStyle="1" w:styleId="SectionHead">
     <w:name w:val="Section Head"/>
-    <w:basedOn w:val="a"/>
+    <w:basedOn w:val="Normal"/>
     <w:pPr>
       <w:widowControl/>
       <w:tabs>
@@ -22869,7 +22835,7 @@
   </w:style>
   <w:style w:type="paragraph" w:customStyle="1" w:styleId="Text8">
     <w:name w:val="Text8"/>
-    <w:basedOn w:val="a"/>
+    <w:basedOn w:val="Normal"/>
     <w:pPr>
       <w:widowControl/>
       <w:tabs>
@@ -22893,7 +22859,7 @@
   </w:style>
   <w:style w:type="paragraph" w:customStyle="1" w:styleId="Text10">
     <w:name w:val="Text10"/>
-    <w:basedOn w:val="a"/>
+    <w:basedOn w:val="Normal"/>
     <w:pPr>
       <w:widowControl/>
       <w:tabs>
@@ -22917,7 +22883,7 @@
   </w:style>
   <w:style w:type="paragraph" w:customStyle="1" w:styleId="Space11">
     <w:name w:val="Space11"/>
-    <w:basedOn w:val="a"/>
+    <w:basedOn w:val="Normal"/>
     <w:pPr>
       <w:widowControl/>
       <w:tabs>
@@ -22938,9 +22904,9 @@
       <w:sz w:val="10"/>
     </w:rPr>
   </w:style>
-  <w:style w:type="paragraph" w:styleId="ae">
+  <w:style w:type="paragraph" w:styleId="NormalIndent">
     <w:name w:val="Normal Indent"/>
-    <w:basedOn w:val="a"/>
+    <w:basedOn w:val="Normal"/>
     <w:pPr>
       <w:widowControl/>
       <w:overflowPunct w:val="0"/>
@@ -22956,9 +22922,9 @@
       <w:kern w:val="0"/>
     </w:rPr>
   </w:style>
-  <w:style w:type="table" w:styleId="af">
+  <w:style w:type="table" w:styleId="TableGrid">
     <w:name w:val="Table Grid"/>
-    <w:basedOn w:val="a1"/>
+    <w:basedOn w:val="TableNormal"/>
     <w:rsid w:val="005A0818"/>
     <w:pPr>
       <w:widowControl w:val="0"/>
@@ -22977,7 +22943,7 @@
   </w:style>
   <w:style w:type="paragraph" w:customStyle="1" w:styleId="Text">
     <w:name w:val="Text"/>
-    <w:basedOn w:val="a"/>
+    <w:basedOn w:val="Normal"/>
     <w:rsid w:val="00ED789F"/>
     <w:pPr>
       <w:widowControl/>
@@ -22999,31 +22965,31 @@
       <w:sz w:val="20"/>
     </w:rPr>
   </w:style>
-  <w:style w:type="paragraph" w:styleId="af0">
+  <w:style w:type="paragraph" w:styleId="BalloonText">
     <w:name w:val="Balloon Text"/>
-    <w:basedOn w:val="a"/>
-    <w:link w:val="af1"/>
+    <w:basedOn w:val="Normal"/>
+    <w:link w:val="BalloonTextChar"/>
     <w:rsid w:val="00AB0E0C"/>
     <w:rPr>
-      <w:rFonts w:ascii="Arial" w:eastAsia="ＭＳ ゴシック" w:hAnsi="Arial"/>
+      <w:rFonts w:ascii="Arial" w:eastAsia="MS Gothic" w:hAnsi="Arial"/>
       <w:sz w:val="18"/>
       <w:szCs w:val="18"/>
     </w:rPr>
   </w:style>
-  <w:style w:type="character" w:customStyle="1" w:styleId="af1">
-    <w:name w:val="吹き出し (文字)"/>
-    <w:link w:val="af0"/>
+  <w:style w:type="character" w:customStyle="1" w:styleId="BalloonTextChar">
+    <w:name w:val="Balloon Text Char"/>
+    <w:link w:val="BalloonText"/>
     <w:rsid w:val="00AB0E0C"/>
     <w:rPr>
-      <w:rFonts w:ascii="Arial" w:eastAsia="ＭＳ ゴシック" w:hAnsi="Arial" w:cs="Times New Roman"/>
+      <w:rFonts w:ascii="Arial" w:eastAsia="MS Gothic" w:hAnsi="Arial" w:cs="Times New Roman"/>
       <w:kern w:val="2"/>
       <w:sz w:val="18"/>
       <w:szCs w:val="18"/>
     </w:rPr>
   </w:style>
-  <w:style w:type="paragraph" w:styleId="af2">
+  <w:style w:type="paragraph" w:styleId="ListParagraph">
     <w:name w:val="List Paragraph"/>
-    <w:basedOn w:val="a"/>
+    <w:basedOn w:val="Normal"/>
     <w:uiPriority w:val="72"/>
     <w:rsid w:val="00455AFA"/>
     <w:pPr>
